--- a/docs/Full_Report_Revised_Final_Results_Draft.docx
+++ b/docs/Full_Report_Revised_Final_Results_Draft.docx
@@ -63,19 +63,4513 @@
         <w:pStyle w:val="Heading1"/>
         <w:jc w:val="both"/>
       </w:pPr>
+      <w:bookmarkStart w:id="0" w:name="_Toc239303708"/>
+      <w:r>
+        <w:lastRenderedPageBreak/>
+        <w:t>Abstract</w:t>
+      </w:r>
+      <w:bookmarkEnd w:id="0"/>
+    </w:p>
+    <w:p>
+      <w:pPr>
+        <w:jc w:val="both"/>
+      </w:pPr>
+      <w:r>
+        <w:t>This dissertation investigates whether reinforcement learning can improve Dynamic Difficulty Adjustment (DDA) in a Godot-based game using simulated player behaviours. Building on the framework of Climent et al. (2024), the project replaces their tabular 2Q approach with Proximal Policy Optimisation (PPO) and evaluates the resulting controller against static and rule-based difficulty across five simulated player profiles. A total of 450 evaluation episodes were analysed using measures including failure rate, survival time, difficulty behaviour and time spent within a target balance range. The PPO controller showed clear adaptive behaviour and achieved a lower overall failure rate than both baselines, but performance varied between profiles and was not consistently superior to rule-based DDA. Deterministic PPO inference also collapsed to non-adaptive behaviour, while stochastic inference preserved the adaptation observed during training. Overall, the results partially support the proposed hypotheses and show that PPO is a viable approach to DDA in Godot, while highlighting the importance of reward design, player behaviour and deployment strategy.</w:t>
+      </w:r>
+    </w:p>
+    <w:p>
+      <w:pPr>
+        <w:spacing w:after="200" w:line="276" w:lineRule="auto"/>
+      </w:pPr>
+      <w:r>
+        <w:br w:type="page"/>
+      </w:r>
+    </w:p>
+    <w:p>
+      <w:pPr>
+        <w:jc w:val="both"/>
+      </w:pPr>
+    </w:p>
+    <w:sdt>
+      <w:sdtPr>
+        <w:rPr>
+          <w:rFonts w:asciiTheme="minorHAnsi" w:eastAsiaTheme="minorHAnsi" w:hAnsiTheme="minorHAnsi" w:cstheme="minorBidi"/>
+          <w:color w:val="auto"/>
+          <w:sz w:val="24"/>
+          <w:szCs w:val="24"/>
+        </w:rPr>
+        <w:id w:val="-1952318399"/>
+        <w:docPartObj>
+          <w:docPartGallery w:val="Table of Contents"/>
+          <w:docPartUnique/>
+        </w:docPartObj>
+      </w:sdtPr>
+      <w:sdtEndPr>
+        <w:rPr>
+          <w:b/>
+          <w:bCs/>
+          <w:noProof/>
+        </w:rPr>
+      </w:sdtEndPr>
+      <w:sdtContent>
+        <w:p>
+          <w:pPr>
+            <w:pStyle w:val="TOCHeading"/>
+          </w:pPr>
+          <w:r>
+            <w:t>Table of Contents</w:t>
+          </w:r>
+        </w:p>
+        <w:p>
+          <w:pPr>
+            <w:pStyle w:val="TOC1"/>
+            <w:tabs>
+              <w:tab w:val="right" w:leader="dot" w:pos="9782"/>
+            </w:tabs>
+            <w:rPr>
+              <w:noProof/>
+            </w:rPr>
+          </w:pPr>
+          <w:r>
+            <w:rPr>
+              <w:b w:val="0"/>
+              <w:bCs w:val="0"/>
+            </w:rPr>
+            <w:fldChar w:fldCharType="begin"/>
+          </w:r>
+          <w:r>
+            <w:instrText xml:space="preserve"> TOC \o "1-3" \h \z \u </w:instrText>
+          </w:r>
+          <w:r>
+            <w:rPr>
+              <w:b w:val="0"/>
+              <w:bCs w:val="0"/>
+            </w:rPr>
+            <w:fldChar w:fldCharType="separate"/>
+          </w:r>
+          <w:hyperlink w:anchor="_Toc239303708" w:history="1">
+            <w:r>
+              <w:rPr>
+                <w:rStyle w:val="Hyperlink"/>
+                <w:noProof/>
+              </w:rPr>
+              <w:t>Abstract</w:t>
+            </w:r>
+            <w:r>
+              <w:rPr>
+                <w:noProof/>
+                <w:webHidden/>
+              </w:rPr>
+              <w:tab/>
+            </w:r>
+            <w:r>
+              <w:rPr>
+                <w:noProof/>
+                <w:webHidden/>
+              </w:rPr>
+              <w:fldChar w:fldCharType="begin"/>
+            </w:r>
+            <w:r>
+              <w:rPr>
+                <w:noProof/>
+                <w:webHidden/>
+              </w:rPr>
+              <w:instrText xml:space="preserve"> PAGEREF _Toc239303708 \h </w:instrText>
+            </w:r>
+            <w:r>
+              <w:rPr>
+                <w:noProof/>
+                <w:webHidden/>
+              </w:rPr>
+            </w:r>
+            <w:r>
+              <w:rPr>
+                <w:noProof/>
+                <w:webHidden/>
+              </w:rPr>
+              <w:fldChar w:fldCharType="separate"/>
+            </w:r>
+            <w:r>
+              <w:rPr>
+                <w:noProof/>
+                <w:webHidden/>
+              </w:rPr>
+              <w:t>2</w:t>
+            </w:r>
+            <w:r>
+              <w:rPr>
+                <w:noProof/>
+                <w:webHidden/>
+              </w:rPr>
+              <w:fldChar w:fldCharType="end"/>
+            </w:r>
+          </w:hyperlink>
+        </w:p>
+        <w:p>
+          <w:pPr>
+            <w:pStyle w:val="TOC1"/>
+            <w:tabs>
+              <w:tab w:val="right" w:leader="dot" w:pos="9782"/>
+            </w:tabs>
+            <w:rPr>
+              <w:noProof/>
+            </w:rPr>
+          </w:pPr>
+          <w:hyperlink w:anchor="_Toc239303709" w:history="1">
+            <w:r>
+              <w:rPr>
+                <w:rStyle w:val="Hyperlink"/>
+                <w:noProof/>
+              </w:rPr>
+              <w:t>1. Introduction</w:t>
+            </w:r>
+            <w:r>
+              <w:rPr>
+                <w:noProof/>
+                <w:webHidden/>
+              </w:rPr>
+              <w:tab/>
+            </w:r>
+            <w:r>
+              <w:rPr>
+                <w:noProof/>
+                <w:webHidden/>
+              </w:rPr>
+              <w:fldChar w:fldCharType="begin"/>
+            </w:r>
+            <w:r>
+              <w:rPr>
+                <w:noProof/>
+                <w:webHidden/>
+              </w:rPr>
+              <w:instrText xml:space="preserve"> PAGEREF _Toc239303709 \h </w:instrText>
+            </w:r>
+            <w:r>
+              <w:rPr>
+                <w:noProof/>
+                <w:webHidden/>
+              </w:rPr>
+            </w:r>
+            <w:r>
+              <w:rPr>
+                <w:noProof/>
+                <w:webHidden/>
+              </w:rPr>
+              <w:fldChar w:fldCharType="separate"/>
+            </w:r>
+            <w:r>
+              <w:rPr>
+                <w:noProof/>
+                <w:webHidden/>
+              </w:rPr>
+              <w:t>2</w:t>
+            </w:r>
+            <w:r>
+              <w:rPr>
+                <w:noProof/>
+                <w:webHidden/>
+              </w:rPr>
+              <w:fldChar w:fldCharType="end"/>
+            </w:r>
+          </w:hyperlink>
+        </w:p>
+        <w:p>
+          <w:pPr>
+            <w:pStyle w:val="TOC2"/>
+            <w:tabs>
+              <w:tab w:val="right" w:leader="dot" w:pos="9782"/>
+            </w:tabs>
+            <w:rPr>
+              <w:noProof/>
+            </w:rPr>
+          </w:pPr>
+          <w:hyperlink w:anchor="_Toc239303710" w:history="1">
+            <w:r>
+              <w:rPr>
+                <w:rStyle w:val="Hyperlink"/>
+                <w:noProof/>
+              </w:rPr>
+              <w:t>1.1 Background</w:t>
+            </w:r>
+            <w:r>
+              <w:rPr>
+                <w:noProof/>
+                <w:webHidden/>
+              </w:rPr>
+              <w:tab/>
+            </w:r>
+            <w:r>
+              <w:rPr>
+                <w:noProof/>
+                <w:webHidden/>
+              </w:rPr>
+              <w:fldChar w:fldCharType="begin"/>
+            </w:r>
+            <w:r>
+              <w:rPr>
+                <w:noProof/>
+                <w:webHidden/>
+              </w:rPr>
+              <w:instrText xml:space="preserve"> PAGEREF _Toc239303710 \h </w:instrText>
+            </w:r>
+            <w:r>
+              <w:rPr>
+                <w:noProof/>
+                <w:webHidden/>
+              </w:rPr>
+            </w:r>
+            <w:r>
+              <w:rPr>
+                <w:noProof/>
+                <w:webHidden/>
+              </w:rPr>
+              <w:fldChar w:fldCharType="separate"/>
+            </w:r>
+            <w:r>
+              <w:rPr>
+                <w:noProof/>
+                <w:webHidden/>
+              </w:rPr>
+              <w:t>2</w:t>
+            </w:r>
+            <w:r>
+              <w:rPr>
+                <w:noProof/>
+                <w:webHidden/>
+              </w:rPr>
+              <w:fldChar w:fldCharType="end"/>
+            </w:r>
+          </w:hyperlink>
+        </w:p>
+        <w:p>
+          <w:pPr>
+            <w:pStyle w:val="TOC2"/>
+            <w:tabs>
+              <w:tab w:val="right" w:leader="dot" w:pos="9782"/>
+            </w:tabs>
+            <w:rPr>
+              <w:noProof/>
+            </w:rPr>
+          </w:pPr>
+          <w:hyperlink w:anchor="_Toc239303711" w:history="1">
+            <w:r>
+              <w:rPr>
+                <w:rStyle w:val="Hyperlink"/>
+                <w:noProof/>
+              </w:rPr>
+              <w:t>1.2 Problem Definition</w:t>
+            </w:r>
+            <w:r>
+              <w:rPr>
+                <w:noProof/>
+                <w:webHidden/>
+              </w:rPr>
+              <w:tab/>
+            </w:r>
+            <w:r>
+              <w:rPr>
+                <w:noProof/>
+                <w:webHidden/>
+              </w:rPr>
+              <w:fldChar w:fldCharType="begin"/>
+            </w:r>
+            <w:r>
+              <w:rPr>
+                <w:noProof/>
+                <w:webHidden/>
+              </w:rPr>
+              <w:instrText xml:space="preserve"> PAGEREF _Toc239303711 \h </w:instrText>
+            </w:r>
+            <w:r>
+              <w:rPr>
+                <w:noProof/>
+                <w:webHidden/>
+              </w:rPr>
+            </w:r>
+            <w:r>
+              <w:rPr>
+                <w:noProof/>
+                <w:webHidden/>
+              </w:rPr>
+              <w:fldChar w:fldCharType="separate"/>
+            </w:r>
+            <w:r>
+              <w:rPr>
+                <w:noProof/>
+                <w:webHidden/>
+              </w:rPr>
+              <w:t>3</w:t>
+            </w:r>
+            <w:r>
+              <w:rPr>
+                <w:noProof/>
+                <w:webHidden/>
+              </w:rPr>
+              <w:fldChar w:fldCharType="end"/>
+            </w:r>
+          </w:hyperlink>
+        </w:p>
+        <w:p>
+          <w:pPr>
+            <w:pStyle w:val="TOC2"/>
+            <w:tabs>
+              <w:tab w:val="right" w:leader="dot" w:pos="9782"/>
+            </w:tabs>
+            <w:rPr>
+              <w:noProof/>
+            </w:rPr>
+          </w:pPr>
+          <w:hyperlink w:anchor="_Toc239303712" w:history="1">
+            <w:r>
+              <w:rPr>
+                <w:rStyle w:val="Hyperlink"/>
+                <w:noProof/>
+              </w:rPr>
+              <w:t>1.3 Real-World Impact</w:t>
+            </w:r>
+            <w:r>
+              <w:rPr>
+                <w:noProof/>
+                <w:webHidden/>
+              </w:rPr>
+              <w:tab/>
+            </w:r>
+            <w:r>
+              <w:rPr>
+                <w:noProof/>
+                <w:webHidden/>
+              </w:rPr>
+              <w:fldChar w:fldCharType="begin"/>
+            </w:r>
+            <w:r>
+              <w:rPr>
+                <w:noProof/>
+                <w:webHidden/>
+              </w:rPr>
+              <w:instrText xml:space="preserve"> PAGEREF _Toc239303712 \h </w:instrText>
+            </w:r>
+            <w:r>
+              <w:rPr>
+                <w:noProof/>
+                <w:webHidden/>
+              </w:rPr>
+            </w:r>
+            <w:r>
+              <w:rPr>
+                <w:noProof/>
+                <w:webHidden/>
+              </w:rPr>
+              <w:fldChar w:fldCharType="separate"/>
+            </w:r>
+            <w:r>
+              <w:rPr>
+                <w:noProof/>
+                <w:webHidden/>
+              </w:rPr>
+              <w:t>3</w:t>
+            </w:r>
+            <w:r>
+              <w:rPr>
+                <w:noProof/>
+                <w:webHidden/>
+              </w:rPr>
+              <w:fldChar w:fldCharType="end"/>
+            </w:r>
+          </w:hyperlink>
+        </w:p>
+        <w:p>
+          <w:pPr>
+            <w:pStyle w:val="TOC2"/>
+            <w:tabs>
+              <w:tab w:val="right" w:leader="dot" w:pos="9782"/>
+            </w:tabs>
+            <w:rPr>
+              <w:noProof/>
+            </w:rPr>
+          </w:pPr>
+          <w:hyperlink w:anchor="_Toc239303713" w:history="1">
+            <w:r>
+              <w:rPr>
+                <w:rStyle w:val="Hyperlink"/>
+                <w:noProof/>
+              </w:rPr>
+              <w:t>1.4 Aim and Objectives</w:t>
+            </w:r>
+            <w:r>
+              <w:rPr>
+                <w:noProof/>
+                <w:webHidden/>
+              </w:rPr>
+              <w:tab/>
+            </w:r>
+            <w:r>
+              <w:rPr>
+                <w:noProof/>
+                <w:webHidden/>
+              </w:rPr>
+              <w:fldChar w:fldCharType="begin"/>
+            </w:r>
+            <w:r>
+              <w:rPr>
+                <w:noProof/>
+                <w:webHidden/>
+              </w:rPr>
+              <w:instrText xml:space="preserve"> PAGEREF _Toc239303713 \h </w:instrText>
+            </w:r>
+            <w:r>
+              <w:rPr>
+                <w:noProof/>
+                <w:webHidden/>
+              </w:rPr>
+            </w:r>
+            <w:r>
+              <w:rPr>
+                <w:noProof/>
+                <w:webHidden/>
+              </w:rPr>
+              <w:fldChar w:fldCharType="separate"/>
+            </w:r>
+            <w:r>
+              <w:rPr>
+                <w:noProof/>
+                <w:webHidden/>
+              </w:rPr>
+              <w:t>3</w:t>
+            </w:r>
+            <w:r>
+              <w:rPr>
+                <w:noProof/>
+                <w:webHidden/>
+              </w:rPr>
+              <w:fldChar w:fldCharType="end"/>
+            </w:r>
+          </w:hyperlink>
+        </w:p>
+        <w:p>
+          <w:pPr>
+            <w:pStyle w:val="TOC2"/>
+            <w:tabs>
+              <w:tab w:val="right" w:leader="dot" w:pos="9782"/>
+            </w:tabs>
+            <w:rPr>
+              <w:noProof/>
+            </w:rPr>
+          </w:pPr>
+          <w:hyperlink w:anchor="_Toc239303714" w:history="1">
+            <w:r>
+              <w:rPr>
+                <w:rStyle w:val="Hyperlink"/>
+                <w:noProof/>
+              </w:rPr>
+              <w:t>1.5 Report Structure</w:t>
+            </w:r>
+            <w:r>
+              <w:rPr>
+                <w:noProof/>
+                <w:webHidden/>
+              </w:rPr>
+              <w:tab/>
+            </w:r>
+            <w:r>
+              <w:rPr>
+                <w:noProof/>
+                <w:webHidden/>
+              </w:rPr>
+              <w:fldChar w:fldCharType="begin"/>
+            </w:r>
+            <w:r>
+              <w:rPr>
+                <w:noProof/>
+                <w:webHidden/>
+              </w:rPr>
+              <w:instrText xml:space="preserve"> PAGEREF _Toc239303714 \h </w:instrText>
+            </w:r>
+            <w:r>
+              <w:rPr>
+                <w:noProof/>
+                <w:webHidden/>
+              </w:rPr>
+            </w:r>
+            <w:r>
+              <w:rPr>
+                <w:noProof/>
+                <w:webHidden/>
+              </w:rPr>
+              <w:fldChar w:fldCharType="separate"/>
+            </w:r>
+            <w:r>
+              <w:rPr>
+                <w:noProof/>
+                <w:webHidden/>
+              </w:rPr>
+              <w:t>4</w:t>
+            </w:r>
+            <w:r>
+              <w:rPr>
+                <w:noProof/>
+                <w:webHidden/>
+              </w:rPr>
+              <w:fldChar w:fldCharType="end"/>
+            </w:r>
+          </w:hyperlink>
+        </w:p>
+        <w:p>
+          <w:pPr>
+            <w:pStyle w:val="TOC1"/>
+            <w:tabs>
+              <w:tab w:val="right" w:leader="dot" w:pos="9782"/>
+            </w:tabs>
+            <w:rPr>
+              <w:noProof/>
+            </w:rPr>
+          </w:pPr>
+          <w:hyperlink w:anchor="_Toc239303715" w:history="1">
+            <w:r>
+              <w:rPr>
+                <w:rStyle w:val="Hyperlink"/>
+                <w:noProof/>
+              </w:rPr>
+              <w:t>2. Literature Review</w:t>
+            </w:r>
+            <w:r>
+              <w:rPr>
+                <w:noProof/>
+                <w:webHidden/>
+              </w:rPr>
+              <w:tab/>
+            </w:r>
+            <w:r>
+              <w:rPr>
+                <w:noProof/>
+                <w:webHidden/>
+              </w:rPr>
+              <w:fldChar w:fldCharType="begin"/>
+            </w:r>
+            <w:r>
+              <w:rPr>
+                <w:noProof/>
+                <w:webHidden/>
+              </w:rPr>
+              <w:instrText xml:space="preserve"> PAGEREF _Toc239303715 \h </w:instrText>
+            </w:r>
+            <w:r>
+              <w:rPr>
+                <w:noProof/>
+                <w:webHidden/>
+              </w:rPr>
+            </w:r>
+            <w:r>
+              <w:rPr>
+                <w:noProof/>
+                <w:webHidden/>
+              </w:rPr>
+              <w:fldChar w:fldCharType="separate"/>
+            </w:r>
+            <w:r>
+              <w:rPr>
+                <w:noProof/>
+                <w:webHidden/>
+              </w:rPr>
+              <w:t>4</w:t>
+            </w:r>
+            <w:r>
+              <w:rPr>
+                <w:noProof/>
+                <w:webHidden/>
+              </w:rPr>
+              <w:fldChar w:fldCharType="end"/>
+            </w:r>
+          </w:hyperlink>
+        </w:p>
+        <w:p>
+          <w:pPr>
+            <w:pStyle w:val="TOC2"/>
+            <w:tabs>
+              <w:tab w:val="right" w:leader="dot" w:pos="9782"/>
+            </w:tabs>
+            <w:rPr>
+              <w:noProof/>
+            </w:rPr>
+          </w:pPr>
+          <w:hyperlink w:anchor="_Toc239303716" w:history="1">
+            <w:r>
+              <w:rPr>
+                <w:rStyle w:val="Hyperlink"/>
+                <w:noProof/>
+              </w:rPr>
+              <w:t>2.1 Dynamic Difficulty Adjustment</w:t>
+            </w:r>
+            <w:r>
+              <w:rPr>
+                <w:noProof/>
+                <w:webHidden/>
+              </w:rPr>
+              <w:tab/>
+            </w:r>
+            <w:r>
+              <w:rPr>
+                <w:noProof/>
+                <w:webHidden/>
+              </w:rPr>
+              <w:fldChar w:fldCharType="begin"/>
+            </w:r>
+            <w:r>
+              <w:rPr>
+                <w:noProof/>
+                <w:webHidden/>
+              </w:rPr>
+              <w:instrText xml:space="preserve"> PAGEREF _Toc239303716 \h </w:instrText>
+            </w:r>
+            <w:r>
+              <w:rPr>
+                <w:noProof/>
+                <w:webHidden/>
+              </w:rPr>
+            </w:r>
+            <w:r>
+              <w:rPr>
+                <w:noProof/>
+                <w:webHidden/>
+              </w:rPr>
+              <w:fldChar w:fldCharType="separate"/>
+            </w:r>
+            <w:r>
+              <w:rPr>
+                <w:noProof/>
+                <w:webHidden/>
+              </w:rPr>
+              <w:t>4</w:t>
+            </w:r>
+            <w:r>
+              <w:rPr>
+                <w:noProof/>
+                <w:webHidden/>
+              </w:rPr>
+              <w:fldChar w:fldCharType="end"/>
+            </w:r>
+          </w:hyperlink>
+        </w:p>
+        <w:p>
+          <w:pPr>
+            <w:pStyle w:val="TOC2"/>
+            <w:tabs>
+              <w:tab w:val="right" w:leader="dot" w:pos="9782"/>
+            </w:tabs>
+            <w:rPr>
+              <w:noProof/>
+            </w:rPr>
+          </w:pPr>
+          <w:hyperlink w:anchor="_Toc239303717" w:history="1">
+            <w:r>
+              <w:rPr>
+                <w:rStyle w:val="Hyperlink"/>
+                <w:noProof/>
+              </w:rPr>
+              <w:t>2.2 Rule-Based, Performance-Based and Affective DDA</w:t>
+            </w:r>
+            <w:r>
+              <w:rPr>
+                <w:noProof/>
+                <w:webHidden/>
+              </w:rPr>
+              <w:tab/>
+            </w:r>
+            <w:r>
+              <w:rPr>
+                <w:noProof/>
+                <w:webHidden/>
+              </w:rPr>
+              <w:fldChar w:fldCharType="begin"/>
+            </w:r>
+            <w:r>
+              <w:rPr>
+                <w:noProof/>
+                <w:webHidden/>
+              </w:rPr>
+              <w:instrText xml:space="preserve"> PAGEREF _Toc239303717 \h </w:instrText>
+            </w:r>
+            <w:r>
+              <w:rPr>
+                <w:noProof/>
+                <w:webHidden/>
+              </w:rPr>
+            </w:r>
+            <w:r>
+              <w:rPr>
+                <w:noProof/>
+                <w:webHidden/>
+              </w:rPr>
+              <w:fldChar w:fldCharType="separate"/>
+            </w:r>
+            <w:r>
+              <w:rPr>
+                <w:noProof/>
+                <w:webHidden/>
+              </w:rPr>
+              <w:t>4</w:t>
+            </w:r>
+            <w:r>
+              <w:rPr>
+                <w:noProof/>
+                <w:webHidden/>
+              </w:rPr>
+              <w:fldChar w:fldCharType="end"/>
+            </w:r>
+          </w:hyperlink>
+        </w:p>
+        <w:p>
+          <w:pPr>
+            <w:pStyle w:val="TOC2"/>
+            <w:tabs>
+              <w:tab w:val="right" w:leader="dot" w:pos="9782"/>
+            </w:tabs>
+            <w:rPr>
+              <w:noProof/>
+            </w:rPr>
+          </w:pPr>
+          <w:hyperlink w:anchor="_Toc239303718" w:history="1">
+            <w:r>
+              <w:rPr>
+                <w:rStyle w:val="Hyperlink"/>
+                <w:noProof/>
+              </w:rPr>
+              <w:t>2.3 Machine Learning and Player Modelling</w:t>
+            </w:r>
+            <w:r>
+              <w:rPr>
+                <w:noProof/>
+                <w:webHidden/>
+              </w:rPr>
+              <w:tab/>
+            </w:r>
+            <w:r>
+              <w:rPr>
+                <w:noProof/>
+                <w:webHidden/>
+              </w:rPr>
+              <w:fldChar w:fldCharType="begin"/>
+            </w:r>
+            <w:r>
+              <w:rPr>
+                <w:noProof/>
+                <w:webHidden/>
+              </w:rPr>
+              <w:instrText xml:space="preserve"> PAGEREF _Toc239303718 \h </w:instrText>
+            </w:r>
+            <w:r>
+              <w:rPr>
+                <w:noProof/>
+                <w:webHidden/>
+              </w:rPr>
+            </w:r>
+            <w:r>
+              <w:rPr>
+                <w:noProof/>
+                <w:webHidden/>
+              </w:rPr>
+              <w:fldChar w:fldCharType="separate"/>
+            </w:r>
+            <w:r>
+              <w:rPr>
+                <w:noProof/>
+                <w:webHidden/>
+              </w:rPr>
+              <w:t>5</w:t>
+            </w:r>
+            <w:r>
+              <w:rPr>
+                <w:noProof/>
+                <w:webHidden/>
+              </w:rPr>
+              <w:fldChar w:fldCharType="end"/>
+            </w:r>
+          </w:hyperlink>
+        </w:p>
+        <w:p>
+          <w:pPr>
+            <w:pStyle w:val="TOC2"/>
+            <w:tabs>
+              <w:tab w:val="right" w:leader="dot" w:pos="9782"/>
+            </w:tabs>
+            <w:rPr>
+              <w:noProof/>
+            </w:rPr>
+          </w:pPr>
+          <w:hyperlink w:anchor="_Toc239303719" w:history="1">
+            <w:r>
+              <w:rPr>
+                <w:rStyle w:val="Hyperlink"/>
+                <w:noProof/>
+              </w:rPr>
+              <w:t>2.4 Reinforcement Learning for DDA</w:t>
+            </w:r>
+            <w:r>
+              <w:rPr>
+                <w:noProof/>
+                <w:webHidden/>
+              </w:rPr>
+              <w:tab/>
+            </w:r>
+            <w:r>
+              <w:rPr>
+                <w:noProof/>
+                <w:webHidden/>
+              </w:rPr>
+              <w:fldChar w:fldCharType="begin"/>
+            </w:r>
+            <w:r>
+              <w:rPr>
+                <w:noProof/>
+                <w:webHidden/>
+              </w:rPr>
+              <w:instrText xml:space="preserve"> PAGEREF _Toc239303719 \h </w:instrText>
+            </w:r>
+            <w:r>
+              <w:rPr>
+                <w:noProof/>
+                <w:webHidden/>
+              </w:rPr>
+            </w:r>
+            <w:r>
+              <w:rPr>
+                <w:noProof/>
+                <w:webHidden/>
+              </w:rPr>
+              <w:fldChar w:fldCharType="separate"/>
+            </w:r>
+            <w:r>
+              <w:rPr>
+                <w:noProof/>
+                <w:webHidden/>
+              </w:rPr>
+              <w:t>5</w:t>
+            </w:r>
+            <w:r>
+              <w:rPr>
+                <w:noProof/>
+                <w:webHidden/>
+              </w:rPr>
+              <w:fldChar w:fldCharType="end"/>
+            </w:r>
+          </w:hyperlink>
+        </w:p>
+        <w:p>
+          <w:pPr>
+            <w:pStyle w:val="TOC2"/>
+            <w:tabs>
+              <w:tab w:val="right" w:leader="dot" w:pos="9782"/>
+            </w:tabs>
+            <w:rPr>
+              <w:noProof/>
+            </w:rPr>
+          </w:pPr>
+          <w:hyperlink w:anchor="_Toc239303720" w:history="1">
+            <w:r>
+              <w:rPr>
+                <w:rStyle w:val="Hyperlink"/>
+                <w:noProof/>
+              </w:rPr>
+              <w:t>2.5 Simulation-Based Evaluation and Godot Deployment</w:t>
+            </w:r>
+            <w:r>
+              <w:rPr>
+                <w:noProof/>
+                <w:webHidden/>
+              </w:rPr>
+              <w:tab/>
+            </w:r>
+            <w:r>
+              <w:rPr>
+                <w:noProof/>
+                <w:webHidden/>
+              </w:rPr>
+              <w:fldChar w:fldCharType="begin"/>
+            </w:r>
+            <w:r>
+              <w:rPr>
+                <w:noProof/>
+                <w:webHidden/>
+              </w:rPr>
+              <w:instrText xml:space="preserve"> PAGEREF _Toc239303720 \h </w:instrText>
+            </w:r>
+            <w:r>
+              <w:rPr>
+                <w:noProof/>
+                <w:webHidden/>
+              </w:rPr>
+            </w:r>
+            <w:r>
+              <w:rPr>
+                <w:noProof/>
+                <w:webHidden/>
+              </w:rPr>
+              <w:fldChar w:fldCharType="separate"/>
+            </w:r>
+            <w:r>
+              <w:rPr>
+                <w:noProof/>
+                <w:webHidden/>
+              </w:rPr>
+              <w:t>5</w:t>
+            </w:r>
+            <w:r>
+              <w:rPr>
+                <w:noProof/>
+                <w:webHidden/>
+              </w:rPr>
+              <w:fldChar w:fldCharType="end"/>
+            </w:r>
+          </w:hyperlink>
+        </w:p>
+        <w:p>
+          <w:pPr>
+            <w:pStyle w:val="TOC2"/>
+            <w:tabs>
+              <w:tab w:val="right" w:leader="dot" w:pos="9782"/>
+            </w:tabs>
+            <w:rPr>
+              <w:noProof/>
+            </w:rPr>
+          </w:pPr>
+          <w:hyperlink w:anchor="_Toc239303721" w:history="1">
+            <w:r>
+              <w:rPr>
+                <w:rStyle w:val="Hyperlink"/>
+                <w:noProof/>
+              </w:rPr>
+              <w:t>2.6 Research Gaps</w:t>
+            </w:r>
+            <w:r>
+              <w:rPr>
+                <w:noProof/>
+                <w:webHidden/>
+              </w:rPr>
+              <w:tab/>
+            </w:r>
+            <w:r>
+              <w:rPr>
+                <w:noProof/>
+                <w:webHidden/>
+              </w:rPr>
+              <w:fldChar w:fldCharType="begin"/>
+            </w:r>
+            <w:r>
+              <w:rPr>
+                <w:noProof/>
+                <w:webHidden/>
+              </w:rPr>
+              <w:instrText xml:space="preserve"> PAGEREF _Toc239303721 \h </w:instrText>
+            </w:r>
+            <w:r>
+              <w:rPr>
+                <w:noProof/>
+                <w:webHidden/>
+              </w:rPr>
+            </w:r>
+            <w:r>
+              <w:rPr>
+                <w:noProof/>
+                <w:webHidden/>
+              </w:rPr>
+              <w:fldChar w:fldCharType="separate"/>
+            </w:r>
+            <w:r>
+              <w:rPr>
+                <w:noProof/>
+                <w:webHidden/>
+              </w:rPr>
+              <w:t>6</w:t>
+            </w:r>
+            <w:r>
+              <w:rPr>
+                <w:noProof/>
+                <w:webHidden/>
+              </w:rPr>
+              <w:fldChar w:fldCharType="end"/>
+            </w:r>
+          </w:hyperlink>
+        </w:p>
+        <w:p>
+          <w:pPr>
+            <w:pStyle w:val="TOC2"/>
+            <w:tabs>
+              <w:tab w:val="right" w:leader="dot" w:pos="9782"/>
+            </w:tabs>
+            <w:rPr>
+              <w:noProof/>
+            </w:rPr>
+          </w:pPr>
+          <w:hyperlink w:anchor="_Toc239303722" w:history="1">
+            <w:r>
+              <w:rPr>
+                <w:rStyle w:val="Hyperlink"/>
+                <w:noProof/>
+              </w:rPr>
+              <w:t>2.7 User Needs and System Requirements</w:t>
+            </w:r>
+            <w:r>
+              <w:rPr>
+                <w:noProof/>
+                <w:webHidden/>
+              </w:rPr>
+              <w:tab/>
+            </w:r>
+            <w:r>
+              <w:rPr>
+                <w:noProof/>
+                <w:webHidden/>
+              </w:rPr>
+              <w:fldChar w:fldCharType="begin"/>
+            </w:r>
+            <w:r>
+              <w:rPr>
+                <w:noProof/>
+                <w:webHidden/>
+              </w:rPr>
+              <w:instrText xml:space="preserve"> PAGEREF _Toc239303722 \h </w:instrText>
+            </w:r>
+            <w:r>
+              <w:rPr>
+                <w:noProof/>
+                <w:webHidden/>
+              </w:rPr>
+            </w:r>
+            <w:r>
+              <w:rPr>
+                <w:noProof/>
+                <w:webHidden/>
+              </w:rPr>
+              <w:fldChar w:fldCharType="separate"/>
+            </w:r>
+            <w:r>
+              <w:rPr>
+                <w:noProof/>
+                <w:webHidden/>
+              </w:rPr>
+              <w:t>6</w:t>
+            </w:r>
+            <w:r>
+              <w:rPr>
+                <w:noProof/>
+                <w:webHidden/>
+              </w:rPr>
+              <w:fldChar w:fldCharType="end"/>
+            </w:r>
+          </w:hyperlink>
+        </w:p>
+        <w:p>
+          <w:pPr>
+            <w:pStyle w:val="TOC2"/>
+            <w:tabs>
+              <w:tab w:val="right" w:leader="dot" w:pos="9782"/>
+            </w:tabs>
+            <w:rPr>
+              <w:noProof/>
+            </w:rPr>
+          </w:pPr>
+          <w:hyperlink w:anchor="_Toc239303723" w:history="1">
+            <w:r>
+              <w:rPr>
+                <w:rStyle w:val="Hyperlink"/>
+                <w:noProof/>
+              </w:rPr>
+              <w:t>2.8 Research Questions</w:t>
+            </w:r>
+            <w:r>
+              <w:rPr>
+                <w:noProof/>
+                <w:webHidden/>
+              </w:rPr>
+              <w:tab/>
+            </w:r>
+            <w:r>
+              <w:rPr>
+                <w:noProof/>
+                <w:webHidden/>
+              </w:rPr>
+              <w:fldChar w:fldCharType="begin"/>
+            </w:r>
+            <w:r>
+              <w:rPr>
+                <w:noProof/>
+                <w:webHidden/>
+              </w:rPr>
+              <w:instrText xml:space="preserve"> PAGEREF _Toc239303723 \h </w:instrText>
+            </w:r>
+            <w:r>
+              <w:rPr>
+                <w:noProof/>
+                <w:webHidden/>
+              </w:rPr>
+            </w:r>
+            <w:r>
+              <w:rPr>
+                <w:noProof/>
+                <w:webHidden/>
+              </w:rPr>
+              <w:fldChar w:fldCharType="separate"/>
+            </w:r>
+            <w:r>
+              <w:rPr>
+                <w:noProof/>
+                <w:webHidden/>
+              </w:rPr>
+              <w:t>6</w:t>
+            </w:r>
+            <w:r>
+              <w:rPr>
+                <w:noProof/>
+                <w:webHidden/>
+              </w:rPr>
+              <w:fldChar w:fldCharType="end"/>
+            </w:r>
+          </w:hyperlink>
+        </w:p>
+        <w:p>
+          <w:pPr>
+            <w:pStyle w:val="TOC2"/>
+            <w:tabs>
+              <w:tab w:val="right" w:leader="dot" w:pos="9782"/>
+            </w:tabs>
+            <w:rPr>
+              <w:noProof/>
+            </w:rPr>
+          </w:pPr>
+          <w:hyperlink w:anchor="_Toc239303724" w:history="1">
+            <w:r>
+              <w:rPr>
+                <w:rStyle w:val="Hyperlink"/>
+                <w:noProof/>
+              </w:rPr>
+              <w:t>2.9 Research Hypotheses</w:t>
+            </w:r>
+            <w:r>
+              <w:rPr>
+                <w:noProof/>
+                <w:webHidden/>
+              </w:rPr>
+              <w:tab/>
+            </w:r>
+            <w:r>
+              <w:rPr>
+                <w:noProof/>
+                <w:webHidden/>
+              </w:rPr>
+              <w:fldChar w:fldCharType="begin"/>
+            </w:r>
+            <w:r>
+              <w:rPr>
+                <w:noProof/>
+                <w:webHidden/>
+              </w:rPr>
+              <w:instrText xml:space="preserve"> PAGEREF _Toc239303724 \h </w:instrText>
+            </w:r>
+            <w:r>
+              <w:rPr>
+                <w:noProof/>
+                <w:webHidden/>
+              </w:rPr>
+            </w:r>
+            <w:r>
+              <w:rPr>
+                <w:noProof/>
+                <w:webHidden/>
+              </w:rPr>
+              <w:fldChar w:fldCharType="separate"/>
+            </w:r>
+            <w:r>
+              <w:rPr>
+                <w:noProof/>
+                <w:webHidden/>
+              </w:rPr>
+              <w:t>7</w:t>
+            </w:r>
+            <w:r>
+              <w:rPr>
+                <w:noProof/>
+                <w:webHidden/>
+              </w:rPr>
+              <w:fldChar w:fldCharType="end"/>
+            </w:r>
+          </w:hyperlink>
+        </w:p>
+        <w:p>
+          <w:pPr>
+            <w:pStyle w:val="TOC1"/>
+            <w:tabs>
+              <w:tab w:val="right" w:leader="dot" w:pos="9782"/>
+            </w:tabs>
+            <w:rPr>
+              <w:noProof/>
+            </w:rPr>
+          </w:pPr>
+          <w:hyperlink w:anchor="_Toc239303725" w:history="1">
+            <w:r>
+              <w:rPr>
+                <w:rStyle w:val="Hyperlink"/>
+                <w:noProof/>
+              </w:rPr>
+              <w:t>3. Methodology and Implementation</w:t>
+            </w:r>
+            <w:r>
+              <w:rPr>
+                <w:noProof/>
+                <w:webHidden/>
+              </w:rPr>
+              <w:tab/>
+            </w:r>
+            <w:r>
+              <w:rPr>
+                <w:noProof/>
+                <w:webHidden/>
+              </w:rPr>
+              <w:fldChar w:fldCharType="begin"/>
+            </w:r>
+            <w:r>
+              <w:rPr>
+                <w:noProof/>
+                <w:webHidden/>
+              </w:rPr>
+              <w:instrText xml:space="preserve"> PAGEREF _Toc239303725 \h </w:instrText>
+            </w:r>
+            <w:r>
+              <w:rPr>
+                <w:noProof/>
+                <w:webHidden/>
+              </w:rPr>
+            </w:r>
+            <w:r>
+              <w:rPr>
+                <w:noProof/>
+                <w:webHidden/>
+              </w:rPr>
+              <w:fldChar w:fldCharType="separate"/>
+            </w:r>
+            <w:r>
+              <w:rPr>
+                <w:noProof/>
+                <w:webHidden/>
+              </w:rPr>
+              <w:t>7</w:t>
+            </w:r>
+            <w:r>
+              <w:rPr>
+                <w:noProof/>
+                <w:webHidden/>
+              </w:rPr>
+              <w:fldChar w:fldCharType="end"/>
+            </w:r>
+          </w:hyperlink>
+        </w:p>
+        <w:p>
+          <w:pPr>
+            <w:pStyle w:val="TOC2"/>
+            <w:tabs>
+              <w:tab w:val="right" w:leader="dot" w:pos="9782"/>
+            </w:tabs>
+            <w:rPr>
+              <w:noProof/>
+            </w:rPr>
+          </w:pPr>
+          <w:hyperlink w:anchor="_Toc239303726" w:history="1">
+            <w:r>
+              <w:rPr>
+                <w:rStyle w:val="Hyperlink"/>
+                <w:noProof/>
+              </w:rPr>
+              <w:t>3.1 Methodological Anchor Paper</w:t>
+            </w:r>
+            <w:r>
+              <w:rPr>
+                <w:noProof/>
+                <w:webHidden/>
+              </w:rPr>
+              <w:tab/>
+            </w:r>
+            <w:r>
+              <w:rPr>
+                <w:noProof/>
+                <w:webHidden/>
+              </w:rPr>
+              <w:fldChar w:fldCharType="begin"/>
+            </w:r>
+            <w:r>
+              <w:rPr>
+                <w:noProof/>
+                <w:webHidden/>
+              </w:rPr>
+              <w:instrText xml:space="preserve"> PAGEREF _Toc239303726 \h </w:instrText>
+            </w:r>
+            <w:r>
+              <w:rPr>
+                <w:noProof/>
+                <w:webHidden/>
+              </w:rPr>
+            </w:r>
+            <w:r>
+              <w:rPr>
+                <w:noProof/>
+                <w:webHidden/>
+              </w:rPr>
+              <w:fldChar w:fldCharType="separate"/>
+            </w:r>
+            <w:r>
+              <w:rPr>
+                <w:noProof/>
+                <w:webHidden/>
+              </w:rPr>
+              <w:t>7</w:t>
+            </w:r>
+            <w:r>
+              <w:rPr>
+                <w:noProof/>
+                <w:webHidden/>
+              </w:rPr>
+              <w:fldChar w:fldCharType="end"/>
+            </w:r>
+          </w:hyperlink>
+        </w:p>
+        <w:p>
+          <w:pPr>
+            <w:pStyle w:val="TOC2"/>
+            <w:tabs>
+              <w:tab w:val="right" w:leader="dot" w:pos="9782"/>
+            </w:tabs>
+            <w:rPr>
+              <w:noProof/>
+            </w:rPr>
+          </w:pPr>
+          <w:hyperlink w:anchor="_Toc239303727" w:history="1">
+            <w:r>
+              <w:rPr>
+                <w:rStyle w:val="Hyperlink"/>
+                <w:noProof/>
+              </w:rPr>
+              <w:t>3.2 Reinforcement-Learning Problem Formulation</w:t>
+            </w:r>
+            <w:r>
+              <w:rPr>
+                <w:noProof/>
+                <w:webHidden/>
+              </w:rPr>
+              <w:tab/>
+            </w:r>
+            <w:r>
+              <w:rPr>
+                <w:noProof/>
+                <w:webHidden/>
+              </w:rPr>
+              <w:fldChar w:fldCharType="begin"/>
+            </w:r>
+            <w:r>
+              <w:rPr>
+                <w:noProof/>
+                <w:webHidden/>
+              </w:rPr>
+              <w:instrText xml:space="preserve"> PAGEREF _Toc239303727 \h </w:instrText>
+            </w:r>
+            <w:r>
+              <w:rPr>
+                <w:noProof/>
+                <w:webHidden/>
+              </w:rPr>
+            </w:r>
+            <w:r>
+              <w:rPr>
+                <w:noProof/>
+                <w:webHidden/>
+              </w:rPr>
+              <w:fldChar w:fldCharType="separate"/>
+            </w:r>
+            <w:r>
+              <w:rPr>
+                <w:noProof/>
+                <w:webHidden/>
+              </w:rPr>
+              <w:t>7</w:t>
+            </w:r>
+            <w:r>
+              <w:rPr>
+                <w:noProof/>
+                <w:webHidden/>
+              </w:rPr>
+              <w:fldChar w:fldCharType="end"/>
+            </w:r>
+          </w:hyperlink>
+        </w:p>
+        <w:p>
+          <w:pPr>
+            <w:pStyle w:val="TOC3"/>
+            <w:tabs>
+              <w:tab w:val="right" w:leader="dot" w:pos="9782"/>
+            </w:tabs>
+            <w:rPr>
+              <w:noProof/>
+            </w:rPr>
+          </w:pPr>
+          <w:hyperlink w:anchor="_Toc239303728" w:history="1">
+            <w:r>
+              <w:rPr>
+                <w:rStyle w:val="Hyperlink"/>
+                <w:noProof/>
+              </w:rPr>
+              <w:t>3.2.1 State Space</w:t>
+            </w:r>
+            <w:r>
+              <w:rPr>
+                <w:noProof/>
+                <w:webHidden/>
+              </w:rPr>
+              <w:tab/>
+            </w:r>
+            <w:r>
+              <w:rPr>
+                <w:noProof/>
+                <w:webHidden/>
+              </w:rPr>
+              <w:fldChar w:fldCharType="begin"/>
+            </w:r>
+            <w:r>
+              <w:rPr>
+                <w:noProof/>
+                <w:webHidden/>
+              </w:rPr>
+              <w:instrText xml:space="preserve"> PAGEREF _Toc239303728 \h </w:instrText>
+            </w:r>
+            <w:r>
+              <w:rPr>
+                <w:noProof/>
+                <w:webHidden/>
+              </w:rPr>
+            </w:r>
+            <w:r>
+              <w:rPr>
+                <w:noProof/>
+                <w:webHidden/>
+              </w:rPr>
+              <w:fldChar w:fldCharType="separate"/>
+            </w:r>
+            <w:r>
+              <w:rPr>
+                <w:noProof/>
+                <w:webHidden/>
+              </w:rPr>
+              <w:t>7</w:t>
+            </w:r>
+            <w:r>
+              <w:rPr>
+                <w:noProof/>
+                <w:webHidden/>
+              </w:rPr>
+              <w:fldChar w:fldCharType="end"/>
+            </w:r>
+          </w:hyperlink>
+        </w:p>
+        <w:p>
+          <w:pPr>
+            <w:pStyle w:val="TOC3"/>
+            <w:tabs>
+              <w:tab w:val="right" w:leader="dot" w:pos="9782"/>
+            </w:tabs>
+            <w:rPr>
+              <w:noProof/>
+            </w:rPr>
+          </w:pPr>
+          <w:hyperlink w:anchor="_Toc239303729" w:history="1">
+            <w:r>
+              <w:rPr>
+                <w:rStyle w:val="Hyperlink"/>
+                <w:noProof/>
+              </w:rPr>
+              <w:t>3.2.2 Action Space</w:t>
+            </w:r>
+            <w:r>
+              <w:rPr>
+                <w:noProof/>
+                <w:webHidden/>
+              </w:rPr>
+              <w:tab/>
+            </w:r>
+            <w:r>
+              <w:rPr>
+                <w:noProof/>
+                <w:webHidden/>
+              </w:rPr>
+              <w:fldChar w:fldCharType="begin"/>
+            </w:r>
+            <w:r>
+              <w:rPr>
+                <w:noProof/>
+                <w:webHidden/>
+              </w:rPr>
+              <w:instrText xml:space="preserve"> PAGEREF _Toc239303729 \h </w:instrText>
+            </w:r>
+            <w:r>
+              <w:rPr>
+                <w:noProof/>
+                <w:webHidden/>
+              </w:rPr>
+            </w:r>
+            <w:r>
+              <w:rPr>
+                <w:noProof/>
+                <w:webHidden/>
+              </w:rPr>
+              <w:fldChar w:fldCharType="separate"/>
+            </w:r>
+            <w:r>
+              <w:rPr>
+                <w:noProof/>
+                <w:webHidden/>
+              </w:rPr>
+              <w:t>8</w:t>
+            </w:r>
+            <w:r>
+              <w:rPr>
+                <w:noProof/>
+                <w:webHidden/>
+              </w:rPr>
+              <w:fldChar w:fldCharType="end"/>
+            </w:r>
+          </w:hyperlink>
+        </w:p>
+        <w:p>
+          <w:pPr>
+            <w:pStyle w:val="TOC3"/>
+            <w:tabs>
+              <w:tab w:val="right" w:leader="dot" w:pos="9782"/>
+            </w:tabs>
+            <w:rPr>
+              <w:noProof/>
+            </w:rPr>
+          </w:pPr>
+          <w:hyperlink w:anchor="_Toc239303730" w:history="1">
+            <w:r>
+              <w:rPr>
+                <w:rStyle w:val="Hyperlink"/>
+                <w:noProof/>
+              </w:rPr>
+              <w:t>3.2.3 Transition Dynamics</w:t>
+            </w:r>
+            <w:r>
+              <w:rPr>
+                <w:noProof/>
+                <w:webHidden/>
+              </w:rPr>
+              <w:tab/>
+            </w:r>
+            <w:r>
+              <w:rPr>
+                <w:noProof/>
+                <w:webHidden/>
+              </w:rPr>
+              <w:fldChar w:fldCharType="begin"/>
+            </w:r>
+            <w:r>
+              <w:rPr>
+                <w:noProof/>
+                <w:webHidden/>
+              </w:rPr>
+              <w:instrText xml:space="preserve"> PAGEREF _Toc239303730 \h </w:instrText>
+            </w:r>
+            <w:r>
+              <w:rPr>
+                <w:noProof/>
+                <w:webHidden/>
+              </w:rPr>
+            </w:r>
+            <w:r>
+              <w:rPr>
+                <w:noProof/>
+                <w:webHidden/>
+              </w:rPr>
+              <w:fldChar w:fldCharType="separate"/>
+            </w:r>
+            <w:r>
+              <w:rPr>
+                <w:noProof/>
+                <w:webHidden/>
+              </w:rPr>
+              <w:t>8</w:t>
+            </w:r>
+            <w:r>
+              <w:rPr>
+                <w:noProof/>
+                <w:webHidden/>
+              </w:rPr>
+              <w:fldChar w:fldCharType="end"/>
+            </w:r>
+          </w:hyperlink>
+        </w:p>
+        <w:p>
+          <w:pPr>
+            <w:pStyle w:val="TOC3"/>
+            <w:tabs>
+              <w:tab w:val="right" w:leader="dot" w:pos="9782"/>
+            </w:tabs>
+            <w:rPr>
+              <w:noProof/>
+            </w:rPr>
+          </w:pPr>
+          <w:hyperlink w:anchor="_Toc239303731" w:history="1">
+            <w:r>
+              <w:rPr>
+                <w:rStyle w:val="Hyperlink"/>
+                <w:noProof/>
+              </w:rPr>
+              <w:t>3.2.4 Reward Function</w:t>
+            </w:r>
+            <w:r>
+              <w:rPr>
+                <w:noProof/>
+                <w:webHidden/>
+              </w:rPr>
+              <w:tab/>
+            </w:r>
+            <w:r>
+              <w:rPr>
+                <w:noProof/>
+                <w:webHidden/>
+              </w:rPr>
+              <w:fldChar w:fldCharType="begin"/>
+            </w:r>
+            <w:r>
+              <w:rPr>
+                <w:noProof/>
+                <w:webHidden/>
+              </w:rPr>
+              <w:instrText xml:space="preserve"> PAGEREF _Toc239303731 \h </w:instrText>
+            </w:r>
+            <w:r>
+              <w:rPr>
+                <w:noProof/>
+                <w:webHidden/>
+              </w:rPr>
+            </w:r>
+            <w:r>
+              <w:rPr>
+                <w:noProof/>
+                <w:webHidden/>
+              </w:rPr>
+              <w:fldChar w:fldCharType="separate"/>
+            </w:r>
+            <w:r>
+              <w:rPr>
+                <w:noProof/>
+                <w:webHidden/>
+              </w:rPr>
+              <w:t>8</w:t>
+            </w:r>
+            <w:r>
+              <w:rPr>
+                <w:noProof/>
+                <w:webHidden/>
+              </w:rPr>
+              <w:fldChar w:fldCharType="end"/>
+            </w:r>
+          </w:hyperlink>
+        </w:p>
+        <w:p>
+          <w:pPr>
+            <w:pStyle w:val="TOC2"/>
+            <w:tabs>
+              <w:tab w:val="right" w:leader="dot" w:pos="9782"/>
+            </w:tabs>
+            <w:rPr>
+              <w:noProof/>
+            </w:rPr>
+          </w:pPr>
+          <w:hyperlink w:anchor="_Toc239303732" w:history="1">
+            <w:r>
+              <w:rPr>
+                <w:rStyle w:val="Hyperlink"/>
+                <w:noProof/>
+              </w:rPr>
+              <w:t>3.3 Godot Game Environment</w:t>
+            </w:r>
+            <w:r>
+              <w:rPr>
+                <w:noProof/>
+                <w:webHidden/>
+              </w:rPr>
+              <w:tab/>
+            </w:r>
+            <w:r>
+              <w:rPr>
+                <w:noProof/>
+                <w:webHidden/>
+              </w:rPr>
+              <w:fldChar w:fldCharType="begin"/>
+            </w:r>
+            <w:r>
+              <w:rPr>
+                <w:noProof/>
+                <w:webHidden/>
+              </w:rPr>
+              <w:instrText xml:space="preserve"> PAGEREF _Toc239303732 \h </w:instrText>
+            </w:r>
+            <w:r>
+              <w:rPr>
+                <w:noProof/>
+                <w:webHidden/>
+              </w:rPr>
+            </w:r>
+            <w:r>
+              <w:rPr>
+                <w:noProof/>
+                <w:webHidden/>
+              </w:rPr>
+              <w:fldChar w:fldCharType="separate"/>
+            </w:r>
+            <w:r>
+              <w:rPr>
+                <w:noProof/>
+                <w:webHidden/>
+              </w:rPr>
+              <w:t>9</w:t>
+            </w:r>
+            <w:r>
+              <w:rPr>
+                <w:noProof/>
+                <w:webHidden/>
+              </w:rPr>
+              <w:fldChar w:fldCharType="end"/>
+            </w:r>
+          </w:hyperlink>
+        </w:p>
+        <w:p>
+          <w:pPr>
+            <w:pStyle w:val="TOC2"/>
+            <w:tabs>
+              <w:tab w:val="right" w:leader="dot" w:pos="9782"/>
+            </w:tabs>
+            <w:rPr>
+              <w:noProof/>
+            </w:rPr>
+          </w:pPr>
+          <w:hyperlink w:anchor="_Toc239303733" w:history="1">
+            <w:r>
+              <w:rPr>
+                <w:rStyle w:val="Hyperlink"/>
+                <w:noProof/>
+              </w:rPr>
+              <w:t>3.4 Difficulty Scale and Calibration</w:t>
+            </w:r>
+            <w:r>
+              <w:rPr>
+                <w:noProof/>
+                <w:webHidden/>
+              </w:rPr>
+              <w:tab/>
+            </w:r>
+            <w:r>
+              <w:rPr>
+                <w:noProof/>
+                <w:webHidden/>
+              </w:rPr>
+              <w:fldChar w:fldCharType="begin"/>
+            </w:r>
+            <w:r>
+              <w:rPr>
+                <w:noProof/>
+                <w:webHidden/>
+              </w:rPr>
+              <w:instrText xml:space="preserve"> PAGEREF _Toc239303733 \h </w:instrText>
+            </w:r>
+            <w:r>
+              <w:rPr>
+                <w:noProof/>
+                <w:webHidden/>
+              </w:rPr>
+            </w:r>
+            <w:r>
+              <w:rPr>
+                <w:noProof/>
+                <w:webHidden/>
+              </w:rPr>
+              <w:fldChar w:fldCharType="separate"/>
+            </w:r>
+            <w:r>
+              <w:rPr>
+                <w:noProof/>
+                <w:webHidden/>
+              </w:rPr>
+              <w:t>9</w:t>
+            </w:r>
+            <w:r>
+              <w:rPr>
+                <w:noProof/>
+                <w:webHidden/>
+              </w:rPr>
+              <w:fldChar w:fldCharType="end"/>
+            </w:r>
+          </w:hyperlink>
+        </w:p>
+        <w:p>
+          <w:pPr>
+            <w:pStyle w:val="TOC2"/>
+            <w:tabs>
+              <w:tab w:val="right" w:leader="dot" w:pos="9782"/>
+            </w:tabs>
+            <w:rPr>
+              <w:noProof/>
+            </w:rPr>
+          </w:pPr>
+          <w:hyperlink w:anchor="_Toc239303734" w:history="1">
+            <w:r>
+              <w:rPr>
+                <w:rStyle w:val="Hyperlink"/>
+                <w:noProof/>
+              </w:rPr>
+              <w:t>3.5 Simulated Player Profiles</w:t>
+            </w:r>
+            <w:r>
+              <w:rPr>
+                <w:noProof/>
+                <w:webHidden/>
+              </w:rPr>
+              <w:tab/>
+            </w:r>
+            <w:r>
+              <w:rPr>
+                <w:noProof/>
+                <w:webHidden/>
+              </w:rPr>
+              <w:fldChar w:fldCharType="begin"/>
+            </w:r>
+            <w:r>
+              <w:rPr>
+                <w:noProof/>
+                <w:webHidden/>
+              </w:rPr>
+              <w:instrText xml:space="preserve"> PAGEREF _Toc239303734 \h </w:instrText>
+            </w:r>
+            <w:r>
+              <w:rPr>
+                <w:noProof/>
+                <w:webHidden/>
+              </w:rPr>
+            </w:r>
+            <w:r>
+              <w:rPr>
+                <w:noProof/>
+                <w:webHidden/>
+              </w:rPr>
+              <w:fldChar w:fldCharType="separate"/>
+            </w:r>
+            <w:r>
+              <w:rPr>
+                <w:noProof/>
+                <w:webHidden/>
+              </w:rPr>
+              <w:t>9</w:t>
+            </w:r>
+            <w:r>
+              <w:rPr>
+                <w:noProof/>
+                <w:webHidden/>
+              </w:rPr>
+              <w:fldChar w:fldCharType="end"/>
+            </w:r>
+          </w:hyperlink>
+        </w:p>
+        <w:p>
+          <w:pPr>
+            <w:pStyle w:val="TOC2"/>
+            <w:tabs>
+              <w:tab w:val="right" w:leader="dot" w:pos="9782"/>
+            </w:tabs>
+            <w:rPr>
+              <w:noProof/>
+            </w:rPr>
+          </w:pPr>
+          <w:hyperlink w:anchor="_Toc239303735" w:history="1">
+            <w:r>
+              <w:rPr>
+                <w:rStyle w:val="Hyperlink"/>
+                <w:noProof/>
+              </w:rPr>
+              <w:t>3.6 Profile Settings</w:t>
+            </w:r>
+            <w:r>
+              <w:rPr>
+                <w:noProof/>
+                <w:webHidden/>
+              </w:rPr>
+              <w:tab/>
+            </w:r>
+            <w:r>
+              <w:rPr>
+                <w:noProof/>
+                <w:webHidden/>
+              </w:rPr>
+              <w:fldChar w:fldCharType="begin"/>
+            </w:r>
+            <w:r>
+              <w:rPr>
+                <w:noProof/>
+                <w:webHidden/>
+              </w:rPr>
+              <w:instrText xml:space="preserve"> PAGEREF _Toc239303735 \h </w:instrText>
+            </w:r>
+            <w:r>
+              <w:rPr>
+                <w:noProof/>
+                <w:webHidden/>
+              </w:rPr>
+            </w:r>
+            <w:r>
+              <w:rPr>
+                <w:noProof/>
+                <w:webHidden/>
+              </w:rPr>
+              <w:fldChar w:fldCharType="separate"/>
+            </w:r>
+            <w:r>
+              <w:rPr>
+                <w:noProof/>
+                <w:webHidden/>
+              </w:rPr>
+              <w:t>10</w:t>
+            </w:r>
+            <w:r>
+              <w:rPr>
+                <w:noProof/>
+                <w:webHidden/>
+              </w:rPr>
+              <w:fldChar w:fldCharType="end"/>
+            </w:r>
+          </w:hyperlink>
+        </w:p>
+        <w:p>
+          <w:pPr>
+            <w:pStyle w:val="TOC2"/>
+            <w:tabs>
+              <w:tab w:val="right" w:leader="dot" w:pos="9782"/>
+            </w:tabs>
+            <w:rPr>
+              <w:noProof/>
+            </w:rPr>
+          </w:pPr>
+          <w:hyperlink w:anchor="_Toc239303736" w:history="1">
+            <w:r>
+              <w:rPr>
+                <w:rStyle w:val="Hyperlink"/>
+                <w:noProof/>
+              </w:rPr>
+              <w:t>3.7 Difficulty Systems</w:t>
+            </w:r>
+            <w:r>
+              <w:rPr>
+                <w:noProof/>
+                <w:webHidden/>
+              </w:rPr>
+              <w:tab/>
+            </w:r>
+            <w:r>
+              <w:rPr>
+                <w:noProof/>
+                <w:webHidden/>
+              </w:rPr>
+              <w:fldChar w:fldCharType="begin"/>
+            </w:r>
+            <w:r>
+              <w:rPr>
+                <w:noProof/>
+                <w:webHidden/>
+              </w:rPr>
+              <w:instrText xml:space="preserve"> PAGEREF _Toc239303736 \h </w:instrText>
+            </w:r>
+            <w:r>
+              <w:rPr>
+                <w:noProof/>
+                <w:webHidden/>
+              </w:rPr>
+            </w:r>
+            <w:r>
+              <w:rPr>
+                <w:noProof/>
+                <w:webHidden/>
+              </w:rPr>
+              <w:fldChar w:fldCharType="separate"/>
+            </w:r>
+            <w:r>
+              <w:rPr>
+                <w:noProof/>
+                <w:webHidden/>
+              </w:rPr>
+              <w:t>10</w:t>
+            </w:r>
+            <w:r>
+              <w:rPr>
+                <w:noProof/>
+                <w:webHidden/>
+              </w:rPr>
+              <w:fldChar w:fldCharType="end"/>
+            </w:r>
+          </w:hyperlink>
+        </w:p>
+        <w:p>
+          <w:pPr>
+            <w:pStyle w:val="TOC3"/>
+            <w:tabs>
+              <w:tab w:val="right" w:leader="dot" w:pos="9782"/>
+            </w:tabs>
+            <w:rPr>
+              <w:noProof/>
+            </w:rPr>
+          </w:pPr>
+          <w:hyperlink w:anchor="_Toc239303737" w:history="1">
+            <w:r>
+              <w:rPr>
+                <w:rStyle w:val="Hyperlink"/>
+                <w:noProof/>
+              </w:rPr>
+              <w:t>3.7.1 Static Difficulty</w:t>
+            </w:r>
+            <w:r>
+              <w:rPr>
+                <w:noProof/>
+                <w:webHidden/>
+              </w:rPr>
+              <w:tab/>
+            </w:r>
+            <w:r>
+              <w:rPr>
+                <w:noProof/>
+                <w:webHidden/>
+              </w:rPr>
+              <w:fldChar w:fldCharType="begin"/>
+            </w:r>
+            <w:r>
+              <w:rPr>
+                <w:noProof/>
+                <w:webHidden/>
+              </w:rPr>
+              <w:instrText xml:space="preserve"> PAGEREF _Toc239303737 \h </w:instrText>
+            </w:r>
+            <w:r>
+              <w:rPr>
+                <w:noProof/>
+                <w:webHidden/>
+              </w:rPr>
+            </w:r>
+            <w:r>
+              <w:rPr>
+                <w:noProof/>
+                <w:webHidden/>
+              </w:rPr>
+              <w:fldChar w:fldCharType="separate"/>
+            </w:r>
+            <w:r>
+              <w:rPr>
+                <w:noProof/>
+                <w:webHidden/>
+              </w:rPr>
+              <w:t>10</w:t>
+            </w:r>
+            <w:r>
+              <w:rPr>
+                <w:noProof/>
+                <w:webHidden/>
+              </w:rPr>
+              <w:fldChar w:fldCharType="end"/>
+            </w:r>
+          </w:hyperlink>
+        </w:p>
+        <w:p>
+          <w:pPr>
+            <w:pStyle w:val="TOC3"/>
+            <w:tabs>
+              <w:tab w:val="right" w:leader="dot" w:pos="9782"/>
+            </w:tabs>
+            <w:rPr>
+              <w:noProof/>
+            </w:rPr>
+          </w:pPr>
+          <w:hyperlink w:anchor="_Toc239303738" w:history="1">
+            <w:r>
+              <w:rPr>
+                <w:rStyle w:val="Hyperlink"/>
+                <w:noProof/>
+              </w:rPr>
+              <w:t>3.7.2 Rule-Based DDA</w:t>
+            </w:r>
+            <w:r>
+              <w:rPr>
+                <w:noProof/>
+                <w:webHidden/>
+              </w:rPr>
+              <w:tab/>
+            </w:r>
+            <w:r>
+              <w:rPr>
+                <w:noProof/>
+                <w:webHidden/>
+              </w:rPr>
+              <w:fldChar w:fldCharType="begin"/>
+            </w:r>
+            <w:r>
+              <w:rPr>
+                <w:noProof/>
+                <w:webHidden/>
+              </w:rPr>
+              <w:instrText xml:space="preserve"> PAGEREF _Toc239303738 \h </w:instrText>
+            </w:r>
+            <w:r>
+              <w:rPr>
+                <w:noProof/>
+                <w:webHidden/>
+              </w:rPr>
+            </w:r>
+            <w:r>
+              <w:rPr>
+                <w:noProof/>
+                <w:webHidden/>
+              </w:rPr>
+              <w:fldChar w:fldCharType="separate"/>
+            </w:r>
+            <w:r>
+              <w:rPr>
+                <w:noProof/>
+                <w:webHidden/>
+              </w:rPr>
+              <w:t>10</w:t>
+            </w:r>
+            <w:r>
+              <w:rPr>
+                <w:noProof/>
+                <w:webHidden/>
+              </w:rPr>
+              <w:fldChar w:fldCharType="end"/>
+            </w:r>
+          </w:hyperlink>
+        </w:p>
+        <w:p>
+          <w:pPr>
+            <w:pStyle w:val="TOC3"/>
+            <w:tabs>
+              <w:tab w:val="right" w:leader="dot" w:pos="9782"/>
+            </w:tabs>
+            <w:rPr>
+              <w:noProof/>
+            </w:rPr>
+          </w:pPr>
+          <w:hyperlink w:anchor="_Toc239303739" w:history="1">
+            <w:r>
+              <w:rPr>
+                <w:rStyle w:val="Hyperlink"/>
+                <w:noProof/>
+              </w:rPr>
+              <w:t>3.7.3 RL-Based DDA</w:t>
+            </w:r>
+            <w:r>
+              <w:rPr>
+                <w:noProof/>
+                <w:webHidden/>
+              </w:rPr>
+              <w:tab/>
+            </w:r>
+            <w:r>
+              <w:rPr>
+                <w:noProof/>
+                <w:webHidden/>
+              </w:rPr>
+              <w:fldChar w:fldCharType="begin"/>
+            </w:r>
+            <w:r>
+              <w:rPr>
+                <w:noProof/>
+                <w:webHidden/>
+              </w:rPr>
+              <w:instrText xml:space="preserve"> PAGEREF _Toc239303739 \h </w:instrText>
+            </w:r>
+            <w:r>
+              <w:rPr>
+                <w:noProof/>
+                <w:webHidden/>
+              </w:rPr>
+            </w:r>
+            <w:r>
+              <w:rPr>
+                <w:noProof/>
+                <w:webHidden/>
+              </w:rPr>
+              <w:fldChar w:fldCharType="separate"/>
+            </w:r>
+            <w:r>
+              <w:rPr>
+                <w:noProof/>
+                <w:webHidden/>
+              </w:rPr>
+              <w:t>10</w:t>
+            </w:r>
+            <w:r>
+              <w:rPr>
+                <w:noProof/>
+                <w:webHidden/>
+              </w:rPr>
+              <w:fldChar w:fldCharType="end"/>
+            </w:r>
+          </w:hyperlink>
+        </w:p>
+        <w:p>
+          <w:pPr>
+            <w:pStyle w:val="TOC2"/>
+            <w:tabs>
+              <w:tab w:val="right" w:leader="dot" w:pos="9782"/>
+            </w:tabs>
+            <w:rPr>
+              <w:noProof/>
+            </w:rPr>
+          </w:pPr>
+          <w:hyperlink w:anchor="_Toc239303740" w:history="1">
+            <w:r>
+              <w:rPr>
+                <w:rStyle w:val="Hyperlink"/>
+                <w:noProof/>
+              </w:rPr>
+              <w:t>3.8 Experimental Procedure</w:t>
+            </w:r>
+            <w:r>
+              <w:rPr>
+                <w:noProof/>
+                <w:webHidden/>
+              </w:rPr>
+              <w:tab/>
+            </w:r>
+            <w:r>
+              <w:rPr>
+                <w:noProof/>
+                <w:webHidden/>
+              </w:rPr>
+              <w:fldChar w:fldCharType="begin"/>
+            </w:r>
+            <w:r>
+              <w:rPr>
+                <w:noProof/>
+                <w:webHidden/>
+              </w:rPr>
+              <w:instrText xml:space="preserve"> PAGEREF _Toc239303740 \h </w:instrText>
+            </w:r>
+            <w:r>
+              <w:rPr>
+                <w:noProof/>
+                <w:webHidden/>
+              </w:rPr>
+            </w:r>
+            <w:r>
+              <w:rPr>
+                <w:noProof/>
+                <w:webHidden/>
+              </w:rPr>
+              <w:fldChar w:fldCharType="separate"/>
+            </w:r>
+            <w:r>
+              <w:rPr>
+                <w:noProof/>
+                <w:webHidden/>
+              </w:rPr>
+              <w:t>11</w:t>
+            </w:r>
+            <w:r>
+              <w:rPr>
+                <w:noProof/>
+                <w:webHidden/>
+              </w:rPr>
+              <w:fldChar w:fldCharType="end"/>
+            </w:r>
+          </w:hyperlink>
+        </w:p>
+        <w:p>
+          <w:pPr>
+            <w:pStyle w:val="TOC2"/>
+            <w:tabs>
+              <w:tab w:val="right" w:leader="dot" w:pos="9782"/>
+            </w:tabs>
+            <w:rPr>
+              <w:noProof/>
+            </w:rPr>
+          </w:pPr>
+          <w:hyperlink w:anchor="_Toc239303741" w:history="1">
+            <w:r>
+              <w:rPr>
+                <w:rStyle w:val="Hyperlink"/>
+                <w:noProof/>
+              </w:rPr>
+              <w:t>3.9 Evaluation Metrics and Analysis</w:t>
+            </w:r>
+            <w:r>
+              <w:rPr>
+                <w:noProof/>
+                <w:webHidden/>
+              </w:rPr>
+              <w:tab/>
+            </w:r>
+            <w:r>
+              <w:rPr>
+                <w:noProof/>
+                <w:webHidden/>
+              </w:rPr>
+              <w:fldChar w:fldCharType="begin"/>
+            </w:r>
+            <w:r>
+              <w:rPr>
+                <w:noProof/>
+                <w:webHidden/>
+              </w:rPr>
+              <w:instrText xml:space="preserve"> PAGEREF _Toc239303741 \h </w:instrText>
+            </w:r>
+            <w:r>
+              <w:rPr>
+                <w:noProof/>
+                <w:webHidden/>
+              </w:rPr>
+            </w:r>
+            <w:r>
+              <w:rPr>
+                <w:noProof/>
+                <w:webHidden/>
+              </w:rPr>
+              <w:fldChar w:fldCharType="separate"/>
+            </w:r>
+            <w:r>
+              <w:rPr>
+                <w:noProof/>
+                <w:webHidden/>
+              </w:rPr>
+              <w:t>11</w:t>
+            </w:r>
+            <w:r>
+              <w:rPr>
+                <w:noProof/>
+                <w:webHidden/>
+              </w:rPr>
+              <w:fldChar w:fldCharType="end"/>
+            </w:r>
+          </w:hyperlink>
+        </w:p>
+        <w:p>
+          <w:pPr>
+            <w:pStyle w:val="TOC2"/>
+            <w:tabs>
+              <w:tab w:val="right" w:leader="dot" w:pos="9782"/>
+            </w:tabs>
+            <w:rPr>
+              <w:noProof/>
+            </w:rPr>
+          </w:pPr>
+          <w:hyperlink w:anchor="_Toc239303742" w:history="1">
+            <w:r>
+              <w:rPr>
+                <w:rStyle w:val="Hyperlink"/>
+                <w:noProof/>
+              </w:rPr>
+              <w:t>3.10 Implementing the Hypotheses</w:t>
+            </w:r>
+            <w:r>
+              <w:rPr>
+                <w:noProof/>
+                <w:webHidden/>
+              </w:rPr>
+              <w:tab/>
+            </w:r>
+            <w:r>
+              <w:rPr>
+                <w:noProof/>
+                <w:webHidden/>
+              </w:rPr>
+              <w:fldChar w:fldCharType="begin"/>
+            </w:r>
+            <w:r>
+              <w:rPr>
+                <w:noProof/>
+                <w:webHidden/>
+              </w:rPr>
+              <w:instrText xml:space="preserve"> PAGEREF _Toc239303742 \h </w:instrText>
+            </w:r>
+            <w:r>
+              <w:rPr>
+                <w:noProof/>
+                <w:webHidden/>
+              </w:rPr>
+            </w:r>
+            <w:r>
+              <w:rPr>
+                <w:noProof/>
+                <w:webHidden/>
+              </w:rPr>
+              <w:fldChar w:fldCharType="separate"/>
+            </w:r>
+            <w:r>
+              <w:rPr>
+                <w:noProof/>
+                <w:webHidden/>
+              </w:rPr>
+              <w:t>11</w:t>
+            </w:r>
+            <w:r>
+              <w:rPr>
+                <w:noProof/>
+                <w:webHidden/>
+              </w:rPr>
+              <w:fldChar w:fldCharType="end"/>
+            </w:r>
+          </w:hyperlink>
+        </w:p>
+        <w:p>
+          <w:pPr>
+            <w:pStyle w:val="TOC2"/>
+            <w:tabs>
+              <w:tab w:val="right" w:leader="dot" w:pos="9782"/>
+            </w:tabs>
+            <w:rPr>
+              <w:noProof/>
+            </w:rPr>
+          </w:pPr>
+          <w:hyperlink w:anchor="_Toc239303743" w:history="1">
+            <w:r>
+              <w:rPr>
+                <w:rStyle w:val="Hyperlink"/>
+                <w:noProof/>
+              </w:rPr>
+              <w:t>3.11 Ethical Considerations</w:t>
+            </w:r>
+            <w:r>
+              <w:rPr>
+                <w:noProof/>
+                <w:webHidden/>
+              </w:rPr>
+              <w:tab/>
+            </w:r>
+            <w:r>
+              <w:rPr>
+                <w:noProof/>
+                <w:webHidden/>
+              </w:rPr>
+              <w:fldChar w:fldCharType="begin"/>
+            </w:r>
+            <w:r>
+              <w:rPr>
+                <w:noProof/>
+                <w:webHidden/>
+              </w:rPr>
+              <w:instrText xml:space="preserve"> PAGEREF _Toc239303743 \h </w:instrText>
+            </w:r>
+            <w:r>
+              <w:rPr>
+                <w:noProof/>
+                <w:webHidden/>
+              </w:rPr>
+            </w:r>
+            <w:r>
+              <w:rPr>
+                <w:noProof/>
+                <w:webHidden/>
+              </w:rPr>
+              <w:fldChar w:fldCharType="separate"/>
+            </w:r>
+            <w:r>
+              <w:rPr>
+                <w:noProof/>
+                <w:webHidden/>
+              </w:rPr>
+              <w:t>12</w:t>
+            </w:r>
+            <w:r>
+              <w:rPr>
+                <w:noProof/>
+                <w:webHidden/>
+              </w:rPr>
+              <w:fldChar w:fldCharType="end"/>
+            </w:r>
+          </w:hyperlink>
+        </w:p>
+        <w:p>
+          <w:pPr>
+            <w:pStyle w:val="TOC1"/>
+            <w:tabs>
+              <w:tab w:val="right" w:leader="dot" w:pos="9782"/>
+            </w:tabs>
+            <w:rPr>
+              <w:noProof/>
+            </w:rPr>
+          </w:pPr>
+          <w:hyperlink w:anchor="_Toc239303744" w:history="1">
+            <w:r>
+              <w:rPr>
+                <w:rStyle w:val="Hyperlink"/>
+                <w:noProof/>
+              </w:rPr>
+              <w:t>4. Results and Evaluation</w:t>
+            </w:r>
+            <w:r>
+              <w:rPr>
+                <w:noProof/>
+                <w:webHidden/>
+              </w:rPr>
+              <w:tab/>
+            </w:r>
+            <w:r>
+              <w:rPr>
+                <w:noProof/>
+                <w:webHidden/>
+              </w:rPr>
+              <w:fldChar w:fldCharType="begin"/>
+            </w:r>
+            <w:r>
+              <w:rPr>
+                <w:noProof/>
+                <w:webHidden/>
+              </w:rPr>
+              <w:instrText xml:space="preserve"> PAGEREF _Toc239303744 \h </w:instrText>
+            </w:r>
+            <w:r>
+              <w:rPr>
+                <w:noProof/>
+                <w:webHidden/>
+              </w:rPr>
+            </w:r>
+            <w:r>
+              <w:rPr>
+                <w:noProof/>
+                <w:webHidden/>
+              </w:rPr>
+              <w:fldChar w:fldCharType="separate"/>
+            </w:r>
+            <w:r>
+              <w:rPr>
+                <w:noProof/>
+                <w:webHidden/>
+              </w:rPr>
+              <w:t>12</w:t>
+            </w:r>
+            <w:r>
+              <w:rPr>
+                <w:noProof/>
+                <w:webHidden/>
+              </w:rPr>
+              <w:fldChar w:fldCharType="end"/>
+            </w:r>
+          </w:hyperlink>
+        </w:p>
+        <w:p>
+          <w:pPr>
+            <w:pStyle w:val="TOC2"/>
+            <w:tabs>
+              <w:tab w:val="right" w:leader="dot" w:pos="9782"/>
+            </w:tabs>
+            <w:rPr>
+              <w:noProof/>
+            </w:rPr>
+          </w:pPr>
+          <w:hyperlink w:anchor="_Toc239303745" w:history="1">
+            <w:r>
+              <w:rPr>
+                <w:rStyle w:val="Hyperlink"/>
+                <w:noProof/>
+              </w:rPr>
+              <w:t>4.1 Final Three-System Outcomes</w:t>
+            </w:r>
+            <w:r>
+              <w:rPr>
+                <w:noProof/>
+                <w:webHidden/>
+              </w:rPr>
+              <w:tab/>
+            </w:r>
+            <w:r>
+              <w:rPr>
+                <w:noProof/>
+                <w:webHidden/>
+              </w:rPr>
+              <w:fldChar w:fldCharType="begin"/>
+            </w:r>
+            <w:r>
+              <w:rPr>
+                <w:noProof/>
+                <w:webHidden/>
+              </w:rPr>
+              <w:instrText xml:space="preserve"> PAGEREF _Toc239303745 \h </w:instrText>
+            </w:r>
+            <w:r>
+              <w:rPr>
+                <w:noProof/>
+                <w:webHidden/>
+              </w:rPr>
+            </w:r>
+            <w:r>
+              <w:rPr>
+                <w:noProof/>
+                <w:webHidden/>
+              </w:rPr>
+              <w:fldChar w:fldCharType="separate"/>
+            </w:r>
+            <w:r>
+              <w:rPr>
+                <w:noProof/>
+                <w:webHidden/>
+              </w:rPr>
+              <w:t>12</w:t>
+            </w:r>
+            <w:r>
+              <w:rPr>
+                <w:noProof/>
+                <w:webHidden/>
+              </w:rPr>
+              <w:fldChar w:fldCharType="end"/>
+            </w:r>
+          </w:hyperlink>
+        </w:p>
+        <w:p>
+          <w:pPr>
+            <w:pStyle w:val="TOC2"/>
+            <w:tabs>
+              <w:tab w:val="right" w:leader="dot" w:pos="9782"/>
+            </w:tabs>
+            <w:rPr>
+              <w:noProof/>
+            </w:rPr>
+          </w:pPr>
+          <w:hyperlink w:anchor="_Toc239303746" w:history="1">
+            <w:r>
+              <w:rPr>
+                <w:rStyle w:val="Hyperlink"/>
+                <w:noProof/>
+              </w:rPr>
+              <w:t>4.2 Target Balance Range</w:t>
+            </w:r>
+            <w:r>
+              <w:rPr>
+                <w:noProof/>
+                <w:webHidden/>
+              </w:rPr>
+              <w:tab/>
+            </w:r>
+            <w:r>
+              <w:rPr>
+                <w:noProof/>
+                <w:webHidden/>
+              </w:rPr>
+              <w:fldChar w:fldCharType="begin"/>
+            </w:r>
+            <w:r>
+              <w:rPr>
+                <w:noProof/>
+                <w:webHidden/>
+              </w:rPr>
+              <w:instrText xml:space="preserve"> PAGEREF _Toc239303746 \h </w:instrText>
+            </w:r>
+            <w:r>
+              <w:rPr>
+                <w:noProof/>
+                <w:webHidden/>
+              </w:rPr>
+            </w:r>
+            <w:r>
+              <w:rPr>
+                <w:noProof/>
+                <w:webHidden/>
+              </w:rPr>
+              <w:fldChar w:fldCharType="separate"/>
+            </w:r>
+            <w:r>
+              <w:rPr>
+                <w:noProof/>
+                <w:webHidden/>
+              </w:rPr>
+              <w:t>14</w:t>
+            </w:r>
+            <w:r>
+              <w:rPr>
+                <w:noProof/>
+                <w:webHidden/>
+              </w:rPr>
+              <w:fldChar w:fldCharType="end"/>
+            </w:r>
+          </w:hyperlink>
+        </w:p>
+        <w:p>
+          <w:pPr>
+            <w:pStyle w:val="TOC2"/>
+            <w:tabs>
+              <w:tab w:val="right" w:leader="dot" w:pos="9782"/>
+            </w:tabs>
+            <w:rPr>
+              <w:noProof/>
+            </w:rPr>
+          </w:pPr>
+          <w:hyperlink w:anchor="_Toc239303747" w:history="1">
+            <w:r>
+              <w:rPr>
+                <w:rStyle w:val="Hyperlink"/>
+                <w:noProof/>
+              </w:rPr>
+              <w:t>4.3 Difficulty Level and Adaptation Behaviour</w:t>
+            </w:r>
+            <w:r>
+              <w:rPr>
+                <w:noProof/>
+                <w:webHidden/>
+              </w:rPr>
+              <w:tab/>
+            </w:r>
+            <w:r>
+              <w:rPr>
+                <w:noProof/>
+                <w:webHidden/>
+              </w:rPr>
+              <w:fldChar w:fldCharType="begin"/>
+            </w:r>
+            <w:r>
+              <w:rPr>
+                <w:noProof/>
+                <w:webHidden/>
+              </w:rPr>
+              <w:instrText xml:space="preserve"> PAGEREF _Toc239303747 \h </w:instrText>
+            </w:r>
+            <w:r>
+              <w:rPr>
+                <w:noProof/>
+                <w:webHidden/>
+              </w:rPr>
+            </w:r>
+            <w:r>
+              <w:rPr>
+                <w:noProof/>
+                <w:webHidden/>
+              </w:rPr>
+              <w:fldChar w:fldCharType="separate"/>
+            </w:r>
+            <w:r>
+              <w:rPr>
+                <w:noProof/>
+                <w:webHidden/>
+              </w:rPr>
+              <w:t>16</w:t>
+            </w:r>
+            <w:r>
+              <w:rPr>
+                <w:noProof/>
+                <w:webHidden/>
+              </w:rPr>
+              <w:fldChar w:fldCharType="end"/>
+            </w:r>
+          </w:hyperlink>
+        </w:p>
+        <w:p>
+          <w:pPr>
+            <w:pStyle w:val="TOC2"/>
+            <w:tabs>
+              <w:tab w:val="right" w:leader="dot" w:pos="9782"/>
+            </w:tabs>
+            <w:rPr>
+              <w:noProof/>
+            </w:rPr>
+          </w:pPr>
+          <w:hyperlink w:anchor="_Toc239303748" w:history="1">
+            <w:r>
+              <w:rPr>
+                <w:rStyle w:val="Hyperlink"/>
+                <w:noProof/>
+              </w:rPr>
+              <w:t>4.4 Improving Profile</w:t>
+            </w:r>
+            <w:r>
+              <w:rPr>
+                <w:noProof/>
+                <w:webHidden/>
+              </w:rPr>
+              <w:tab/>
+            </w:r>
+            <w:r>
+              <w:rPr>
+                <w:noProof/>
+                <w:webHidden/>
+              </w:rPr>
+              <w:fldChar w:fldCharType="begin"/>
+            </w:r>
+            <w:r>
+              <w:rPr>
+                <w:noProof/>
+                <w:webHidden/>
+              </w:rPr>
+              <w:instrText xml:space="preserve"> PAGEREF _Toc239303748 \h </w:instrText>
+            </w:r>
+            <w:r>
+              <w:rPr>
+                <w:noProof/>
+                <w:webHidden/>
+              </w:rPr>
+            </w:r>
+            <w:r>
+              <w:rPr>
+                <w:noProof/>
+                <w:webHidden/>
+              </w:rPr>
+              <w:fldChar w:fldCharType="separate"/>
+            </w:r>
+            <w:r>
+              <w:rPr>
+                <w:noProof/>
+                <w:webHidden/>
+              </w:rPr>
+              <w:t>18</w:t>
+            </w:r>
+            <w:r>
+              <w:rPr>
+                <w:noProof/>
+                <w:webHidden/>
+              </w:rPr>
+              <w:fldChar w:fldCharType="end"/>
+            </w:r>
+          </w:hyperlink>
+        </w:p>
+        <w:p>
+          <w:pPr>
+            <w:pStyle w:val="TOC2"/>
+            <w:tabs>
+              <w:tab w:val="right" w:leader="dot" w:pos="9782"/>
+            </w:tabs>
+            <w:rPr>
+              <w:noProof/>
+            </w:rPr>
+          </w:pPr>
+          <w:hyperlink w:anchor="_Toc239303749" w:history="1">
+            <w:r>
+              <w:rPr>
+                <w:rStyle w:val="Hyperlink"/>
+                <w:noProof/>
+              </w:rPr>
+              <w:t>4.5 RL Policy Diagnostics</w:t>
+            </w:r>
+            <w:r>
+              <w:rPr>
+                <w:noProof/>
+                <w:webHidden/>
+              </w:rPr>
+              <w:tab/>
+            </w:r>
+            <w:r>
+              <w:rPr>
+                <w:noProof/>
+                <w:webHidden/>
+              </w:rPr>
+              <w:fldChar w:fldCharType="begin"/>
+            </w:r>
+            <w:r>
+              <w:rPr>
+                <w:noProof/>
+                <w:webHidden/>
+              </w:rPr>
+              <w:instrText xml:space="preserve"> PAGEREF _Toc239303749 \h </w:instrText>
+            </w:r>
+            <w:r>
+              <w:rPr>
+                <w:noProof/>
+                <w:webHidden/>
+              </w:rPr>
+            </w:r>
+            <w:r>
+              <w:rPr>
+                <w:noProof/>
+                <w:webHidden/>
+              </w:rPr>
+              <w:fldChar w:fldCharType="separate"/>
+            </w:r>
+            <w:r>
+              <w:rPr>
+                <w:noProof/>
+                <w:webHidden/>
+              </w:rPr>
+              <w:t>19</w:t>
+            </w:r>
+            <w:r>
+              <w:rPr>
+                <w:noProof/>
+                <w:webHidden/>
+              </w:rPr>
+              <w:fldChar w:fldCharType="end"/>
+            </w:r>
+          </w:hyperlink>
+        </w:p>
+        <w:p>
+          <w:pPr>
+            <w:pStyle w:val="TOC2"/>
+            <w:tabs>
+              <w:tab w:val="right" w:leader="dot" w:pos="9782"/>
+            </w:tabs>
+            <w:rPr>
+              <w:noProof/>
+            </w:rPr>
+          </w:pPr>
+          <w:hyperlink w:anchor="_Toc239303750" w:history="1">
+            <w:r>
+              <w:rPr>
+                <w:rStyle w:val="Hyperlink"/>
+                <w:noProof/>
+              </w:rPr>
+              <w:t>4.6 Hypothesis Evaluation</w:t>
+            </w:r>
+            <w:r>
+              <w:rPr>
+                <w:noProof/>
+                <w:webHidden/>
+              </w:rPr>
+              <w:tab/>
+            </w:r>
+            <w:r>
+              <w:rPr>
+                <w:noProof/>
+                <w:webHidden/>
+              </w:rPr>
+              <w:fldChar w:fldCharType="begin"/>
+            </w:r>
+            <w:r>
+              <w:rPr>
+                <w:noProof/>
+                <w:webHidden/>
+              </w:rPr>
+              <w:instrText xml:space="preserve"> PAGEREF _Toc239303750 \h </w:instrText>
+            </w:r>
+            <w:r>
+              <w:rPr>
+                <w:noProof/>
+                <w:webHidden/>
+              </w:rPr>
+            </w:r>
+            <w:r>
+              <w:rPr>
+                <w:noProof/>
+                <w:webHidden/>
+              </w:rPr>
+              <w:fldChar w:fldCharType="separate"/>
+            </w:r>
+            <w:r>
+              <w:rPr>
+                <w:noProof/>
+                <w:webHidden/>
+              </w:rPr>
+              <w:t>22</w:t>
+            </w:r>
+            <w:r>
+              <w:rPr>
+                <w:noProof/>
+                <w:webHidden/>
+              </w:rPr>
+              <w:fldChar w:fldCharType="end"/>
+            </w:r>
+          </w:hyperlink>
+        </w:p>
+        <w:p>
+          <w:pPr>
+            <w:pStyle w:val="TOC3"/>
+            <w:tabs>
+              <w:tab w:val="right" w:leader="dot" w:pos="9782"/>
+            </w:tabs>
+            <w:rPr>
+              <w:noProof/>
+            </w:rPr>
+          </w:pPr>
+          <w:hyperlink w:anchor="_Toc239303751" w:history="1">
+            <w:r>
+              <w:rPr>
+                <w:rStyle w:val="Hyperlink"/>
+                <w:noProof/>
+              </w:rPr>
+              <w:t>4.6.1 H1: Maintaining the Target Balanced Range</w:t>
+            </w:r>
+            <w:r>
+              <w:rPr>
+                <w:noProof/>
+                <w:webHidden/>
+              </w:rPr>
+              <w:tab/>
+            </w:r>
+            <w:r>
+              <w:rPr>
+                <w:noProof/>
+                <w:webHidden/>
+              </w:rPr>
+              <w:fldChar w:fldCharType="begin"/>
+            </w:r>
+            <w:r>
+              <w:rPr>
+                <w:noProof/>
+                <w:webHidden/>
+              </w:rPr>
+              <w:instrText xml:space="preserve"> PAGEREF _Toc239303751 \h </w:instrText>
+            </w:r>
+            <w:r>
+              <w:rPr>
+                <w:noProof/>
+                <w:webHidden/>
+              </w:rPr>
+            </w:r>
+            <w:r>
+              <w:rPr>
+                <w:noProof/>
+                <w:webHidden/>
+              </w:rPr>
+              <w:fldChar w:fldCharType="separate"/>
+            </w:r>
+            <w:r>
+              <w:rPr>
+                <w:noProof/>
+                <w:webHidden/>
+              </w:rPr>
+              <w:t>22</w:t>
+            </w:r>
+            <w:r>
+              <w:rPr>
+                <w:noProof/>
+                <w:webHidden/>
+              </w:rPr>
+              <w:fldChar w:fldCharType="end"/>
+            </w:r>
+          </w:hyperlink>
+        </w:p>
+        <w:p>
+          <w:pPr>
+            <w:pStyle w:val="TOC3"/>
+            <w:tabs>
+              <w:tab w:val="right" w:leader="dot" w:pos="9782"/>
+            </w:tabs>
+            <w:rPr>
+              <w:noProof/>
+            </w:rPr>
+          </w:pPr>
+          <w:hyperlink w:anchor="_Toc239303752" w:history="1">
+            <w:r>
+              <w:rPr>
+                <w:rStyle w:val="Hyperlink"/>
+                <w:noProof/>
+              </w:rPr>
+              <w:t>4.6.2 H2: Adapting Across Player Profiles</w:t>
+            </w:r>
+            <w:r>
+              <w:rPr>
+                <w:noProof/>
+                <w:webHidden/>
+              </w:rPr>
+              <w:tab/>
+            </w:r>
+            <w:r>
+              <w:rPr>
+                <w:noProof/>
+                <w:webHidden/>
+              </w:rPr>
+              <w:fldChar w:fldCharType="begin"/>
+            </w:r>
+            <w:r>
+              <w:rPr>
+                <w:noProof/>
+                <w:webHidden/>
+              </w:rPr>
+              <w:instrText xml:space="preserve"> PAGEREF _Toc239303752 \h </w:instrText>
+            </w:r>
+            <w:r>
+              <w:rPr>
+                <w:noProof/>
+                <w:webHidden/>
+              </w:rPr>
+            </w:r>
+            <w:r>
+              <w:rPr>
+                <w:noProof/>
+                <w:webHidden/>
+              </w:rPr>
+              <w:fldChar w:fldCharType="separate"/>
+            </w:r>
+            <w:r>
+              <w:rPr>
+                <w:noProof/>
+                <w:webHidden/>
+              </w:rPr>
+              <w:t>23</w:t>
+            </w:r>
+            <w:r>
+              <w:rPr>
+                <w:noProof/>
+                <w:webHidden/>
+              </w:rPr>
+              <w:fldChar w:fldCharType="end"/>
+            </w:r>
+          </w:hyperlink>
+        </w:p>
+        <w:p>
+          <w:pPr>
+            <w:pStyle w:val="TOC2"/>
+            <w:tabs>
+              <w:tab w:val="right" w:leader="dot" w:pos="9782"/>
+            </w:tabs>
+            <w:rPr>
+              <w:noProof/>
+            </w:rPr>
+          </w:pPr>
+          <w:hyperlink w:anchor="_Toc239303753" w:history="1">
+            <w:r>
+              <w:rPr>
+                <w:rStyle w:val="Hyperlink"/>
+                <w:noProof/>
+              </w:rPr>
+              <w:t>4.7 Discussion in Relation to the Anchor Paper</w:t>
+            </w:r>
+            <w:r>
+              <w:rPr>
+                <w:noProof/>
+                <w:webHidden/>
+              </w:rPr>
+              <w:tab/>
+            </w:r>
+            <w:r>
+              <w:rPr>
+                <w:noProof/>
+                <w:webHidden/>
+              </w:rPr>
+              <w:fldChar w:fldCharType="begin"/>
+            </w:r>
+            <w:r>
+              <w:rPr>
+                <w:noProof/>
+                <w:webHidden/>
+              </w:rPr>
+              <w:instrText xml:space="preserve"> PAGEREF _Toc239303753 \h </w:instrText>
+            </w:r>
+            <w:r>
+              <w:rPr>
+                <w:noProof/>
+                <w:webHidden/>
+              </w:rPr>
+            </w:r>
+            <w:r>
+              <w:rPr>
+                <w:noProof/>
+                <w:webHidden/>
+              </w:rPr>
+              <w:fldChar w:fldCharType="separate"/>
+            </w:r>
+            <w:r>
+              <w:rPr>
+                <w:noProof/>
+                <w:webHidden/>
+              </w:rPr>
+              <w:t>23</w:t>
+            </w:r>
+            <w:r>
+              <w:rPr>
+                <w:noProof/>
+                <w:webHidden/>
+              </w:rPr>
+              <w:fldChar w:fldCharType="end"/>
+            </w:r>
+          </w:hyperlink>
+        </w:p>
+        <w:p>
+          <w:pPr>
+            <w:pStyle w:val="TOC1"/>
+            <w:tabs>
+              <w:tab w:val="right" w:leader="dot" w:pos="9782"/>
+            </w:tabs>
+            <w:rPr>
+              <w:noProof/>
+            </w:rPr>
+          </w:pPr>
+          <w:hyperlink w:anchor="_Toc239303754" w:history="1">
+            <w:r>
+              <w:rPr>
+                <w:rStyle w:val="Hyperlink"/>
+                <w:noProof/>
+              </w:rPr>
+              <w:t>5. Conclusion and Future Work</w:t>
+            </w:r>
+            <w:r>
+              <w:rPr>
+                <w:noProof/>
+                <w:webHidden/>
+              </w:rPr>
+              <w:tab/>
+            </w:r>
+            <w:r>
+              <w:rPr>
+                <w:noProof/>
+                <w:webHidden/>
+              </w:rPr>
+              <w:fldChar w:fldCharType="begin"/>
+            </w:r>
+            <w:r>
+              <w:rPr>
+                <w:noProof/>
+                <w:webHidden/>
+              </w:rPr>
+              <w:instrText xml:space="preserve"> PAGEREF _Toc239303754 \h </w:instrText>
+            </w:r>
+            <w:r>
+              <w:rPr>
+                <w:noProof/>
+                <w:webHidden/>
+              </w:rPr>
+            </w:r>
+            <w:r>
+              <w:rPr>
+                <w:noProof/>
+                <w:webHidden/>
+              </w:rPr>
+              <w:fldChar w:fldCharType="separate"/>
+            </w:r>
+            <w:r>
+              <w:rPr>
+                <w:noProof/>
+                <w:webHidden/>
+              </w:rPr>
+              <w:t>24</w:t>
+            </w:r>
+            <w:r>
+              <w:rPr>
+                <w:noProof/>
+                <w:webHidden/>
+              </w:rPr>
+              <w:fldChar w:fldCharType="end"/>
+            </w:r>
+          </w:hyperlink>
+        </w:p>
+        <w:p>
+          <w:pPr>
+            <w:pStyle w:val="TOC2"/>
+            <w:tabs>
+              <w:tab w:val="right" w:leader="dot" w:pos="9782"/>
+            </w:tabs>
+            <w:rPr>
+              <w:noProof/>
+            </w:rPr>
+          </w:pPr>
+          <w:hyperlink w:anchor="_Toc239303755" w:history="1">
+            <w:r>
+              <w:rPr>
+                <w:rStyle w:val="Hyperlink"/>
+                <w:noProof/>
+              </w:rPr>
+              <w:t>5.1 Conclusion</w:t>
+            </w:r>
+            <w:r>
+              <w:rPr>
+                <w:noProof/>
+                <w:webHidden/>
+              </w:rPr>
+              <w:tab/>
+            </w:r>
+            <w:r>
+              <w:rPr>
+                <w:noProof/>
+                <w:webHidden/>
+              </w:rPr>
+              <w:fldChar w:fldCharType="begin"/>
+            </w:r>
+            <w:r>
+              <w:rPr>
+                <w:noProof/>
+                <w:webHidden/>
+              </w:rPr>
+              <w:instrText xml:space="preserve"> PAGEREF _Toc239303755 \h </w:instrText>
+            </w:r>
+            <w:r>
+              <w:rPr>
+                <w:noProof/>
+                <w:webHidden/>
+              </w:rPr>
+            </w:r>
+            <w:r>
+              <w:rPr>
+                <w:noProof/>
+                <w:webHidden/>
+              </w:rPr>
+              <w:fldChar w:fldCharType="separate"/>
+            </w:r>
+            <w:r>
+              <w:rPr>
+                <w:noProof/>
+                <w:webHidden/>
+              </w:rPr>
+              <w:t>24</w:t>
+            </w:r>
+            <w:r>
+              <w:rPr>
+                <w:noProof/>
+                <w:webHidden/>
+              </w:rPr>
+              <w:fldChar w:fldCharType="end"/>
+            </w:r>
+          </w:hyperlink>
+        </w:p>
+        <w:p>
+          <w:pPr>
+            <w:pStyle w:val="TOC2"/>
+            <w:tabs>
+              <w:tab w:val="right" w:leader="dot" w:pos="9782"/>
+            </w:tabs>
+            <w:rPr>
+              <w:noProof/>
+            </w:rPr>
+          </w:pPr>
+          <w:hyperlink w:anchor="_Toc239303756" w:history="1">
+            <w:r>
+              <w:rPr>
+                <w:rStyle w:val="Hyperlink"/>
+                <w:noProof/>
+              </w:rPr>
+              <w:t>5.2 Limitations</w:t>
+            </w:r>
+            <w:r>
+              <w:rPr>
+                <w:noProof/>
+                <w:webHidden/>
+              </w:rPr>
+              <w:tab/>
+            </w:r>
+            <w:r>
+              <w:rPr>
+                <w:noProof/>
+                <w:webHidden/>
+              </w:rPr>
+              <w:fldChar w:fldCharType="begin"/>
+            </w:r>
+            <w:r>
+              <w:rPr>
+                <w:noProof/>
+                <w:webHidden/>
+              </w:rPr>
+              <w:instrText xml:space="preserve"> PAGEREF _Toc239303756 \h </w:instrText>
+            </w:r>
+            <w:r>
+              <w:rPr>
+                <w:noProof/>
+                <w:webHidden/>
+              </w:rPr>
+            </w:r>
+            <w:r>
+              <w:rPr>
+                <w:noProof/>
+                <w:webHidden/>
+              </w:rPr>
+              <w:fldChar w:fldCharType="separate"/>
+            </w:r>
+            <w:r>
+              <w:rPr>
+                <w:noProof/>
+                <w:webHidden/>
+              </w:rPr>
+              <w:t>24</w:t>
+            </w:r>
+            <w:r>
+              <w:rPr>
+                <w:noProof/>
+                <w:webHidden/>
+              </w:rPr>
+              <w:fldChar w:fldCharType="end"/>
+            </w:r>
+          </w:hyperlink>
+        </w:p>
+        <w:p>
+          <w:pPr>
+            <w:pStyle w:val="TOC2"/>
+            <w:tabs>
+              <w:tab w:val="right" w:leader="dot" w:pos="9782"/>
+            </w:tabs>
+            <w:rPr>
+              <w:noProof/>
+            </w:rPr>
+          </w:pPr>
+          <w:hyperlink w:anchor="_Toc239303757" w:history="1">
+            <w:r>
+              <w:rPr>
+                <w:rStyle w:val="Hyperlink"/>
+                <w:noProof/>
+              </w:rPr>
+              <w:t>5.3 Future Work</w:t>
+            </w:r>
+            <w:r>
+              <w:rPr>
+                <w:noProof/>
+                <w:webHidden/>
+              </w:rPr>
+              <w:tab/>
+            </w:r>
+            <w:r>
+              <w:rPr>
+                <w:noProof/>
+                <w:webHidden/>
+              </w:rPr>
+              <w:fldChar w:fldCharType="begin"/>
+            </w:r>
+            <w:r>
+              <w:rPr>
+                <w:noProof/>
+                <w:webHidden/>
+              </w:rPr>
+              <w:instrText xml:space="preserve"> PAGEREF _Toc239303757 \h </w:instrText>
+            </w:r>
+            <w:r>
+              <w:rPr>
+                <w:noProof/>
+                <w:webHidden/>
+              </w:rPr>
+            </w:r>
+            <w:r>
+              <w:rPr>
+                <w:noProof/>
+                <w:webHidden/>
+              </w:rPr>
+              <w:fldChar w:fldCharType="separate"/>
+            </w:r>
+            <w:r>
+              <w:rPr>
+                <w:noProof/>
+                <w:webHidden/>
+              </w:rPr>
+              <w:t>25</w:t>
+            </w:r>
+            <w:r>
+              <w:rPr>
+                <w:noProof/>
+                <w:webHidden/>
+              </w:rPr>
+              <w:fldChar w:fldCharType="end"/>
+            </w:r>
+          </w:hyperlink>
+        </w:p>
+        <w:p>
+          <w:pPr>
+            <w:pStyle w:val="TOC1"/>
+            <w:tabs>
+              <w:tab w:val="right" w:leader="dot" w:pos="9782"/>
+            </w:tabs>
+            <w:rPr>
+              <w:noProof/>
+            </w:rPr>
+          </w:pPr>
+          <w:hyperlink w:anchor="_Toc239303758" w:history="1">
+            <w:r>
+              <w:rPr>
+                <w:rStyle w:val="Hyperlink"/>
+                <w:noProof/>
+              </w:rPr>
+              <w:t>References</w:t>
+            </w:r>
+            <w:r>
+              <w:rPr>
+                <w:noProof/>
+                <w:webHidden/>
+              </w:rPr>
+              <w:tab/>
+            </w:r>
+            <w:r>
+              <w:rPr>
+                <w:noProof/>
+                <w:webHidden/>
+              </w:rPr>
+              <w:fldChar w:fldCharType="begin"/>
+            </w:r>
+            <w:r>
+              <w:rPr>
+                <w:noProof/>
+                <w:webHidden/>
+              </w:rPr>
+              <w:instrText xml:space="preserve"> PAGEREF _Toc239303758 \h </w:instrText>
+            </w:r>
+            <w:r>
+              <w:rPr>
+                <w:noProof/>
+                <w:webHidden/>
+              </w:rPr>
+            </w:r>
+            <w:r>
+              <w:rPr>
+                <w:noProof/>
+                <w:webHidden/>
+              </w:rPr>
+              <w:fldChar w:fldCharType="separate"/>
+            </w:r>
+            <w:r>
+              <w:rPr>
+                <w:noProof/>
+                <w:webHidden/>
+              </w:rPr>
+              <w:t>25</w:t>
+            </w:r>
+            <w:r>
+              <w:rPr>
+                <w:noProof/>
+                <w:webHidden/>
+              </w:rPr>
+              <w:fldChar w:fldCharType="end"/>
+            </w:r>
+          </w:hyperlink>
+        </w:p>
+        <w:p>
+          <w:r>
+            <w:rPr>
+              <w:b/>
+              <w:bCs/>
+              <w:noProof/>
+            </w:rPr>
+            <w:fldChar w:fldCharType="end"/>
+          </w:r>
+        </w:p>
+      </w:sdtContent>
+    </w:sdt>
+    <w:p>
+      <w:pPr>
+        <w:pStyle w:val="TableofFigures"/>
+        <w:tabs>
+          <w:tab w:val="right" w:leader="dot" w:pos="9782"/>
+        </w:tabs>
+      </w:pPr>
+      <w:bookmarkStart w:id="1" w:name="_Toc239303709"/>
+    </w:p>
+    <w:p>
+      <w:pPr>
+        <w:pStyle w:val="TableofFigures"/>
+        <w:tabs>
+          <w:tab w:val="right" w:leader="dot" w:pos="9782"/>
+        </w:tabs>
+        <w:rPr>
+          <w:rFonts w:eastAsiaTheme="minorEastAsia"/>
+          <w:smallCaps w:val="0"/>
+          <w:noProof/>
+          <w:sz w:val="24"/>
+          <w:szCs w:val="24"/>
+          <w:lang w:eastAsia="en-GB"/>
+        </w:rPr>
+      </w:pPr>
+      <w:r>
+        <w:fldChar w:fldCharType="begin"/>
+      </w:r>
+      <w:r>
+        <w:instrText xml:space="preserve"> TOC \h \z \c "Figure" </w:instrText>
+      </w:r>
+      <w:r>
+        <w:fldChar w:fldCharType="separate"/>
+      </w:r>
+      <w:hyperlink w:anchor="_Toc239305092" w:history="1">
+        <w:r>
+          <w:rPr>
+            <w:rStyle w:val="Hyperlink"/>
+            <w:noProof/>
+          </w:rPr>
+          <w:t>Figure 1. Death rate by difficulty system and simulated player profile.</w:t>
+        </w:r>
+        <w:r>
+          <w:rPr>
+            <w:noProof/>
+            <w:webHidden/>
+          </w:rPr>
+          <w:tab/>
+        </w:r>
+        <w:r>
+          <w:rPr>
+            <w:noProof/>
+            <w:webHidden/>
+          </w:rPr>
+          <w:fldChar w:fldCharType="begin"/>
+        </w:r>
+        <w:r>
+          <w:rPr>
+            <w:noProof/>
+            <w:webHidden/>
+          </w:rPr>
+          <w:instrText xml:space="preserve"> PAGEREF _Toc239305092 \h </w:instrText>
+        </w:r>
+        <w:r>
+          <w:rPr>
+            <w:noProof/>
+            <w:webHidden/>
+          </w:rPr>
+        </w:r>
+        <w:r>
+          <w:rPr>
+            <w:noProof/>
+            <w:webHidden/>
+          </w:rPr>
+          <w:fldChar w:fldCharType="separate"/>
+        </w:r>
+        <w:r>
+          <w:rPr>
+            <w:noProof/>
+            <w:webHidden/>
+          </w:rPr>
+          <w:t>15</w:t>
+        </w:r>
+        <w:r>
+          <w:rPr>
+            <w:noProof/>
+            <w:webHidden/>
+          </w:rPr>
+          <w:fldChar w:fldCharType="end"/>
+        </w:r>
+      </w:hyperlink>
+    </w:p>
+    <w:p>
+      <w:pPr>
+        <w:pStyle w:val="TableofFigures"/>
+        <w:tabs>
+          <w:tab w:val="right" w:leader="dot" w:pos="9782"/>
+        </w:tabs>
+        <w:rPr>
+          <w:rFonts w:eastAsiaTheme="minorEastAsia"/>
+          <w:smallCaps w:val="0"/>
+          <w:noProof/>
+          <w:sz w:val="24"/>
+          <w:szCs w:val="24"/>
+          <w:lang w:eastAsia="en-GB"/>
+        </w:rPr>
+      </w:pPr>
+      <w:hyperlink w:anchor="_Toc239305093" w:history="1">
+        <w:r>
+          <w:rPr>
+            <w:rStyle w:val="Hyperlink"/>
+            <w:noProof/>
+          </w:rPr>
+          <w:t>Figure 2. Average survival time by difficulty system and simulated player profile.</w:t>
+        </w:r>
+        <w:r>
+          <w:rPr>
+            <w:noProof/>
+            <w:webHidden/>
+          </w:rPr>
+          <w:tab/>
+        </w:r>
+        <w:r>
+          <w:rPr>
+            <w:noProof/>
+            <w:webHidden/>
+          </w:rPr>
+          <w:fldChar w:fldCharType="begin"/>
+        </w:r>
+        <w:r>
+          <w:rPr>
+            <w:noProof/>
+            <w:webHidden/>
+          </w:rPr>
+          <w:instrText xml:space="preserve"> PAGEREF _Toc239305093 \h </w:instrText>
+        </w:r>
+        <w:r>
+          <w:rPr>
+            <w:noProof/>
+            <w:webHidden/>
+          </w:rPr>
+        </w:r>
+        <w:r>
+          <w:rPr>
+            <w:noProof/>
+            <w:webHidden/>
+          </w:rPr>
+          <w:fldChar w:fldCharType="separate"/>
+        </w:r>
+        <w:r>
+          <w:rPr>
+            <w:noProof/>
+            <w:webHidden/>
+          </w:rPr>
+          <w:t>16</w:t>
+        </w:r>
+        <w:r>
+          <w:rPr>
+            <w:noProof/>
+            <w:webHidden/>
+          </w:rPr>
+          <w:fldChar w:fldCharType="end"/>
+        </w:r>
+      </w:hyperlink>
+    </w:p>
+    <w:p>
+      <w:pPr>
+        <w:pStyle w:val="TableofFigures"/>
+        <w:tabs>
+          <w:tab w:val="right" w:leader="dot" w:pos="9782"/>
+        </w:tabs>
+        <w:rPr>
+          <w:rFonts w:eastAsiaTheme="minorEastAsia"/>
+          <w:smallCaps w:val="0"/>
+          <w:noProof/>
+          <w:sz w:val="24"/>
+          <w:szCs w:val="24"/>
+          <w:lang w:eastAsia="en-GB"/>
+        </w:rPr>
+      </w:pPr>
+      <w:hyperlink w:anchor="_Toc239305094" w:history="1">
+        <w:r>
+          <w:rPr>
+            <w:rStyle w:val="Hyperlink"/>
+            <w:noProof/>
+          </w:rPr>
+          <w:t>Figure 3. Mean time spent within the target balance range for rule-based and RL-based DDA.</w:t>
+        </w:r>
+        <w:r>
+          <w:rPr>
+            <w:noProof/>
+            <w:webHidden/>
+          </w:rPr>
+          <w:tab/>
+        </w:r>
+        <w:r>
+          <w:rPr>
+            <w:noProof/>
+            <w:webHidden/>
+          </w:rPr>
+          <w:fldChar w:fldCharType="begin"/>
+        </w:r>
+        <w:r>
+          <w:rPr>
+            <w:noProof/>
+            <w:webHidden/>
+          </w:rPr>
+          <w:instrText xml:space="preserve"> PAGEREF _Toc239305094 \h </w:instrText>
+        </w:r>
+        <w:r>
+          <w:rPr>
+            <w:noProof/>
+            <w:webHidden/>
+          </w:rPr>
+        </w:r>
+        <w:r>
+          <w:rPr>
+            <w:noProof/>
+            <w:webHidden/>
+          </w:rPr>
+          <w:fldChar w:fldCharType="separate"/>
+        </w:r>
+        <w:r>
+          <w:rPr>
+            <w:noProof/>
+            <w:webHidden/>
+          </w:rPr>
+          <w:t>17</w:t>
+        </w:r>
+        <w:r>
+          <w:rPr>
+            <w:noProof/>
+            <w:webHidden/>
+          </w:rPr>
+          <w:fldChar w:fldCharType="end"/>
+        </w:r>
+      </w:hyperlink>
+    </w:p>
+    <w:p>
+      <w:pPr>
+        <w:pStyle w:val="TableofFigures"/>
+        <w:tabs>
+          <w:tab w:val="right" w:leader="dot" w:pos="9782"/>
+        </w:tabs>
+        <w:rPr>
+          <w:rFonts w:eastAsiaTheme="minorEastAsia"/>
+          <w:smallCaps w:val="0"/>
+          <w:noProof/>
+          <w:sz w:val="24"/>
+          <w:szCs w:val="24"/>
+          <w:lang w:eastAsia="en-GB"/>
+        </w:rPr>
+      </w:pPr>
+      <w:hyperlink w:anchor="_Toc239305095" w:history="1">
+        <w:r>
+          <w:rPr>
+            <w:rStyle w:val="Hyperlink"/>
+            <w:noProof/>
+          </w:rPr>
+          <w:t>Figure 4. Di</w:t>
+        </w:r>
+        <w:r>
+          <w:rPr>
+            <w:rStyle w:val="Hyperlink"/>
+            <w:noProof/>
+          </w:rPr>
+          <w:t>s</w:t>
+        </w:r>
+        <w:r>
+          <w:rPr>
+            <w:rStyle w:val="Hyperlink"/>
+            <w:noProof/>
+          </w:rPr>
+          <w:t>tribution of target-range occupancy for rule-based and RL-based DDA.</w:t>
+        </w:r>
+        <w:r>
+          <w:rPr>
+            <w:noProof/>
+            <w:webHidden/>
+          </w:rPr>
+          <w:tab/>
+        </w:r>
+        <w:r>
+          <w:rPr>
+            <w:noProof/>
+            <w:webHidden/>
+          </w:rPr>
+          <w:fldChar w:fldCharType="begin"/>
+        </w:r>
+        <w:r>
+          <w:rPr>
+            <w:noProof/>
+            <w:webHidden/>
+          </w:rPr>
+          <w:instrText xml:space="preserve"> PAGEREF _Toc239305095 \h </w:instrText>
+        </w:r>
+        <w:r>
+          <w:rPr>
+            <w:noProof/>
+            <w:webHidden/>
+          </w:rPr>
+        </w:r>
+        <w:r>
+          <w:rPr>
+            <w:noProof/>
+            <w:webHidden/>
+          </w:rPr>
+          <w:fldChar w:fldCharType="separate"/>
+        </w:r>
+        <w:r>
+          <w:rPr>
+            <w:noProof/>
+            <w:webHidden/>
+          </w:rPr>
+          <w:t>18</w:t>
+        </w:r>
+        <w:r>
+          <w:rPr>
+            <w:noProof/>
+            <w:webHidden/>
+          </w:rPr>
+          <w:fldChar w:fldCharType="end"/>
+        </w:r>
+      </w:hyperlink>
+    </w:p>
+    <w:p>
+      <w:pPr>
+        <w:pStyle w:val="TableofFigures"/>
+        <w:tabs>
+          <w:tab w:val="right" w:leader="dot" w:pos="9782"/>
+        </w:tabs>
+        <w:rPr>
+          <w:rFonts w:eastAsiaTheme="minorEastAsia"/>
+          <w:smallCaps w:val="0"/>
+          <w:noProof/>
+          <w:sz w:val="24"/>
+          <w:szCs w:val="24"/>
+          <w:lang w:eastAsia="en-GB"/>
+        </w:rPr>
+      </w:pPr>
+      <w:hyperlink w:anchor="_Toc239305096" w:history="1">
+        <w:r>
+          <w:rPr>
+            <w:rStyle w:val="Hyperlink"/>
+            <w:noProof/>
+          </w:rPr>
+          <w:t>Figure 5. Average difficulty by system and simulated player profile.</w:t>
+        </w:r>
+        <w:r>
+          <w:rPr>
+            <w:noProof/>
+            <w:webHidden/>
+          </w:rPr>
+          <w:tab/>
+        </w:r>
+        <w:r>
+          <w:rPr>
+            <w:noProof/>
+            <w:webHidden/>
+          </w:rPr>
+          <w:fldChar w:fldCharType="begin"/>
+        </w:r>
+        <w:r>
+          <w:rPr>
+            <w:noProof/>
+            <w:webHidden/>
+          </w:rPr>
+          <w:instrText xml:space="preserve"> PAGEREF _Toc239305096 \h </w:instrText>
+        </w:r>
+        <w:r>
+          <w:rPr>
+            <w:noProof/>
+            <w:webHidden/>
+          </w:rPr>
+        </w:r>
+        <w:r>
+          <w:rPr>
+            <w:noProof/>
+            <w:webHidden/>
+          </w:rPr>
+          <w:fldChar w:fldCharType="separate"/>
+        </w:r>
+        <w:r>
+          <w:rPr>
+            <w:noProof/>
+            <w:webHidden/>
+          </w:rPr>
+          <w:t>18</w:t>
+        </w:r>
+        <w:r>
+          <w:rPr>
+            <w:noProof/>
+            <w:webHidden/>
+          </w:rPr>
+          <w:fldChar w:fldCharType="end"/>
+        </w:r>
+      </w:hyperlink>
+    </w:p>
+    <w:p>
+      <w:pPr>
+        <w:pStyle w:val="TableofFigures"/>
+        <w:tabs>
+          <w:tab w:val="right" w:leader="dot" w:pos="9782"/>
+        </w:tabs>
+        <w:rPr>
+          <w:rFonts w:eastAsiaTheme="minorEastAsia"/>
+          <w:smallCaps w:val="0"/>
+          <w:noProof/>
+          <w:sz w:val="24"/>
+          <w:szCs w:val="24"/>
+          <w:lang w:eastAsia="en-GB"/>
+        </w:rPr>
+      </w:pPr>
+      <w:hyperlink w:anchor="_Toc239305097" w:history="1">
+        <w:r>
+          <w:rPr>
+            <w:rStyle w:val="Hyperlink"/>
+            <w:noProof/>
+          </w:rPr>
+          <w:t>Figure 6. Average number of difficulty changes by system and simulated player profile.</w:t>
+        </w:r>
+        <w:r>
+          <w:rPr>
+            <w:noProof/>
+            <w:webHidden/>
+          </w:rPr>
+          <w:tab/>
+        </w:r>
+        <w:r>
+          <w:rPr>
+            <w:noProof/>
+            <w:webHidden/>
+          </w:rPr>
+          <w:fldChar w:fldCharType="begin"/>
+        </w:r>
+        <w:r>
+          <w:rPr>
+            <w:noProof/>
+            <w:webHidden/>
+          </w:rPr>
+          <w:instrText xml:space="preserve"> PAGEREF _Toc239305097 \h </w:instrText>
+        </w:r>
+        <w:r>
+          <w:rPr>
+            <w:noProof/>
+            <w:webHidden/>
+          </w:rPr>
+        </w:r>
+        <w:r>
+          <w:rPr>
+            <w:noProof/>
+            <w:webHidden/>
+          </w:rPr>
+          <w:fldChar w:fldCharType="separate"/>
+        </w:r>
+        <w:r>
+          <w:rPr>
+            <w:noProof/>
+            <w:webHidden/>
+          </w:rPr>
+          <w:t>19</w:t>
+        </w:r>
+        <w:r>
+          <w:rPr>
+            <w:noProof/>
+            <w:webHidden/>
+          </w:rPr>
+          <w:fldChar w:fldCharType="end"/>
+        </w:r>
+      </w:hyperlink>
+    </w:p>
+    <w:p>
+      <w:pPr>
+        <w:pStyle w:val="TableofFigures"/>
+        <w:tabs>
+          <w:tab w:val="right" w:leader="dot" w:pos="9782"/>
+        </w:tabs>
+        <w:rPr>
+          <w:rFonts w:eastAsiaTheme="minorEastAsia"/>
+          <w:smallCaps w:val="0"/>
+          <w:noProof/>
+          <w:sz w:val="24"/>
+          <w:szCs w:val="24"/>
+          <w:lang w:eastAsia="en-GB"/>
+        </w:rPr>
+      </w:pPr>
+      <w:hyperlink w:anchor="_Toc239305098" w:history="1">
+        <w:r>
+          <w:rPr>
+            <w:rStyle w:val="Hyperlink"/>
+            <w:noProof/>
+          </w:rPr>
+          <w:t>Figure 7. Mean minimum, episode-average and mean maximum difficulty reached by the RL controller.</w:t>
+        </w:r>
+        <w:r>
+          <w:rPr>
+            <w:noProof/>
+            <w:webHidden/>
+          </w:rPr>
+          <w:tab/>
+        </w:r>
+        <w:r>
+          <w:rPr>
+            <w:noProof/>
+            <w:webHidden/>
+          </w:rPr>
+          <w:fldChar w:fldCharType="begin"/>
+        </w:r>
+        <w:r>
+          <w:rPr>
+            <w:noProof/>
+            <w:webHidden/>
+          </w:rPr>
+          <w:instrText xml:space="preserve"> PAGEREF _Toc239305098 \h </w:instrText>
+        </w:r>
+        <w:r>
+          <w:rPr>
+            <w:noProof/>
+            <w:webHidden/>
+          </w:rPr>
+        </w:r>
+        <w:r>
+          <w:rPr>
+            <w:noProof/>
+            <w:webHidden/>
+          </w:rPr>
+          <w:fldChar w:fldCharType="separate"/>
+        </w:r>
+        <w:r>
+          <w:rPr>
+            <w:noProof/>
+            <w:webHidden/>
+          </w:rPr>
+          <w:t>20</w:t>
+        </w:r>
+        <w:r>
+          <w:rPr>
+            <w:noProof/>
+            <w:webHidden/>
+          </w:rPr>
+          <w:fldChar w:fldCharType="end"/>
+        </w:r>
+      </w:hyperlink>
+    </w:p>
+    <w:p>
+      <w:pPr>
+        <w:pStyle w:val="TableofFigures"/>
+        <w:tabs>
+          <w:tab w:val="right" w:leader="dot" w:pos="9782"/>
+        </w:tabs>
+        <w:rPr>
+          <w:rFonts w:eastAsiaTheme="minorEastAsia"/>
+          <w:smallCaps w:val="0"/>
+          <w:noProof/>
+          <w:sz w:val="24"/>
+          <w:szCs w:val="24"/>
+          <w:lang w:eastAsia="en-GB"/>
+        </w:rPr>
+      </w:pPr>
+      <w:hyperlink w:anchor="_Toc239305099" w:history="1">
+        <w:r>
+          <w:rPr>
+            <w:rStyle w:val="Hyperlink"/>
+            <w:noProof/>
+          </w:rPr>
+          <w:t>Figure 8. Five-run rolling survival trend for the improving simulated player profile.</w:t>
+        </w:r>
+        <w:r>
+          <w:rPr>
+            <w:noProof/>
+            <w:webHidden/>
+          </w:rPr>
+          <w:tab/>
+        </w:r>
+        <w:r>
+          <w:rPr>
+            <w:noProof/>
+            <w:webHidden/>
+          </w:rPr>
+          <w:fldChar w:fldCharType="begin"/>
+        </w:r>
+        <w:r>
+          <w:rPr>
+            <w:noProof/>
+            <w:webHidden/>
+          </w:rPr>
+          <w:instrText xml:space="preserve"> PAGEREF _Toc239305099 \h </w:instrText>
+        </w:r>
+        <w:r>
+          <w:rPr>
+            <w:noProof/>
+            <w:webHidden/>
+          </w:rPr>
+        </w:r>
+        <w:r>
+          <w:rPr>
+            <w:noProof/>
+            <w:webHidden/>
+          </w:rPr>
+          <w:fldChar w:fldCharType="separate"/>
+        </w:r>
+        <w:r>
+          <w:rPr>
+            <w:noProof/>
+            <w:webHidden/>
+          </w:rPr>
+          <w:t>21</w:t>
+        </w:r>
+        <w:r>
+          <w:rPr>
+            <w:noProof/>
+            <w:webHidden/>
+          </w:rPr>
+          <w:fldChar w:fldCharType="end"/>
+        </w:r>
+      </w:hyperlink>
+    </w:p>
+    <w:p>
+      <w:pPr>
+        <w:pStyle w:val="TableofFigures"/>
+        <w:tabs>
+          <w:tab w:val="right" w:leader="dot" w:pos="9782"/>
+        </w:tabs>
+        <w:rPr>
+          <w:rFonts w:eastAsiaTheme="minorEastAsia"/>
+          <w:smallCaps w:val="0"/>
+          <w:noProof/>
+          <w:sz w:val="24"/>
+          <w:szCs w:val="24"/>
+          <w:lang w:eastAsia="en-GB"/>
+        </w:rPr>
+      </w:pPr>
+      <w:hyperlink w:anchor="_Toc239305100" w:history="1">
+        <w:r>
+          <w:rPr>
+            <w:rStyle w:val="Hyperlink"/>
+            <w:noProof/>
+          </w:rPr>
+          <w:t>Figure 9. Absolute distance from a 50% failure-rate reference.</w:t>
+        </w:r>
+        <w:r>
+          <w:rPr>
+            <w:noProof/>
+            <w:webHidden/>
+          </w:rPr>
+          <w:tab/>
+        </w:r>
+        <w:r>
+          <w:rPr>
+            <w:noProof/>
+            <w:webHidden/>
+          </w:rPr>
+          <w:fldChar w:fldCharType="begin"/>
+        </w:r>
+        <w:r>
+          <w:rPr>
+            <w:noProof/>
+            <w:webHidden/>
+          </w:rPr>
+          <w:instrText xml:space="preserve"> PAGEREF _Toc239305100 \h </w:instrText>
+        </w:r>
+        <w:r>
+          <w:rPr>
+            <w:noProof/>
+            <w:webHidden/>
+          </w:rPr>
+        </w:r>
+        <w:r>
+          <w:rPr>
+            <w:noProof/>
+            <w:webHidden/>
+          </w:rPr>
+          <w:fldChar w:fldCharType="separate"/>
+        </w:r>
+        <w:r>
+          <w:rPr>
+            <w:noProof/>
+            <w:webHidden/>
+          </w:rPr>
+          <w:t>21</w:t>
+        </w:r>
+        <w:r>
+          <w:rPr>
+            <w:noProof/>
+            <w:webHidden/>
+          </w:rPr>
+          <w:fldChar w:fldCharType="end"/>
+        </w:r>
+      </w:hyperlink>
+    </w:p>
+    <w:p>
+      <w:pPr>
+        <w:pStyle w:val="TableofFigures"/>
+        <w:tabs>
+          <w:tab w:val="right" w:leader="dot" w:pos="9782"/>
+        </w:tabs>
+        <w:rPr>
+          <w:rFonts w:eastAsiaTheme="minorEastAsia"/>
+          <w:smallCaps w:val="0"/>
+          <w:noProof/>
+          <w:sz w:val="24"/>
+          <w:szCs w:val="24"/>
+          <w:lang w:eastAsia="en-GB"/>
+        </w:rPr>
+      </w:pPr>
+      <w:hyperlink w:anchor="_Toc239305101" w:history="1">
+        <w:r>
+          <w:rPr>
+            <w:rStyle w:val="Hyperlink"/>
+            <w:noProof/>
+          </w:rPr>
+          <w:t>Figure 10. Average RL difficulty changes under deterministic and stochastic PPO inference.</w:t>
+        </w:r>
+        <w:r>
+          <w:rPr>
+            <w:noProof/>
+            <w:webHidden/>
+          </w:rPr>
+          <w:tab/>
+        </w:r>
+        <w:r>
+          <w:rPr>
+            <w:noProof/>
+            <w:webHidden/>
+          </w:rPr>
+          <w:fldChar w:fldCharType="begin"/>
+        </w:r>
+        <w:r>
+          <w:rPr>
+            <w:noProof/>
+            <w:webHidden/>
+          </w:rPr>
+          <w:instrText xml:space="preserve"> PAGEREF _Toc239305101 \h </w:instrText>
+        </w:r>
+        <w:r>
+          <w:rPr>
+            <w:noProof/>
+            <w:webHidden/>
+          </w:rPr>
+        </w:r>
+        <w:r>
+          <w:rPr>
+            <w:noProof/>
+            <w:webHidden/>
+          </w:rPr>
+          <w:fldChar w:fldCharType="separate"/>
+        </w:r>
+        <w:r>
+          <w:rPr>
+            <w:noProof/>
+            <w:webHidden/>
+          </w:rPr>
+          <w:t>22</w:t>
+        </w:r>
+        <w:r>
+          <w:rPr>
+            <w:noProof/>
+            <w:webHidden/>
+          </w:rPr>
+          <w:fldChar w:fldCharType="end"/>
+        </w:r>
+      </w:hyperlink>
+    </w:p>
+    <w:p>
+      <w:pPr>
+        <w:pStyle w:val="TableofFigures"/>
+        <w:tabs>
+          <w:tab w:val="right" w:leader="dot" w:pos="9782"/>
+        </w:tabs>
+        <w:rPr>
+          <w:rFonts w:eastAsiaTheme="minorEastAsia"/>
+          <w:smallCaps w:val="0"/>
+          <w:noProof/>
+          <w:sz w:val="24"/>
+          <w:szCs w:val="24"/>
+          <w:lang w:eastAsia="en-GB"/>
+        </w:rPr>
+      </w:pPr>
+      <w:hyperlink w:anchor="_Toc239305102" w:history="1">
+        <w:r>
+          <w:rPr>
+            <w:rStyle w:val="Hyperlink"/>
+            <w:noProof/>
+          </w:rPr>
+          <w:t>Figure 11. Difficulty-change frequency during PPO training and stochastic evaluation.</w:t>
+        </w:r>
+        <w:r>
+          <w:rPr>
+            <w:noProof/>
+            <w:webHidden/>
+          </w:rPr>
+          <w:tab/>
+        </w:r>
+        <w:r>
+          <w:rPr>
+            <w:noProof/>
+            <w:webHidden/>
+          </w:rPr>
+          <w:fldChar w:fldCharType="begin"/>
+        </w:r>
+        <w:r>
+          <w:rPr>
+            <w:noProof/>
+            <w:webHidden/>
+          </w:rPr>
+          <w:instrText xml:space="preserve"> PAGEREF _Toc239305102 \h </w:instrText>
+        </w:r>
+        <w:r>
+          <w:rPr>
+            <w:noProof/>
+            <w:webHidden/>
+          </w:rPr>
+        </w:r>
+        <w:r>
+          <w:rPr>
+            <w:noProof/>
+            <w:webHidden/>
+          </w:rPr>
+          <w:fldChar w:fldCharType="separate"/>
+        </w:r>
+        <w:r>
+          <w:rPr>
+            <w:noProof/>
+            <w:webHidden/>
+          </w:rPr>
+          <w:t>23</w:t>
+        </w:r>
+        <w:r>
+          <w:rPr>
+            <w:noProof/>
+            <w:webHidden/>
+          </w:rPr>
+          <w:fldChar w:fldCharType="end"/>
+        </w:r>
+      </w:hyperlink>
+    </w:p>
+    <w:p>
+      <w:pPr>
+        <w:pStyle w:val="TableofFigures"/>
+        <w:tabs>
+          <w:tab w:val="right" w:leader="dot" w:pos="9782"/>
+        </w:tabs>
+        <w:rPr>
+          <w:rFonts w:eastAsiaTheme="minorEastAsia"/>
+          <w:smallCaps w:val="0"/>
+          <w:noProof/>
+          <w:sz w:val="24"/>
+          <w:szCs w:val="24"/>
+          <w:lang w:eastAsia="en-GB"/>
+        </w:rPr>
+      </w:pPr>
+      <w:hyperlink w:anchor="_Toc239305103" w:history="1">
+        <w:r>
+          <w:rPr>
+            <w:rStyle w:val="Hyperlink"/>
+            <w:noProof/>
+          </w:rPr>
+          <w:t>Figure 12. RL failure rate by difficulty-change frequency in the final evaluation episodes.</w:t>
+        </w:r>
+        <w:r>
+          <w:rPr>
+            <w:noProof/>
+            <w:webHidden/>
+          </w:rPr>
+          <w:tab/>
+        </w:r>
+        <w:r>
+          <w:rPr>
+            <w:noProof/>
+            <w:webHidden/>
+          </w:rPr>
+          <w:fldChar w:fldCharType="begin"/>
+        </w:r>
+        <w:r>
+          <w:rPr>
+            <w:noProof/>
+            <w:webHidden/>
+          </w:rPr>
+          <w:instrText xml:space="preserve"> PAGEREF _Toc239305103 \h </w:instrText>
+        </w:r>
+        <w:r>
+          <w:rPr>
+            <w:noProof/>
+            <w:webHidden/>
+          </w:rPr>
+        </w:r>
+        <w:r>
+          <w:rPr>
+            <w:noProof/>
+            <w:webHidden/>
+          </w:rPr>
+          <w:fldChar w:fldCharType="separate"/>
+        </w:r>
+        <w:r>
+          <w:rPr>
+            <w:noProof/>
+            <w:webHidden/>
+          </w:rPr>
+          <w:t>24</w:t>
+        </w:r>
+        <w:r>
+          <w:rPr>
+            <w:noProof/>
+            <w:webHidden/>
+          </w:rPr>
+          <w:fldChar w:fldCharType="end"/>
+        </w:r>
+      </w:hyperlink>
+    </w:p>
+    <w:p>
+      <w:pPr>
+        <w:pStyle w:val="Heading1"/>
+        <w:jc w:val="both"/>
+      </w:pPr>
+      <w:r>
+        <w:fldChar w:fldCharType="end"/>
+      </w:r>
+    </w:p>
+    <w:p>
+      <w:pPr>
+        <w:spacing w:after="200" w:line="276" w:lineRule="auto"/>
+        <w:rPr>
+          <w:rFonts w:asciiTheme="majorHAnsi" w:eastAsiaTheme="majorEastAsia" w:hAnsiTheme="majorHAnsi" w:cstheme="majorBidi"/>
+          <w:color w:val="0F4761" w:themeColor="accent1" w:themeShade="BF"/>
+          <w:sz w:val="40"/>
+          <w:szCs w:val="40"/>
+        </w:rPr>
+      </w:pPr>
+      <w:r>
+        <w:br w:type="page"/>
+      </w:r>
+    </w:p>
+    <w:p>
+      <w:pPr>
+        <w:pStyle w:val="Heading1"/>
+        <w:jc w:val="both"/>
+      </w:pPr>
       <w:r>
         <w:lastRenderedPageBreak/>
         <w:t>1. Introduction</w:t>
       </w:r>
+      <w:bookmarkEnd w:id="1"/>
     </w:p>
     <w:p>
       <w:pPr>
         <w:pStyle w:val="Heading2"/>
         <w:jc w:val="both"/>
       </w:pPr>
+      <w:bookmarkStart w:id="2" w:name="_Toc239303710"/>
       <w:r>
         <w:t>1.1 Background</w:t>
       </w:r>
+      <w:bookmarkEnd w:id="2"/>
     </w:p>
     <w:p>
       <w:pPr>
@@ -106,9 +4600,11 @@
         <w:pStyle w:val="Heading2"/>
         <w:jc w:val="both"/>
       </w:pPr>
+      <w:bookmarkStart w:id="3" w:name="_Toc239303711"/>
       <w:r>
         <w:t>1.2 Problem Definition</w:t>
       </w:r>
+      <w:bookmarkEnd w:id="3"/>
     </w:p>
     <w:p>
       <w:pPr>
@@ -123,11 +4619,19 @@
         <w:jc w:val="both"/>
       </w:pPr>
       <w:r>
-        <w:t xml:space="preserve">The problem investigated here is therefore whether an RL-based DDA controller can maintain balanced gameplay in a real-time Godot environment when it is evaluated using controlled simulated player behaviours. No human participants are used. Consequently, the project does not claim to measure subjective constructs such as enjoyment, frustration, immersion, fairness perception or psychological flow. Instead, balance is operationalised using measurable gameplay outcomes including failure rate, survival time, health remaining, hits </w:t>
+        <w:t>More specifically, this project investigates whether the RL-DDA framework proposed by Climent et al. (2024) can be extended from a tabular 2Q implementation to a PPO-based controller using richer continuous gameplay observations and controlled cross-profile evaluation.</w:t>
+      </w:r>
+    </w:p>
+    <w:p>
+      <w:pPr>
+        <w:jc w:val="both"/>
+      </w:pPr>
+      <w:r>
+        <w:t xml:space="preserve">The problem investigated here is therefore whether an RL-based DDA controller can maintain balanced gameplay in a real-time Godot environment when it is evaluated using controlled simulated player behaviours. No human participants are used. Consequently, the project does </w:t>
       </w:r>
       <w:r>
         <w:lastRenderedPageBreak/>
-        <w:t>taken, difficulty level, difficulty-change frequency and time spent within a predefined target balance range.</w:t>
+        <w:t>not claim to measure subjective constructs such as enjoyment, frustration, immersion, fairness perception or psychological flow. Instead, balance is operationalised using measurable gameplay outcomes including failure rate, survival time, health remaining, hits taken, difficulty level, difficulty-change frequency and time spent within a predefined target balance range.</w:t>
       </w:r>
     </w:p>
     <w:p>
@@ -135,24 +4639,21 @@
         <w:pStyle w:val="Heading2"/>
         <w:jc w:val="both"/>
       </w:pPr>
+      <w:bookmarkStart w:id="4" w:name="_Toc239303712"/>
       <w:r>
         <w:t>1.3 Real-World Impact</w:t>
       </w:r>
+      <w:bookmarkEnd w:id="4"/>
     </w:p>
     <w:p>
       <w:pPr>
         <w:jc w:val="both"/>
       </w:pPr>
       <w:r>
-        <w:t>Adaptive difficulty has practical value in entertainment games, serious games, training systems and other interactive environments in which users differ in ability and improve at different rates. However, adaptive systems can also create instability or perceived unfairness if they respond too aggressively or opaquely. For this reason, the technical behaviour of a DDA controller should be measured rather than assumed to be beneficial.</w:t>
-      </w:r>
-    </w:p>
-    <w:p>
-      <w:pPr>
-        <w:jc w:val="both"/>
-      </w:pPr>
-      <w:r>
-        <w:t>The use of simulated profiles makes repeated controlled evaluation possible without collecting personal or physiological data. It also enables explicit testing of several behaviour patterns: beginner, intermediate, skilled, inconsistent and improving. This supports a technical form of robustness testing, although it cannot replace later validation with human participants.</w:t>
+        <w:t>Adaptive difficulty is useful where players differ in ability or improve at different rates, but poor adjustment can make difficulty unstable or unfair. This project therefore evaluates DDA behaviour rather than assuming adaptation is beneficial. Simulated profiles allow repeatable testing across different behaviour patterns without collecting personal data, although they cannot replace validation with human players</w:t>
+      </w:r>
+      <w:r>
+        <w:t>.</w:t>
       </w:r>
     </w:p>
     <w:p>
@@ -160,9 +4661,11 @@
         <w:pStyle w:val="Heading2"/>
         <w:jc w:val="both"/>
       </w:pPr>
+      <w:bookmarkStart w:id="5" w:name="_Toc239303713"/>
       <w:r>
         <w:t>1.4 Aim and Objectives</w:t>
       </w:r>
+      <w:bookmarkEnd w:id="5"/>
     </w:p>
     <w:p>
       <w:pPr>
@@ -231,9 +4734,11 @@
         <w:pStyle w:val="Heading2"/>
         <w:jc w:val="both"/>
       </w:pPr>
+      <w:bookmarkStart w:id="6" w:name="_Toc239303714"/>
       <w:r>
         <w:t>1.5 Report Structure</w:t>
       </w:r>
+      <w:bookmarkEnd w:id="6"/>
     </w:p>
     <w:p>
       <w:pPr>
@@ -248,26 +4753,36 @@
         <w:pStyle w:val="Heading1"/>
         <w:jc w:val="both"/>
       </w:pPr>
+      <w:bookmarkStart w:id="7" w:name="_Toc239303715"/>
       <w:r>
         <w:lastRenderedPageBreak/>
         <w:t>2. Literature Review</w:t>
       </w:r>
+      <w:bookmarkEnd w:id="7"/>
     </w:p>
     <w:p>
       <w:pPr>
         <w:pStyle w:val="Heading2"/>
         <w:jc w:val="both"/>
       </w:pPr>
+      <w:bookmarkStart w:id="8" w:name="_Toc239303716"/>
       <w:r>
         <w:t>2.1 Dynamic Difficulty Adjustment</w:t>
       </w:r>
+      <w:bookmarkEnd w:id="8"/>
     </w:p>
     <w:p>
       <w:pPr>
         <w:jc w:val="both"/>
       </w:pPr>
       <w:r>
-        <w:t>DDA research is motivated by the mismatch between fixed game difficulty and heterogeneous player ability. Rule-based systems remain common because they are interpretable and controllable, but they depend on assumptions about which performance indicators should trigger which adjustments. Systematic reviews therefore describe a broad progression from fixed and heuristic balancing toward player modelling and learning-based approaches (Mortazavi et al., 2024; Souza et al., 2025).</w:t>
+        <w:t xml:space="preserve">DDA research is motivated by the mismatch between fixed game difficulty and </w:t>
+      </w:r>
+      <w:r>
+        <w:t>diverse</w:t>
+      </w:r>
+      <w:r>
+        <w:t xml:space="preserve"> player ability. Rule-based systems remain common because they are interpretable and controllable, but they depend on assumptions about which performance indicators should trigger which adjustments. Systematic reviews therefore describe a broad progression from fixed and heuristic balancing toward player modelling and learning-based approaches (Mortazavi et al., 2024; Souza et al., 2025).</w:t>
       </w:r>
     </w:p>
     <w:p>
@@ -283,9 +4798,11 @@
         <w:pStyle w:val="Heading2"/>
         <w:jc w:val="both"/>
       </w:pPr>
+      <w:bookmarkStart w:id="9" w:name="_Toc239303717"/>
       <w:r>
         <w:t>2.2 Rule-Based, Performance-Based and Affective DDA</w:t>
       </w:r>
+      <w:bookmarkEnd w:id="9"/>
     </w:p>
     <w:p>
       <w:pPr>
@@ -308,9 +4825,11 @@
         <w:pStyle w:val="Heading2"/>
         <w:jc w:val="both"/>
       </w:pPr>
+      <w:bookmarkStart w:id="10" w:name="_Toc239303718"/>
       <w:r>
         <w:t>2.3 Machine Learning and Player Modelling</w:t>
       </w:r>
+      <w:bookmarkEnd w:id="10"/>
     </w:p>
     <w:p>
       <w:pPr>
@@ -325,9 +4844,11 @@
         <w:pStyle w:val="Heading2"/>
         <w:jc w:val="both"/>
       </w:pPr>
+      <w:bookmarkStart w:id="11" w:name="_Toc239303719"/>
       <w:r>
         <w:t>2.4 Reinforcement Learning for DDA</w:t>
       </w:r>
+      <w:bookmarkEnd w:id="11"/>
     </w:p>
     <w:p>
       <w:pPr>
@@ -362,9 +4883,11 @@
         <w:pStyle w:val="Heading2"/>
         <w:jc w:val="both"/>
       </w:pPr>
+      <w:bookmarkStart w:id="12" w:name="_Toc239303720"/>
       <w:r>
         <w:t>2.5 Simulation-Based Evaluation and Godot Deployment</w:t>
       </w:r>
+      <w:bookmarkEnd w:id="12"/>
     </w:p>
     <w:p>
       <w:pPr>
@@ -387,9 +4910,11 @@
         <w:pStyle w:val="Heading2"/>
         <w:jc w:val="both"/>
       </w:pPr>
+      <w:bookmarkStart w:id="13" w:name="_Toc239303721"/>
       <w:r>
         <w:t>2.6 Research Gaps</w:t>
       </w:r>
+      <w:bookmarkEnd w:id="13"/>
     </w:p>
     <w:p>
       <w:pPr>
@@ -404,21 +4929,59 @@
         <w:jc w:val="both"/>
       </w:pPr>
       <w:r>
-        <w:t xml:space="preserve">The anchor paper partially addresses several of these issues by evaluating both computer-driven and human players and by explicitly linking states, actions and rewards to DDA </w:t>
+        <w:t xml:space="preserve">Climent et al. (2024) established that reinforcement learning can be formulated for dynamic difficulty adjustment through explicitly defined states, actions and rewards. However, their </w:t>
       </w:r>
       <w:r>
         <w:lastRenderedPageBreak/>
-        <w:t>objectives (Climent et al., 2024). The present project narrows the scope to controlled simulated-player evaluation while extending the comparison to three difficulty systems inside a Godot implementation.</w:t>
-      </w:r>
+        <w:t>implemented case study used a tabular 2Q approach and focused on a specific single-player arcade-shooter environment. This creates an opportunity to investigate whether the same methodological framework remains effective when adapted to a deep reinforcement learning controller capable of operating on a richer continuous state representation.</w:t>
+      </w:r>
+    </w:p>
+    <w:p>
+      <w:pPr>
+        <w:pStyle w:val="Heading2"/>
+        <w:rPr>
+          <w:rFonts w:eastAsia="Times New Roman"/>
+          <w:kern w:val="0"/>
+          <w:sz w:val="27"/>
+          <w:szCs w:val="27"/>
+          <w14:ligatures w14:val="none"/>
+        </w:rPr>
+      </w:pPr>
+      <w:bookmarkStart w:id="14" w:name="_Toc239303722"/>
+      <w:r>
+        <w:t>2.7 User Needs and System Requirements</w:t>
+      </w:r>
+      <w:bookmarkEnd w:id="14"/>
+    </w:p>
+    <w:p>
+      <w:pPr>
+        <w:jc w:val="both"/>
+      </w:pPr>
+      <w:r>
+        <w:t>The main user need is for the game to provide a suitable level of challenge for different players. A fixed difficulty can be too hard for beginners and too easy for skilled players. The DDA system should therefore adjust difficulty based on player performance without requiring the player to change the setting manually. It should also avoid changing difficulty too often or too sharply. These needs informed the use of different simulated player profiles and the comparison of static, rule-based and RL-based difficulty. As no human participants were used, these needs were based on the DDA literature rather than user interviews or surveys.</w:t>
+      </w:r>
+    </w:p>
+    <w:p>
+      <w:pPr>
+        <w:jc w:val="both"/>
+      </w:pPr>
     </w:p>
     <w:p>
       <w:pPr>
         <w:pStyle w:val="Heading2"/>
         <w:jc w:val="both"/>
       </w:pPr>
-      <w:r>
-        <w:t>2.7 Research Questions</w:t>
-      </w:r>
+      <w:bookmarkStart w:id="15" w:name="_Toc239303723"/>
+      <w:r>
+        <w:t>2.</w:t>
+      </w:r>
+      <w:r>
+        <w:t>8</w:t>
+      </w:r>
+      <w:r>
+        <w:t xml:space="preserve"> Research Questions</w:t>
+      </w:r>
+      <w:bookmarkEnd w:id="15"/>
     </w:p>
     <w:p>
       <w:pPr>
@@ -469,9 +5032,17 @@
         <w:pStyle w:val="Heading2"/>
         <w:jc w:val="both"/>
       </w:pPr>
-      <w:r>
-        <w:t>2.8 Research Hypotheses</w:t>
-      </w:r>
+      <w:bookmarkStart w:id="16" w:name="_Toc239303724"/>
+      <w:r>
+        <w:t>2.</w:t>
+      </w:r>
+      <w:r>
+        <w:t>9</w:t>
+      </w:r>
+      <w:r>
+        <w:t xml:space="preserve"> Research Hypotheses</w:t>
+      </w:r>
+      <w:bookmarkEnd w:id="16"/>
     </w:p>
     <w:p>
       <w:pPr>
@@ -494,25 +5065,30 @@
         <w:pStyle w:val="Heading1"/>
         <w:jc w:val="both"/>
       </w:pPr>
-      <w:r>
+      <w:bookmarkStart w:id="17" w:name="_Toc239303725"/>
+      <w:r>
+        <w:lastRenderedPageBreak/>
         <w:t>3. Methodology and Implementation</w:t>
       </w:r>
+      <w:bookmarkEnd w:id="17"/>
     </w:p>
     <w:p>
       <w:pPr>
         <w:pStyle w:val="Heading2"/>
         <w:jc w:val="both"/>
       </w:pPr>
+      <w:bookmarkStart w:id="18" w:name="_Toc239303726"/>
       <w:r>
         <w:t>3.1 Methodological Anchor Paper</w:t>
       </w:r>
+      <w:bookmarkEnd w:id="18"/>
     </w:p>
     <w:p>
       <w:pPr>
         <w:jc w:val="both"/>
       </w:pPr>
       <w:r>
-        <w:t>Climent et al. (2024) were used as the methodological anchor because their framework is explicitly designed for RL-driven DDA in single-player action games. The paper structures the problem around states, actions and rewards, with difficulty regulation as the RL objective. The authors also evaluate their design with computer-driven and human players, providing a useful precedent for automated evaluation followed by player-facing validation.</w:t>
+        <w:t>Climent et al. (2024) were used as the methodological anchor because their framework defines RL-driven DDA through states, actions and rewards. The main extension in this dissertation is the replacement of their tabular 2Q implementation with Proximal Policy Optimisation (PPO), allowing the controller to operate on normalised gameplay-state variables.</w:t>
       </w:r>
     </w:p>
     <w:p>
@@ -520,11 +5096,7 @@
         <w:jc w:val="both"/>
       </w:pPr>
       <w:r>
-        <w:t xml:space="preserve">This dissertation follows the same high-level sequence: define measurable player/game state, define a compact difficulty action space, design reward feedback around balanced outcomes, train through repeated interaction, and then compare the learned controller with non-learning baselines. The implementation differs in algorithm, engine and evaluation population. PPO is used instead of a 2Q-table system; Godot is used as the environment; and the final </w:t>
-      </w:r>
-      <w:r>
-        <w:lastRenderedPageBreak/>
-        <w:t>experimental evaluation is conducted with scripted player profiles rather than human participants.</w:t>
+        <w:t>The same high-level DDA structure is retained, but the implementation uses Godot, five scripted player profiles, and comparison against both static difficulty and rule-based DDA. This tests whether the Climent et al. framework remains effective under a different RL algorithm, engine and evaluation design.</w:t>
       </w:r>
     </w:p>
     <w:p>
@@ -532,18 +5104,22 @@
         <w:pStyle w:val="Heading2"/>
         <w:jc w:val="both"/>
       </w:pPr>
+      <w:bookmarkStart w:id="19" w:name="_Toc239303727"/>
       <w:r>
         <w:t>3.2 Reinforcement-Learning Problem Formulation</w:t>
       </w:r>
+      <w:bookmarkEnd w:id="19"/>
     </w:p>
     <w:p>
       <w:pPr>
         <w:pStyle w:val="Heading3"/>
         <w:jc w:val="both"/>
       </w:pPr>
+      <w:bookmarkStart w:id="20" w:name="_Toc239303728"/>
       <w:r>
         <w:t>3.2.1 State Space</w:t>
       </w:r>
+      <w:bookmarkEnd w:id="20"/>
     </w:p>
     <w:p>
       <w:pPr>
@@ -566,9 +5142,11 @@
         <w:pStyle w:val="Heading3"/>
         <w:jc w:val="both"/>
       </w:pPr>
+      <w:bookmarkStart w:id="21" w:name="_Toc239303729"/>
       <w:r>
         <w:t>3.2.2 Action Space</w:t>
       </w:r>
+      <w:bookmarkEnd w:id="21"/>
     </w:p>
     <w:p>
       <w:pPr>
@@ -591,16 +5169,22 @@
         <w:pStyle w:val="Heading3"/>
         <w:jc w:val="both"/>
       </w:pPr>
+      <w:bookmarkStart w:id="22" w:name="_Toc239303730"/>
       <w:r>
         <w:t>3.2.3 Transition Dynamics</w:t>
       </w:r>
+      <w:bookmarkEnd w:id="22"/>
     </w:p>
     <w:p>
       <w:pPr>
         <w:jc w:val="both"/>
       </w:pPr>
       <w:r>
-        <w:t>Godot generated the transition dynamics. After an action, the simulation continued: the turret fired, projectiles moved, the scripted player detected threats and dodged, collisions changed health, and survival time advanced. The next state therefore emerged from the same game logic used in every experimental condition rather than from a manually defined transition table.</w:t>
+        <w:t xml:space="preserve">Godot generated the transition dynamics. After an action, the simulation continued: the turret fired, projectiles moved, the scripted player detected threats and dodged, collisions changed </w:t>
+      </w:r>
+      <w:r>
+        <w:lastRenderedPageBreak/>
+        <w:t>health, and survival time advanced. The next state therefore emerged from the same game logic used in every experimental condition rather than from a manually defined transition table.</w:t>
       </w:r>
     </w:p>
     <w:p>
@@ -616,20 +5200,18 @@
         <w:pStyle w:val="Heading3"/>
         <w:jc w:val="both"/>
       </w:pPr>
+      <w:bookmarkStart w:id="23" w:name="_Toc239303731"/>
       <w:r>
         <w:t>3.2.4 Reward Function</w:t>
       </w:r>
+      <w:bookmarkEnd w:id="23"/>
     </w:p>
     <w:p>
       <w:pPr>
         <w:jc w:val="both"/>
       </w:pPr>
       <w:r>
-        <w:t xml:space="preserve">Reward design followed the same central principle as the anchor paper: the agent should be rewarded for achieving the DDA objective rather than simply maximising game difficulty or defeating the player (Climent et al., 2024). The final reward therefore centred on the simulated </w:t>
-      </w:r>
-      <w:r>
-        <w:lastRenderedPageBreak/>
-        <w:t>player's health relative to a target value, with additional penalties for death and recent hits and smaller shaping terms that encouraged corrective difficulty changes when the player was clearly under-challenged or struggling.</w:t>
+        <w:t>Reward design followed the same central principle as the anchor paper: the agent should be rewarded for achieving the DDA objective rather than simply maximising game difficulty or defeating the player (Climent et al., 2024). The final reward therefore centred on the simulated player's health relative to a target value, with additional penalties for death and recent hits and smaller shaping terms that encouraged corrective difficulty changes when the player was clearly under-challenged or struggling.</w:t>
       </w:r>
     </w:p>
     <w:p>
@@ -653,9 +5235,11 @@
         <w:pStyle w:val="Heading2"/>
         <w:jc w:val="both"/>
       </w:pPr>
+      <w:bookmarkStart w:id="24" w:name="_Toc239303732"/>
       <w:r>
         <w:t>3.3 Godot Game Environment</w:t>
       </w:r>
+      <w:bookmarkEnd w:id="24"/>
     </w:p>
     <w:p>
       <w:pPr>
@@ -678,9 +5262,12 @@
         <w:pStyle w:val="Heading2"/>
         <w:jc w:val="both"/>
       </w:pPr>
-      <w:r>
+      <w:bookmarkStart w:id="25" w:name="_Toc239303733"/>
+      <w:r>
+        <w:lastRenderedPageBreak/>
         <w:t>3.4 Difficulty Scale and Calibration</w:t>
       </w:r>
+      <w:bookmarkEnd w:id="25"/>
     </w:p>
     <w:p>
       <w:pPr>
@@ -703,10 +5290,11 @@
         <w:pStyle w:val="Heading2"/>
         <w:jc w:val="both"/>
       </w:pPr>
-      <w:r>
-        <w:lastRenderedPageBreak/>
+      <w:bookmarkStart w:id="26" w:name="_Toc239303734"/>
+      <w:r>
         <w:t>3.5 Simulated Player Profiles</w:t>
       </w:r>
+      <w:bookmarkEnd w:id="26"/>
     </w:p>
     <w:p>
       <w:pPr>
@@ -729,26 +5317,27 @@
         <w:pStyle w:val="Heading2"/>
         <w:jc w:val="both"/>
       </w:pPr>
+      <w:bookmarkStart w:id="27" w:name="_Toc239303735"/>
       <w:r>
         <w:t>3.6 Profile Settings</w:t>
       </w:r>
+      <w:bookmarkEnd w:id="27"/>
     </w:p>
     <w:tbl>
       <w:tblPr>
         <w:tblW w:w="0" w:type="auto"/>
         <w:jc w:val="center"/>
-        <w:tblLayout w:type="fixed"/>
         <w:tblLook w:val="04A0" w:firstRow="1" w:lastRow="0" w:firstColumn="1" w:lastColumn="0" w:noHBand="0" w:noVBand="1"/>
       </w:tblPr>
       <w:tblGrid>
-        <w:gridCol w:w="1152"/>
-        <w:gridCol w:w="792"/>
-        <w:gridCol w:w="1007"/>
-        <w:gridCol w:w="1094"/>
-        <w:gridCol w:w="1123"/>
-        <w:gridCol w:w="1180"/>
-        <w:gridCol w:w="1180"/>
-        <w:gridCol w:w="1800"/>
+        <w:gridCol w:w="1250"/>
+        <w:gridCol w:w="1200"/>
+        <w:gridCol w:w="1200"/>
+        <w:gridCol w:w="1200"/>
+        <w:gridCol w:w="1200"/>
+        <w:gridCol w:w="1200"/>
+        <w:gridCol w:w="1200"/>
+        <w:gridCol w:w="1462"/>
       </w:tblGrid>
       <w:tr>
         <w:trPr>
@@ -756,7 +5345,7 @@
         </w:trPr>
         <w:tc>
           <w:tcPr>
-            <w:tcW w:w="1152" w:type="dxa"/>
+            <w:tcW w:w="1250" w:type="dxa"/>
             <w:shd w:val="clear" w:color="auto" w:fill="D9EAF7"/>
             <w:vAlign w:val="center"/>
           </w:tcPr>
@@ -764,93 +5353,18 @@
             <w:pPr>
               <w:spacing w:after="0"/>
               <w:jc w:val="both"/>
+              <w:rPr>
+                <w:sz w:val="18"/>
+                <w:szCs w:val="18"/>
+              </w:rPr>
             </w:pPr>
             <w:r>
               <w:rPr>
                 <w:b/>
-                <w:sz w:val="17"/>
+                <w:sz w:val="18"/>
+                <w:szCs w:val="18"/>
               </w:rPr>
               <w:t>Profile</w:t>
-            </w:r>
-          </w:p>
-        </w:tc>
-        <w:tc>
-          <w:tcPr>
-            <w:tcW w:w="792" w:type="dxa"/>
-            <w:shd w:val="clear" w:color="auto" w:fill="D9EAF7"/>
-            <w:vAlign w:val="center"/>
-          </w:tcPr>
-          <w:p>
-            <w:pPr>
-              <w:spacing w:after="0"/>
-              <w:jc w:val="both"/>
-            </w:pPr>
-            <w:r>
-              <w:rPr>
-                <w:b/>
-                <w:sz w:val="17"/>
-              </w:rPr>
-              <w:t>Speed</w:t>
-            </w:r>
-          </w:p>
-        </w:tc>
-        <w:tc>
-          <w:tcPr>
-            <w:tcW w:w="1007" w:type="dxa"/>
-            <w:shd w:val="clear" w:color="auto" w:fill="D9EAF7"/>
-            <w:vAlign w:val="center"/>
-          </w:tcPr>
-          <w:p>
-            <w:pPr>
-              <w:spacing w:after="0"/>
-              <w:jc w:val="both"/>
-            </w:pPr>
-            <w:r>
-              <w:rPr>
-                <w:b/>
-                <w:sz w:val="17"/>
-              </w:rPr>
-              <w:t>Reaction</w:t>
-            </w:r>
-          </w:p>
-        </w:tc>
-        <w:tc>
-          <w:tcPr>
-            <w:tcW w:w="1094" w:type="dxa"/>
-            <w:shd w:val="clear" w:color="auto" w:fill="D9EAF7"/>
-            <w:vAlign w:val="center"/>
-          </w:tcPr>
-          <w:p>
-            <w:pPr>
-              <w:spacing w:after="0"/>
-              <w:jc w:val="both"/>
-            </w:pPr>
-            <w:r>
-              <w:rPr>
-                <w:b/>
-                <w:sz w:val="17"/>
-              </w:rPr>
-              <w:t>Dodge chance</w:t>
-            </w:r>
-          </w:p>
-        </w:tc>
-        <w:tc>
-          <w:tcPr>
-            <w:tcW w:w="1123" w:type="dxa"/>
-            <w:shd w:val="clear" w:color="auto" w:fill="D9EAF7"/>
-            <w:vAlign w:val="center"/>
-          </w:tcPr>
-          <w:p>
-            <w:pPr>
-              <w:spacing w:after="0"/>
-              <w:jc w:val="both"/>
-            </w:pPr>
-            <w:r>
-              <w:rPr>
-                <w:b/>
-                <w:sz w:val="17"/>
-              </w:rPr>
-              <w:t>Mistake chance</w:t>
             </w:r>
           </w:p>
         </w:tc>
@@ -864,13 +5378,18 @@
             <w:pPr>
               <w:spacing w:after="0"/>
               <w:jc w:val="both"/>
+              <w:rPr>
+                <w:sz w:val="18"/>
+                <w:szCs w:val="18"/>
+              </w:rPr>
             </w:pPr>
             <w:r>
               <w:rPr>
                 <w:b/>
-                <w:sz w:val="17"/>
-              </w:rPr>
-              <w:t>Detection radius</w:t>
+                <w:sz w:val="18"/>
+                <w:szCs w:val="18"/>
+              </w:rPr>
+              <w:t>Speed</w:t>
             </w:r>
           </w:p>
         </w:tc>
@@ -884,29 +5403,143 @@
             <w:pPr>
               <w:spacing w:after="0"/>
               <w:jc w:val="both"/>
+              <w:rPr>
+                <w:sz w:val="18"/>
+                <w:szCs w:val="18"/>
+              </w:rPr>
             </w:pPr>
             <w:r>
               <w:rPr>
                 <w:b/>
-                <w:sz w:val="17"/>
-              </w:rPr>
-              <w:t>Dodge duration</w:t>
+                <w:sz w:val="18"/>
+                <w:szCs w:val="18"/>
+              </w:rPr>
+              <w:t>Reaction</w:t>
             </w:r>
           </w:p>
         </w:tc>
         <w:tc>
           <w:tcPr>
-            <w:tcW w:w="1800" w:type="dxa"/>
+            <w:tcW w:w="1180" w:type="dxa"/>
+            <w:shd w:val="clear" w:color="auto" w:fill="D9EAF7"/>
+            <w:vAlign w:val="center"/>
+          </w:tcPr>
+          <w:p>
+            <w:pPr>
+              <w:spacing w:after="0"/>
+              <w:jc w:val="both"/>
+              <w:rPr>
+                <w:sz w:val="18"/>
+                <w:szCs w:val="18"/>
+              </w:rPr>
+            </w:pPr>
+            <w:r>
+              <w:rPr>
+                <w:b/>
+                <w:sz w:val="18"/>
+                <w:szCs w:val="18"/>
+              </w:rPr>
+              <w:t>Dodge chance</w:t>
+            </w:r>
+          </w:p>
+        </w:tc>
+        <w:tc>
+          <w:tcPr>
+            <w:tcW w:w="1180" w:type="dxa"/>
+            <w:shd w:val="clear" w:color="auto" w:fill="D9EAF7"/>
+            <w:vAlign w:val="center"/>
+          </w:tcPr>
+          <w:p>
+            <w:pPr>
+              <w:spacing w:after="0"/>
+              <w:jc w:val="both"/>
+              <w:rPr>
+                <w:sz w:val="18"/>
+                <w:szCs w:val="18"/>
+              </w:rPr>
+            </w:pPr>
+            <w:r>
+              <w:rPr>
+                <w:b/>
+                <w:sz w:val="18"/>
+                <w:szCs w:val="18"/>
+              </w:rPr>
+              <w:t>Mistake chance</w:t>
+            </w:r>
+          </w:p>
+        </w:tc>
+        <w:tc>
+          <w:tcPr>
+            <w:tcW w:w="1180" w:type="dxa"/>
+            <w:shd w:val="clear" w:color="auto" w:fill="D9EAF7"/>
+            <w:vAlign w:val="center"/>
+          </w:tcPr>
+          <w:p>
+            <w:pPr>
+              <w:spacing w:after="0"/>
+              <w:jc w:val="both"/>
+              <w:rPr>
+                <w:sz w:val="18"/>
+                <w:szCs w:val="18"/>
+              </w:rPr>
+            </w:pPr>
+            <w:r>
+              <w:rPr>
+                <w:b/>
+                <w:sz w:val="18"/>
+                <w:szCs w:val="18"/>
+              </w:rPr>
+              <w:t>Detection radius</w:t>
+            </w:r>
+          </w:p>
+        </w:tc>
+        <w:tc>
+          <w:tcPr>
+            <w:tcW w:w="1180" w:type="dxa"/>
+            <w:shd w:val="clear" w:color="auto" w:fill="D9EAF7"/>
+            <w:vAlign w:val="center"/>
+          </w:tcPr>
+          <w:p>
+            <w:pPr>
+              <w:spacing w:after="0"/>
+              <w:jc w:val="both"/>
+              <w:rPr>
+                <w:sz w:val="18"/>
+                <w:szCs w:val="18"/>
+              </w:rPr>
+            </w:pPr>
+            <w:r>
+              <w:rPr>
+                <w:b/>
+                <w:sz w:val="18"/>
+                <w:szCs w:val="18"/>
+              </w:rPr>
+              <w:t>Dodge duration</w:t>
+            </w:r>
+          </w:p>
+        </w:tc>
+        <w:tc>
+          <w:tcPr>
+            <w:tcW w:w="1462" w:type="dxa"/>
             <w:shd w:val="clear" w:color="auto" w:fill="D9EAF7"/>
             <w:vAlign w:val="center"/>
           </w:tcPr>
           <w:p>
             <w:pPr>
               <w:jc w:val="both"/>
+              <w:rPr>
+                <w:b/>
+                <w:bCs/>
+                <w:sz w:val="18"/>
+                <w:szCs w:val="18"/>
+              </w:rPr>
             </w:pPr>
             <w:r>
               <w:rPr>
-                <w:sz w:val="17"/>
+                <w:b/>
+                <w:bCs/>
+                <w:sz w:val="18"/>
+                <w:szCs w:val="18"/>
               </w:rPr>
               <w:t>Description</w:t>
             </w:r>
@@ -919,91 +5552,24 @@
         </w:trPr>
         <w:tc>
           <w:tcPr>
-            <w:tcW w:w="1152" w:type="dxa"/>
+            <w:tcW w:w="1250" w:type="dxa"/>
             <w:vAlign w:val="center"/>
           </w:tcPr>
           <w:p>
             <w:pPr>
               <w:spacing w:after="0"/>
               <w:jc w:val="both"/>
+              <w:rPr>
+                <w:sz w:val="18"/>
+                <w:szCs w:val="18"/>
+              </w:rPr>
             </w:pPr>
             <w:r>
               <w:rPr>
-                <w:sz w:val="17"/>
+                <w:sz w:val="18"/>
+                <w:szCs w:val="18"/>
               </w:rPr>
               <w:t>Beginner</w:t>
-            </w:r>
-          </w:p>
-        </w:tc>
-        <w:tc>
-          <w:tcPr>
-            <w:tcW w:w="792" w:type="dxa"/>
-            <w:vAlign w:val="center"/>
-          </w:tcPr>
-          <w:p>
-            <w:pPr>
-              <w:spacing w:after="0"/>
-              <w:jc w:val="both"/>
-            </w:pPr>
-            <w:r>
-              <w:rPr>
-                <w:sz w:val="17"/>
-              </w:rPr>
-              <w:t>130</w:t>
-            </w:r>
-          </w:p>
-        </w:tc>
-        <w:tc>
-          <w:tcPr>
-            <w:tcW w:w="1007" w:type="dxa"/>
-            <w:vAlign w:val="center"/>
-          </w:tcPr>
-          <w:p>
-            <w:pPr>
-              <w:spacing w:after="0"/>
-              <w:jc w:val="both"/>
-            </w:pPr>
-            <w:r>
-              <w:rPr>
-                <w:sz w:val="17"/>
-              </w:rPr>
-              <w:t>0.70</w:t>
-            </w:r>
-          </w:p>
-        </w:tc>
-        <w:tc>
-          <w:tcPr>
-            <w:tcW w:w="1094" w:type="dxa"/>
-            <w:vAlign w:val="center"/>
-          </w:tcPr>
-          <w:p>
-            <w:pPr>
-              <w:spacing w:after="0"/>
-              <w:jc w:val="both"/>
-            </w:pPr>
-            <w:r>
-              <w:rPr>
-                <w:sz w:val="17"/>
-              </w:rPr>
-              <w:t>0.28</w:t>
-            </w:r>
-          </w:p>
-        </w:tc>
-        <w:tc>
-          <w:tcPr>
-            <w:tcW w:w="1123" w:type="dxa"/>
-            <w:vAlign w:val="center"/>
-          </w:tcPr>
-          <w:p>
-            <w:pPr>
-              <w:spacing w:after="0"/>
-              <w:jc w:val="both"/>
-            </w:pPr>
-            <w:r>
-              <w:rPr>
-                <w:sz w:val="17"/>
-              </w:rPr>
-              <w:t>0.45</w:t>
             </w:r>
           </w:p>
         </w:tc>
@@ -1016,12 +5582,17 @@
             <w:pPr>
               <w:spacing w:after="0"/>
               <w:jc w:val="both"/>
+              <w:rPr>
+                <w:sz w:val="18"/>
+                <w:szCs w:val="18"/>
+              </w:rPr>
             </w:pPr>
             <w:r>
               <w:rPr>
-                <w:sz w:val="17"/>
-              </w:rPr>
-              <w:t>120</w:t>
+                <w:sz w:val="18"/>
+                <w:szCs w:val="18"/>
+              </w:rPr>
+              <w:t>130</w:t>
             </w:r>
           </w:p>
         </w:tc>
@@ -1034,124 +5605,17 @@
             <w:pPr>
               <w:spacing w:after="0"/>
               <w:jc w:val="both"/>
+              <w:rPr>
+                <w:sz w:val="18"/>
+                <w:szCs w:val="18"/>
+              </w:rPr>
             </w:pPr>
             <w:r>
               <w:rPr>
-                <w:sz w:val="17"/>
-              </w:rPr>
-              <w:t>0.55</w:t>
-            </w:r>
-          </w:p>
-        </w:tc>
-        <w:tc>
-          <w:tcPr>
-            <w:tcW w:w="1800" w:type="dxa"/>
-            <w:vAlign w:val="center"/>
-          </w:tcPr>
-          <w:p>
-            <w:pPr>
-              <w:jc w:val="both"/>
-            </w:pPr>
-            <w:r>
-              <w:rPr>
-                <w:sz w:val="17"/>
-              </w:rPr>
-              <w:t>Slow; frequent mistakes</w:t>
-            </w:r>
-          </w:p>
-        </w:tc>
-      </w:tr>
-      <w:tr>
-        <w:trPr>
-          <w:jc w:val="center"/>
-        </w:trPr>
-        <w:tc>
-          <w:tcPr>
-            <w:tcW w:w="1152" w:type="dxa"/>
-            <w:vAlign w:val="center"/>
-          </w:tcPr>
-          <w:p>
-            <w:pPr>
-              <w:spacing w:after="0"/>
-              <w:jc w:val="both"/>
-            </w:pPr>
-            <w:r>
-              <w:rPr>
-                <w:sz w:val="17"/>
-              </w:rPr>
-              <w:t>Intermediate</w:t>
-            </w:r>
-          </w:p>
-        </w:tc>
-        <w:tc>
-          <w:tcPr>
-            <w:tcW w:w="792" w:type="dxa"/>
-            <w:vAlign w:val="center"/>
-          </w:tcPr>
-          <w:p>
-            <w:pPr>
-              <w:spacing w:after="0"/>
-              <w:jc w:val="both"/>
-            </w:pPr>
-            <w:r>
-              <w:rPr>
-                <w:sz w:val="17"/>
-              </w:rPr>
-              <w:t>170</w:t>
-            </w:r>
-          </w:p>
-        </w:tc>
-        <w:tc>
-          <w:tcPr>
-            <w:tcW w:w="1007" w:type="dxa"/>
-            <w:vAlign w:val="center"/>
-          </w:tcPr>
-          <w:p>
-            <w:pPr>
-              <w:spacing w:after="0"/>
-              <w:jc w:val="both"/>
-            </w:pPr>
-            <w:r>
-              <w:rPr>
-                <w:sz w:val="17"/>
-              </w:rPr>
-              <w:t>0.30</w:t>
-            </w:r>
-          </w:p>
-        </w:tc>
-        <w:tc>
-          <w:tcPr>
-            <w:tcW w:w="1094" w:type="dxa"/>
-            <w:vAlign w:val="center"/>
-          </w:tcPr>
-          <w:p>
-            <w:pPr>
-              <w:spacing w:after="0"/>
-              <w:jc w:val="both"/>
-            </w:pPr>
-            <w:r>
-              <w:rPr>
-                <w:sz w:val="17"/>
-              </w:rPr>
-              <w:t>0.65</w:t>
-            </w:r>
-          </w:p>
-        </w:tc>
-        <w:tc>
-          <w:tcPr>
-            <w:tcW w:w="1123" w:type="dxa"/>
-            <w:vAlign w:val="center"/>
-          </w:tcPr>
-          <w:p>
-            <w:pPr>
-              <w:spacing w:after="0"/>
-              <w:jc w:val="both"/>
-            </w:pPr>
-            <w:r>
-              <w:rPr>
-                <w:sz w:val="17"/>
-              </w:rPr>
-              <w:t>0.15</w:t>
+                <w:sz w:val="18"/>
+                <w:szCs w:val="18"/>
+              </w:rPr>
+              <w:t>0.70</w:t>
             </w:r>
           </w:p>
         </w:tc>
@@ -1164,12 +5628,17 @@
             <w:pPr>
               <w:spacing w:after="0"/>
               <w:jc w:val="both"/>
+              <w:rPr>
+                <w:sz w:val="18"/>
+                <w:szCs w:val="18"/>
+              </w:rPr>
             </w:pPr>
             <w:r>
               <w:rPr>
-                <w:sz w:val="17"/>
-              </w:rPr>
-              <w:t>220</w:t>
+                <w:sz w:val="18"/>
+                <w:szCs w:val="18"/>
+              </w:rPr>
+              <w:t>0.28</w:t>
             </w:r>
           </w:p>
         </w:tc>
@@ -1182,124 +5651,17 @@
             <w:pPr>
               <w:spacing w:after="0"/>
               <w:jc w:val="both"/>
+              <w:rPr>
+                <w:sz w:val="18"/>
+                <w:szCs w:val="18"/>
+              </w:rPr>
             </w:pPr>
             <w:r>
               <w:rPr>
-                <w:sz w:val="17"/>
-              </w:rPr>
-              <w:t>0.85</w:t>
-            </w:r>
-          </w:p>
-        </w:tc>
-        <w:tc>
-          <w:tcPr>
-            <w:tcW w:w="1800" w:type="dxa"/>
-            <w:vAlign w:val="center"/>
-          </w:tcPr>
-          <w:p>
-            <w:pPr>
-              <w:jc w:val="both"/>
-            </w:pPr>
-            <w:r>
-              <w:rPr>
-                <w:sz w:val="17"/>
-              </w:rPr>
-              <w:t>Calibrated baseline</w:t>
-            </w:r>
-          </w:p>
-        </w:tc>
-      </w:tr>
-      <w:tr>
-        <w:trPr>
-          <w:jc w:val="center"/>
-        </w:trPr>
-        <w:tc>
-          <w:tcPr>
-            <w:tcW w:w="1152" w:type="dxa"/>
-            <w:vAlign w:val="center"/>
-          </w:tcPr>
-          <w:p>
-            <w:pPr>
-              <w:spacing w:after="0"/>
-              <w:jc w:val="both"/>
-            </w:pPr>
-            <w:r>
-              <w:rPr>
-                <w:sz w:val="17"/>
-              </w:rPr>
-              <w:t>Skilled</w:t>
-            </w:r>
-          </w:p>
-        </w:tc>
-        <w:tc>
-          <w:tcPr>
-            <w:tcW w:w="792" w:type="dxa"/>
-            <w:vAlign w:val="center"/>
-          </w:tcPr>
-          <w:p>
-            <w:pPr>
-              <w:spacing w:after="0"/>
-              <w:jc w:val="both"/>
-            </w:pPr>
-            <w:r>
-              <w:rPr>
-                <w:sz w:val="17"/>
-              </w:rPr>
-              <w:t>195</w:t>
-            </w:r>
-          </w:p>
-        </w:tc>
-        <w:tc>
-          <w:tcPr>
-            <w:tcW w:w="1007" w:type="dxa"/>
-            <w:vAlign w:val="center"/>
-          </w:tcPr>
-          <w:p>
-            <w:pPr>
-              <w:spacing w:after="0"/>
-              <w:jc w:val="both"/>
-            </w:pPr>
-            <w:r>
-              <w:rPr>
-                <w:sz w:val="17"/>
-              </w:rPr>
-              <w:t>0.20</w:t>
-            </w:r>
-          </w:p>
-        </w:tc>
-        <w:tc>
-          <w:tcPr>
-            <w:tcW w:w="1094" w:type="dxa"/>
-            <w:vAlign w:val="center"/>
-          </w:tcPr>
-          <w:p>
-            <w:pPr>
-              <w:spacing w:after="0"/>
-              <w:jc w:val="both"/>
-            </w:pPr>
-            <w:r>
-              <w:rPr>
-                <w:sz w:val="17"/>
-              </w:rPr>
-              <w:t>0.85</w:t>
-            </w:r>
-          </w:p>
-        </w:tc>
-        <w:tc>
-          <w:tcPr>
-            <w:tcW w:w="1123" w:type="dxa"/>
-            <w:vAlign w:val="center"/>
-          </w:tcPr>
-          <w:p>
-            <w:pPr>
-              <w:spacing w:after="0"/>
-              <w:jc w:val="both"/>
-            </w:pPr>
-            <w:r>
-              <w:rPr>
-                <w:sz w:val="17"/>
-              </w:rPr>
-              <w:t>0.06</w:t>
+                <w:sz w:val="18"/>
+                <w:szCs w:val="18"/>
+              </w:rPr>
+              <w:t>0.45</w:t>
             </w:r>
           </w:p>
         </w:tc>
@@ -1312,12 +5674,17 @@
             <w:pPr>
               <w:spacing w:after="0"/>
               <w:jc w:val="both"/>
+              <w:rPr>
+                <w:sz w:val="18"/>
+                <w:szCs w:val="18"/>
+              </w:rPr>
             </w:pPr>
             <w:r>
               <w:rPr>
-                <w:sz w:val="17"/>
-              </w:rPr>
-              <w:t>260</w:t>
+                <w:sz w:val="18"/>
+                <w:szCs w:val="18"/>
+              </w:rPr>
+              <w:t>120</w:t>
             </w:r>
           </w:p>
         </w:tc>
@@ -1330,29 +5697,53 @@
             <w:pPr>
               <w:spacing w:after="0"/>
               <w:jc w:val="both"/>
+              <w:rPr>
+                <w:sz w:val="18"/>
+                <w:szCs w:val="18"/>
+              </w:rPr>
             </w:pPr>
             <w:r>
               <w:rPr>
-                <w:sz w:val="17"/>
-              </w:rPr>
-              <w:t>0.95</w:t>
+                <w:sz w:val="18"/>
+                <w:szCs w:val="18"/>
+              </w:rPr>
+              <w:t>0.55</w:t>
             </w:r>
           </w:p>
         </w:tc>
         <w:tc>
           <w:tcPr>
-            <w:tcW w:w="1800" w:type="dxa"/>
+            <w:tcW w:w="1462" w:type="dxa"/>
             <w:vAlign w:val="center"/>
           </w:tcPr>
           <w:p>
             <w:pPr>
               <w:jc w:val="both"/>
+              <w:rPr>
+                <w:sz w:val="18"/>
+                <w:szCs w:val="18"/>
+              </w:rPr>
             </w:pPr>
             <w:r>
               <w:rPr>
-                <w:sz w:val="17"/>
-              </w:rPr>
-              <w:t>Fast; reliable dodging</w:t>
+                <w:sz w:val="18"/>
+                <w:szCs w:val="18"/>
+              </w:rPr>
+              <w:t>Slow</w:t>
+            </w:r>
+            <w:r>
+              <w:rPr>
+                <w:sz w:val="18"/>
+                <w:szCs w:val="18"/>
+              </w:rPr>
+              <w:t xml:space="preserve">, </w:t>
+            </w:r>
+            <w:r>
+              <w:rPr>
+                <w:sz w:val="18"/>
+                <w:szCs w:val="18"/>
+              </w:rPr>
+              <w:t>frequent mistakes</w:t>
             </w:r>
           </w:p>
         </w:tc>
@@ -1363,91 +5754,24 @@
         </w:trPr>
         <w:tc>
           <w:tcPr>
-            <w:tcW w:w="1152" w:type="dxa"/>
+            <w:tcW w:w="1250" w:type="dxa"/>
             <w:vAlign w:val="center"/>
           </w:tcPr>
           <w:p>
             <w:pPr>
               <w:spacing w:after="0"/>
               <w:jc w:val="both"/>
+              <w:rPr>
+                <w:sz w:val="18"/>
+                <w:szCs w:val="18"/>
+              </w:rPr>
             </w:pPr>
             <w:r>
               <w:rPr>
-                <w:sz w:val="17"/>
-              </w:rPr>
-              <w:t>Inconsistent</w:t>
-            </w:r>
-          </w:p>
-        </w:tc>
-        <w:tc>
-          <w:tcPr>
-            <w:tcW w:w="792" w:type="dxa"/>
-            <w:vAlign w:val="center"/>
-          </w:tcPr>
-          <w:p>
-            <w:pPr>
-              <w:spacing w:after="0"/>
-              <w:jc w:val="both"/>
-            </w:pPr>
-            <w:r>
-              <w:rPr>
-                <w:sz w:val="17"/>
-              </w:rPr>
-              <w:t>Randomised</w:t>
-            </w:r>
-          </w:p>
-        </w:tc>
-        <w:tc>
-          <w:tcPr>
-            <w:tcW w:w="1007" w:type="dxa"/>
-            <w:vAlign w:val="center"/>
-          </w:tcPr>
-          <w:p>
-            <w:pPr>
-              <w:spacing w:after="0"/>
-              <w:jc w:val="both"/>
-            </w:pPr>
-            <w:r>
-              <w:rPr>
-                <w:sz w:val="17"/>
-              </w:rPr>
-              <w:t>Randomised</w:t>
-            </w:r>
-          </w:p>
-        </w:tc>
-        <w:tc>
-          <w:tcPr>
-            <w:tcW w:w="1094" w:type="dxa"/>
-            <w:vAlign w:val="center"/>
-          </w:tcPr>
-          <w:p>
-            <w:pPr>
-              <w:spacing w:after="0"/>
-              <w:jc w:val="both"/>
-            </w:pPr>
-            <w:r>
-              <w:rPr>
-                <w:sz w:val="17"/>
-              </w:rPr>
-              <w:t>Randomised</w:t>
-            </w:r>
-          </w:p>
-        </w:tc>
-        <w:tc>
-          <w:tcPr>
-            <w:tcW w:w="1123" w:type="dxa"/>
-            <w:vAlign w:val="center"/>
-          </w:tcPr>
-          <w:p>
-            <w:pPr>
-              <w:spacing w:after="0"/>
-              <w:jc w:val="both"/>
-            </w:pPr>
-            <w:r>
-              <w:rPr>
-                <w:sz w:val="17"/>
-              </w:rPr>
-              <w:t>Randomised</w:t>
+                <w:sz w:val="18"/>
+                <w:szCs w:val="18"/>
+              </w:rPr>
+              <w:t>Intermediate</w:t>
             </w:r>
           </w:p>
         </w:tc>
@@ -1460,12 +5784,17 @@
             <w:pPr>
               <w:spacing w:after="0"/>
               <w:jc w:val="both"/>
+              <w:rPr>
+                <w:sz w:val="18"/>
+                <w:szCs w:val="18"/>
+              </w:rPr>
             </w:pPr>
             <w:r>
               <w:rPr>
-                <w:sz w:val="17"/>
-              </w:rPr>
-              <w:t>Randomised</w:t>
+                <w:sz w:val="18"/>
+                <w:szCs w:val="18"/>
+              </w:rPr>
+              <w:t>170</w:t>
             </w:r>
           </w:p>
         </w:tc>
@@ -1478,124 +5807,17 @@
             <w:pPr>
               <w:spacing w:after="0"/>
               <w:jc w:val="both"/>
+              <w:rPr>
+                <w:sz w:val="18"/>
+                <w:szCs w:val="18"/>
+              </w:rPr>
             </w:pPr>
             <w:r>
               <w:rPr>
-                <w:sz w:val="17"/>
-              </w:rPr>
-              <w:t>Randomised</w:t>
-            </w:r>
-          </w:p>
-        </w:tc>
-        <w:tc>
-          <w:tcPr>
-            <w:tcW w:w="1800" w:type="dxa"/>
-            <w:vAlign w:val="center"/>
-          </w:tcPr>
-          <w:p>
-            <w:pPr>
-              <w:jc w:val="both"/>
-            </w:pPr>
-            <w:r>
-              <w:rPr>
-                <w:sz w:val="17"/>
-              </w:rPr>
-              <w:t>Varies between runs</w:t>
-            </w:r>
-          </w:p>
-        </w:tc>
-      </w:tr>
-      <w:tr>
-        <w:trPr>
-          <w:jc w:val="center"/>
-        </w:trPr>
-        <w:tc>
-          <w:tcPr>
-            <w:tcW w:w="1152" w:type="dxa"/>
-            <w:vAlign w:val="center"/>
-          </w:tcPr>
-          <w:p>
-            <w:pPr>
-              <w:spacing w:after="0"/>
-              <w:jc w:val="both"/>
-            </w:pPr>
-            <w:r>
-              <w:rPr>
-                <w:sz w:val="17"/>
-              </w:rPr>
-              <w:t>Improving</w:t>
-            </w:r>
-          </w:p>
-        </w:tc>
-        <w:tc>
-          <w:tcPr>
-            <w:tcW w:w="792" w:type="dxa"/>
-            <w:vAlign w:val="center"/>
-          </w:tcPr>
-          <w:p>
-            <w:pPr>
-              <w:spacing w:after="0"/>
-              <w:jc w:val="both"/>
-            </w:pPr>
-            <w:r>
-              <w:rPr>
-                <w:sz w:val="17"/>
-              </w:rPr>
-              <w:t>130→195</w:t>
-            </w:r>
-          </w:p>
-        </w:tc>
-        <w:tc>
-          <w:tcPr>
-            <w:tcW w:w="1007" w:type="dxa"/>
-            <w:vAlign w:val="center"/>
-          </w:tcPr>
-          <w:p>
-            <w:pPr>
-              <w:spacing w:after="0"/>
-              <w:jc w:val="both"/>
-            </w:pPr>
-            <w:r>
-              <w:rPr>
-                <w:sz w:val="17"/>
-              </w:rPr>
-              <w:t>0.70→0.20</w:t>
-            </w:r>
-          </w:p>
-        </w:tc>
-        <w:tc>
-          <w:tcPr>
-            <w:tcW w:w="1094" w:type="dxa"/>
-            <w:vAlign w:val="center"/>
-          </w:tcPr>
-          <w:p>
-            <w:pPr>
-              <w:spacing w:after="0"/>
-              <w:jc w:val="both"/>
-            </w:pPr>
-            <w:r>
-              <w:rPr>
-                <w:sz w:val="17"/>
-              </w:rPr>
-              <w:t>0.28→0.85</w:t>
-            </w:r>
-          </w:p>
-        </w:tc>
-        <w:tc>
-          <w:tcPr>
-            <w:tcW w:w="1123" w:type="dxa"/>
-            <w:vAlign w:val="center"/>
-          </w:tcPr>
-          <w:p>
-            <w:pPr>
-              <w:spacing w:after="0"/>
-              <w:jc w:val="both"/>
-            </w:pPr>
-            <w:r>
-              <w:rPr>
-                <w:sz w:val="17"/>
-              </w:rPr>
-              <w:t>0.45→0.06</w:t>
+                <w:sz w:val="18"/>
+                <w:szCs w:val="18"/>
+              </w:rPr>
+              <w:t>0.30</w:t>
             </w:r>
           </w:p>
         </w:tc>
@@ -1608,12 +5830,17 @@
             <w:pPr>
               <w:spacing w:after="0"/>
               <w:jc w:val="both"/>
+              <w:rPr>
+                <w:sz w:val="18"/>
+                <w:szCs w:val="18"/>
+              </w:rPr>
             </w:pPr>
             <w:r>
               <w:rPr>
-                <w:sz w:val="17"/>
-              </w:rPr>
-              <w:t>120→260</w:t>
+                <w:sz w:val="18"/>
+                <w:szCs w:val="18"/>
+              </w:rPr>
+              <w:t>0.65</w:t>
             </w:r>
           </w:p>
         </w:tc>
@@ -1626,27 +5853,745 @@
             <w:pPr>
               <w:spacing w:after="0"/>
               <w:jc w:val="both"/>
+              <w:rPr>
+                <w:sz w:val="18"/>
+                <w:szCs w:val="18"/>
+              </w:rPr>
             </w:pPr>
             <w:r>
               <w:rPr>
-                <w:sz w:val="17"/>
-              </w:rPr>
-              <w:t>0.55→0.95</w:t>
+                <w:sz w:val="18"/>
+                <w:szCs w:val="18"/>
+              </w:rPr>
+              <w:t>0.15</w:t>
             </w:r>
           </w:p>
         </w:tc>
         <w:tc>
           <w:tcPr>
-            <w:tcW w:w="1800" w:type="dxa"/>
+            <w:tcW w:w="1180" w:type="dxa"/>
+            <w:vAlign w:val="center"/>
+          </w:tcPr>
+          <w:p>
+            <w:pPr>
+              <w:spacing w:after="0"/>
+              <w:jc w:val="both"/>
+              <w:rPr>
+                <w:sz w:val="18"/>
+                <w:szCs w:val="18"/>
+              </w:rPr>
+            </w:pPr>
+            <w:r>
+              <w:rPr>
+                <w:sz w:val="18"/>
+                <w:szCs w:val="18"/>
+              </w:rPr>
+              <w:t>220</w:t>
+            </w:r>
+          </w:p>
+        </w:tc>
+        <w:tc>
+          <w:tcPr>
+            <w:tcW w:w="1180" w:type="dxa"/>
+            <w:vAlign w:val="center"/>
+          </w:tcPr>
+          <w:p>
+            <w:pPr>
+              <w:spacing w:after="0"/>
+              <w:jc w:val="both"/>
+              <w:rPr>
+                <w:sz w:val="18"/>
+                <w:szCs w:val="18"/>
+              </w:rPr>
+            </w:pPr>
+            <w:r>
+              <w:rPr>
+                <w:sz w:val="18"/>
+                <w:szCs w:val="18"/>
+              </w:rPr>
+              <w:t>0.85</w:t>
+            </w:r>
+          </w:p>
+        </w:tc>
+        <w:tc>
+          <w:tcPr>
+            <w:tcW w:w="1462" w:type="dxa"/>
             <w:vAlign w:val="center"/>
           </w:tcPr>
           <w:p>
             <w:pPr>
               <w:jc w:val="both"/>
+              <w:rPr>
+                <w:sz w:val="18"/>
+                <w:szCs w:val="18"/>
+              </w:rPr>
             </w:pPr>
             <w:r>
               <w:rPr>
-                <w:sz w:val="17"/>
+                <w:sz w:val="18"/>
+                <w:szCs w:val="18"/>
+              </w:rPr>
+              <w:t>Calibrated baseline</w:t>
+            </w:r>
+          </w:p>
+        </w:tc>
+      </w:tr>
+      <w:tr>
+        <w:trPr>
+          <w:jc w:val="center"/>
+        </w:trPr>
+        <w:tc>
+          <w:tcPr>
+            <w:tcW w:w="1250" w:type="dxa"/>
+            <w:vAlign w:val="center"/>
+          </w:tcPr>
+          <w:p>
+            <w:pPr>
+              <w:spacing w:after="0"/>
+              <w:jc w:val="both"/>
+              <w:rPr>
+                <w:sz w:val="18"/>
+                <w:szCs w:val="18"/>
+              </w:rPr>
+            </w:pPr>
+            <w:r>
+              <w:rPr>
+                <w:sz w:val="18"/>
+                <w:szCs w:val="18"/>
+              </w:rPr>
+              <w:t>Skilled</w:t>
+            </w:r>
+          </w:p>
+        </w:tc>
+        <w:tc>
+          <w:tcPr>
+            <w:tcW w:w="1180" w:type="dxa"/>
+            <w:vAlign w:val="center"/>
+          </w:tcPr>
+          <w:p>
+            <w:pPr>
+              <w:spacing w:after="0"/>
+              <w:jc w:val="both"/>
+              <w:rPr>
+                <w:sz w:val="18"/>
+                <w:szCs w:val="18"/>
+              </w:rPr>
+            </w:pPr>
+            <w:r>
+              <w:rPr>
+                <w:sz w:val="18"/>
+                <w:szCs w:val="18"/>
+              </w:rPr>
+              <w:t>195</w:t>
+            </w:r>
+          </w:p>
+        </w:tc>
+        <w:tc>
+          <w:tcPr>
+            <w:tcW w:w="1180" w:type="dxa"/>
+            <w:vAlign w:val="center"/>
+          </w:tcPr>
+          <w:p>
+            <w:pPr>
+              <w:spacing w:after="0"/>
+              <w:jc w:val="both"/>
+              <w:rPr>
+                <w:sz w:val="18"/>
+                <w:szCs w:val="18"/>
+              </w:rPr>
+            </w:pPr>
+            <w:r>
+              <w:rPr>
+                <w:sz w:val="18"/>
+                <w:szCs w:val="18"/>
+              </w:rPr>
+              <w:t>0.20</w:t>
+            </w:r>
+          </w:p>
+        </w:tc>
+        <w:tc>
+          <w:tcPr>
+            <w:tcW w:w="1180" w:type="dxa"/>
+            <w:vAlign w:val="center"/>
+          </w:tcPr>
+          <w:p>
+            <w:pPr>
+              <w:spacing w:after="0"/>
+              <w:jc w:val="both"/>
+              <w:rPr>
+                <w:sz w:val="18"/>
+                <w:szCs w:val="18"/>
+              </w:rPr>
+            </w:pPr>
+            <w:r>
+              <w:rPr>
+                <w:sz w:val="18"/>
+                <w:szCs w:val="18"/>
+              </w:rPr>
+              <w:t>0.85</w:t>
+            </w:r>
+          </w:p>
+        </w:tc>
+        <w:tc>
+          <w:tcPr>
+            <w:tcW w:w="1180" w:type="dxa"/>
+            <w:vAlign w:val="center"/>
+          </w:tcPr>
+          <w:p>
+            <w:pPr>
+              <w:spacing w:after="0"/>
+              <w:jc w:val="both"/>
+              <w:rPr>
+                <w:sz w:val="18"/>
+                <w:szCs w:val="18"/>
+              </w:rPr>
+            </w:pPr>
+            <w:r>
+              <w:rPr>
+                <w:sz w:val="18"/>
+                <w:szCs w:val="18"/>
+              </w:rPr>
+              <w:t>0.06</w:t>
+            </w:r>
+          </w:p>
+        </w:tc>
+        <w:tc>
+          <w:tcPr>
+            <w:tcW w:w="1180" w:type="dxa"/>
+            <w:vAlign w:val="center"/>
+          </w:tcPr>
+          <w:p>
+            <w:pPr>
+              <w:spacing w:after="0"/>
+              <w:jc w:val="both"/>
+              <w:rPr>
+                <w:sz w:val="18"/>
+                <w:szCs w:val="18"/>
+              </w:rPr>
+            </w:pPr>
+            <w:r>
+              <w:rPr>
+                <w:sz w:val="18"/>
+                <w:szCs w:val="18"/>
+              </w:rPr>
+              <w:t>260</w:t>
+            </w:r>
+          </w:p>
+        </w:tc>
+        <w:tc>
+          <w:tcPr>
+            <w:tcW w:w="1180" w:type="dxa"/>
+            <w:vAlign w:val="center"/>
+          </w:tcPr>
+          <w:p>
+            <w:pPr>
+              <w:spacing w:after="0"/>
+              <w:jc w:val="both"/>
+              <w:rPr>
+                <w:sz w:val="18"/>
+                <w:szCs w:val="18"/>
+              </w:rPr>
+            </w:pPr>
+            <w:r>
+              <w:rPr>
+                <w:sz w:val="18"/>
+                <w:szCs w:val="18"/>
+              </w:rPr>
+              <w:t>0.95</w:t>
+            </w:r>
+          </w:p>
+        </w:tc>
+        <w:tc>
+          <w:tcPr>
+            <w:tcW w:w="1462" w:type="dxa"/>
+            <w:vAlign w:val="center"/>
+          </w:tcPr>
+          <w:p>
+            <w:pPr>
+              <w:jc w:val="both"/>
+              <w:rPr>
+                <w:sz w:val="18"/>
+                <w:szCs w:val="18"/>
+              </w:rPr>
+            </w:pPr>
+            <w:r>
+              <w:rPr>
+                <w:sz w:val="18"/>
+                <w:szCs w:val="18"/>
+              </w:rPr>
+              <w:t>Fast</w:t>
+            </w:r>
+            <w:r>
+              <w:rPr>
+                <w:sz w:val="18"/>
+                <w:szCs w:val="18"/>
+              </w:rPr>
+              <w:t xml:space="preserve">, </w:t>
+            </w:r>
+            <w:r>
+              <w:rPr>
+                <w:sz w:val="18"/>
+                <w:szCs w:val="18"/>
+              </w:rPr>
+              <w:t>reliable dodging</w:t>
+            </w:r>
+          </w:p>
+        </w:tc>
+      </w:tr>
+      <w:tr>
+        <w:trPr>
+          <w:jc w:val="center"/>
+        </w:trPr>
+        <w:tc>
+          <w:tcPr>
+            <w:tcW w:w="1250" w:type="dxa"/>
+            <w:vAlign w:val="center"/>
+          </w:tcPr>
+          <w:p>
+            <w:pPr>
+              <w:spacing w:after="0"/>
+              <w:jc w:val="both"/>
+              <w:rPr>
+                <w:sz w:val="18"/>
+                <w:szCs w:val="18"/>
+              </w:rPr>
+            </w:pPr>
+            <w:r>
+              <w:rPr>
+                <w:sz w:val="18"/>
+                <w:szCs w:val="18"/>
+              </w:rPr>
+              <w:t>Inconsistent</w:t>
+            </w:r>
+          </w:p>
+        </w:tc>
+        <w:tc>
+          <w:tcPr>
+            <w:tcW w:w="1180" w:type="dxa"/>
+            <w:vAlign w:val="center"/>
+          </w:tcPr>
+          <w:p>
+            <w:pPr>
+              <w:spacing w:after="0"/>
+              <w:jc w:val="both"/>
+              <w:rPr>
+                <w:sz w:val="18"/>
+                <w:szCs w:val="18"/>
+              </w:rPr>
+            </w:pPr>
+            <w:r>
+              <w:rPr>
+                <w:sz w:val="18"/>
+                <w:szCs w:val="18"/>
+              </w:rPr>
+              <w:t>Randomised</w:t>
+            </w:r>
+          </w:p>
+        </w:tc>
+        <w:tc>
+          <w:tcPr>
+            <w:tcW w:w="1180" w:type="dxa"/>
+            <w:vAlign w:val="center"/>
+          </w:tcPr>
+          <w:p>
+            <w:pPr>
+              <w:spacing w:after="0"/>
+              <w:jc w:val="both"/>
+              <w:rPr>
+                <w:sz w:val="18"/>
+                <w:szCs w:val="18"/>
+              </w:rPr>
+            </w:pPr>
+            <w:r>
+              <w:rPr>
+                <w:sz w:val="18"/>
+                <w:szCs w:val="18"/>
+              </w:rPr>
+              <w:t>Randomised</w:t>
+            </w:r>
+          </w:p>
+        </w:tc>
+        <w:tc>
+          <w:tcPr>
+            <w:tcW w:w="1180" w:type="dxa"/>
+            <w:vAlign w:val="center"/>
+          </w:tcPr>
+          <w:p>
+            <w:pPr>
+              <w:spacing w:after="0"/>
+              <w:jc w:val="both"/>
+              <w:rPr>
+                <w:sz w:val="18"/>
+                <w:szCs w:val="18"/>
+              </w:rPr>
+            </w:pPr>
+            <w:r>
+              <w:rPr>
+                <w:sz w:val="18"/>
+                <w:szCs w:val="18"/>
+              </w:rPr>
+              <w:t>Randomised</w:t>
+            </w:r>
+          </w:p>
+        </w:tc>
+        <w:tc>
+          <w:tcPr>
+            <w:tcW w:w="1180" w:type="dxa"/>
+            <w:vAlign w:val="center"/>
+          </w:tcPr>
+          <w:p>
+            <w:pPr>
+              <w:spacing w:after="0"/>
+              <w:jc w:val="both"/>
+              <w:rPr>
+                <w:sz w:val="18"/>
+                <w:szCs w:val="18"/>
+              </w:rPr>
+            </w:pPr>
+            <w:r>
+              <w:rPr>
+                <w:sz w:val="18"/>
+                <w:szCs w:val="18"/>
+              </w:rPr>
+              <w:t>Randomised</w:t>
+            </w:r>
+          </w:p>
+        </w:tc>
+        <w:tc>
+          <w:tcPr>
+            <w:tcW w:w="1180" w:type="dxa"/>
+            <w:vAlign w:val="center"/>
+          </w:tcPr>
+          <w:p>
+            <w:pPr>
+              <w:spacing w:after="0"/>
+              <w:jc w:val="both"/>
+              <w:rPr>
+                <w:sz w:val="18"/>
+                <w:szCs w:val="18"/>
+              </w:rPr>
+            </w:pPr>
+            <w:r>
+              <w:rPr>
+                <w:sz w:val="18"/>
+                <w:szCs w:val="18"/>
+              </w:rPr>
+              <w:t>Randomised</w:t>
+            </w:r>
+          </w:p>
+        </w:tc>
+        <w:tc>
+          <w:tcPr>
+            <w:tcW w:w="1180" w:type="dxa"/>
+            <w:vAlign w:val="center"/>
+          </w:tcPr>
+          <w:p>
+            <w:pPr>
+              <w:spacing w:after="0"/>
+              <w:jc w:val="both"/>
+              <w:rPr>
+                <w:sz w:val="18"/>
+                <w:szCs w:val="18"/>
+              </w:rPr>
+            </w:pPr>
+            <w:r>
+              <w:rPr>
+                <w:sz w:val="18"/>
+                <w:szCs w:val="18"/>
+              </w:rPr>
+              <w:t>Randomised</w:t>
+            </w:r>
+          </w:p>
+        </w:tc>
+        <w:tc>
+          <w:tcPr>
+            <w:tcW w:w="1462" w:type="dxa"/>
+            <w:vAlign w:val="center"/>
+          </w:tcPr>
+          <w:p>
+            <w:pPr>
+              <w:jc w:val="both"/>
+              <w:rPr>
+                <w:sz w:val="18"/>
+                <w:szCs w:val="18"/>
+              </w:rPr>
+            </w:pPr>
+            <w:r>
+              <w:rPr>
+                <w:sz w:val="18"/>
+                <w:szCs w:val="18"/>
+              </w:rPr>
+              <w:t>Varies between runs</w:t>
+            </w:r>
+          </w:p>
+        </w:tc>
+      </w:tr>
+      <w:tr>
+        <w:trPr>
+          <w:jc w:val="center"/>
+        </w:trPr>
+        <w:tc>
+          <w:tcPr>
+            <w:tcW w:w="1250" w:type="dxa"/>
+            <w:vAlign w:val="center"/>
+          </w:tcPr>
+          <w:p>
+            <w:pPr>
+              <w:spacing w:after="0"/>
+              <w:jc w:val="both"/>
+              <w:rPr>
+                <w:sz w:val="18"/>
+                <w:szCs w:val="18"/>
+              </w:rPr>
+            </w:pPr>
+            <w:r>
+              <w:rPr>
+                <w:sz w:val="18"/>
+                <w:szCs w:val="18"/>
+              </w:rPr>
+              <w:t>Improving</w:t>
+            </w:r>
+          </w:p>
+        </w:tc>
+        <w:tc>
+          <w:tcPr>
+            <w:tcW w:w="1180" w:type="dxa"/>
+            <w:vAlign w:val="center"/>
+          </w:tcPr>
+          <w:p>
+            <w:pPr>
+              <w:spacing w:after="0"/>
+              <w:jc w:val="both"/>
+              <w:rPr>
+                <w:sz w:val="18"/>
+                <w:szCs w:val="18"/>
+              </w:rPr>
+            </w:pPr>
+            <w:r>
+              <w:rPr>
+                <w:sz w:val="18"/>
+                <w:szCs w:val="18"/>
+              </w:rPr>
+              <w:t>130</w:t>
+            </w:r>
+            <w:r>
+              <w:rPr>
+                <w:sz w:val="18"/>
+                <w:szCs w:val="18"/>
+              </w:rPr>
+              <w:t>-</w:t>
+            </w:r>
+            <w:r>
+              <w:rPr>
+                <w:sz w:val="18"/>
+                <w:szCs w:val="18"/>
+              </w:rPr>
+              <w:t>195</w:t>
+            </w:r>
+          </w:p>
+        </w:tc>
+        <w:tc>
+          <w:tcPr>
+            <w:tcW w:w="1180" w:type="dxa"/>
+            <w:vAlign w:val="center"/>
+          </w:tcPr>
+          <w:p>
+            <w:pPr>
+              <w:spacing w:after="0"/>
+              <w:jc w:val="both"/>
+              <w:rPr>
+                <w:sz w:val="18"/>
+                <w:szCs w:val="18"/>
+              </w:rPr>
+            </w:pPr>
+            <w:r>
+              <w:rPr>
+                <w:sz w:val="18"/>
+                <w:szCs w:val="18"/>
+              </w:rPr>
+              <w:t>0.70</w:t>
+            </w:r>
+            <w:r>
+              <w:rPr>
+                <w:sz w:val="18"/>
+                <w:szCs w:val="18"/>
+              </w:rPr>
+              <w:t>-</w:t>
+            </w:r>
+            <w:r>
+              <w:rPr>
+                <w:sz w:val="18"/>
+                <w:szCs w:val="18"/>
+              </w:rPr>
+              <w:t>0.20</w:t>
+            </w:r>
+          </w:p>
+        </w:tc>
+        <w:tc>
+          <w:tcPr>
+            <w:tcW w:w="1180" w:type="dxa"/>
+            <w:vAlign w:val="center"/>
+          </w:tcPr>
+          <w:p>
+            <w:pPr>
+              <w:spacing w:after="0"/>
+              <w:jc w:val="both"/>
+              <w:rPr>
+                <w:sz w:val="18"/>
+                <w:szCs w:val="18"/>
+              </w:rPr>
+            </w:pPr>
+            <w:r>
+              <w:rPr>
+                <w:sz w:val="18"/>
+                <w:szCs w:val="18"/>
+              </w:rPr>
+              <w:t>0.28</w:t>
+            </w:r>
+            <w:r>
+              <w:rPr>
+                <w:sz w:val="18"/>
+                <w:szCs w:val="18"/>
+              </w:rPr>
+              <w:t>-</w:t>
+            </w:r>
+            <w:r>
+              <w:rPr>
+                <w:sz w:val="18"/>
+                <w:szCs w:val="18"/>
+              </w:rPr>
+              <w:t>0.85</w:t>
+            </w:r>
+          </w:p>
+        </w:tc>
+        <w:tc>
+          <w:tcPr>
+            <w:tcW w:w="1180" w:type="dxa"/>
+            <w:vAlign w:val="center"/>
+          </w:tcPr>
+          <w:p>
+            <w:pPr>
+              <w:spacing w:after="0"/>
+              <w:jc w:val="both"/>
+              <w:rPr>
+                <w:sz w:val="18"/>
+                <w:szCs w:val="18"/>
+              </w:rPr>
+            </w:pPr>
+            <w:r>
+              <w:rPr>
+                <w:sz w:val="18"/>
+                <w:szCs w:val="18"/>
+              </w:rPr>
+              <w:t>0.45</w:t>
+            </w:r>
+            <w:r>
+              <w:rPr>
+                <w:sz w:val="18"/>
+                <w:szCs w:val="18"/>
+              </w:rPr>
+              <w:t>-</w:t>
+            </w:r>
+            <w:r>
+              <w:rPr>
+                <w:sz w:val="18"/>
+                <w:szCs w:val="18"/>
+              </w:rPr>
+              <w:t>0.06</w:t>
+            </w:r>
+          </w:p>
+        </w:tc>
+        <w:tc>
+          <w:tcPr>
+            <w:tcW w:w="1180" w:type="dxa"/>
+            <w:vAlign w:val="center"/>
+          </w:tcPr>
+          <w:p>
+            <w:pPr>
+              <w:spacing w:after="0"/>
+              <w:jc w:val="both"/>
+              <w:rPr>
+                <w:sz w:val="18"/>
+                <w:szCs w:val="18"/>
+              </w:rPr>
+            </w:pPr>
+            <w:r>
+              <w:rPr>
+                <w:sz w:val="18"/>
+                <w:szCs w:val="18"/>
+              </w:rPr>
+              <w:t>120</w:t>
+            </w:r>
+            <w:r>
+              <w:rPr>
+                <w:sz w:val="18"/>
+                <w:szCs w:val="18"/>
+              </w:rPr>
+              <w:t>-</w:t>
+            </w:r>
+            <w:r>
+              <w:rPr>
+                <w:sz w:val="18"/>
+                <w:szCs w:val="18"/>
+              </w:rPr>
+              <w:t>260</w:t>
+            </w:r>
+          </w:p>
+        </w:tc>
+        <w:tc>
+          <w:tcPr>
+            <w:tcW w:w="1180" w:type="dxa"/>
+            <w:vAlign w:val="center"/>
+          </w:tcPr>
+          <w:p>
+            <w:pPr>
+              <w:spacing w:after="0"/>
+              <w:jc w:val="both"/>
+              <w:rPr>
+                <w:sz w:val="18"/>
+                <w:szCs w:val="18"/>
+              </w:rPr>
+            </w:pPr>
+            <w:r>
+              <w:rPr>
+                <w:sz w:val="18"/>
+                <w:szCs w:val="18"/>
+              </w:rPr>
+              <w:t>0.55</w:t>
+            </w:r>
+            <w:r>
+              <w:rPr>
+                <w:sz w:val="18"/>
+                <w:szCs w:val="18"/>
+              </w:rPr>
+              <w:t>-</w:t>
+            </w:r>
+            <w:r>
+              <w:rPr>
+                <w:sz w:val="18"/>
+                <w:szCs w:val="18"/>
+              </w:rPr>
+              <w:t>0.95</w:t>
+            </w:r>
+          </w:p>
+        </w:tc>
+        <w:tc>
+          <w:tcPr>
+            <w:tcW w:w="1462" w:type="dxa"/>
+            <w:vAlign w:val="center"/>
+          </w:tcPr>
+          <w:p>
+            <w:pPr>
+              <w:jc w:val="both"/>
+              <w:rPr>
+                <w:sz w:val="18"/>
+                <w:szCs w:val="18"/>
+              </w:rPr>
+            </w:pPr>
+            <w:r>
+              <w:rPr>
+                <w:sz w:val="18"/>
+                <w:szCs w:val="18"/>
               </w:rPr>
               <w:t>Improves across runs</w:t>
             </w:r>
@@ -1656,21 +6601,35 @@
     </w:tbl>
     <w:p>
       <w:pPr>
+        <w:pStyle w:val="FigureCaption"/>
+        <w:jc w:val="both"/>
+      </w:pPr>
+      <w:r>
+        <w:t>Table 1. Simulated player profile parameters used during evaluation.</w:t>
+      </w:r>
+    </w:p>
+    <w:p>
+      <w:pPr>
         <w:pStyle w:val="Heading2"/>
         <w:jc w:val="both"/>
       </w:pPr>
-      <w:r>
+      <w:bookmarkStart w:id="28" w:name="_Toc239303736"/>
+      <w:r>
+        <w:lastRenderedPageBreak/>
         <w:t>3.7 Difficulty Systems</w:t>
       </w:r>
+      <w:bookmarkEnd w:id="28"/>
     </w:p>
     <w:p>
       <w:pPr>
         <w:pStyle w:val="Heading3"/>
         <w:jc w:val="both"/>
       </w:pPr>
+      <w:bookmarkStart w:id="29" w:name="_Toc239303737"/>
       <w:r>
         <w:t>3.7.1 Static Difficulty</w:t>
       </w:r>
+      <w:bookmarkEnd w:id="29"/>
     </w:p>
     <w:p>
       <w:pPr>
@@ -1685,9 +6644,11 @@
         <w:pStyle w:val="Heading3"/>
         <w:jc w:val="both"/>
       </w:pPr>
+      <w:bookmarkStart w:id="30" w:name="_Toc239303738"/>
       <w:r>
         <w:t>3.7.2 Rule-Based DDA</w:t>
       </w:r>
+      <w:bookmarkEnd w:id="30"/>
     </w:p>
     <w:p>
       <w:pPr>
@@ -1702,20 +6663,18 @@
         <w:pStyle w:val="Heading3"/>
         <w:jc w:val="both"/>
       </w:pPr>
+      <w:bookmarkStart w:id="31" w:name="_Toc239303739"/>
       <w:r>
         <w:t>3.7.3 RL-Based DDA</w:t>
       </w:r>
+      <w:bookmarkEnd w:id="31"/>
     </w:p>
     <w:p>
       <w:pPr>
         <w:jc w:val="both"/>
       </w:pPr>
       <w:r>
-        <w:t xml:space="preserve">The RL controller used PPO to select decrease, maintain or increase actions from the six-variable observation. During training, the player profile was randomised across beginner, </w:t>
-      </w:r>
-      <w:r>
-        <w:lastRenderedPageBreak/>
-        <w:t>intermediate, skilled and inconsistent behaviour, while the improving profile was reserved for evaluation because its behaviour depends on progression across ordered runs. Initial training difficulty was also randomised within a moderate range so that the policy did not learn only from one fixed starting state.</w:t>
+        <w:t>The RL controller used PPO to select decrease, maintain or increase actions from the six-variable observation. During training, the player profile was randomised across beginner, intermediate, skilled and inconsistent behaviour, while the improving profile was reserved for evaluation because its behaviour depends on progression across ordered runs. Initial training difficulty was also randomised within a moderate range so that the policy did not learn only from one fixed starting state.</w:t>
       </w:r>
     </w:p>
     <w:p>
@@ -1731,9 +6690,11 @@
         <w:pStyle w:val="Heading2"/>
         <w:jc w:val="both"/>
       </w:pPr>
+      <w:bookmarkStart w:id="32" w:name="_Toc239303740"/>
       <w:r>
         <w:t>3.8 Experimental Procedure</w:t>
       </w:r>
+      <w:bookmarkEnd w:id="32"/>
     </w:p>
     <w:p>
       <w:pPr>
@@ -1764,9 +6725,12 @@
         <w:pStyle w:val="Heading2"/>
         <w:jc w:val="both"/>
       </w:pPr>
-      <w:r>
+      <w:bookmarkStart w:id="33" w:name="_Toc239303741"/>
+      <w:r>
+        <w:lastRenderedPageBreak/>
         <w:t>3.9 Evaluation Metrics and Analysis</w:t>
       </w:r>
+      <w:bookmarkEnd w:id="33"/>
     </w:p>
     <w:p>
       <w:pPr>
@@ -1789,7 +6753,6 @@
         <w:jc w:val="both"/>
       </w:pPr>
       <w:r>
-        <w:lastRenderedPageBreak/>
         <w:t>The Jupyter analysis used profile-level summaries, bar charts, line charts and distribution plots. Rolling averages were used for the improving profile to reveal trends across noisy individual episodes. RL diagnostics separately compared training and stochastic evaluation reactivity, deterministic and stochastic inference, and the association between difficulty-change frequency and failure rate.</w:t>
       </w:r>
     </w:p>
@@ -1798,9 +6761,11 @@
         <w:pStyle w:val="Heading2"/>
         <w:jc w:val="both"/>
       </w:pPr>
+      <w:bookmarkStart w:id="34" w:name="_Toc239303742"/>
       <w:r>
         <w:t>3.10 Implementing the Hypotheses</w:t>
       </w:r>
+      <w:bookmarkEnd w:id="34"/>
     </w:p>
     <w:p>
       <w:pPr>
@@ -1808,6 +6773,24 @@
       </w:pPr>
       <w:r>
         <w:t>H1 was assessed using the combined outcome measures, with particular emphasis on target-range occupancy for the adaptive controllers and on failure/survival patterns across all three systems. H2 was assessed from cross-profile performance, difficulty-change behaviour and the improving/inconsistent profiles. A hypothesis was treated as supported only where the evidence was consistent across relevant metrics; a higher change count alone was not treated as proof of better adaptation.</w:t>
+      </w:r>
+    </w:p>
+    <w:p>
+      <w:pPr>
+        <w:pStyle w:val="Heading2"/>
+      </w:pPr>
+      <w:bookmarkStart w:id="35" w:name="_Toc239303743"/>
+      <w:r>
+        <w:t>3.11 Ethical Considerations</w:t>
+      </w:r>
+      <w:bookmarkEnd w:id="35"/>
+    </w:p>
+    <w:p>
+      <w:pPr>
+        <w:jc w:val="both"/>
+      </w:pPr>
+      <w:r>
+        <w:t>No human participants or personal data were used in this study. All evaluation was carried out using scripted simulated player profiles. This reduced privacy and participant-risk concerns. The profiles were designed only to represent different gameplay behaviours and skill levels, not real people or demographic groups. Because of this, the results are limited to technical measures such as survival, failure rate and difficulty behaviour. The study does not make claims about enjoyment, frustration or fairness.</w:t>
       </w:r>
     </w:p>
     <w:p>
@@ -1815,9 +6798,12 @@
         <w:pStyle w:val="Heading1"/>
         <w:jc w:val="both"/>
       </w:pPr>
-      <w:r>
+      <w:bookmarkStart w:id="36" w:name="_Toc239303744"/>
+      <w:r>
+        <w:lastRenderedPageBreak/>
         <w:t>4. Results and Evaluation</w:t>
       </w:r>
+      <w:bookmarkEnd w:id="36"/>
     </w:p>
     <w:p>
       <w:pPr>
@@ -1832,9 +6818,11 @@
         <w:pStyle w:val="Heading2"/>
         <w:jc w:val="both"/>
       </w:pPr>
+      <w:bookmarkStart w:id="37" w:name="_Toc239303745"/>
       <w:r>
         <w:t>4.1 Final Three-System Outcomes</w:t>
       </w:r>
+      <w:bookmarkEnd w:id="37"/>
     </w:p>
     <w:tbl>
       <w:tblPr>
@@ -2546,7 +7534,7 @@
         <w:jc w:val="both"/>
       </w:pPr>
       <w:r>
-        <w:t>Table 1. Final death-rate and average-survival comparison across the three difficulty systems.</w:t>
+        <w:t>Table 2. Final death-rate and average-survival comparison across the three difficulty systems.</w:t>
       </w:r>
     </w:p>
     <w:p>
@@ -2557,7 +7545,6 @@
         <w:rPr>
           <w:noProof/>
         </w:rPr>
-        <w:lastRenderedPageBreak/>
         <w:drawing>
           <wp:inline distT="0" distB="0" distL="0" distR="0" wp14:anchorId="5E5E2F44" wp14:editId="5E483B96">
             <wp:extent cx="5852160" cy="3248978"/>
@@ -2574,7 +7561,7 @@
                     <pic:cNvPicPr/>
                   </pic:nvPicPr>
                   <pic:blipFill>
-                    <a:blip r:embed="rId6"/>
+                    <a:blip r:embed="rId8"/>
                     <a:stretch>
                       <a:fillRect/>
                     </a:stretch>
@@ -2600,9 +7587,21 @@
         <w:pStyle w:val="FigureCaption"/>
         <w:jc w:val="both"/>
       </w:pPr>
-      <w:r>
-        <w:t>Figure 1. Death rate by difficulty system and simulated player profile.</w:t>
-      </w:r>
+      <w:bookmarkStart w:id="38" w:name="_Toc239305024"/>
+      <w:bookmarkStart w:id="39" w:name="_Toc239305092"/>
+      <w:r>
+        <w:t xml:space="preserve">Figure </w:t>
+      </w:r>
+      <w:fldSimple w:instr=" SEQ Figure \* ARABIC ">
+        <w:r>
+          <w:t>1</w:t>
+        </w:r>
+      </w:fldSimple>
+      <w:r>
+        <w:t>. Death rate by difficulty system and simulated player profile.</w:t>
+      </w:r>
+      <w:bookmarkEnd w:id="38"/>
+      <w:bookmarkEnd w:id="39"/>
     </w:p>
     <w:p>
       <w:pPr>
@@ -2617,6 +7616,7 @@
         <w:jc w:val="both"/>
       </w:pPr>
       <w:r>
+        <w:lastRenderedPageBreak/>
         <w:t>The result was not uniformly favourable. The skilled profile had a lower death rate under static difficulty (16.67%) than under RL (26.67%), while the inconsistent profile performed best under the rule-based controller (23.33%) and reached 43.33% under RL. These results immediately show why DDA effectiveness cannot be judged from one profile alone.</w:t>
       </w:r>
     </w:p>
@@ -2628,7 +7628,6 @@
         <w:rPr>
           <w:noProof/>
         </w:rPr>
-        <w:lastRenderedPageBreak/>
         <w:drawing>
           <wp:inline distT="0" distB="0" distL="0" distR="0" wp14:anchorId="1422DB50" wp14:editId="18443C2B">
             <wp:extent cx="5852160" cy="3248978"/>
@@ -2645,7 +7644,7 @@
                     <pic:cNvPicPr/>
                   </pic:nvPicPr>
                   <pic:blipFill>
-                    <a:blip r:embed="rId7"/>
+                    <a:blip r:embed="rId9"/>
                     <a:stretch>
                       <a:fillRect/>
                     </a:stretch>
@@ -2671,9 +7670,21 @@
         <w:pStyle w:val="FigureCaption"/>
         <w:jc w:val="both"/>
       </w:pPr>
-      <w:r>
-        <w:t>Figure 2. Average survival time by difficulty system and simulated player profile.</w:t>
-      </w:r>
+      <w:bookmarkStart w:id="40" w:name="_Toc239305025"/>
+      <w:bookmarkStart w:id="41" w:name="_Toc239305093"/>
+      <w:r>
+        <w:t xml:space="preserve">Figure </w:t>
+      </w:r>
+      <w:fldSimple w:instr=" SEQ Figure \* ARABIC ">
+        <w:r>
+          <w:t>2</w:t>
+        </w:r>
+      </w:fldSimple>
+      <w:r>
+        <w:t>. Average survival time by difficulty system and simulated player profile.</w:t>
+      </w:r>
+      <w:bookmarkEnd w:id="40"/>
+      <w:bookmarkEnd w:id="41"/>
     </w:p>
     <w:p>
       <w:pPr>
@@ -2691,9 +7702,11 @@
         <w:pStyle w:val="Heading2"/>
         <w:jc w:val="both"/>
       </w:pPr>
+      <w:bookmarkStart w:id="42" w:name="_Toc239303746"/>
       <w:r>
         <w:t>4.2 Target Balance Range</w:t>
       </w:r>
+      <w:bookmarkEnd w:id="42"/>
     </w:p>
     <w:tbl>
       <w:tblPr>
@@ -3310,7 +8323,7 @@
         <w:jc w:val="both"/>
       </w:pPr>
       <w:r>
-        <w:t>Table 2. Adaptive-system target-range and difficulty behaviour.</w:t>
+        <w:t>Table 3. Adaptive-system target-range and difficulty behaviour.</w:t>
       </w:r>
     </w:p>
     <w:p>
@@ -3335,148 +8348,6 @@
                 <pic:pic xmlns:pic="http://schemas.openxmlformats.org/drawingml/2006/picture">
                   <pic:nvPicPr>
                     <pic:cNvPr id="0" name="rule_vs_rl_target_range.png"/>
-                    <pic:cNvPicPr/>
-                  </pic:nvPicPr>
-                  <pic:blipFill>
-                    <a:blip r:embed="rId8"/>
-                    <a:stretch>
-                      <a:fillRect/>
-                    </a:stretch>
-                  </pic:blipFill>
-                  <pic:spPr>
-                    <a:xfrm>
-                      <a:off x="0" y="0"/>
-                      <a:ext cx="5852160" cy="3248978"/>
-                    </a:xfrm>
-                    <a:prstGeom prst="rect">
-                      <a:avLst/>
-                    </a:prstGeom>
-                  </pic:spPr>
-                </pic:pic>
-              </a:graphicData>
-            </a:graphic>
-          </wp:inline>
-        </w:drawing>
-      </w:r>
-    </w:p>
-    <w:p>
-      <w:pPr>
-        <w:pStyle w:val="FigureCaption"/>
-        <w:jc w:val="both"/>
-      </w:pPr>
-      <w:r>
-        <w:t>Figure 3. Mean time spent within the target balance range for rule-based and RL-based DDA.</w:t>
-      </w:r>
-    </w:p>
-    <w:p>
-      <w:pPr>
-        <w:jc w:val="both"/>
-      </w:pPr>
-      <w:r>
-        <w:t>Mean target-range occupancy was similar overall between the two adaptive systems but varied by profile. RL improved the beginner result from 47.32% to 49.86% and the improving profile from 46.40% to 55.42%. Intermediate and inconsistent performance were effectively similar: 48.31% versus 48.78% for intermediate and 49.52% versus 50.06% for inconsistent. The skilled profile was the clearest weakness, with RL reaching 39.89% compared with 46.96% for rule-based DDA.</w:t>
-      </w:r>
-    </w:p>
-    <w:p>
-      <w:pPr>
-        <w:jc w:val="both"/>
-      </w:pPr>
-      <w:r>
-        <w:t>Across the five profiles, mean target-range occupancy was 48.60% for RL and 47.90% for rule-based DDA. The difference is small, and the profile-level variation prevents a claim that RL consistently dominates the rule-based controller.</w:t>
-      </w:r>
-    </w:p>
-    <w:p>
-      <w:pPr>
-        <w:jc w:val="both"/>
-      </w:pPr>
-      <w:r>
-        <w:rPr>
-          <w:noProof/>
-        </w:rPr>
-        <w:lastRenderedPageBreak/>
-        <w:drawing>
-          <wp:inline distT="0" distB="0" distL="0" distR="0" wp14:anchorId="637A302B" wp14:editId="6196D8D5">
-            <wp:extent cx="5852160" cy="2926080"/>
-            <wp:effectExtent l="0" t="0" r="0" b="0"/>
-            <wp:docPr id="4" name="Picture 4"/>
-            <wp:cNvGraphicFramePr>
-              <a:graphicFrameLocks xmlns:a="http://schemas.openxmlformats.org/drawingml/2006/main" noChangeAspect="1"/>
-            </wp:cNvGraphicFramePr>
-            <a:graphic xmlns:a="http://schemas.openxmlformats.org/drawingml/2006/main">
-              <a:graphicData uri="http://schemas.openxmlformats.org/drawingml/2006/picture">
-                <pic:pic xmlns:pic="http://schemas.openxmlformats.org/drawingml/2006/picture">
-                  <pic:nvPicPr>
-                    <pic:cNvPr id="0" name="target_range_distribution.png"/>
-                    <pic:cNvPicPr/>
-                  </pic:nvPicPr>
-                  <pic:blipFill>
-                    <a:blip r:embed="rId9"/>
-                    <a:stretch>
-                      <a:fillRect/>
-                    </a:stretch>
-                  </pic:blipFill>
-                  <pic:spPr>
-                    <a:xfrm>
-                      <a:off x="0" y="0"/>
-                      <a:ext cx="5852160" cy="2926080"/>
-                    </a:xfrm>
-                    <a:prstGeom prst="rect">
-                      <a:avLst/>
-                    </a:prstGeom>
-                  </pic:spPr>
-                </pic:pic>
-              </a:graphicData>
-            </a:graphic>
-          </wp:inline>
-        </w:drawing>
-      </w:r>
-    </w:p>
-    <w:p>
-      <w:pPr>
-        <w:pStyle w:val="FigureCaption"/>
-        <w:jc w:val="both"/>
-      </w:pPr>
-      <w:r>
-        <w:t>Figure 4. Distribution of target-range occupancy for rule-based and RL-based DDA.</w:t>
-      </w:r>
-    </w:p>
-    <w:p>
-      <w:pPr>
-        <w:jc w:val="both"/>
-      </w:pPr>
-      <w:r>
-        <w:t>The distribution plot adds an important qualification to the mean values. RL often shows a wider range of episode outcomes, particularly for intermediate, inconsistent and improving profiles. This indicates that the stochastic PPO policy is adaptive but less consistent than the threshold-based controller. The result is therefore compatible with the literature's warning that learning-based DDA introduces additional stability and reward-design challenges (Zheng, 2024).</w:t>
-      </w:r>
-    </w:p>
-    <w:p>
-      <w:pPr>
-        <w:pStyle w:val="Heading2"/>
-        <w:jc w:val="both"/>
-      </w:pPr>
-      <w:r>
-        <w:t>4.3 Difficulty Level and Adaptation Behaviour</w:t>
-      </w:r>
-    </w:p>
-    <w:p>
-      <w:pPr>
-        <w:jc w:val="both"/>
-      </w:pPr>
-      <w:r>
-        <w:rPr>
-          <w:noProof/>
-        </w:rPr>
-        <w:drawing>
-          <wp:inline distT="0" distB="0" distL="0" distR="0" wp14:anchorId="73093CD7" wp14:editId="446FFFAA">
-            <wp:extent cx="5852160" cy="3248978"/>
-            <wp:effectExtent l="0" t="0" r="0" b="0"/>
-            <wp:docPr id="5" name="Picture 5"/>
-            <wp:cNvGraphicFramePr>
-              <a:graphicFrameLocks xmlns:a="http://schemas.openxmlformats.org/drawingml/2006/main" noChangeAspect="1"/>
-            </wp:cNvGraphicFramePr>
-            <a:graphic xmlns:a="http://schemas.openxmlformats.org/drawingml/2006/main">
-              <a:graphicData uri="http://schemas.openxmlformats.org/drawingml/2006/picture">
-                <pic:pic xmlns:pic="http://schemas.openxmlformats.org/drawingml/2006/picture">
-                  <pic:nvPicPr>
-                    <pic:cNvPr id="0" name="all_systems_average_difficulty.png"/>
                     <pic:cNvPicPr/>
                   </pic:nvPicPr>
                   <pic:blipFill>
@@ -3506,17 +8377,36 @@
         <w:pStyle w:val="FigureCaption"/>
         <w:jc w:val="both"/>
       </w:pPr>
-      <w:r>
-        <w:t>Figure 5. Average difficulty by system and simulated player profile.</w:t>
-      </w:r>
+      <w:bookmarkStart w:id="43" w:name="_Toc239305026"/>
+      <w:bookmarkStart w:id="44" w:name="_Toc239305094"/>
+      <w:r>
+        <w:t xml:space="preserve">Figure </w:t>
+      </w:r>
+      <w:fldSimple w:instr=" SEQ Figure \* ARABIC ">
+        <w:r>
+          <w:t>3</w:t>
+        </w:r>
+      </w:fldSimple>
+      <w:r>
+        <w:t>. Mean time spent within the target balance range for rule-based and RL-based DDA.</w:t>
+      </w:r>
+      <w:bookmarkEnd w:id="43"/>
+      <w:bookmarkEnd w:id="44"/>
     </w:p>
     <w:p>
       <w:pPr>
         <w:jc w:val="both"/>
       </w:pPr>
       <w:r>
-        <w:lastRenderedPageBreak/>
-        <w:t>The RL policy operated at a lower average difficulty than the static and rule-based systems across every profile. Episode-average difficulty ranged from 3.52 for intermediate to 4.10 for inconsistent. This lower mean does not imply that the policy simply selected one easy fixed setting, because its within-episode range and change frequency show substantial movement across the scale.</w:t>
+        <w:t>Mean target-range occupancy was similar overall between the two adaptive systems but varied by profile. RL improved the beginner result from 47.32% to 49.86% and the improving profile from 46.40% to 55.42%. Intermediate and inconsistent performance were effectively similar: 48.31% versus 48.78% for intermediate and 49.52% versus 50.06% for inconsistent. The skilled profile was the clearest weakness, with RL reaching 39.89% compared with 46.96% for rule-based DDA.</w:t>
+      </w:r>
+    </w:p>
+    <w:p>
+      <w:pPr>
+        <w:jc w:val="both"/>
+      </w:pPr>
+      <w:r>
+        <w:t>Across the five profiles, mean target-range occupancy was 48.60% for RL and 47.90% for rule-based DDA. The difference is small, and the profile-level variation prevents a claim that RL consistently dominates the rule-based controller.</w:t>
       </w:r>
     </w:p>
     <w:p>
@@ -3527,11 +8417,12 @@
         <w:rPr>
           <w:noProof/>
         </w:rPr>
+        <w:lastRenderedPageBreak/>
         <w:drawing>
-          <wp:inline distT="0" distB="0" distL="0" distR="0" wp14:anchorId="17AFE478" wp14:editId="51DC7C8D">
-            <wp:extent cx="5852160" cy="3248978"/>
+          <wp:inline distT="0" distB="0" distL="0" distR="0" wp14:anchorId="637A302B" wp14:editId="6196D8D5">
+            <wp:extent cx="5852160" cy="2926080"/>
             <wp:effectExtent l="0" t="0" r="0" b="0"/>
-            <wp:docPr id="6" name="Picture 6"/>
+            <wp:docPr id="4" name="Picture 4"/>
             <wp:cNvGraphicFramePr>
               <a:graphicFrameLocks xmlns:a="http://schemas.openxmlformats.org/drawingml/2006/main" noChangeAspect="1"/>
             </wp:cNvGraphicFramePr>
@@ -3539,7 +8430,7 @@
               <a:graphicData uri="http://schemas.openxmlformats.org/drawingml/2006/picture">
                 <pic:pic xmlns:pic="http://schemas.openxmlformats.org/drawingml/2006/picture">
                   <pic:nvPicPr>
-                    <pic:cNvPr id="0" name="all_systems_difficulty_changes.png"/>
+                    <pic:cNvPr id="0" name="target_range_distribution.png"/>
                     <pic:cNvPicPr/>
                   </pic:nvPicPr>
                   <pic:blipFill>
@@ -3551,7 +8442,7 @@
                   <pic:spPr>
                     <a:xfrm>
                       <a:off x="0" y="0"/>
-                      <a:ext cx="5852160" cy="3248978"/>
+                      <a:ext cx="5852160" cy="2926080"/>
                     </a:xfrm>
                     <a:prstGeom prst="rect">
                       <a:avLst/>
@@ -3569,17 +8460,40 @@
         <w:pStyle w:val="FigureCaption"/>
         <w:jc w:val="both"/>
       </w:pPr>
-      <w:r>
-        <w:t>Figure 6. Average number of difficulty changes by system and simulated player profile.</w:t>
-      </w:r>
+      <w:bookmarkStart w:id="45" w:name="_Toc239305027"/>
+      <w:bookmarkStart w:id="46" w:name="_Toc239305095"/>
+      <w:r>
+        <w:t xml:space="preserve">Figure </w:t>
+      </w:r>
+      <w:fldSimple w:instr=" SEQ Figure \* ARABIC ">
+        <w:r>
+          <w:t>4</w:t>
+        </w:r>
+      </w:fldSimple>
+      <w:r>
+        <w:t>. Distribution of target-range occupancy for rule-based and RL-based DDA.</w:t>
+      </w:r>
+      <w:bookmarkEnd w:id="45"/>
+      <w:bookmarkEnd w:id="46"/>
     </w:p>
     <w:p>
       <w:pPr>
         <w:jc w:val="both"/>
       </w:pPr>
       <w:r>
-        <w:t>Rule-based DDA changed difficulty approximately three times per episode, whereas RL changed difficulty between 12.17 and 13.93 times on average depending on the profile. Static difficulty produced zero changes by design. The RL policy was therefore much more reactive, but reactivity alone is not treated as a quality measure; it must be considered alongside target occupancy and failure.</w:t>
-      </w:r>
+        <w:t>The distribution plot adds an important qualification to the mean values. RL often shows a wider range of episode outcomes, particularly for intermediate, inconsistent and improving profiles. This indicates that the stochastic PPO policy is adaptive but less consistent than the threshold-based controller. The result is therefore compatible with the literature's warning that learning-based DDA introduces additional stability and reward-design challenges (Zheng, 2024).</w:t>
+      </w:r>
+    </w:p>
+    <w:p>
+      <w:pPr>
+        <w:pStyle w:val="Heading2"/>
+        <w:jc w:val="both"/>
+      </w:pPr>
+      <w:bookmarkStart w:id="47" w:name="_Toc239303747"/>
+      <w:r>
+        <w:t>4.3 Difficulty Level and Adaptation Behaviour</w:t>
+      </w:r>
+      <w:bookmarkEnd w:id="47"/>
     </w:p>
     <w:p>
       <w:pPr>
@@ -3589,12 +8503,11 @@
         <w:rPr>
           <w:noProof/>
         </w:rPr>
-        <w:lastRenderedPageBreak/>
         <w:drawing>
-          <wp:inline distT="0" distB="0" distL="0" distR="0" wp14:anchorId="12A30677" wp14:editId="133BC386">
+          <wp:inline distT="0" distB="0" distL="0" distR="0" wp14:anchorId="73093CD7" wp14:editId="446FFFAA">
             <wp:extent cx="5852160" cy="3248978"/>
             <wp:effectExtent l="0" t="0" r="0" b="0"/>
-            <wp:docPr id="7" name="Picture 7"/>
+            <wp:docPr id="5" name="Picture 5"/>
             <wp:cNvGraphicFramePr>
               <a:graphicFrameLocks xmlns:a="http://schemas.openxmlformats.org/drawingml/2006/main" noChangeAspect="1"/>
             </wp:cNvGraphicFramePr>
@@ -3602,7 +8515,7 @@
               <a:graphicData uri="http://schemas.openxmlformats.org/drawingml/2006/picture">
                 <pic:pic xmlns:pic="http://schemas.openxmlformats.org/drawingml/2006/picture">
                   <pic:nvPicPr>
-                    <pic:cNvPr id="0" name="rl_difficulty_range_by_profile.png"/>
+                    <pic:cNvPr id="0" name="all_systems_average_difficulty.png"/>
                     <pic:cNvPicPr/>
                   </pic:nvPicPr>
                   <pic:blipFill>
@@ -3632,25 +8545,29 @@
         <w:pStyle w:val="FigureCaption"/>
         <w:jc w:val="both"/>
       </w:pPr>
-      <w:r>
-        <w:t>Figure 7. Mean minimum, episode-average and mean maximum difficulty reached by the RL controller.</w:t>
-      </w:r>
+      <w:bookmarkStart w:id="48" w:name="_Toc239305028"/>
+      <w:bookmarkStart w:id="49" w:name="_Toc239305096"/>
+      <w:r>
+        <w:t xml:space="preserve">Figure </w:t>
+      </w:r>
+      <w:fldSimple w:instr=" SEQ Figure \* ARABIC ">
+        <w:r>
+          <w:t>5</w:t>
+        </w:r>
+      </w:fldSimple>
+      <w:r>
+        <w:t>. Average difficulty by system and simulated player profile.</w:t>
+      </w:r>
+      <w:bookmarkEnd w:id="48"/>
+      <w:bookmarkEnd w:id="49"/>
     </w:p>
     <w:p>
       <w:pPr>
         <w:jc w:val="both"/>
       </w:pPr>
       <w:r>
-        <w:t>The range analysis confirms that RL did not behave like a static difficulty around level 3-4. Mean minimum difficulty was approximately 1.1-1.7 across profiles, while mean maximum difficulty was approximately 6.2-6.8. This demonstrates repeated movement through a substantial part of the 0-10 scale, consistent with the sequential-adjustment view of DDA used by Climent et al. (2024).</w:t>
-      </w:r>
-    </w:p>
-    <w:p>
-      <w:pPr>
-        <w:pStyle w:val="Heading2"/>
-        <w:jc w:val="both"/>
-      </w:pPr>
-      <w:r>
-        <w:t>4.4 Improving Profile</w:t>
+        <w:lastRenderedPageBreak/>
+        <w:t>The RL policy operated at a lower average difficulty than the static and rule-based systems across every profile. Episode-average difficulty ranged from 3.52 for intermediate to 4.10 for inconsistent. This lower mean does not imply that the policy simply selected one easy fixed setting, because its within-episode range and change frequency show substantial movement across the scale.</w:t>
       </w:r>
     </w:p>
     <w:p>
@@ -3662,10 +8579,10 @@
           <w:noProof/>
         </w:rPr>
         <w:drawing>
-          <wp:inline distT="0" distB="0" distL="0" distR="0" wp14:anchorId="76C8994F" wp14:editId="08AE5D4B">
+          <wp:inline distT="0" distB="0" distL="0" distR="0" wp14:anchorId="17AFE478" wp14:editId="51DC7C8D">
             <wp:extent cx="5852160" cy="3248978"/>
             <wp:effectExtent l="0" t="0" r="0" b="0"/>
-            <wp:docPr id="8" name="Picture 8"/>
+            <wp:docPr id="6" name="Picture 6"/>
             <wp:cNvGraphicFramePr>
               <a:graphicFrameLocks xmlns:a="http://schemas.openxmlformats.org/drawingml/2006/main" noChangeAspect="1"/>
             </wp:cNvGraphicFramePr>
@@ -3673,7 +8590,7 @@
               <a:graphicData uri="http://schemas.openxmlformats.org/drawingml/2006/picture">
                 <pic:pic xmlns:pic="http://schemas.openxmlformats.org/drawingml/2006/picture">
                   <pic:nvPicPr>
-                    <pic:cNvPr id="0" name="improving_profile_survival_trend.png"/>
+                    <pic:cNvPr id="0" name="all_systems_difficulty_changes.png"/>
                     <pic:cNvPicPr/>
                   </pic:nvPicPr>
                   <pic:blipFill>
@@ -3703,25 +8620,28 @@
         <w:pStyle w:val="FigureCaption"/>
         <w:jc w:val="both"/>
       </w:pPr>
-      <w:r>
-        <w:lastRenderedPageBreak/>
-        <w:t>Figure 8. Five-run rolling survival trend for the improving simulated player profile.</w:t>
-      </w:r>
+      <w:bookmarkStart w:id="50" w:name="_Toc239305029"/>
+      <w:bookmarkStart w:id="51" w:name="_Toc239305097"/>
+      <w:r>
+        <w:t xml:space="preserve">Figure </w:t>
+      </w:r>
+      <w:fldSimple w:instr=" SEQ Figure \* ARABIC ">
+        <w:r>
+          <w:t>6</w:t>
+        </w:r>
+      </w:fldSimple>
+      <w:r>
+        <w:t>. Average number of difficulty changes by system and simulated player profile.</w:t>
+      </w:r>
+      <w:bookmarkEnd w:id="50"/>
+      <w:bookmarkEnd w:id="51"/>
     </w:p>
     <w:p>
       <w:pPr>
         <w:jc w:val="both"/>
       </w:pPr>
       <w:r>
-        <w:t>The improving profile shows that all three systems approach long survival times as the underlying player behaviour becomes stronger. RL begins with relatively high survival, dips during the middle portion of the progression, and later returns to near-maximum survival. The response is therefore not monotonic and does not show a simple 'player improves, difficulty rises proportionally' pattern.</w:t>
-      </w:r>
-    </w:p>
-    <w:p>
-      <w:pPr>
-        <w:jc w:val="both"/>
-      </w:pPr>
-      <w:r>
-        <w:t>This is important for H2. RL clearly reacts throughout the sequence, but the evidence does not show that its adaptation tracks improvement more cleanly than the rule-based system. The improving profile instead illustrates both the flexibility and variability of stochastic policy control.</w:t>
+        <w:t>Rule-based DDA changed difficulty approximately three times per episode, whereas RL changed difficulty between 12.17 and 13.93 times on average depending on the profile. Static difficulty produced zero changes by design. The RL policy was therefore much more reactive, but reactivity alone is not treated as a quality measure; it must be considered alongside target occupancy and failure.</w:t>
       </w:r>
     </w:p>
     <w:p>
@@ -3732,11 +8652,12 @@
         <w:rPr>
           <w:noProof/>
         </w:rPr>
+        <w:lastRenderedPageBreak/>
         <w:drawing>
-          <wp:inline distT="0" distB="0" distL="0" distR="0" wp14:anchorId="243DC7CF" wp14:editId="71272790">
+          <wp:inline distT="0" distB="0" distL="0" distR="0" wp14:anchorId="12A30677" wp14:editId="133BC386">
             <wp:extent cx="5852160" cy="3248978"/>
             <wp:effectExtent l="0" t="0" r="0" b="0"/>
-            <wp:docPr id="9" name="Picture 9"/>
+            <wp:docPr id="7" name="Picture 7"/>
             <wp:cNvGraphicFramePr>
               <a:graphicFrameLocks xmlns:a="http://schemas.openxmlformats.org/drawingml/2006/main" noChangeAspect="1"/>
             </wp:cNvGraphicFramePr>
@@ -3744,7 +8665,7 @@
               <a:graphicData uri="http://schemas.openxmlformats.org/drawingml/2006/picture">
                 <pic:pic xmlns:pic="http://schemas.openxmlformats.org/drawingml/2006/picture">
                   <pic:nvPicPr>
-                    <pic:cNvPr id="0" name="distance_from_50_death_rate.png"/>
+                    <pic:cNvPr id="0" name="rl_difficulty_range_by_profile.png"/>
                     <pic:cNvPicPr/>
                   </pic:nvPicPr>
                   <pic:blipFill>
@@ -3774,16 +8695,28 @@
         <w:pStyle w:val="FigureCaption"/>
         <w:jc w:val="both"/>
       </w:pPr>
-      <w:r>
-        <w:t>Figure 9. Absolute distance from a 50% failure-rate reference.</w:t>
-      </w:r>
+      <w:bookmarkStart w:id="52" w:name="_Toc239305030"/>
+      <w:bookmarkStart w:id="53" w:name="_Toc239305098"/>
+      <w:r>
+        <w:t xml:space="preserve">Figure </w:t>
+      </w:r>
+      <w:fldSimple w:instr=" SEQ Figure \* ARABIC ">
+        <w:r>
+          <w:t>7</w:t>
+        </w:r>
+      </w:fldSimple>
+      <w:r>
+        <w:t>. Mean minimum, episode-average and mean maximum difficulty reached by the RL controller.</w:t>
+      </w:r>
+      <w:bookmarkEnd w:id="52"/>
+      <w:bookmarkEnd w:id="53"/>
     </w:p>
     <w:p>
       <w:pPr>
         <w:jc w:val="both"/>
       </w:pPr>
       <w:r>
-        <w:t>Climent et al. (2024) use an approximately balanced win/loss ratio as one outcome for DDA, so a 50% failure reference was included as a supplementary comparison. The present systems do not show one universal winner. RL is exactly at 50% for the beginner profile and relatively close for inconsistent, but it is much further from 50% for intermediate and improving. Rule-based DDA is closest for skilled and improving. This reinforces the decision not to equate 'lower death rate' with 'better balance' automatically.</w:t>
+        <w:t>The range analysis confirms that RL did not behave like a static difficulty around level 3-4. Mean minimum difficulty was approximately 1.1-1.7 across profiles, while mean maximum difficulty was approximately 6.2-6.8. This demonstrates repeated movement through a substantial part of the 0-10 scale, consistent with the sequential-adjustment view of DDA used by Climent et al. (2024).</w:t>
       </w:r>
     </w:p>
     <w:p>
@@ -3791,9 +8724,179 @@
         <w:pStyle w:val="Heading2"/>
         <w:jc w:val="both"/>
       </w:pPr>
+      <w:bookmarkStart w:id="54" w:name="_Toc239303748"/>
+      <w:r>
+        <w:t>4.4 Improving Profile</w:t>
+      </w:r>
+      <w:bookmarkEnd w:id="54"/>
+    </w:p>
+    <w:p>
+      <w:pPr>
+        <w:jc w:val="both"/>
+      </w:pPr>
+      <w:r>
+        <w:rPr>
+          <w:noProof/>
+        </w:rPr>
+        <w:drawing>
+          <wp:inline distT="0" distB="0" distL="0" distR="0" wp14:anchorId="76C8994F" wp14:editId="08AE5D4B">
+            <wp:extent cx="5852160" cy="3248978"/>
+            <wp:effectExtent l="0" t="0" r="0" b="0"/>
+            <wp:docPr id="8" name="Picture 8"/>
+            <wp:cNvGraphicFramePr>
+              <a:graphicFrameLocks xmlns:a="http://schemas.openxmlformats.org/drawingml/2006/main" noChangeAspect="1"/>
+            </wp:cNvGraphicFramePr>
+            <a:graphic xmlns:a="http://schemas.openxmlformats.org/drawingml/2006/main">
+              <a:graphicData uri="http://schemas.openxmlformats.org/drawingml/2006/picture">
+                <pic:pic xmlns:pic="http://schemas.openxmlformats.org/drawingml/2006/picture">
+                  <pic:nvPicPr>
+                    <pic:cNvPr id="0" name="improving_profile_survival_trend.png"/>
+                    <pic:cNvPicPr/>
+                  </pic:nvPicPr>
+                  <pic:blipFill>
+                    <a:blip r:embed="rId15"/>
+                    <a:stretch>
+                      <a:fillRect/>
+                    </a:stretch>
+                  </pic:blipFill>
+                  <pic:spPr>
+                    <a:xfrm>
+                      <a:off x="0" y="0"/>
+                      <a:ext cx="5852160" cy="3248978"/>
+                    </a:xfrm>
+                    <a:prstGeom prst="rect">
+                      <a:avLst/>
+                    </a:prstGeom>
+                  </pic:spPr>
+                </pic:pic>
+              </a:graphicData>
+            </a:graphic>
+          </wp:inline>
+        </w:drawing>
+      </w:r>
+    </w:p>
+    <w:p>
+      <w:pPr>
+        <w:pStyle w:val="FigureCaption"/>
+        <w:jc w:val="both"/>
+      </w:pPr>
+      <w:bookmarkStart w:id="55" w:name="_Toc239305031"/>
+      <w:bookmarkStart w:id="56" w:name="_Toc239305099"/>
+      <w:r>
+        <w:lastRenderedPageBreak/>
+        <w:t xml:space="preserve">Figure </w:t>
+      </w:r>
+      <w:fldSimple w:instr=" SEQ Figure \* ARABIC ">
+        <w:r>
+          <w:t>8</w:t>
+        </w:r>
+      </w:fldSimple>
+      <w:r>
+        <w:t>. Five-run rolling survival trend for the improving simulated player profile.</w:t>
+      </w:r>
+      <w:bookmarkEnd w:id="55"/>
+      <w:bookmarkEnd w:id="56"/>
+    </w:p>
+    <w:p>
+      <w:pPr>
+        <w:jc w:val="both"/>
+      </w:pPr>
+      <w:r>
+        <w:t>The improving profile shows that all three systems approach long survival times as the underlying player behaviour becomes stronger. RL begins with relatively high survival, dips during the middle portion of the progression, and later returns to near-maximum survival. The response is therefore not monotonic and does not show a simple 'player improves, difficulty rises proportionally' pattern.</w:t>
+      </w:r>
+    </w:p>
+    <w:p>
+      <w:pPr>
+        <w:jc w:val="both"/>
+      </w:pPr>
+      <w:r>
+        <w:t>This is important for H2. RL clearly reacts throughout the sequence, but the evidence does not show that its adaptation tracks improvement more cleanly than the rule-based system. The improving profile instead illustrates both the flexibility and variability of stochastic policy control.</w:t>
+      </w:r>
+    </w:p>
+    <w:p>
+      <w:pPr>
+        <w:jc w:val="both"/>
+      </w:pPr>
+      <w:r>
+        <w:rPr>
+          <w:noProof/>
+        </w:rPr>
+        <w:drawing>
+          <wp:inline distT="0" distB="0" distL="0" distR="0" wp14:anchorId="243DC7CF" wp14:editId="71272790">
+            <wp:extent cx="5852160" cy="3248978"/>
+            <wp:effectExtent l="0" t="0" r="0" b="0"/>
+            <wp:docPr id="9" name="Picture 9"/>
+            <wp:cNvGraphicFramePr>
+              <a:graphicFrameLocks xmlns:a="http://schemas.openxmlformats.org/drawingml/2006/main" noChangeAspect="1"/>
+            </wp:cNvGraphicFramePr>
+            <a:graphic xmlns:a="http://schemas.openxmlformats.org/drawingml/2006/main">
+              <a:graphicData uri="http://schemas.openxmlformats.org/drawingml/2006/picture">
+                <pic:pic xmlns:pic="http://schemas.openxmlformats.org/drawingml/2006/picture">
+                  <pic:nvPicPr>
+                    <pic:cNvPr id="0" name="distance_from_50_death_rate.png"/>
+                    <pic:cNvPicPr/>
+                  </pic:nvPicPr>
+                  <pic:blipFill>
+                    <a:blip r:embed="rId16"/>
+                    <a:stretch>
+                      <a:fillRect/>
+                    </a:stretch>
+                  </pic:blipFill>
+                  <pic:spPr>
+                    <a:xfrm>
+                      <a:off x="0" y="0"/>
+                      <a:ext cx="5852160" cy="3248978"/>
+                    </a:xfrm>
+                    <a:prstGeom prst="rect">
+                      <a:avLst/>
+                    </a:prstGeom>
+                  </pic:spPr>
+                </pic:pic>
+              </a:graphicData>
+            </a:graphic>
+          </wp:inline>
+        </w:drawing>
+      </w:r>
+    </w:p>
+    <w:p>
+      <w:pPr>
+        <w:pStyle w:val="FigureCaption"/>
+        <w:jc w:val="both"/>
+      </w:pPr>
+      <w:bookmarkStart w:id="57" w:name="_Toc239305032"/>
+      <w:bookmarkStart w:id="58" w:name="_Toc239305100"/>
+      <w:r>
+        <w:t xml:space="preserve">Figure </w:t>
+      </w:r>
+      <w:fldSimple w:instr=" SEQ Figure \* ARABIC ">
+        <w:r>
+          <w:t>9</w:t>
+        </w:r>
+      </w:fldSimple>
+      <w:r>
+        <w:t>. Absolute distance from a 50% failure-rate reference.</w:t>
+      </w:r>
+      <w:bookmarkEnd w:id="57"/>
+      <w:bookmarkEnd w:id="58"/>
+    </w:p>
+    <w:p>
+      <w:pPr>
+        <w:jc w:val="both"/>
+      </w:pPr>
+      <w:r>
+        <w:t>Climent et al. (2024) use an approximately balanced win/loss ratio as one outcome for DDA, so a 50% failure reference was included as a supplementary comparison. The present systems do not show one universal winner. RL is exactly at 50% for the beginner profile and relatively close for inconsistent, but it is much further from 50% for intermediate and improving. Rule-based DDA is closest for skilled and improving. This reinforces the decision not to equate 'lower death rate' with 'better balance' automatically.</w:t>
+      </w:r>
+    </w:p>
+    <w:p>
+      <w:pPr>
+        <w:pStyle w:val="Heading2"/>
+        <w:jc w:val="both"/>
+      </w:pPr>
+      <w:bookmarkStart w:id="59" w:name="_Toc239303749"/>
       <w:r>
         <w:t>4.5 RL Policy Diagnostics</w:t>
       </w:r>
+      <w:bookmarkEnd w:id="59"/>
     </w:p>
     <w:p>
       <w:pPr>
@@ -3831,7 +8934,7 @@
                     <pic:cNvPicPr/>
                   </pic:nvPicPr>
                   <pic:blipFill>
-                    <a:blip r:embed="rId15"/>
+                    <a:blip r:embed="rId17"/>
                     <a:stretch>
                       <a:fillRect/>
                     </a:stretch>
@@ -3857,9 +8960,21 @@
         <w:pStyle w:val="FigureCaption"/>
         <w:jc w:val="both"/>
       </w:pPr>
-      <w:r>
-        <w:t>Figure 10. Average RL difficulty changes under deterministic and stochastic PPO inference.</w:t>
-      </w:r>
+      <w:bookmarkStart w:id="60" w:name="_Toc239305033"/>
+      <w:bookmarkStart w:id="61" w:name="_Toc239305101"/>
+      <w:r>
+        <w:t xml:space="preserve">Figure </w:t>
+      </w:r>
+      <w:fldSimple w:instr=" SEQ Figure \* ARABIC ">
+        <w:r>
+          <w:t>10</w:t>
+        </w:r>
+      </w:fldSimple>
+      <w:r>
+        <w:t>. Average RL difficulty changes under deterministic and stochastic PPO inference.</w:t>
+      </w:r>
+      <w:bookmarkEnd w:id="60"/>
+      <w:bookmarkEnd w:id="61"/>
     </w:p>
     <w:p>
       <w:pPr>
@@ -3902,7 +9017,7 @@
                     <pic:cNvPicPr/>
                   </pic:nvPicPr>
                   <pic:blipFill>
-                    <a:blip r:embed="rId16"/>
+                    <a:blip r:embed="rId18"/>
                     <a:stretch>
                       <a:fillRect/>
                     </a:stretch>
@@ -3928,9 +9043,21 @@
         <w:pStyle w:val="FigureCaption"/>
         <w:jc w:val="both"/>
       </w:pPr>
-      <w:r>
-        <w:t>Figure 11. Difficulty-change frequency during PPO training and stochastic evaluation.</w:t>
-      </w:r>
+      <w:bookmarkStart w:id="62" w:name="_Toc239305034"/>
+      <w:bookmarkStart w:id="63" w:name="_Toc239305102"/>
+      <w:r>
+        <w:t xml:space="preserve">Figure </w:t>
+      </w:r>
+      <w:fldSimple w:instr=" SEQ Figure \* ARABIC ">
+        <w:r>
+          <w:t>11</w:t>
+        </w:r>
+      </w:fldSimple>
+      <w:r>
+        <w:t>. Difficulty-change frequency during PPO training and stochastic evaluation.</w:t>
+      </w:r>
+      <w:bookmarkEnd w:id="62"/>
+      <w:bookmarkEnd w:id="63"/>
     </w:p>
     <w:p>
       <w:pPr>
@@ -3965,7 +9092,7 @@
                     <pic:cNvPicPr/>
                   </pic:nvPicPr>
                   <pic:blipFill>
-                    <a:blip r:embed="rId17"/>
+                    <a:blip r:embed="rId19"/>
                     <a:stretch>
                       <a:fillRect/>
                     </a:stretch>
@@ -3991,9 +9118,21 @@
         <w:pStyle w:val="FigureCaption"/>
         <w:jc w:val="both"/>
       </w:pPr>
-      <w:r>
-        <w:t>Figure 12. RL failure rate by difficulty-change frequency in the final evaluation episodes.</w:t>
-      </w:r>
+      <w:bookmarkStart w:id="64" w:name="_Toc239305035"/>
+      <w:bookmarkStart w:id="65" w:name="_Toc239305103"/>
+      <w:r>
+        <w:t xml:space="preserve">Figure </w:t>
+      </w:r>
+      <w:fldSimple w:instr=" SEQ Figure \* ARABIC ">
+        <w:r>
+          <w:t>12</w:t>
+        </w:r>
+      </w:fldSimple>
+      <w:r>
+        <w:t>. RL failure rate by difficulty-change frequency in the final evaluation episodes.</w:t>
+      </w:r>
+      <w:bookmarkEnd w:id="64"/>
+      <w:bookmarkEnd w:id="65"/>
     </w:p>
     <w:p>
       <w:pPr>
@@ -4008,18 +9147,22 @@
         <w:pStyle w:val="Heading2"/>
         <w:jc w:val="both"/>
       </w:pPr>
+      <w:bookmarkStart w:id="66" w:name="_Toc239303750"/>
       <w:r>
         <w:t>4.6 Hypothesis Evaluation</w:t>
       </w:r>
+      <w:bookmarkEnd w:id="66"/>
     </w:p>
     <w:p>
       <w:pPr>
         <w:pStyle w:val="Heading3"/>
         <w:jc w:val="both"/>
       </w:pPr>
+      <w:bookmarkStart w:id="67" w:name="_Toc239303751"/>
       <w:r>
         <w:t>4.6.1 H1: Maintaining the Target Balanced Range</w:t>
       </w:r>
+      <w:bookmarkEnd w:id="67"/>
     </w:p>
     <w:p>
       <w:pPr>
@@ -4042,10 +9185,12 @@
         <w:pStyle w:val="Heading3"/>
         <w:jc w:val="both"/>
       </w:pPr>
+      <w:bookmarkStart w:id="68" w:name="_Toc239303752"/>
       <w:r>
         <w:lastRenderedPageBreak/>
         <w:t>4.6.2 H2: Adapting Across Player Profiles</w:t>
       </w:r>
+      <w:bookmarkEnd w:id="68"/>
     </w:p>
     <w:p>
       <w:pPr>
@@ -4068,9 +9213,11 @@
         <w:pStyle w:val="Heading2"/>
         <w:jc w:val="both"/>
       </w:pPr>
+      <w:bookmarkStart w:id="69" w:name="_Toc239303753"/>
       <w:r>
         <w:t>4.7 Discussion in Relation to the Anchor Paper</w:t>
       </w:r>
+      <w:bookmarkEnd w:id="69"/>
     </w:p>
     <w:p>
       <w:pPr>
@@ -4109,19 +9256,23 @@
         <w:pStyle w:val="Heading1"/>
         <w:jc w:val="both"/>
       </w:pPr>
+      <w:bookmarkStart w:id="70" w:name="_Toc239303754"/>
       <w:r>
         <w:lastRenderedPageBreak/>
         <w:t>5. Conclusion and Future Work</w:t>
       </w:r>
+      <w:bookmarkEnd w:id="70"/>
     </w:p>
     <w:p>
       <w:pPr>
         <w:pStyle w:val="Heading2"/>
         <w:jc w:val="both"/>
       </w:pPr>
+      <w:bookmarkStart w:id="71" w:name="_Toc239303755"/>
       <w:r>
         <w:t>5.1 Conclusion</w:t>
       </w:r>
+      <w:bookmarkEnd w:id="71"/>
     </w:p>
     <w:p>
       <w:pPr>
@@ -4145,6 +9296,14 @@
       </w:pPr>
       <w:r>
         <w:t>The study therefore does not support a simple conclusion that reinforcement learning is always better than rule-based DDA. Instead, it shows that PPO can provide flexible adaptive control in Godot, but that reward formulation, inference mode and profile-specific behaviour strongly affect the outcome. This conclusion is consistent with the anchor framework of Climent et al. (2024), which treats RL-DDA design as the coordinated definition of states, actions and rewards rather than as an algorithm choice alone.</w:t>
+      </w:r>
+    </w:p>
+    <w:p>
+      <w:pPr>
+        <w:jc w:val="both"/>
+      </w:pPr>
+      <w:r>
+        <w:t>Overall, the main aim of the project was met. A working RL-based DDA system was developed in Godot and compared with static and rule-based difficulty across several simulated player profiles. The research problem was only partly solved because PPO showed useful adaptive behaviour but did not perform better than the simpler systems in every case. The results show that RL can be used for DDA, but its effectiveness depends on reward design, player behaviour and how the trained policy is used during evaluation.</w:t>
       </w:r>
     </w:p>
     <w:p>
@@ -4152,9 +9311,11 @@
         <w:pStyle w:val="Heading2"/>
         <w:jc w:val="both"/>
       </w:pPr>
+      <w:bookmarkStart w:id="72" w:name="_Toc239303756"/>
       <w:r>
         <w:t>5.2 Limitations</w:t>
       </w:r>
+      <w:bookmarkEnd w:id="72"/>
     </w:p>
     <w:p>
       <w:pPr>
@@ -4177,6 +9338,7 @@
         <w:jc w:val="both"/>
       </w:pPr>
       <w:r>
+        <w:lastRenderedPageBreak/>
         <w:t>The game environment is intentionally small. A single turret and projectile-dodging task produce a controlled DDA problem, but larger games may contain multiple difficulty dimensions, objectives and player strategies.</w:t>
       </w:r>
     </w:p>
@@ -4185,11 +9347,7 @@
         <w:jc w:val="both"/>
       </w:pPr>
       <w:r>
-        <w:t xml:space="preserve">The target-range metric was not logged during the earliest static baseline runs, preventing a complete three-system comparison on that measure. In addition, stochastic PPO inference was required to preserve adaptive behaviour. This is a practical limitation because repeated </w:t>
-      </w:r>
-      <w:r>
-        <w:lastRenderedPageBreak/>
-        <w:t>sampling introduces policy variability, while deterministic deployment collapsed to non-adaptive behaviour.</w:t>
+        <w:t>The target-range metric was not logged during the earliest static baseline runs, preventing a complete three-system comparison on that measure. In addition, stochastic PPO inference was required to preserve adaptive behaviour. This is a practical limitation because repeated sampling introduces policy variability, while deterministic deployment collapsed to non-adaptive behaviour.</w:t>
       </w:r>
     </w:p>
     <w:p>
@@ -4205,9 +9363,11 @@
         <w:pStyle w:val="Heading2"/>
         <w:jc w:val="both"/>
       </w:pPr>
+      <w:bookmarkStart w:id="73" w:name="_Toc239303757"/>
       <w:r>
         <w:t>5.3 Future Work</w:t>
       </w:r>
+      <w:bookmarkEnd w:id="73"/>
     </w:p>
     <w:p>
       <w:pPr>
@@ -4245,9 +9405,11 @@
       <w:pPr>
         <w:pStyle w:val="Heading1"/>
       </w:pPr>
+      <w:bookmarkStart w:id="74" w:name="_Toc239303758"/>
       <w:r>
         <w:t>References</w:t>
       </w:r>
+      <w:bookmarkEnd w:id="74"/>
     </w:p>
     <w:p>
       <w:pPr>
@@ -4283,7 +9445,7 @@
       <w:r>
         <w:t xml:space="preserve"> [preprint]. Available from: </w:t>
       </w:r>
-      <w:hyperlink r:id="rId18" w:tgtFrame="_new" w:history="1">
+      <w:hyperlink r:id="rId20" w:tgtFrame="_new" w:history="1">
         <w:r>
           <w:rPr>
             <w:rStyle w:val="Hyperlink"/>
@@ -4301,7 +9463,11 @@
         <w:jc w:val="both"/>
       </w:pPr>
       <w:r>
-        <w:t>Castro Lopes, J. and Lopes, R.P. (2022) A review of dynamic difficulty adjustment methods for serious games. In: Pereira, A.I., Košir, A., Fernandes, F.P., Pacheco, M.F., Teixeira, J.P. and Lopes, R.P., eds. </w:t>
+        <w:t xml:space="preserve">Castro Lopes, J. and Lopes, R.P. (2022) A review of dynamic difficulty adjustment methods for serious games. In: Pereira, A.I., Košir, A., Fernandes, F.P., Pacheco, M.F., Teixeira, J.P. and </w:t>
+      </w:r>
+      <w:r>
+        <w:lastRenderedPageBreak/>
+        <w:t>Lopes, R.P., eds. </w:t>
       </w:r>
       <w:r>
         <w:rPr>
@@ -4320,11 +9486,7 @@
         <w:jc w:val="both"/>
       </w:pPr>
       <w:r>
-        <w:t xml:space="preserve">Climent, L., Longhi, A., Arbelaez, A. and Mancini, M. (2024) A framework for designing reinforcement learning agents with dynamic difficulty adjustment in single-player action </w:t>
-      </w:r>
-      <w:r>
-        <w:lastRenderedPageBreak/>
-        <w:t>video games. </w:t>
+        <w:t>Climent, L., Longhi, A., Arbelaez, A. and Mancini, M. (2024) A framework for designing reinforcement learning agents with dynamic difficulty adjustment in single-player action video games. </w:t>
       </w:r>
       <w:r>
         <w:rPr>
@@ -4514,7 +9676,7 @@
       <w:r>
         <w:t xml:space="preserve"> [preprint]. Available from: </w:t>
       </w:r>
-      <w:hyperlink r:id="rId19" w:tgtFrame="_new" w:history="1">
+      <w:hyperlink r:id="rId21" w:tgtFrame="_new" w:history="1">
         <w:r>
           <w:rPr>
             <w:rStyle w:val="Hyperlink"/>
@@ -4523,6 +9685,9 @@
         </w:r>
       </w:hyperlink>
       <w:r>
+        <w:t xml:space="preserve"> </w:t>
+      </w:r>
+      <w:r>
         <w:t>[Accessed 1 September 2026].</w:t>
       </w:r>
     </w:p>
@@ -4578,6 +9743,7 @@
         <w:jc w:val="both"/>
       </w:pPr>
       <w:r>
+        <w:lastRenderedPageBreak/>
         <w:t xml:space="preserve">Rupp, F., </w:t>
       </w:r>
       <w:proofErr w:type="spellStart"/>
@@ -4612,15 +9778,7 @@
           <w:i/>
           <w:iCs/>
         </w:rPr>
-        <w:t xml:space="preserve">Entertainment </w:t>
-      </w:r>
-      <w:r>
-        <w:rPr>
-          <w:i/>
-          <w:iCs/>
-        </w:rPr>
-        <w:lastRenderedPageBreak/>
-        <w:t>Computing</w:t>
+        <w:t>Entertainment Computing</w:t>
       </w:r>
       <w:r>
         <w:t xml:space="preserve"> [online]. 55: 101041. </w:t>
@@ -4667,6 +9825,56 @@
     </w:sectPr>
   </w:body>
 </w:document>
+</file>
+
+<file path=word/endnotes.xml><?xml version="1.0" encoding="utf-8"?>
+<w:endnotes xmlns:wpc="http://schemas.microsoft.com/office/word/2010/wordprocessingCanvas" xmlns:cx="http://schemas.microsoft.com/office/drawing/2014/chartex" xmlns:cx1="http://schemas.microsoft.com/office/drawing/2015/9/8/chartex" xmlns:cx2="http://schemas.microsoft.com/office/drawing/2015/10/21/chartex" xmlns:cx3="http://schemas.microsoft.com/office/drawing/2016/5/9/chartex" xmlns:cx4="http://schemas.microsoft.com/office/drawing/2016/5/10/chartex" xmlns:cx5="http://schemas.microsoft.com/office/drawing/2016/5/11/chartex" xmlns:cx6="http://schemas.microsoft.com/office/drawing/2016/5/12/chartex" xmlns:cx7="http://schemas.microsoft.com/office/drawing/2016/5/13/chartex" xmlns:cx8="http://schemas.microsoft.com/office/drawing/2016/5/14/chartex" xmlns:mc="http://schemas.openxmlformats.org/markup-compatibility/2006" xmlns:m="http://schemas.openxmlformats.org/officeDocument/2006/math" xmlns:aink="http://schemas.microsoft.com/office/drawing/2016/ink" xmlns:am3d="http://schemas.microsoft.com/office/drawing/2017/model3d" xmlns:oel="http://schemas.microsoft.com/office/2019/extlst" xmlns:r="http://schemas.openxmlformats.org/officeDocument/2006/relationships" xmlns:wp14="http://schemas.microsoft.com/office/word/2010/wordprocessingDrawing" xmlns:wp="http://schemas.openxmlformats.org/drawingml/2006/wordprocessingDrawing" xmlns:wpg="http://schemas.microsoft.com/office/word/2010/wordprocessingGroup" xmlns:wpi="http://schemas.microsoft.com/office/word/2010/wordprocessingInk" xmlns:wps="http://schemas.microsoft.com/office/word/2010/wordprocessingShape" xmlns:o="urn:schemas-microsoft-com:office:office" xmlns:v="urn:schemas-microsoft-com:vml" xmlns:w10="urn:schemas-microsoft-com:office:word" xmlns:w="http://schemas.openxmlformats.org/wordprocessingml/2006/main" xmlns:w14="http://schemas.microsoft.com/office/word/2010/wordml" xmlns:w15="http://schemas.microsoft.com/office/word/2012/wordml" xmlns:w16cex="http://schemas.microsoft.com/office/word/2018/wordml/cex" xmlns:w16cid="http://schemas.microsoft.com/office/word/2016/wordml/cid" xmlns:w16="http://schemas.microsoft.com/office/word/2018/wordml" xmlns:w16sdtdh="http://schemas.microsoft.com/office/word/2020/wordml/sdtdatahash" xmlns:w16sdtfl="http://schemas.microsoft.com/office/word/2024/wordml/sdtformatlock" xmlns:w16se="http://schemas.microsoft.com/office/word/2015/wordml/symex" xmlns:w16du="http://schemas.microsoft.com/office/word/2023/wordml/word16du" xmlns:wne="http://schemas.microsoft.com/office/word/2006/wordml" mc:Ignorable="w14 w15 w16se w16cid w16 w16cex w16sdtdh w16sdtfl w16du wp14">
+  <w:endnote w:type="separator" w:id="-1">
+    <w:p>
+      <w:pPr>
+        <w:spacing w:after="0" w:line="240" w:lineRule="auto"/>
+      </w:pPr>
+      <w:r>
+        <w:separator/>
+      </w:r>
+    </w:p>
+  </w:endnote>
+  <w:endnote w:type="continuationSeparator" w:id="0">
+    <w:p>
+      <w:pPr>
+        <w:spacing w:after="0" w:line="240" w:lineRule="auto"/>
+      </w:pPr>
+      <w:r>
+        <w:continuationSeparator/>
+      </w:r>
+    </w:p>
+  </w:endnote>
+</w:endnotes>
+</file>
+
+<file path=word/footnotes.xml><?xml version="1.0" encoding="utf-8"?>
+<w:footnotes xmlns:wpc="http://schemas.microsoft.com/office/word/2010/wordprocessingCanvas" xmlns:cx="http://schemas.microsoft.com/office/drawing/2014/chartex" xmlns:cx1="http://schemas.microsoft.com/office/drawing/2015/9/8/chartex" xmlns:cx2="http://schemas.microsoft.com/office/drawing/2015/10/21/chartex" xmlns:cx3="http://schemas.microsoft.com/office/drawing/2016/5/9/chartex" xmlns:cx4="http://schemas.microsoft.com/office/drawing/2016/5/10/chartex" xmlns:cx5="http://schemas.microsoft.com/office/drawing/2016/5/11/chartex" xmlns:cx6="http://schemas.microsoft.com/office/drawing/2016/5/12/chartex" xmlns:cx7="http://schemas.microsoft.com/office/drawing/2016/5/13/chartex" xmlns:cx8="http://schemas.microsoft.com/office/drawing/2016/5/14/chartex" xmlns:mc="http://schemas.openxmlformats.org/markup-compatibility/2006" xmlns:m="http://schemas.openxmlformats.org/officeDocument/2006/math" xmlns:aink="http://schemas.microsoft.com/office/drawing/2016/ink" xmlns:am3d="http://schemas.microsoft.com/office/drawing/2017/model3d" xmlns:oel="http://schemas.microsoft.com/office/2019/extlst" xmlns:r="http://schemas.openxmlformats.org/officeDocument/2006/relationships" xmlns:wp14="http://schemas.microsoft.com/office/word/2010/wordprocessingDrawing" xmlns:wp="http://schemas.openxmlformats.org/drawingml/2006/wordprocessingDrawing" xmlns:wpg="http://schemas.microsoft.com/office/word/2010/wordprocessingGroup" xmlns:wpi="http://schemas.microsoft.com/office/word/2010/wordprocessingInk" xmlns:wps="http://schemas.microsoft.com/office/word/2010/wordprocessingShape" xmlns:o="urn:schemas-microsoft-com:office:office" xmlns:v="urn:schemas-microsoft-com:vml" xmlns:w10="urn:schemas-microsoft-com:office:word" xmlns:w="http://schemas.openxmlformats.org/wordprocessingml/2006/main" xmlns:w14="http://schemas.microsoft.com/office/word/2010/wordml" xmlns:w15="http://schemas.microsoft.com/office/word/2012/wordml" xmlns:w16cex="http://schemas.microsoft.com/office/word/2018/wordml/cex" xmlns:w16cid="http://schemas.microsoft.com/office/word/2016/wordml/cid" xmlns:w16="http://schemas.microsoft.com/office/word/2018/wordml" xmlns:w16sdtdh="http://schemas.microsoft.com/office/word/2020/wordml/sdtdatahash" xmlns:w16sdtfl="http://schemas.microsoft.com/office/word/2024/wordml/sdtformatlock" xmlns:w16se="http://schemas.microsoft.com/office/word/2015/wordml/symex" xmlns:w16du="http://schemas.microsoft.com/office/word/2023/wordml/word16du" xmlns:wne="http://schemas.microsoft.com/office/word/2006/wordml" mc:Ignorable="w14 w15 w16se w16cid w16 w16cex w16sdtdh w16sdtfl w16du wp14">
+  <w:footnote w:type="separator" w:id="-1">
+    <w:p>
+      <w:pPr>
+        <w:spacing w:after="0" w:line="240" w:lineRule="auto"/>
+      </w:pPr>
+      <w:r>
+        <w:separator/>
+      </w:r>
+    </w:p>
+  </w:footnote>
+  <w:footnote w:type="continuationSeparator" w:id="0">
+    <w:p>
+      <w:pPr>
+        <w:spacing w:after="0" w:line="240" w:lineRule="auto"/>
+      </w:pPr>
+      <w:r>
+        <w:continuationSeparator/>
+      </w:r>
+    </w:p>
+  </w:footnote>
+</w:footnotes>
 </file>
 
 <file path=word/numbering.xml><?xml version="1.0" encoding="utf-8"?>
@@ -5474,6 +10682,7 @@
   <w:style w:type="character" w:default="1" w:styleId="DefaultParagraphFont">
     <w:name w:val="Default Paragraph Font"/>
     <w:uiPriority w:val="1"/>
+    <w:semiHidden/>
     <w:unhideWhenUsed/>
   </w:style>
   <w:style w:type="table" w:default="1" w:styleId="TableNormal">
@@ -6067,7 +11276,6 @@
     <w:basedOn w:val="Normal"/>
     <w:next w:val="Normal"/>
     <w:uiPriority w:val="35"/>
-    <w:semiHidden/>
     <w:unhideWhenUsed/>
     <w:qFormat/>
     <w:rsid w:val="00FC693F"/>
@@ -6213,7 +11421,6 @@
     <w:basedOn w:val="Heading1"/>
     <w:next w:val="Normal"/>
     <w:uiPriority w:val="39"/>
-    <w:semiHidden/>
     <w:unhideWhenUsed/>
     <w:qFormat/>
     <w:rsid w:val="00FC693F"/>
@@ -16329,6 +21536,187 @@
     <w:rPr>
       <w:color w:val="605E5C"/>
       <w:shd w:val="clear" w:color="auto" w:fill="E1DFDD"/>
+    </w:rPr>
+  </w:style>
+  <w:style w:type="paragraph" w:styleId="TOC1">
+    <w:name w:val="toc 1"/>
+    <w:basedOn w:val="Normal"/>
+    <w:next w:val="Normal"/>
+    <w:autoRedefine/>
+    <w:uiPriority w:val="39"/>
+    <w:unhideWhenUsed/>
+    <w:rsid w:val="006D1BA3"/>
+    <w:pPr>
+      <w:spacing w:before="120" w:after="120"/>
+    </w:pPr>
+    <w:rPr>
+      <w:b/>
+      <w:bCs/>
+      <w:caps/>
+      <w:sz w:val="20"/>
+      <w:szCs w:val="20"/>
+    </w:rPr>
+  </w:style>
+  <w:style w:type="paragraph" w:styleId="TOC2">
+    <w:name w:val="toc 2"/>
+    <w:basedOn w:val="Normal"/>
+    <w:next w:val="Normal"/>
+    <w:autoRedefine/>
+    <w:uiPriority w:val="39"/>
+    <w:unhideWhenUsed/>
+    <w:rsid w:val="006D1BA3"/>
+    <w:pPr>
+      <w:spacing w:after="0"/>
+      <w:ind w:left="240"/>
+    </w:pPr>
+    <w:rPr>
+      <w:smallCaps/>
+      <w:sz w:val="20"/>
+      <w:szCs w:val="20"/>
+    </w:rPr>
+  </w:style>
+  <w:style w:type="paragraph" w:styleId="TOC3">
+    <w:name w:val="toc 3"/>
+    <w:basedOn w:val="Normal"/>
+    <w:next w:val="Normal"/>
+    <w:autoRedefine/>
+    <w:uiPriority w:val="39"/>
+    <w:unhideWhenUsed/>
+    <w:rsid w:val="006D1BA3"/>
+    <w:pPr>
+      <w:spacing w:after="0"/>
+      <w:ind w:left="480"/>
+    </w:pPr>
+    <w:rPr>
+      <w:i/>
+      <w:iCs/>
+      <w:sz w:val="20"/>
+      <w:szCs w:val="20"/>
+    </w:rPr>
+  </w:style>
+  <w:style w:type="paragraph" w:styleId="TOC4">
+    <w:name w:val="toc 4"/>
+    <w:basedOn w:val="Normal"/>
+    <w:next w:val="Normal"/>
+    <w:autoRedefine/>
+    <w:uiPriority w:val="39"/>
+    <w:semiHidden/>
+    <w:unhideWhenUsed/>
+    <w:rsid w:val="006D1BA3"/>
+    <w:pPr>
+      <w:spacing w:after="0"/>
+      <w:ind w:left="720"/>
+    </w:pPr>
+    <w:rPr>
+      <w:sz w:val="18"/>
+      <w:szCs w:val="18"/>
+    </w:rPr>
+  </w:style>
+  <w:style w:type="paragraph" w:styleId="TOC5">
+    <w:name w:val="toc 5"/>
+    <w:basedOn w:val="Normal"/>
+    <w:next w:val="Normal"/>
+    <w:autoRedefine/>
+    <w:uiPriority w:val="39"/>
+    <w:semiHidden/>
+    <w:unhideWhenUsed/>
+    <w:rsid w:val="006D1BA3"/>
+    <w:pPr>
+      <w:spacing w:after="0"/>
+      <w:ind w:left="960"/>
+    </w:pPr>
+    <w:rPr>
+      <w:sz w:val="18"/>
+      <w:szCs w:val="18"/>
+    </w:rPr>
+  </w:style>
+  <w:style w:type="paragraph" w:styleId="TOC6">
+    <w:name w:val="toc 6"/>
+    <w:basedOn w:val="Normal"/>
+    <w:next w:val="Normal"/>
+    <w:autoRedefine/>
+    <w:uiPriority w:val="39"/>
+    <w:semiHidden/>
+    <w:unhideWhenUsed/>
+    <w:rsid w:val="006D1BA3"/>
+    <w:pPr>
+      <w:spacing w:after="0"/>
+      <w:ind w:left="1200"/>
+    </w:pPr>
+    <w:rPr>
+      <w:sz w:val="18"/>
+      <w:szCs w:val="18"/>
+    </w:rPr>
+  </w:style>
+  <w:style w:type="paragraph" w:styleId="TOC7">
+    <w:name w:val="toc 7"/>
+    <w:basedOn w:val="Normal"/>
+    <w:next w:val="Normal"/>
+    <w:autoRedefine/>
+    <w:uiPriority w:val="39"/>
+    <w:semiHidden/>
+    <w:unhideWhenUsed/>
+    <w:rsid w:val="006D1BA3"/>
+    <w:pPr>
+      <w:spacing w:after="0"/>
+      <w:ind w:left="1440"/>
+    </w:pPr>
+    <w:rPr>
+      <w:sz w:val="18"/>
+      <w:szCs w:val="18"/>
+    </w:rPr>
+  </w:style>
+  <w:style w:type="paragraph" w:styleId="TOC8">
+    <w:name w:val="toc 8"/>
+    <w:basedOn w:val="Normal"/>
+    <w:next w:val="Normal"/>
+    <w:autoRedefine/>
+    <w:uiPriority w:val="39"/>
+    <w:semiHidden/>
+    <w:unhideWhenUsed/>
+    <w:rsid w:val="006D1BA3"/>
+    <w:pPr>
+      <w:spacing w:after="0"/>
+      <w:ind w:left="1680"/>
+    </w:pPr>
+    <w:rPr>
+      <w:sz w:val="18"/>
+      <w:szCs w:val="18"/>
+    </w:rPr>
+  </w:style>
+  <w:style w:type="paragraph" w:styleId="TOC9">
+    <w:name w:val="toc 9"/>
+    <w:basedOn w:val="Normal"/>
+    <w:next w:val="Normal"/>
+    <w:autoRedefine/>
+    <w:uiPriority w:val="39"/>
+    <w:semiHidden/>
+    <w:unhideWhenUsed/>
+    <w:rsid w:val="006D1BA3"/>
+    <w:pPr>
+      <w:spacing w:after="0"/>
+      <w:ind w:left="1920"/>
+    </w:pPr>
+    <w:rPr>
+      <w:sz w:val="18"/>
+      <w:szCs w:val="18"/>
+    </w:rPr>
+  </w:style>
+  <w:style w:type="paragraph" w:styleId="TableofFigures">
+    <w:name w:val="table of figures"/>
+    <w:basedOn w:val="Normal"/>
+    <w:next w:val="Normal"/>
+    <w:uiPriority w:val="99"/>
+    <w:unhideWhenUsed/>
+    <w:rsid w:val="006D1BA3"/>
+    <w:pPr>
+      <w:spacing w:after="0"/>
+      <w:ind w:left="480" w:hanging="480"/>
+    </w:pPr>
+    <w:rPr>
+      <w:smallCaps/>
+      <w:sz w:val="20"/>
+      <w:szCs w:val="20"/>
     </w:rPr>
   </w:style>
 </w:styles>

--- a/docs/Full_Report_Revised_Final_Results_Draft.docx
+++ b/docs/Full_Report_Revised_Final_Results_Draft.docx
@@ -7592,11 +7592,21 @@
       <w:r>
         <w:t xml:space="preserve">Figure </w:t>
       </w:r>
-      <w:fldSimple w:instr=" SEQ Figure \* ARABIC ">
-        <w:r>
-          <w:t>1</w:t>
-        </w:r>
-      </w:fldSimple>
+      <w:r>
+        <w:fldChar w:fldCharType="begin"/>
+      </w:r>
+      <w:r>
+        <w:instrText xml:space="preserve"> SEQ Figure \* ARABIC </w:instrText>
+      </w:r>
+      <w:r>
+        <w:fldChar w:fldCharType="separate"/>
+      </w:r>
+      <w:r>
+        <w:t>1</w:t>
+      </w:r>
+      <w:r>
+        <w:fldChar w:fldCharType="end"/>
+      </w:r>
       <w:r>
         <w:t>. Death rate by difficulty system and simulated player profile.</w:t>
       </w:r>
@@ -7675,11 +7685,21 @@
       <w:r>
         <w:t xml:space="preserve">Figure </w:t>
       </w:r>
-      <w:fldSimple w:instr=" SEQ Figure \* ARABIC ">
-        <w:r>
-          <w:t>2</w:t>
-        </w:r>
-      </w:fldSimple>
+      <w:r>
+        <w:fldChar w:fldCharType="begin"/>
+      </w:r>
+      <w:r>
+        <w:instrText xml:space="preserve"> SEQ Figure \* ARABIC </w:instrText>
+      </w:r>
+      <w:r>
+        <w:fldChar w:fldCharType="separate"/>
+      </w:r>
+      <w:r>
+        <w:t>2</w:t>
+      </w:r>
+      <w:r>
+        <w:fldChar w:fldCharType="end"/>
+      </w:r>
       <w:r>
         <w:t>. Average survival time by difficulty system and simulated player profile.</w:t>
       </w:r>
@@ -8382,11 +8402,21 @@
       <w:r>
         <w:t xml:space="preserve">Figure </w:t>
       </w:r>
-      <w:fldSimple w:instr=" SEQ Figure \* ARABIC ">
-        <w:r>
-          <w:t>3</w:t>
-        </w:r>
-      </w:fldSimple>
+      <w:r>
+        <w:fldChar w:fldCharType="begin"/>
+      </w:r>
+      <w:r>
+        <w:instrText xml:space="preserve"> SEQ Figure \* ARABIC </w:instrText>
+      </w:r>
+      <w:r>
+        <w:fldChar w:fldCharType="separate"/>
+      </w:r>
+      <w:r>
+        <w:t>3</w:t>
+      </w:r>
+      <w:r>
+        <w:fldChar w:fldCharType="end"/>
+      </w:r>
       <w:r>
         <w:t>. Mean time spent within the target balance range for rule-based and RL-based DDA.</w:t>
       </w:r>
@@ -8465,11 +8495,21 @@
       <w:r>
         <w:t xml:space="preserve">Figure </w:t>
       </w:r>
-      <w:fldSimple w:instr=" SEQ Figure \* ARABIC ">
-        <w:r>
-          <w:t>4</w:t>
-        </w:r>
-      </w:fldSimple>
+      <w:r>
+        <w:fldChar w:fldCharType="begin"/>
+      </w:r>
+      <w:r>
+        <w:instrText xml:space="preserve"> SEQ Figure \* ARABIC </w:instrText>
+      </w:r>
+      <w:r>
+        <w:fldChar w:fldCharType="separate"/>
+      </w:r>
+      <w:r>
+        <w:t>4</w:t>
+      </w:r>
+      <w:r>
+        <w:fldChar w:fldCharType="end"/>
+      </w:r>
       <w:r>
         <w:t>. Distribution of target-range occupancy for rule-based and RL-based DDA.</w:t>
       </w:r>
@@ -8550,11 +8590,21 @@
       <w:r>
         <w:t xml:space="preserve">Figure </w:t>
       </w:r>
-      <w:fldSimple w:instr=" SEQ Figure \* ARABIC ">
-        <w:r>
-          <w:t>5</w:t>
-        </w:r>
-      </w:fldSimple>
+      <w:r>
+        <w:fldChar w:fldCharType="begin"/>
+      </w:r>
+      <w:r>
+        <w:instrText xml:space="preserve"> SEQ Figure \* ARABIC </w:instrText>
+      </w:r>
+      <w:r>
+        <w:fldChar w:fldCharType="separate"/>
+      </w:r>
+      <w:r>
+        <w:t>5</w:t>
+      </w:r>
+      <w:r>
+        <w:fldChar w:fldCharType="end"/>
+      </w:r>
       <w:r>
         <w:t>. Average difficulty by system and simulated player profile.</w:t>
       </w:r>
@@ -8625,11 +8675,21 @@
       <w:r>
         <w:t xml:space="preserve">Figure </w:t>
       </w:r>
-      <w:fldSimple w:instr=" SEQ Figure \* ARABIC ">
-        <w:r>
-          <w:t>6</w:t>
-        </w:r>
-      </w:fldSimple>
+      <w:r>
+        <w:fldChar w:fldCharType="begin"/>
+      </w:r>
+      <w:r>
+        <w:instrText xml:space="preserve"> SEQ Figure \* ARABIC </w:instrText>
+      </w:r>
+      <w:r>
+        <w:fldChar w:fldCharType="separate"/>
+      </w:r>
+      <w:r>
+        <w:t>6</w:t>
+      </w:r>
+      <w:r>
+        <w:fldChar w:fldCharType="end"/>
+      </w:r>
       <w:r>
         <w:t>. Average number of difficulty changes by system and simulated player profile.</w:t>
       </w:r>
@@ -8700,11 +8760,21 @@
       <w:r>
         <w:t xml:space="preserve">Figure </w:t>
       </w:r>
-      <w:fldSimple w:instr=" SEQ Figure \* ARABIC ">
-        <w:r>
-          <w:t>7</w:t>
-        </w:r>
-      </w:fldSimple>
+      <w:r>
+        <w:fldChar w:fldCharType="begin"/>
+      </w:r>
+      <w:r>
+        <w:instrText xml:space="preserve"> SEQ Figure \* ARABIC </w:instrText>
+      </w:r>
+      <w:r>
+        <w:fldChar w:fldCharType="separate"/>
+      </w:r>
+      <w:r>
+        <w:t>7</w:t>
+      </w:r>
+      <w:r>
+        <w:fldChar w:fldCharType="end"/>
+      </w:r>
       <w:r>
         <w:t>. Mean minimum, episode-average and mean maximum difficulty reached by the RL controller.</w:t>
       </w:r>
@@ -8786,11 +8856,21 @@
         <w:lastRenderedPageBreak/>
         <w:t xml:space="preserve">Figure </w:t>
       </w:r>
-      <w:fldSimple w:instr=" SEQ Figure \* ARABIC ">
-        <w:r>
-          <w:t>8</w:t>
-        </w:r>
-      </w:fldSimple>
+      <w:r>
+        <w:fldChar w:fldCharType="begin"/>
+      </w:r>
+      <w:r>
+        <w:instrText xml:space="preserve"> SEQ Figure \* ARABIC </w:instrText>
+      </w:r>
+      <w:r>
+        <w:fldChar w:fldCharType="separate"/>
+      </w:r>
+      <w:r>
+        <w:t>8</w:t>
+      </w:r>
+      <w:r>
+        <w:fldChar w:fldCharType="end"/>
+      </w:r>
       <w:r>
         <w:t>. Five-run rolling survival trend for the improving simulated player profile.</w:t>
       </w:r>
@@ -8868,11 +8948,21 @@
       <w:r>
         <w:t xml:space="preserve">Figure </w:t>
       </w:r>
-      <w:fldSimple w:instr=" SEQ Figure \* ARABIC ">
-        <w:r>
-          <w:t>9</w:t>
-        </w:r>
-      </w:fldSimple>
+      <w:r>
+        <w:fldChar w:fldCharType="begin"/>
+      </w:r>
+      <w:r>
+        <w:instrText xml:space="preserve"> SEQ Figure \* ARABIC </w:instrText>
+      </w:r>
+      <w:r>
+        <w:fldChar w:fldCharType="separate"/>
+      </w:r>
+      <w:r>
+        <w:t>9</w:t>
+      </w:r>
+      <w:r>
+        <w:fldChar w:fldCharType="end"/>
+      </w:r>
       <w:r>
         <w:t>. Absolute distance from a 50% failure-rate reference.</w:t>
       </w:r>
@@ -8965,11 +9055,21 @@
       <w:r>
         <w:t xml:space="preserve">Figure </w:t>
       </w:r>
-      <w:fldSimple w:instr=" SEQ Figure \* ARABIC ">
-        <w:r>
-          <w:t>10</w:t>
-        </w:r>
-      </w:fldSimple>
+      <w:r>
+        <w:fldChar w:fldCharType="begin"/>
+      </w:r>
+      <w:r>
+        <w:instrText xml:space="preserve"> SEQ Figure \* ARABIC </w:instrText>
+      </w:r>
+      <w:r>
+        <w:fldChar w:fldCharType="separate"/>
+      </w:r>
+      <w:r>
+        <w:t>10</w:t>
+      </w:r>
+      <w:r>
+        <w:fldChar w:fldCharType="end"/>
+      </w:r>
       <w:r>
         <w:t>. Average RL difficulty changes under deterministic and stochastic PPO inference.</w:t>
       </w:r>
@@ -9048,11 +9148,21 @@
       <w:r>
         <w:t xml:space="preserve">Figure </w:t>
       </w:r>
-      <w:fldSimple w:instr=" SEQ Figure \* ARABIC ">
-        <w:r>
-          <w:t>11</w:t>
-        </w:r>
-      </w:fldSimple>
+      <w:r>
+        <w:fldChar w:fldCharType="begin"/>
+      </w:r>
+      <w:r>
+        <w:instrText xml:space="preserve"> SEQ Figure \* ARABIC </w:instrText>
+      </w:r>
+      <w:r>
+        <w:fldChar w:fldCharType="separate"/>
+      </w:r>
+      <w:r>
+        <w:t>11</w:t>
+      </w:r>
+      <w:r>
+        <w:fldChar w:fldCharType="end"/>
+      </w:r>
       <w:r>
         <w:t>. Difficulty-change frequency during PPO training and stochastic evaluation.</w:t>
       </w:r>
@@ -9123,11 +9233,21 @@
       <w:r>
         <w:t xml:space="preserve">Figure </w:t>
       </w:r>
-      <w:fldSimple w:instr=" SEQ Figure \* ARABIC ">
-        <w:r>
-          <w:t>12</w:t>
-        </w:r>
-      </w:fldSimple>
+      <w:r>
+        <w:fldChar w:fldCharType="begin"/>
+      </w:r>
+      <w:r>
+        <w:instrText xml:space="preserve"> SEQ Figure \* ARABIC </w:instrText>
+      </w:r>
+      <w:r>
+        <w:fldChar w:fldCharType="separate"/>
+      </w:r>
+      <w:r>
+        <w:t>12</w:t>
+      </w:r>
+      <w:r>
+        <w:fldChar w:fldCharType="end"/>
+      </w:r>
       <w:r>
         <w:t>. RL failure rate by difficulty-change frequency in the final evaluation episodes.</w:t>
       </w:r>
@@ -9215,16 +9335,19 @@
       </w:pPr>
       <w:bookmarkStart w:id="69" w:name="_Toc239303753"/>
       <w:r>
-        <w:t>4.7 Discussion in Relation to the Anchor Paper</w:t>
+        <w:t xml:space="preserve">4.7 </w:t>
       </w:r>
       <w:bookmarkEnd w:id="69"/>
+      <w:r>
+        <w:t>Comparison with Previous Research</w:t>
+      </w:r>
     </w:p>
     <w:p>
       <w:pPr>
         <w:jc w:val="both"/>
       </w:pPr>
       <w:r>
-        <w:t>The results support the central methodological claim taken from Climent et al. (2024): DDA can be framed as an RL problem in which states represent gameplay performance, actions alter difficulty and rewards encode desirable challenge outcomes. The present PPO controller successfully learned an actively changing difficulty policy rather than merely controlling the player or optimising an enemy for victory.</w:t>
+        <w:t>The results are broadly consistent with previous research showing that reinforcement learning can support dynamic difficulty adjustment, but they also show that the outcome depends strongly on the game, evaluation method and reward design. Climent et al. (2024) reported that their 2Q-table system improved the balance between wins and losses and produced personalised challenge for different players. In the present study, PPO also produced active difficulty adjustment, but it did not maintain a consistent 50% failure rate across all simulated profiles. Instead, performance varied by profile, with stronger results for beginner and improving behaviours and weaker results for skilled and inconsistent behaviours. This suggests that the general RL-DDA framework transfers to PPO, but the behaviour of the resulting controller is not identical to the tabular approach used by Climent et al. </w:t>
       </w:r>
     </w:p>
     <w:p>
@@ -9232,7 +9355,21 @@
         <w:jc w:val="both"/>
       </w:pPr>
       <w:r>
-        <w:t>The comparison also exposes an important difference. Climent et al. (2024) report a 2Q-table design that approximately balances winning and losing while extending rounds. The present PPO policy did not converge to a uniform 50% failure outcome across all simulated profiles. Instead, it produced a lower overall failure rate, highly reactive difficulty control and profile-dependent target-range performance. This suggests that the exact operational definition of 'balanced' and the reward/inference design remain decisive even when the high-level RL-DDA formulation is shared.</w:t>
+        <w:t xml:space="preserve">Similar variation can be seen in other RL-DDA studies. Rahimi et al. (2023) found that their continuous RL-based DDA system outperformed rule-based methods on several player-experience and performance measures, while Oliveira and </w:t>
+      </w:r>
+      <w:proofErr w:type="spellStart"/>
+      <w:r>
+        <w:t>Chaimowicz</w:t>
+      </w:r>
+      <w:proofErr w:type="spellEnd"/>
+      <w:r>
+        <w:t xml:space="preserve"> (2023) showed that reinforcement learning could create a more balanced opponent and that regularisation improved generalisation to unseen opponents. In contrast, the PPO controller in this dissertation was not consistently better than the rule-based baseline, particularly for skilled and inconsistent profiles. This difference highlights the importance of testing RL-based DDA across several behaviour types rather than </w:t>
+      </w:r>
+      <w:r>
+        <w:t>if</w:t>
+      </w:r>
+      <w:r>
+        <w:t xml:space="preserve"> an adaptive controller will perform equally well for all players.</w:t>
       </w:r>
     </w:p>
     <w:p>
@@ -9241,14 +9378,6 @@
       </w:pPr>
       <w:r>
         <w:t>The inference-mode finding extends the practical deployment discussion. Stochastic PPO sampling retained adaptive behaviour, while greedy selection collapsed to a fixed action pattern. This is not a failure of the DDA framing itself, but it is a concrete example of the implementation challenges highlighted by Climent et al. (2024) and by broader RL-DDA reviews such as Zheng (2024): the learned policy, reward design and deployment rule must all be considered together.</w:t>
-      </w:r>
-    </w:p>
-    <w:p>
-      <w:pPr>
-        <w:jc w:val="both"/>
-      </w:pPr>
-      <w:r>
-        <w:br w:type="page"/>
       </w:r>
     </w:p>
     <w:p>
@@ -10682,7 +10811,6 @@
   <w:style w:type="character" w:default="1" w:styleId="DefaultParagraphFont">
     <w:name w:val="Default Paragraph Font"/>
     <w:uiPriority w:val="1"/>
-    <w:semiHidden/>
     <w:unhideWhenUsed/>
   </w:style>
   <w:style w:type="table" w:default="1" w:styleId="TableNormal">

--- a/docs/Full_Report_Revised_Final_Results_Draft.docx
+++ b/docs/Full_Report_Revised_Final_Results_Draft.docx
@@ -5,7 +5,6 @@
     <w:p>
       <w:pPr>
         <w:pStyle w:val="Title"/>
-        <w:jc w:val="center"/>
       </w:pPr>
       <w:r>
         <w:t>Evaluating Reinforcement Learning for Dynamic Difficulty Adjustment</w:t>
@@ -15,14 +14,9 @@
         <w:t>in a Godot-Based Game Using Simulated Player Behaviours</w:t>
       </w:r>
     </w:p>
+    <w:p/>
     <w:p>
       <w:pPr>
-        <w:jc w:val="center"/>
-      </w:pPr>
-    </w:p>
-    <w:p>
-      <w:pPr>
-        <w:jc w:val="center"/>
         <w:rPr>
           <w:rFonts w:ascii="Aptos" w:hAnsi="Aptos"/>
         </w:rPr>
@@ -36,7 +30,9 @@
     </w:p>
     <w:p>
       <w:pPr>
-        <w:jc w:val="center"/>
+        <w:rPr>
+          <w:rFonts w:ascii="Aptos" w:hAnsi="Aptos"/>
+        </w:rPr>
       </w:pPr>
       <w:r>
         <w:rPr>
@@ -46,24 +42,40 @@
       </w:r>
     </w:p>
     <w:p>
-      <w:pPr>
-        <w:jc w:val="both"/>
-      </w:pPr>
+      <w:r>
+        <w:t xml:space="preserve">GitHub Repository: </w:t>
+      </w:r>
+      <w:hyperlink r:id="rId8" w:history="1">
+        <w:r>
+          <w:rPr>
+            <w:rStyle w:val="Hyperlink"/>
+          </w:rPr>
+          <w:t>https://github.com/amirhmashhadi/rl-dda-game-dissertation.git</w:t>
+        </w:r>
+      </w:hyperlink>
+      <w:r>
+        <w:t xml:space="preserve"> </w:t>
+      </w:r>
     </w:p>
     <w:p>
       <w:pPr>
         <w:jc w:val="both"/>
       </w:pPr>
-      <w:r>
-        <w:br w:type="page"/>
-      </w:r>
     </w:p>
     <w:p>
       <w:pPr>
+        <w:jc w:val="both"/>
+      </w:pPr>
+      <w:r>
+        <w:br w:type="page"/>
+      </w:r>
+    </w:p>
+    <w:p>
+      <w:pPr>
         <w:pStyle w:val="Heading1"/>
         <w:jc w:val="both"/>
       </w:pPr>
-      <w:bookmarkStart w:id="0" w:name="_Toc239303708"/>
+      <w:bookmarkStart w:id="0" w:name="_Toc239352883"/>
       <w:r>
         <w:lastRenderedPageBreak/>
         <w:t>Abstract</w:t>
@@ -128,7 +140,14 @@
               <w:tab w:val="right" w:leader="dot" w:pos="9782"/>
             </w:tabs>
             <w:rPr>
+              <w:rFonts w:eastAsiaTheme="minorEastAsia"/>
+              <w:b w:val="0"/>
+              <w:bCs w:val="0"/>
+              <w:caps w:val="0"/>
               <w:noProof/>
+              <w:sz w:val="24"/>
+              <w:szCs w:val="24"/>
+              <w:lang w:eastAsia="en-GB"/>
             </w:rPr>
           </w:pPr>
           <w:r>
@@ -148,7 +167,7 @@
             </w:rPr>
             <w:fldChar w:fldCharType="separate"/>
           </w:r>
-          <w:hyperlink w:anchor="_Toc239303708" w:history="1">
+          <w:hyperlink w:anchor="_Toc239352883" w:history="1">
             <w:r>
               <w:rPr>
                 <w:rStyle w:val="Hyperlink"/>
@@ -175,7 +194,7 @@
                 <w:noProof/>
                 <w:webHidden/>
               </w:rPr>
-              <w:instrText xml:space="preserve"> PAGEREF _Toc239303708 \h </w:instrText>
+              <w:instrText xml:space="preserve"> PAGEREF _Toc239352883 \h </w:instrText>
             </w:r>
             <w:r>
               <w:rPr>
@@ -213,10 +232,17 @@
               <w:tab w:val="right" w:leader="dot" w:pos="9782"/>
             </w:tabs>
             <w:rPr>
+              <w:rFonts w:eastAsiaTheme="minorEastAsia"/>
+              <w:b w:val="0"/>
+              <w:bCs w:val="0"/>
+              <w:caps w:val="0"/>
               <w:noProof/>
+              <w:sz w:val="24"/>
+              <w:szCs w:val="24"/>
+              <w:lang w:eastAsia="en-GB"/>
             </w:rPr>
           </w:pPr>
-          <w:hyperlink w:anchor="_Toc239303709" w:history="1">
+          <w:hyperlink w:anchor="_Toc239352884" w:history="1">
             <w:r>
               <w:rPr>
                 <w:rStyle w:val="Hyperlink"/>
@@ -243,7 +269,7 @@
                 <w:noProof/>
                 <w:webHidden/>
               </w:rPr>
-              <w:instrText xml:space="preserve"> PAGEREF _Toc239303709 \h </w:instrText>
+              <w:instrText xml:space="preserve"> PAGEREF _Toc239352884 \h </w:instrText>
             </w:r>
             <w:r>
               <w:rPr>
@@ -263,7 +289,7 @@
                 <w:noProof/>
                 <w:webHidden/>
               </w:rPr>
-              <w:t>2</w:t>
+              <w:t>5</w:t>
             </w:r>
             <w:r>
               <w:rPr>
@@ -281,10 +307,15 @@
               <w:tab w:val="right" w:leader="dot" w:pos="9782"/>
             </w:tabs>
             <w:rPr>
+              <w:rFonts w:eastAsiaTheme="minorEastAsia"/>
+              <w:smallCaps w:val="0"/>
               <w:noProof/>
+              <w:sz w:val="24"/>
+              <w:szCs w:val="24"/>
+              <w:lang w:eastAsia="en-GB"/>
             </w:rPr>
           </w:pPr>
-          <w:hyperlink w:anchor="_Toc239303710" w:history="1">
+          <w:hyperlink w:anchor="_Toc239352885" w:history="1">
             <w:r>
               <w:rPr>
                 <w:rStyle w:val="Hyperlink"/>
@@ -311,7 +342,7 @@
                 <w:noProof/>
                 <w:webHidden/>
               </w:rPr>
-              <w:instrText xml:space="preserve"> PAGEREF _Toc239303710 \h </w:instrText>
+              <w:instrText xml:space="preserve"> PAGEREF _Toc239352885 \h </w:instrText>
             </w:r>
             <w:r>
               <w:rPr>
@@ -331,7 +362,7 @@
                 <w:noProof/>
                 <w:webHidden/>
               </w:rPr>
-              <w:t>2</w:t>
+              <w:t>5</w:t>
             </w:r>
             <w:r>
               <w:rPr>
@@ -349,10 +380,15 @@
               <w:tab w:val="right" w:leader="dot" w:pos="9782"/>
             </w:tabs>
             <w:rPr>
+              <w:rFonts w:eastAsiaTheme="minorEastAsia"/>
+              <w:smallCaps w:val="0"/>
               <w:noProof/>
+              <w:sz w:val="24"/>
+              <w:szCs w:val="24"/>
+              <w:lang w:eastAsia="en-GB"/>
             </w:rPr>
           </w:pPr>
-          <w:hyperlink w:anchor="_Toc239303711" w:history="1">
+          <w:hyperlink w:anchor="_Toc239352886" w:history="1">
             <w:r>
               <w:rPr>
                 <w:rStyle w:val="Hyperlink"/>
@@ -379,7 +415,7 @@
                 <w:noProof/>
                 <w:webHidden/>
               </w:rPr>
-              <w:instrText xml:space="preserve"> PAGEREF _Toc239303711 \h </w:instrText>
+              <w:instrText xml:space="preserve"> PAGEREF _Toc239352886 \h </w:instrText>
             </w:r>
             <w:r>
               <w:rPr>
@@ -399,7 +435,7 @@
                 <w:noProof/>
                 <w:webHidden/>
               </w:rPr>
-              <w:t>3</w:t>
+              <w:t>5</w:t>
             </w:r>
             <w:r>
               <w:rPr>
@@ -417,10 +453,15 @@
               <w:tab w:val="right" w:leader="dot" w:pos="9782"/>
             </w:tabs>
             <w:rPr>
+              <w:rFonts w:eastAsiaTheme="minorEastAsia"/>
+              <w:smallCaps w:val="0"/>
               <w:noProof/>
+              <w:sz w:val="24"/>
+              <w:szCs w:val="24"/>
+              <w:lang w:eastAsia="en-GB"/>
             </w:rPr>
           </w:pPr>
-          <w:hyperlink w:anchor="_Toc239303712" w:history="1">
+          <w:hyperlink w:anchor="_Toc239352887" w:history="1">
             <w:r>
               <w:rPr>
                 <w:rStyle w:val="Hyperlink"/>
@@ -447,7 +488,7 @@
                 <w:noProof/>
                 <w:webHidden/>
               </w:rPr>
-              <w:instrText xml:space="preserve"> PAGEREF _Toc239303712 \h </w:instrText>
+              <w:instrText xml:space="preserve"> PAGEREF _Toc239352887 \h </w:instrText>
             </w:r>
             <w:r>
               <w:rPr>
@@ -467,7 +508,7 @@
                 <w:noProof/>
                 <w:webHidden/>
               </w:rPr>
-              <w:t>3</w:t>
+              <w:t>6</w:t>
             </w:r>
             <w:r>
               <w:rPr>
@@ -485,10 +526,15 @@
               <w:tab w:val="right" w:leader="dot" w:pos="9782"/>
             </w:tabs>
             <w:rPr>
+              <w:rFonts w:eastAsiaTheme="minorEastAsia"/>
+              <w:smallCaps w:val="0"/>
               <w:noProof/>
+              <w:sz w:val="24"/>
+              <w:szCs w:val="24"/>
+              <w:lang w:eastAsia="en-GB"/>
             </w:rPr>
           </w:pPr>
-          <w:hyperlink w:anchor="_Toc239303713" w:history="1">
+          <w:hyperlink w:anchor="_Toc239352888" w:history="1">
             <w:r>
               <w:rPr>
                 <w:rStyle w:val="Hyperlink"/>
@@ -515,7 +561,7 @@
                 <w:noProof/>
                 <w:webHidden/>
               </w:rPr>
-              <w:instrText xml:space="preserve"> PAGEREF _Toc239303713 \h </w:instrText>
+              <w:instrText xml:space="preserve"> PAGEREF _Toc239352888 \h </w:instrText>
             </w:r>
             <w:r>
               <w:rPr>
@@ -535,7 +581,7 @@
                 <w:noProof/>
                 <w:webHidden/>
               </w:rPr>
-              <w:t>3</w:t>
+              <w:t>6</w:t>
             </w:r>
             <w:r>
               <w:rPr>
@@ -553,10 +599,15 @@
               <w:tab w:val="right" w:leader="dot" w:pos="9782"/>
             </w:tabs>
             <w:rPr>
+              <w:rFonts w:eastAsiaTheme="minorEastAsia"/>
+              <w:smallCaps w:val="0"/>
               <w:noProof/>
+              <w:sz w:val="24"/>
+              <w:szCs w:val="24"/>
+              <w:lang w:eastAsia="en-GB"/>
             </w:rPr>
           </w:pPr>
-          <w:hyperlink w:anchor="_Toc239303714" w:history="1">
+          <w:hyperlink w:anchor="_Toc239352889" w:history="1">
             <w:r>
               <w:rPr>
                 <w:rStyle w:val="Hyperlink"/>
@@ -583,7 +634,7 @@
                 <w:noProof/>
                 <w:webHidden/>
               </w:rPr>
-              <w:instrText xml:space="preserve"> PAGEREF _Toc239303714 \h </w:instrText>
+              <w:instrText xml:space="preserve"> PAGEREF _Toc239352889 \h </w:instrText>
             </w:r>
             <w:r>
               <w:rPr>
@@ -603,7 +654,7 @@
                 <w:noProof/>
                 <w:webHidden/>
               </w:rPr>
-              <w:t>4</w:t>
+              <w:t>6</w:t>
             </w:r>
             <w:r>
               <w:rPr>
@@ -621,10 +672,17 @@
               <w:tab w:val="right" w:leader="dot" w:pos="9782"/>
             </w:tabs>
             <w:rPr>
+              <w:rFonts w:eastAsiaTheme="minorEastAsia"/>
+              <w:b w:val="0"/>
+              <w:bCs w:val="0"/>
+              <w:caps w:val="0"/>
               <w:noProof/>
+              <w:sz w:val="24"/>
+              <w:szCs w:val="24"/>
+              <w:lang w:eastAsia="en-GB"/>
             </w:rPr>
           </w:pPr>
-          <w:hyperlink w:anchor="_Toc239303715" w:history="1">
+          <w:hyperlink w:anchor="_Toc239352890" w:history="1">
             <w:r>
               <w:rPr>
                 <w:rStyle w:val="Hyperlink"/>
@@ -651,7 +709,7 @@
                 <w:noProof/>
                 <w:webHidden/>
               </w:rPr>
-              <w:instrText xml:space="preserve"> PAGEREF _Toc239303715 \h </w:instrText>
+              <w:instrText xml:space="preserve"> PAGEREF _Toc239352890 \h </w:instrText>
             </w:r>
             <w:r>
               <w:rPr>
@@ -671,7 +729,7 @@
                 <w:noProof/>
                 <w:webHidden/>
               </w:rPr>
-              <w:t>4</w:t>
+              <w:t>7</w:t>
             </w:r>
             <w:r>
               <w:rPr>
@@ -689,10 +747,15 @@
               <w:tab w:val="right" w:leader="dot" w:pos="9782"/>
             </w:tabs>
             <w:rPr>
+              <w:rFonts w:eastAsiaTheme="minorEastAsia"/>
+              <w:smallCaps w:val="0"/>
               <w:noProof/>
+              <w:sz w:val="24"/>
+              <w:szCs w:val="24"/>
+              <w:lang w:eastAsia="en-GB"/>
             </w:rPr>
           </w:pPr>
-          <w:hyperlink w:anchor="_Toc239303716" w:history="1">
+          <w:hyperlink w:anchor="_Toc239352891" w:history="1">
             <w:r>
               <w:rPr>
                 <w:rStyle w:val="Hyperlink"/>
@@ -719,7 +782,7 @@
                 <w:noProof/>
                 <w:webHidden/>
               </w:rPr>
-              <w:instrText xml:space="preserve"> PAGEREF _Toc239303716 \h </w:instrText>
+              <w:instrText xml:space="preserve"> PAGEREF _Toc239352891 \h </w:instrText>
             </w:r>
             <w:r>
               <w:rPr>
@@ -739,7 +802,7 @@
                 <w:noProof/>
                 <w:webHidden/>
               </w:rPr>
-              <w:t>4</w:t>
+              <w:t>7</w:t>
             </w:r>
             <w:r>
               <w:rPr>
@@ -757,10 +820,15 @@
               <w:tab w:val="right" w:leader="dot" w:pos="9782"/>
             </w:tabs>
             <w:rPr>
+              <w:rFonts w:eastAsiaTheme="minorEastAsia"/>
+              <w:smallCaps w:val="0"/>
               <w:noProof/>
+              <w:sz w:val="24"/>
+              <w:szCs w:val="24"/>
+              <w:lang w:eastAsia="en-GB"/>
             </w:rPr>
           </w:pPr>
-          <w:hyperlink w:anchor="_Toc239303717" w:history="1">
+          <w:hyperlink w:anchor="_Toc239352892" w:history="1">
             <w:r>
               <w:rPr>
                 <w:rStyle w:val="Hyperlink"/>
@@ -787,7 +855,7 @@
                 <w:noProof/>
                 <w:webHidden/>
               </w:rPr>
-              <w:instrText xml:space="preserve"> PAGEREF _Toc239303717 \h </w:instrText>
+              <w:instrText xml:space="preserve"> PAGEREF _Toc239352892 \h </w:instrText>
             </w:r>
             <w:r>
               <w:rPr>
@@ -807,7 +875,7 @@
                 <w:noProof/>
                 <w:webHidden/>
               </w:rPr>
-              <w:t>4</w:t>
+              <w:t>7</w:t>
             </w:r>
             <w:r>
               <w:rPr>
@@ -825,10 +893,15 @@
               <w:tab w:val="right" w:leader="dot" w:pos="9782"/>
             </w:tabs>
             <w:rPr>
+              <w:rFonts w:eastAsiaTheme="minorEastAsia"/>
+              <w:smallCaps w:val="0"/>
               <w:noProof/>
+              <w:sz w:val="24"/>
+              <w:szCs w:val="24"/>
+              <w:lang w:eastAsia="en-GB"/>
             </w:rPr>
           </w:pPr>
-          <w:hyperlink w:anchor="_Toc239303718" w:history="1">
+          <w:hyperlink w:anchor="_Toc239352893" w:history="1">
             <w:r>
               <w:rPr>
                 <w:rStyle w:val="Hyperlink"/>
@@ -855,7 +928,7 @@
                 <w:noProof/>
                 <w:webHidden/>
               </w:rPr>
-              <w:instrText xml:space="preserve"> PAGEREF _Toc239303718 \h </w:instrText>
+              <w:instrText xml:space="preserve"> PAGEREF _Toc239352893 \h </w:instrText>
             </w:r>
             <w:r>
               <w:rPr>
@@ -875,7 +948,7 @@
                 <w:noProof/>
                 <w:webHidden/>
               </w:rPr>
-              <w:t>5</w:t>
+              <w:t>7</w:t>
             </w:r>
             <w:r>
               <w:rPr>
@@ -893,10 +966,15 @@
               <w:tab w:val="right" w:leader="dot" w:pos="9782"/>
             </w:tabs>
             <w:rPr>
+              <w:rFonts w:eastAsiaTheme="minorEastAsia"/>
+              <w:smallCaps w:val="0"/>
               <w:noProof/>
+              <w:sz w:val="24"/>
+              <w:szCs w:val="24"/>
+              <w:lang w:eastAsia="en-GB"/>
             </w:rPr>
           </w:pPr>
-          <w:hyperlink w:anchor="_Toc239303719" w:history="1">
+          <w:hyperlink w:anchor="_Toc239352894" w:history="1">
             <w:r>
               <w:rPr>
                 <w:rStyle w:val="Hyperlink"/>
@@ -923,7 +1001,7 @@
                 <w:noProof/>
                 <w:webHidden/>
               </w:rPr>
-              <w:instrText xml:space="preserve"> PAGEREF _Toc239303719 \h </w:instrText>
+              <w:instrText xml:space="preserve"> PAGEREF _Toc239352894 \h </w:instrText>
             </w:r>
             <w:r>
               <w:rPr>
@@ -943,7 +1021,7 @@
                 <w:noProof/>
                 <w:webHidden/>
               </w:rPr>
-              <w:t>5</w:t>
+              <w:t>7</w:t>
             </w:r>
             <w:r>
               <w:rPr>
@@ -961,10 +1039,15 @@
               <w:tab w:val="right" w:leader="dot" w:pos="9782"/>
             </w:tabs>
             <w:rPr>
+              <w:rFonts w:eastAsiaTheme="minorEastAsia"/>
+              <w:smallCaps w:val="0"/>
               <w:noProof/>
+              <w:sz w:val="24"/>
+              <w:szCs w:val="24"/>
+              <w:lang w:eastAsia="en-GB"/>
             </w:rPr>
           </w:pPr>
-          <w:hyperlink w:anchor="_Toc239303720" w:history="1">
+          <w:hyperlink w:anchor="_Toc239352895" w:history="1">
             <w:r>
               <w:rPr>
                 <w:rStyle w:val="Hyperlink"/>
@@ -991,7 +1074,7 @@
                 <w:noProof/>
                 <w:webHidden/>
               </w:rPr>
-              <w:instrText xml:space="preserve"> PAGEREF _Toc239303720 \h </w:instrText>
+              <w:instrText xml:space="preserve"> PAGEREF _Toc239352895 \h </w:instrText>
             </w:r>
             <w:r>
               <w:rPr>
@@ -1011,7 +1094,7 @@
                 <w:noProof/>
                 <w:webHidden/>
               </w:rPr>
-              <w:t>5</w:t>
+              <w:t>8</w:t>
             </w:r>
             <w:r>
               <w:rPr>
@@ -1029,10 +1112,15 @@
               <w:tab w:val="right" w:leader="dot" w:pos="9782"/>
             </w:tabs>
             <w:rPr>
+              <w:rFonts w:eastAsiaTheme="minorEastAsia"/>
+              <w:smallCaps w:val="0"/>
               <w:noProof/>
+              <w:sz w:val="24"/>
+              <w:szCs w:val="24"/>
+              <w:lang w:eastAsia="en-GB"/>
             </w:rPr>
           </w:pPr>
-          <w:hyperlink w:anchor="_Toc239303721" w:history="1">
+          <w:hyperlink w:anchor="_Toc239352896" w:history="1">
             <w:r>
               <w:rPr>
                 <w:rStyle w:val="Hyperlink"/>
@@ -1059,7 +1147,7 @@
                 <w:noProof/>
                 <w:webHidden/>
               </w:rPr>
-              <w:instrText xml:space="preserve"> PAGEREF _Toc239303721 \h </w:instrText>
+              <w:instrText xml:space="preserve"> PAGEREF _Toc239352896 \h </w:instrText>
             </w:r>
             <w:r>
               <w:rPr>
@@ -1079,7 +1167,7 @@
                 <w:noProof/>
                 <w:webHidden/>
               </w:rPr>
-              <w:t>6</w:t>
+              <w:t>8</w:t>
             </w:r>
             <w:r>
               <w:rPr>
@@ -1097,10 +1185,15 @@
               <w:tab w:val="right" w:leader="dot" w:pos="9782"/>
             </w:tabs>
             <w:rPr>
+              <w:rFonts w:eastAsiaTheme="minorEastAsia"/>
+              <w:smallCaps w:val="0"/>
               <w:noProof/>
+              <w:sz w:val="24"/>
+              <w:szCs w:val="24"/>
+              <w:lang w:eastAsia="en-GB"/>
             </w:rPr>
           </w:pPr>
-          <w:hyperlink w:anchor="_Toc239303722" w:history="1">
+          <w:hyperlink w:anchor="_Toc239352897" w:history="1">
             <w:r>
               <w:rPr>
                 <w:rStyle w:val="Hyperlink"/>
@@ -1127,7 +1220,7 @@
                 <w:noProof/>
                 <w:webHidden/>
               </w:rPr>
-              <w:instrText xml:space="preserve"> PAGEREF _Toc239303722 \h </w:instrText>
+              <w:instrText xml:space="preserve"> PAGEREF _Toc239352897 \h </w:instrText>
             </w:r>
             <w:r>
               <w:rPr>
@@ -1147,7 +1240,7 @@
                 <w:noProof/>
                 <w:webHidden/>
               </w:rPr>
-              <w:t>6</w:t>
+              <w:t>9</w:t>
             </w:r>
             <w:r>
               <w:rPr>
@@ -1165,10 +1258,15 @@
               <w:tab w:val="right" w:leader="dot" w:pos="9782"/>
             </w:tabs>
             <w:rPr>
+              <w:rFonts w:eastAsiaTheme="minorEastAsia"/>
+              <w:smallCaps w:val="0"/>
               <w:noProof/>
+              <w:sz w:val="24"/>
+              <w:szCs w:val="24"/>
+              <w:lang w:eastAsia="en-GB"/>
             </w:rPr>
           </w:pPr>
-          <w:hyperlink w:anchor="_Toc239303723" w:history="1">
+          <w:hyperlink w:anchor="_Toc239352898" w:history="1">
             <w:r>
               <w:rPr>
                 <w:rStyle w:val="Hyperlink"/>
@@ -1195,7 +1293,7 @@
                 <w:noProof/>
                 <w:webHidden/>
               </w:rPr>
-              <w:instrText xml:space="preserve"> PAGEREF _Toc239303723 \h </w:instrText>
+              <w:instrText xml:space="preserve"> PAGEREF _Toc239352898 \h </w:instrText>
             </w:r>
             <w:r>
               <w:rPr>
@@ -1215,7 +1313,7 @@
                 <w:noProof/>
                 <w:webHidden/>
               </w:rPr>
-              <w:t>6</w:t>
+              <w:t>9</w:t>
             </w:r>
             <w:r>
               <w:rPr>
@@ -1233,10 +1331,15 @@
               <w:tab w:val="right" w:leader="dot" w:pos="9782"/>
             </w:tabs>
             <w:rPr>
+              <w:rFonts w:eastAsiaTheme="minorEastAsia"/>
+              <w:smallCaps w:val="0"/>
               <w:noProof/>
+              <w:sz w:val="24"/>
+              <w:szCs w:val="24"/>
+              <w:lang w:eastAsia="en-GB"/>
             </w:rPr>
           </w:pPr>
-          <w:hyperlink w:anchor="_Toc239303724" w:history="1">
+          <w:hyperlink w:anchor="_Toc239352899" w:history="1">
             <w:r>
               <w:rPr>
                 <w:rStyle w:val="Hyperlink"/>
@@ -1263,7 +1366,7 @@
                 <w:noProof/>
                 <w:webHidden/>
               </w:rPr>
-              <w:instrText xml:space="preserve"> PAGEREF _Toc239303724 \h </w:instrText>
+              <w:instrText xml:space="preserve"> PAGEREF _Toc239352899 \h </w:instrText>
             </w:r>
             <w:r>
               <w:rPr>
@@ -1283,7 +1386,7 @@
                 <w:noProof/>
                 <w:webHidden/>
               </w:rPr>
-              <w:t>7</w:t>
+              <w:t>9</w:t>
             </w:r>
             <w:r>
               <w:rPr>
@@ -1301,10 +1404,17 @@
               <w:tab w:val="right" w:leader="dot" w:pos="9782"/>
             </w:tabs>
             <w:rPr>
+              <w:rFonts w:eastAsiaTheme="minorEastAsia"/>
+              <w:b w:val="0"/>
+              <w:bCs w:val="0"/>
+              <w:caps w:val="0"/>
               <w:noProof/>
+              <w:sz w:val="24"/>
+              <w:szCs w:val="24"/>
+              <w:lang w:eastAsia="en-GB"/>
             </w:rPr>
           </w:pPr>
-          <w:hyperlink w:anchor="_Toc239303725" w:history="1">
+          <w:hyperlink w:anchor="_Toc239352900" w:history="1">
             <w:r>
               <w:rPr>
                 <w:rStyle w:val="Hyperlink"/>
@@ -1331,7 +1441,7 @@
                 <w:noProof/>
                 <w:webHidden/>
               </w:rPr>
-              <w:instrText xml:space="preserve"> PAGEREF _Toc239303725 \h </w:instrText>
+              <w:instrText xml:space="preserve"> PAGEREF _Toc239352900 \h </w:instrText>
             </w:r>
             <w:r>
               <w:rPr>
@@ -1351,7 +1461,7 @@
                 <w:noProof/>
                 <w:webHidden/>
               </w:rPr>
-              <w:t>7</w:t>
+              <w:t>10</w:t>
             </w:r>
             <w:r>
               <w:rPr>
@@ -1369,10 +1479,15 @@
               <w:tab w:val="right" w:leader="dot" w:pos="9782"/>
             </w:tabs>
             <w:rPr>
+              <w:rFonts w:eastAsiaTheme="minorEastAsia"/>
+              <w:smallCaps w:val="0"/>
               <w:noProof/>
+              <w:sz w:val="24"/>
+              <w:szCs w:val="24"/>
+              <w:lang w:eastAsia="en-GB"/>
             </w:rPr>
           </w:pPr>
-          <w:hyperlink w:anchor="_Toc239303726" w:history="1">
+          <w:hyperlink w:anchor="_Toc239352901" w:history="1">
             <w:r>
               <w:rPr>
                 <w:rStyle w:val="Hyperlink"/>
@@ -1399,7 +1514,7 @@
                 <w:noProof/>
                 <w:webHidden/>
               </w:rPr>
-              <w:instrText xml:space="preserve"> PAGEREF _Toc239303726 \h </w:instrText>
+              <w:instrText xml:space="preserve"> PAGEREF _Toc239352901 \h </w:instrText>
             </w:r>
             <w:r>
               <w:rPr>
@@ -1419,7 +1534,7 @@
                 <w:noProof/>
                 <w:webHidden/>
               </w:rPr>
-              <w:t>7</w:t>
+              <w:t>10</w:t>
             </w:r>
             <w:r>
               <w:rPr>
@@ -1437,10 +1552,15 @@
               <w:tab w:val="right" w:leader="dot" w:pos="9782"/>
             </w:tabs>
             <w:rPr>
+              <w:rFonts w:eastAsiaTheme="minorEastAsia"/>
+              <w:smallCaps w:val="0"/>
               <w:noProof/>
+              <w:sz w:val="24"/>
+              <w:szCs w:val="24"/>
+              <w:lang w:eastAsia="en-GB"/>
             </w:rPr>
           </w:pPr>
-          <w:hyperlink w:anchor="_Toc239303727" w:history="1">
+          <w:hyperlink w:anchor="_Toc239352902" w:history="1">
             <w:r>
               <w:rPr>
                 <w:rStyle w:val="Hyperlink"/>
@@ -1467,7 +1587,7 @@
                 <w:noProof/>
                 <w:webHidden/>
               </w:rPr>
-              <w:instrText xml:space="preserve"> PAGEREF _Toc239303727 \h </w:instrText>
+              <w:instrText xml:space="preserve"> PAGEREF _Toc239352902 \h </w:instrText>
             </w:r>
             <w:r>
               <w:rPr>
@@ -1487,7 +1607,7 @@
                 <w:noProof/>
                 <w:webHidden/>
               </w:rPr>
-              <w:t>7</w:t>
+              <w:t>10</w:t>
             </w:r>
             <w:r>
               <w:rPr>
@@ -1505,10 +1625,16 @@
               <w:tab w:val="right" w:leader="dot" w:pos="9782"/>
             </w:tabs>
             <w:rPr>
+              <w:rFonts w:eastAsiaTheme="minorEastAsia"/>
+              <w:i w:val="0"/>
+              <w:iCs w:val="0"/>
               <w:noProof/>
+              <w:sz w:val="24"/>
+              <w:szCs w:val="24"/>
+              <w:lang w:eastAsia="en-GB"/>
             </w:rPr>
           </w:pPr>
-          <w:hyperlink w:anchor="_Toc239303728" w:history="1">
+          <w:hyperlink w:anchor="_Toc239352903" w:history="1">
             <w:r>
               <w:rPr>
                 <w:rStyle w:val="Hyperlink"/>
@@ -1535,7 +1661,7 @@
                 <w:noProof/>
                 <w:webHidden/>
               </w:rPr>
-              <w:instrText xml:space="preserve"> PAGEREF _Toc239303728 \h </w:instrText>
+              <w:instrText xml:space="preserve"> PAGEREF _Toc239352903 \h </w:instrText>
             </w:r>
             <w:r>
               <w:rPr>
@@ -1555,7 +1681,7 @@
                 <w:noProof/>
                 <w:webHidden/>
               </w:rPr>
-              <w:t>7</w:t>
+              <w:t>10</w:t>
             </w:r>
             <w:r>
               <w:rPr>
@@ -1573,10 +1699,16 @@
               <w:tab w:val="right" w:leader="dot" w:pos="9782"/>
             </w:tabs>
             <w:rPr>
+              <w:rFonts w:eastAsiaTheme="minorEastAsia"/>
+              <w:i w:val="0"/>
+              <w:iCs w:val="0"/>
               <w:noProof/>
+              <w:sz w:val="24"/>
+              <w:szCs w:val="24"/>
+              <w:lang w:eastAsia="en-GB"/>
             </w:rPr>
           </w:pPr>
-          <w:hyperlink w:anchor="_Toc239303729" w:history="1">
+          <w:hyperlink w:anchor="_Toc239352904" w:history="1">
             <w:r>
               <w:rPr>
                 <w:rStyle w:val="Hyperlink"/>
@@ -1603,7 +1735,7 @@
                 <w:noProof/>
                 <w:webHidden/>
               </w:rPr>
-              <w:instrText xml:space="preserve"> PAGEREF _Toc239303729 \h </w:instrText>
+              <w:instrText xml:space="preserve"> PAGEREF _Toc239352904 \h </w:instrText>
             </w:r>
             <w:r>
               <w:rPr>
@@ -1623,7 +1755,7 @@
                 <w:noProof/>
                 <w:webHidden/>
               </w:rPr>
-              <w:t>8</w:t>
+              <w:t>10</w:t>
             </w:r>
             <w:r>
               <w:rPr>
@@ -1641,10 +1773,16 @@
               <w:tab w:val="right" w:leader="dot" w:pos="9782"/>
             </w:tabs>
             <w:rPr>
+              <w:rFonts w:eastAsiaTheme="minorEastAsia"/>
+              <w:i w:val="0"/>
+              <w:iCs w:val="0"/>
               <w:noProof/>
+              <w:sz w:val="24"/>
+              <w:szCs w:val="24"/>
+              <w:lang w:eastAsia="en-GB"/>
             </w:rPr>
           </w:pPr>
-          <w:hyperlink w:anchor="_Toc239303730" w:history="1">
+          <w:hyperlink w:anchor="_Toc239352905" w:history="1">
             <w:r>
               <w:rPr>
                 <w:rStyle w:val="Hyperlink"/>
@@ -1671,7 +1809,7 @@
                 <w:noProof/>
                 <w:webHidden/>
               </w:rPr>
-              <w:instrText xml:space="preserve"> PAGEREF _Toc239303730 \h </w:instrText>
+              <w:instrText xml:space="preserve"> PAGEREF _Toc239352905 \h </w:instrText>
             </w:r>
             <w:r>
               <w:rPr>
@@ -1691,7 +1829,7 @@
                 <w:noProof/>
                 <w:webHidden/>
               </w:rPr>
-              <w:t>8</w:t>
+              <w:t>10</w:t>
             </w:r>
             <w:r>
               <w:rPr>
@@ -1709,10 +1847,16 @@
               <w:tab w:val="right" w:leader="dot" w:pos="9782"/>
             </w:tabs>
             <w:rPr>
+              <w:rFonts w:eastAsiaTheme="minorEastAsia"/>
+              <w:i w:val="0"/>
+              <w:iCs w:val="0"/>
               <w:noProof/>
+              <w:sz w:val="24"/>
+              <w:szCs w:val="24"/>
+              <w:lang w:eastAsia="en-GB"/>
             </w:rPr>
           </w:pPr>
-          <w:hyperlink w:anchor="_Toc239303731" w:history="1">
+          <w:hyperlink w:anchor="_Toc239352906" w:history="1">
             <w:r>
               <w:rPr>
                 <w:rStyle w:val="Hyperlink"/>
@@ -1739,7 +1883,7 @@
                 <w:noProof/>
                 <w:webHidden/>
               </w:rPr>
-              <w:instrText xml:space="preserve"> PAGEREF _Toc239303731 \h </w:instrText>
+              <w:instrText xml:space="preserve"> PAGEREF _Toc239352906 \h </w:instrText>
             </w:r>
             <w:r>
               <w:rPr>
@@ -1759,7 +1903,7 @@
                 <w:noProof/>
                 <w:webHidden/>
               </w:rPr>
-              <w:t>8</w:t>
+              <w:t>11</w:t>
             </w:r>
             <w:r>
               <w:rPr>
@@ -1777,10 +1921,15 @@
               <w:tab w:val="right" w:leader="dot" w:pos="9782"/>
             </w:tabs>
             <w:rPr>
+              <w:rFonts w:eastAsiaTheme="minorEastAsia"/>
+              <w:smallCaps w:val="0"/>
               <w:noProof/>
+              <w:sz w:val="24"/>
+              <w:szCs w:val="24"/>
+              <w:lang w:eastAsia="en-GB"/>
             </w:rPr>
           </w:pPr>
-          <w:hyperlink w:anchor="_Toc239303732" w:history="1">
+          <w:hyperlink w:anchor="_Toc239352907" w:history="1">
             <w:r>
               <w:rPr>
                 <w:rStyle w:val="Hyperlink"/>
@@ -1807,7 +1956,7 @@
                 <w:noProof/>
                 <w:webHidden/>
               </w:rPr>
-              <w:instrText xml:space="preserve"> PAGEREF _Toc239303732 \h </w:instrText>
+              <w:instrText xml:space="preserve"> PAGEREF _Toc239352907 \h </w:instrText>
             </w:r>
             <w:r>
               <w:rPr>
@@ -1827,7 +1976,7 @@
                 <w:noProof/>
                 <w:webHidden/>
               </w:rPr>
-              <w:t>9</w:t>
+              <w:t>11</w:t>
             </w:r>
             <w:r>
               <w:rPr>
@@ -1845,10 +1994,15 @@
               <w:tab w:val="right" w:leader="dot" w:pos="9782"/>
             </w:tabs>
             <w:rPr>
+              <w:rFonts w:eastAsiaTheme="minorEastAsia"/>
+              <w:smallCaps w:val="0"/>
               <w:noProof/>
+              <w:sz w:val="24"/>
+              <w:szCs w:val="24"/>
+              <w:lang w:eastAsia="en-GB"/>
             </w:rPr>
           </w:pPr>
-          <w:hyperlink w:anchor="_Toc239303733" w:history="1">
+          <w:hyperlink w:anchor="_Toc239352908" w:history="1">
             <w:r>
               <w:rPr>
                 <w:rStyle w:val="Hyperlink"/>
@@ -1875,7 +2029,7 @@
                 <w:noProof/>
                 <w:webHidden/>
               </w:rPr>
-              <w:instrText xml:space="preserve"> PAGEREF _Toc239303733 \h </w:instrText>
+              <w:instrText xml:space="preserve"> PAGEREF _Toc239352908 \h </w:instrText>
             </w:r>
             <w:r>
               <w:rPr>
@@ -1895,7 +2049,7 @@
                 <w:noProof/>
                 <w:webHidden/>
               </w:rPr>
-              <w:t>9</w:t>
+              <w:t>12</w:t>
             </w:r>
             <w:r>
               <w:rPr>
@@ -1913,10 +2067,15 @@
               <w:tab w:val="right" w:leader="dot" w:pos="9782"/>
             </w:tabs>
             <w:rPr>
+              <w:rFonts w:eastAsiaTheme="minorEastAsia"/>
+              <w:smallCaps w:val="0"/>
               <w:noProof/>
+              <w:sz w:val="24"/>
+              <w:szCs w:val="24"/>
+              <w:lang w:eastAsia="en-GB"/>
             </w:rPr>
           </w:pPr>
-          <w:hyperlink w:anchor="_Toc239303734" w:history="1">
+          <w:hyperlink w:anchor="_Toc239352909" w:history="1">
             <w:r>
               <w:rPr>
                 <w:rStyle w:val="Hyperlink"/>
@@ -1943,7 +2102,7 @@
                 <w:noProof/>
                 <w:webHidden/>
               </w:rPr>
-              <w:instrText xml:space="preserve"> PAGEREF _Toc239303734 \h </w:instrText>
+              <w:instrText xml:space="preserve"> PAGEREF _Toc239352909 \h </w:instrText>
             </w:r>
             <w:r>
               <w:rPr>
@@ -1963,7 +2122,7 @@
                 <w:noProof/>
                 <w:webHidden/>
               </w:rPr>
-              <w:t>9</w:t>
+              <w:t>12</w:t>
             </w:r>
             <w:r>
               <w:rPr>
@@ -1981,10 +2140,15 @@
               <w:tab w:val="right" w:leader="dot" w:pos="9782"/>
             </w:tabs>
             <w:rPr>
+              <w:rFonts w:eastAsiaTheme="minorEastAsia"/>
+              <w:smallCaps w:val="0"/>
               <w:noProof/>
+              <w:sz w:val="24"/>
+              <w:szCs w:val="24"/>
+              <w:lang w:eastAsia="en-GB"/>
             </w:rPr>
           </w:pPr>
-          <w:hyperlink w:anchor="_Toc239303735" w:history="1">
+          <w:hyperlink w:anchor="_Toc239352910" w:history="1">
             <w:r>
               <w:rPr>
                 <w:rStyle w:val="Hyperlink"/>
@@ -2011,7 +2175,7 @@
                 <w:noProof/>
                 <w:webHidden/>
               </w:rPr>
-              <w:instrText xml:space="preserve"> PAGEREF _Toc239303735 \h </w:instrText>
+              <w:instrText xml:space="preserve"> PAGEREF _Toc239352910 \h </w:instrText>
             </w:r>
             <w:r>
               <w:rPr>
@@ -2031,7 +2195,7 @@
                 <w:noProof/>
                 <w:webHidden/>
               </w:rPr>
-              <w:t>10</w:t>
+              <w:t>12</w:t>
             </w:r>
             <w:r>
               <w:rPr>
@@ -2049,10 +2213,15 @@
               <w:tab w:val="right" w:leader="dot" w:pos="9782"/>
             </w:tabs>
             <w:rPr>
+              <w:rFonts w:eastAsiaTheme="minorEastAsia"/>
+              <w:smallCaps w:val="0"/>
               <w:noProof/>
+              <w:sz w:val="24"/>
+              <w:szCs w:val="24"/>
+              <w:lang w:eastAsia="en-GB"/>
             </w:rPr>
           </w:pPr>
-          <w:hyperlink w:anchor="_Toc239303736" w:history="1">
+          <w:hyperlink w:anchor="_Toc239352911" w:history="1">
             <w:r>
               <w:rPr>
                 <w:rStyle w:val="Hyperlink"/>
@@ -2079,7 +2248,7 @@
                 <w:noProof/>
                 <w:webHidden/>
               </w:rPr>
-              <w:instrText xml:space="preserve"> PAGEREF _Toc239303736 \h </w:instrText>
+              <w:instrText xml:space="preserve"> PAGEREF _Toc239352911 \h </w:instrText>
             </w:r>
             <w:r>
               <w:rPr>
@@ -2099,7 +2268,7 @@
                 <w:noProof/>
                 <w:webHidden/>
               </w:rPr>
-              <w:t>10</w:t>
+              <w:t>13</w:t>
             </w:r>
             <w:r>
               <w:rPr>
@@ -2117,10 +2286,16 @@
               <w:tab w:val="right" w:leader="dot" w:pos="9782"/>
             </w:tabs>
             <w:rPr>
+              <w:rFonts w:eastAsiaTheme="minorEastAsia"/>
+              <w:i w:val="0"/>
+              <w:iCs w:val="0"/>
               <w:noProof/>
+              <w:sz w:val="24"/>
+              <w:szCs w:val="24"/>
+              <w:lang w:eastAsia="en-GB"/>
             </w:rPr>
           </w:pPr>
-          <w:hyperlink w:anchor="_Toc239303737" w:history="1">
+          <w:hyperlink w:anchor="_Toc239352912" w:history="1">
             <w:r>
               <w:rPr>
                 <w:rStyle w:val="Hyperlink"/>
@@ -2147,7 +2322,7 @@
                 <w:noProof/>
                 <w:webHidden/>
               </w:rPr>
-              <w:instrText xml:space="preserve"> PAGEREF _Toc239303737 \h </w:instrText>
+              <w:instrText xml:space="preserve"> PAGEREF _Toc239352912 \h </w:instrText>
             </w:r>
             <w:r>
               <w:rPr>
@@ -2167,7 +2342,7 @@
                 <w:noProof/>
                 <w:webHidden/>
               </w:rPr>
-              <w:t>10</w:t>
+              <w:t>13</w:t>
             </w:r>
             <w:r>
               <w:rPr>
@@ -2185,10 +2360,16 @@
               <w:tab w:val="right" w:leader="dot" w:pos="9782"/>
             </w:tabs>
             <w:rPr>
+              <w:rFonts w:eastAsiaTheme="minorEastAsia"/>
+              <w:i w:val="0"/>
+              <w:iCs w:val="0"/>
               <w:noProof/>
+              <w:sz w:val="24"/>
+              <w:szCs w:val="24"/>
+              <w:lang w:eastAsia="en-GB"/>
             </w:rPr>
           </w:pPr>
-          <w:hyperlink w:anchor="_Toc239303738" w:history="1">
+          <w:hyperlink w:anchor="_Toc239352913" w:history="1">
             <w:r>
               <w:rPr>
                 <w:rStyle w:val="Hyperlink"/>
@@ -2215,7 +2396,7 @@
                 <w:noProof/>
                 <w:webHidden/>
               </w:rPr>
-              <w:instrText xml:space="preserve"> PAGEREF _Toc239303738 \h </w:instrText>
+              <w:instrText xml:space="preserve"> PAGEREF _Toc239352913 \h </w:instrText>
             </w:r>
             <w:r>
               <w:rPr>
@@ -2235,7 +2416,7 @@
                 <w:noProof/>
                 <w:webHidden/>
               </w:rPr>
-              <w:t>10</w:t>
+              <w:t>13</w:t>
             </w:r>
             <w:r>
               <w:rPr>
@@ -2253,10 +2434,16 @@
               <w:tab w:val="right" w:leader="dot" w:pos="9782"/>
             </w:tabs>
             <w:rPr>
+              <w:rFonts w:eastAsiaTheme="minorEastAsia"/>
+              <w:i w:val="0"/>
+              <w:iCs w:val="0"/>
               <w:noProof/>
+              <w:sz w:val="24"/>
+              <w:szCs w:val="24"/>
+              <w:lang w:eastAsia="en-GB"/>
             </w:rPr>
           </w:pPr>
-          <w:hyperlink w:anchor="_Toc239303739" w:history="1">
+          <w:hyperlink w:anchor="_Toc239352914" w:history="1">
             <w:r>
               <w:rPr>
                 <w:rStyle w:val="Hyperlink"/>
@@ -2283,7 +2470,7 @@
                 <w:noProof/>
                 <w:webHidden/>
               </w:rPr>
-              <w:instrText xml:space="preserve"> PAGEREF _Toc239303739 \h </w:instrText>
+              <w:instrText xml:space="preserve"> PAGEREF _Toc239352914 \h </w:instrText>
             </w:r>
             <w:r>
               <w:rPr>
@@ -2303,7 +2490,7 @@
                 <w:noProof/>
                 <w:webHidden/>
               </w:rPr>
-              <w:t>10</w:t>
+              <w:t>13</w:t>
             </w:r>
             <w:r>
               <w:rPr>
@@ -2321,10 +2508,15 @@
               <w:tab w:val="right" w:leader="dot" w:pos="9782"/>
             </w:tabs>
             <w:rPr>
+              <w:rFonts w:eastAsiaTheme="minorEastAsia"/>
+              <w:smallCaps w:val="0"/>
               <w:noProof/>
+              <w:sz w:val="24"/>
+              <w:szCs w:val="24"/>
+              <w:lang w:eastAsia="en-GB"/>
             </w:rPr>
           </w:pPr>
-          <w:hyperlink w:anchor="_Toc239303740" w:history="1">
+          <w:hyperlink w:anchor="_Toc239352915" w:history="1">
             <w:r>
               <w:rPr>
                 <w:rStyle w:val="Hyperlink"/>
@@ -2351,7 +2543,7 @@
                 <w:noProof/>
                 <w:webHidden/>
               </w:rPr>
-              <w:instrText xml:space="preserve"> PAGEREF _Toc239303740 \h </w:instrText>
+              <w:instrText xml:space="preserve"> PAGEREF _Toc239352915 \h </w:instrText>
             </w:r>
             <w:r>
               <w:rPr>
@@ -2371,7 +2563,7 @@
                 <w:noProof/>
                 <w:webHidden/>
               </w:rPr>
-              <w:t>11</w:t>
+              <w:t>13</w:t>
             </w:r>
             <w:r>
               <w:rPr>
@@ -2389,10 +2581,15 @@
               <w:tab w:val="right" w:leader="dot" w:pos="9782"/>
             </w:tabs>
             <w:rPr>
+              <w:rFonts w:eastAsiaTheme="minorEastAsia"/>
+              <w:smallCaps w:val="0"/>
               <w:noProof/>
+              <w:sz w:val="24"/>
+              <w:szCs w:val="24"/>
+              <w:lang w:eastAsia="en-GB"/>
             </w:rPr>
           </w:pPr>
-          <w:hyperlink w:anchor="_Toc239303741" w:history="1">
+          <w:hyperlink w:anchor="_Toc239352916" w:history="1">
             <w:r>
               <w:rPr>
                 <w:rStyle w:val="Hyperlink"/>
@@ -2419,7 +2616,7 @@
                 <w:noProof/>
                 <w:webHidden/>
               </w:rPr>
-              <w:instrText xml:space="preserve"> PAGEREF _Toc239303741 \h </w:instrText>
+              <w:instrText xml:space="preserve"> PAGEREF _Toc239352916 \h </w:instrText>
             </w:r>
             <w:r>
               <w:rPr>
@@ -2439,7 +2636,7 @@
                 <w:noProof/>
                 <w:webHidden/>
               </w:rPr>
-              <w:t>11</w:t>
+              <w:t>14</w:t>
             </w:r>
             <w:r>
               <w:rPr>
@@ -2457,10 +2654,15 @@
               <w:tab w:val="right" w:leader="dot" w:pos="9782"/>
             </w:tabs>
             <w:rPr>
+              <w:rFonts w:eastAsiaTheme="minorEastAsia"/>
+              <w:smallCaps w:val="0"/>
               <w:noProof/>
+              <w:sz w:val="24"/>
+              <w:szCs w:val="24"/>
+              <w:lang w:eastAsia="en-GB"/>
             </w:rPr>
           </w:pPr>
-          <w:hyperlink w:anchor="_Toc239303742" w:history="1">
+          <w:hyperlink w:anchor="_Toc239352917" w:history="1">
             <w:r>
               <w:rPr>
                 <w:rStyle w:val="Hyperlink"/>
@@ -2487,7 +2689,7 @@
                 <w:noProof/>
                 <w:webHidden/>
               </w:rPr>
-              <w:instrText xml:space="preserve"> PAGEREF _Toc239303742 \h </w:instrText>
+              <w:instrText xml:space="preserve"> PAGEREF _Toc239352917 \h </w:instrText>
             </w:r>
             <w:r>
               <w:rPr>
@@ -2507,7 +2709,7 @@
                 <w:noProof/>
                 <w:webHidden/>
               </w:rPr>
-              <w:t>11</w:t>
+              <w:t>14</w:t>
             </w:r>
             <w:r>
               <w:rPr>
@@ -2525,10 +2727,15 @@
               <w:tab w:val="right" w:leader="dot" w:pos="9782"/>
             </w:tabs>
             <w:rPr>
+              <w:rFonts w:eastAsiaTheme="minorEastAsia"/>
+              <w:smallCaps w:val="0"/>
               <w:noProof/>
+              <w:sz w:val="24"/>
+              <w:szCs w:val="24"/>
+              <w:lang w:eastAsia="en-GB"/>
             </w:rPr>
           </w:pPr>
-          <w:hyperlink w:anchor="_Toc239303743" w:history="1">
+          <w:hyperlink w:anchor="_Toc239352918" w:history="1">
             <w:r>
               <w:rPr>
                 <w:rStyle w:val="Hyperlink"/>
@@ -2555,7 +2762,7 @@
                 <w:noProof/>
                 <w:webHidden/>
               </w:rPr>
-              <w:instrText xml:space="preserve"> PAGEREF _Toc239303743 \h </w:instrText>
+              <w:instrText xml:space="preserve"> PAGEREF _Toc239352918 \h </w:instrText>
             </w:r>
             <w:r>
               <w:rPr>
@@ -2575,7 +2782,7 @@
                 <w:noProof/>
                 <w:webHidden/>
               </w:rPr>
-              <w:t>12</w:t>
+              <w:t>14</w:t>
             </w:r>
             <w:r>
               <w:rPr>
@@ -2593,10 +2800,17 @@
               <w:tab w:val="right" w:leader="dot" w:pos="9782"/>
             </w:tabs>
             <w:rPr>
+              <w:rFonts w:eastAsiaTheme="minorEastAsia"/>
+              <w:b w:val="0"/>
+              <w:bCs w:val="0"/>
+              <w:caps w:val="0"/>
               <w:noProof/>
+              <w:sz w:val="24"/>
+              <w:szCs w:val="24"/>
+              <w:lang w:eastAsia="en-GB"/>
             </w:rPr>
           </w:pPr>
-          <w:hyperlink w:anchor="_Toc239303744" w:history="1">
+          <w:hyperlink w:anchor="_Toc239352919" w:history="1">
             <w:r>
               <w:rPr>
                 <w:rStyle w:val="Hyperlink"/>
@@ -2623,7 +2837,7 @@
                 <w:noProof/>
                 <w:webHidden/>
               </w:rPr>
-              <w:instrText xml:space="preserve"> PAGEREF _Toc239303744 \h </w:instrText>
+              <w:instrText xml:space="preserve"> PAGEREF _Toc239352919 \h </w:instrText>
             </w:r>
             <w:r>
               <w:rPr>
@@ -2643,7 +2857,7 @@
                 <w:noProof/>
                 <w:webHidden/>
               </w:rPr>
-              <w:t>12</w:t>
+              <w:t>15</w:t>
             </w:r>
             <w:r>
               <w:rPr>
@@ -2661,10 +2875,15 @@
               <w:tab w:val="right" w:leader="dot" w:pos="9782"/>
             </w:tabs>
             <w:rPr>
+              <w:rFonts w:eastAsiaTheme="minorEastAsia"/>
+              <w:smallCaps w:val="0"/>
               <w:noProof/>
+              <w:sz w:val="24"/>
+              <w:szCs w:val="24"/>
+              <w:lang w:eastAsia="en-GB"/>
             </w:rPr>
           </w:pPr>
-          <w:hyperlink w:anchor="_Toc239303745" w:history="1">
+          <w:hyperlink w:anchor="_Toc239352920" w:history="1">
             <w:r>
               <w:rPr>
                 <w:rStyle w:val="Hyperlink"/>
@@ -2691,7 +2910,7 @@
                 <w:noProof/>
                 <w:webHidden/>
               </w:rPr>
-              <w:instrText xml:space="preserve"> PAGEREF _Toc239303745 \h </w:instrText>
+              <w:instrText xml:space="preserve"> PAGEREF _Toc239352920 \h </w:instrText>
             </w:r>
             <w:r>
               <w:rPr>
@@ -2711,7 +2930,7 @@
                 <w:noProof/>
                 <w:webHidden/>
               </w:rPr>
-              <w:t>12</w:t>
+              <w:t>15</w:t>
             </w:r>
             <w:r>
               <w:rPr>
@@ -2729,10 +2948,15 @@
               <w:tab w:val="right" w:leader="dot" w:pos="9782"/>
             </w:tabs>
             <w:rPr>
+              <w:rFonts w:eastAsiaTheme="minorEastAsia"/>
+              <w:smallCaps w:val="0"/>
               <w:noProof/>
+              <w:sz w:val="24"/>
+              <w:szCs w:val="24"/>
+              <w:lang w:eastAsia="en-GB"/>
             </w:rPr>
           </w:pPr>
-          <w:hyperlink w:anchor="_Toc239303746" w:history="1">
+          <w:hyperlink w:anchor="_Toc239352921" w:history="1">
             <w:r>
               <w:rPr>
                 <w:rStyle w:val="Hyperlink"/>
@@ -2759,7 +2983,7 @@
                 <w:noProof/>
                 <w:webHidden/>
               </w:rPr>
-              <w:instrText xml:space="preserve"> PAGEREF _Toc239303746 \h </w:instrText>
+              <w:instrText xml:space="preserve"> PAGEREF _Toc239352921 \h </w:instrText>
             </w:r>
             <w:r>
               <w:rPr>
@@ -2779,7 +3003,7 @@
                 <w:noProof/>
                 <w:webHidden/>
               </w:rPr>
-              <w:t>14</w:t>
+              <w:t>16</w:t>
             </w:r>
             <w:r>
               <w:rPr>
@@ -2797,10 +3021,15 @@
               <w:tab w:val="right" w:leader="dot" w:pos="9782"/>
             </w:tabs>
             <w:rPr>
+              <w:rFonts w:eastAsiaTheme="minorEastAsia"/>
+              <w:smallCaps w:val="0"/>
               <w:noProof/>
+              <w:sz w:val="24"/>
+              <w:szCs w:val="24"/>
+              <w:lang w:eastAsia="en-GB"/>
             </w:rPr>
           </w:pPr>
-          <w:hyperlink w:anchor="_Toc239303747" w:history="1">
+          <w:hyperlink w:anchor="_Toc239352922" w:history="1">
             <w:r>
               <w:rPr>
                 <w:rStyle w:val="Hyperlink"/>
@@ -2827,7 +3056,7 @@
                 <w:noProof/>
                 <w:webHidden/>
               </w:rPr>
-              <w:instrText xml:space="preserve"> PAGEREF _Toc239303747 \h </w:instrText>
+              <w:instrText xml:space="preserve"> PAGEREF _Toc239352922 \h </w:instrText>
             </w:r>
             <w:r>
               <w:rPr>
@@ -2847,7 +3076,7 @@
                 <w:noProof/>
                 <w:webHidden/>
               </w:rPr>
-              <w:t>16</w:t>
+              <w:t>18</w:t>
             </w:r>
             <w:r>
               <w:rPr>
@@ -2865,10 +3094,15 @@
               <w:tab w:val="right" w:leader="dot" w:pos="9782"/>
             </w:tabs>
             <w:rPr>
+              <w:rFonts w:eastAsiaTheme="minorEastAsia"/>
+              <w:smallCaps w:val="0"/>
               <w:noProof/>
+              <w:sz w:val="24"/>
+              <w:szCs w:val="24"/>
+              <w:lang w:eastAsia="en-GB"/>
             </w:rPr>
           </w:pPr>
-          <w:hyperlink w:anchor="_Toc239303748" w:history="1">
+          <w:hyperlink w:anchor="_Toc239352923" w:history="1">
             <w:r>
               <w:rPr>
                 <w:rStyle w:val="Hyperlink"/>
@@ -2895,7 +3129,7 @@
                 <w:noProof/>
                 <w:webHidden/>
               </w:rPr>
-              <w:instrText xml:space="preserve"> PAGEREF _Toc239303748 \h </w:instrText>
+              <w:instrText xml:space="preserve"> PAGEREF _Toc239352923 \h </w:instrText>
             </w:r>
             <w:r>
               <w:rPr>
@@ -2915,7 +3149,7 @@
                 <w:noProof/>
                 <w:webHidden/>
               </w:rPr>
-              <w:t>18</w:t>
+              <w:t>20</w:t>
             </w:r>
             <w:r>
               <w:rPr>
@@ -2933,10 +3167,15 @@
               <w:tab w:val="right" w:leader="dot" w:pos="9782"/>
             </w:tabs>
             <w:rPr>
+              <w:rFonts w:eastAsiaTheme="minorEastAsia"/>
+              <w:smallCaps w:val="0"/>
               <w:noProof/>
+              <w:sz w:val="24"/>
+              <w:szCs w:val="24"/>
+              <w:lang w:eastAsia="en-GB"/>
             </w:rPr>
           </w:pPr>
-          <w:hyperlink w:anchor="_Toc239303749" w:history="1">
+          <w:hyperlink w:anchor="_Toc239352924" w:history="1">
             <w:r>
               <w:rPr>
                 <w:rStyle w:val="Hyperlink"/>
@@ -2963,7 +3202,7 @@
                 <w:noProof/>
                 <w:webHidden/>
               </w:rPr>
-              <w:instrText xml:space="preserve"> PAGEREF _Toc239303749 \h </w:instrText>
+              <w:instrText xml:space="preserve"> PAGEREF _Toc239352924 \h </w:instrText>
             </w:r>
             <w:r>
               <w:rPr>
@@ -2983,7 +3222,7 @@
                 <w:noProof/>
                 <w:webHidden/>
               </w:rPr>
-              <w:t>19</w:t>
+              <w:t>21</w:t>
             </w:r>
             <w:r>
               <w:rPr>
@@ -3001,10 +3240,15 @@
               <w:tab w:val="right" w:leader="dot" w:pos="9782"/>
             </w:tabs>
             <w:rPr>
+              <w:rFonts w:eastAsiaTheme="minorEastAsia"/>
+              <w:smallCaps w:val="0"/>
               <w:noProof/>
+              <w:sz w:val="24"/>
+              <w:szCs w:val="24"/>
+              <w:lang w:eastAsia="en-GB"/>
             </w:rPr>
           </w:pPr>
-          <w:hyperlink w:anchor="_Toc239303750" w:history="1">
+          <w:hyperlink w:anchor="_Toc239352925" w:history="1">
             <w:r>
               <w:rPr>
                 <w:rStyle w:val="Hyperlink"/>
@@ -3031,7 +3275,7 @@
                 <w:noProof/>
                 <w:webHidden/>
               </w:rPr>
-              <w:instrText xml:space="preserve"> PAGEREF _Toc239303750 \h </w:instrText>
+              <w:instrText xml:space="preserve"> PAGEREF _Toc239352925 \h </w:instrText>
             </w:r>
             <w:r>
               <w:rPr>
@@ -3051,7 +3295,7 @@
                 <w:noProof/>
                 <w:webHidden/>
               </w:rPr>
-              <w:t>22</w:t>
+              <w:t>24</w:t>
             </w:r>
             <w:r>
               <w:rPr>
@@ -3069,10 +3313,16 @@
               <w:tab w:val="right" w:leader="dot" w:pos="9782"/>
             </w:tabs>
             <w:rPr>
+              <w:rFonts w:eastAsiaTheme="minorEastAsia"/>
+              <w:i w:val="0"/>
+              <w:iCs w:val="0"/>
               <w:noProof/>
+              <w:sz w:val="24"/>
+              <w:szCs w:val="24"/>
+              <w:lang w:eastAsia="en-GB"/>
             </w:rPr>
           </w:pPr>
-          <w:hyperlink w:anchor="_Toc239303751" w:history="1">
+          <w:hyperlink w:anchor="_Toc239352926" w:history="1">
             <w:r>
               <w:rPr>
                 <w:rStyle w:val="Hyperlink"/>
@@ -3099,7 +3349,7 @@
                 <w:noProof/>
                 <w:webHidden/>
               </w:rPr>
-              <w:instrText xml:space="preserve"> PAGEREF _Toc239303751 \h </w:instrText>
+              <w:instrText xml:space="preserve"> PAGEREF _Toc239352926 \h </w:instrText>
             </w:r>
             <w:r>
               <w:rPr>
@@ -3119,7 +3369,7 @@
                 <w:noProof/>
                 <w:webHidden/>
               </w:rPr>
-              <w:t>22</w:t>
+              <w:t>24</w:t>
             </w:r>
             <w:r>
               <w:rPr>
@@ -3137,10 +3387,16 @@
               <w:tab w:val="right" w:leader="dot" w:pos="9782"/>
             </w:tabs>
             <w:rPr>
+              <w:rFonts w:eastAsiaTheme="minorEastAsia"/>
+              <w:i w:val="0"/>
+              <w:iCs w:val="0"/>
               <w:noProof/>
+              <w:sz w:val="24"/>
+              <w:szCs w:val="24"/>
+              <w:lang w:eastAsia="en-GB"/>
             </w:rPr>
           </w:pPr>
-          <w:hyperlink w:anchor="_Toc239303752" w:history="1">
+          <w:hyperlink w:anchor="_Toc239352927" w:history="1">
             <w:r>
               <w:rPr>
                 <w:rStyle w:val="Hyperlink"/>
@@ -3167,7 +3423,7 @@
                 <w:noProof/>
                 <w:webHidden/>
               </w:rPr>
-              <w:instrText xml:space="preserve"> PAGEREF _Toc239303752 \h </w:instrText>
+              <w:instrText xml:space="preserve"> PAGEREF _Toc239352927 \h </w:instrText>
             </w:r>
             <w:r>
               <w:rPr>
@@ -3187,7 +3443,7 @@
                 <w:noProof/>
                 <w:webHidden/>
               </w:rPr>
-              <w:t>23</w:t>
+              <w:t>25</w:t>
             </w:r>
             <w:r>
               <w:rPr>
@@ -3205,16 +3461,21 @@
               <w:tab w:val="right" w:leader="dot" w:pos="9782"/>
             </w:tabs>
             <w:rPr>
+              <w:rFonts w:eastAsiaTheme="minorEastAsia"/>
+              <w:smallCaps w:val="0"/>
               <w:noProof/>
+              <w:sz w:val="24"/>
+              <w:szCs w:val="24"/>
+              <w:lang w:eastAsia="en-GB"/>
             </w:rPr>
           </w:pPr>
-          <w:hyperlink w:anchor="_Toc239303753" w:history="1">
+          <w:hyperlink w:anchor="_Toc239352928" w:history="1">
             <w:r>
               <w:rPr>
                 <w:rStyle w:val="Hyperlink"/>
                 <w:noProof/>
               </w:rPr>
-              <w:t>4.7 Discussion in Relation to the Anchor Paper</w:t>
+              <w:t>4.7 Comparison with Previous Research</w:t>
             </w:r>
             <w:r>
               <w:rPr>
@@ -3235,7 +3496,7 @@
                 <w:noProof/>
                 <w:webHidden/>
               </w:rPr>
-              <w:instrText xml:space="preserve"> PAGEREF _Toc239303753 \h </w:instrText>
+              <w:instrText xml:space="preserve"> PAGEREF _Toc239352928 \h </w:instrText>
             </w:r>
             <w:r>
               <w:rPr>
@@ -3255,7 +3516,7 @@
                 <w:noProof/>
                 <w:webHidden/>
               </w:rPr>
-              <w:t>23</w:t>
+              <w:t>25</w:t>
             </w:r>
             <w:r>
               <w:rPr>
@@ -3273,10 +3534,17 @@
               <w:tab w:val="right" w:leader="dot" w:pos="9782"/>
             </w:tabs>
             <w:rPr>
+              <w:rFonts w:eastAsiaTheme="minorEastAsia"/>
+              <w:b w:val="0"/>
+              <w:bCs w:val="0"/>
+              <w:caps w:val="0"/>
               <w:noProof/>
+              <w:sz w:val="24"/>
+              <w:szCs w:val="24"/>
+              <w:lang w:eastAsia="en-GB"/>
             </w:rPr>
           </w:pPr>
-          <w:hyperlink w:anchor="_Toc239303754" w:history="1">
+          <w:hyperlink w:anchor="_Toc239352929" w:history="1">
             <w:r>
               <w:rPr>
                 <w:rStyle w:val="Hyperlink"/>
@@ -3303,7 +3571,7 @@
                 <w:noProof/>
                 <w:webHidden/>
               </w:rPr>
-              <w:instrText xml:space="preserve"> PAGEREF _Toc239303754 \h </w:instrText>
+              <w:instrText xml:space="preserve"> PAGEREF _Toc239352929 \h </w:instrText>
             </w:r>
             <w:r>
               <w:rPr>
@@ -3323,7 +3591,7 @@
                 <w:noProof/>
                 <w:webHidden/>
               </w:rPr>
-              <w:t>24</w:t>
+              <w:t>26</w:t>
             </w:r>
             <w:r>
               <w:rPr>
@@ -3341,10 +3609,15 @@
               <w:tab w:val="right" w:leader="dot" w:pos="9782"/>
             </w:tabs>
             <w:rPr>
+              <w:rFonts w:eastAsiaTheme="minorEastAsia"/>
+              <w:smallCaps w:val="0"/>
               <w:noProof/>
+              <w:sz w:val="24"/>
+              <w:szCs w:val="24"/>
+              <w:lang w:eastAsia="en-GB"/>
             </w:rPr>
           </w:pPr>
-          <w:hyperlink w:anchor="_Toc239303755" w:history="1">
+          <w:hyperlink w:anchor="_Toc239352930" w:history="1">
             <w:r>
               <w:rPr>
                 <w:rStyle w:val="Hyperlink"/>
@@ -3371,7 +3644,7 @@
                 <w:noProof/>
                 <w:webHidden/>
               </w:rPr>
-              <w:instrText xml:space="preserve"> PAGEREF _Toc239303755 \h </w:instrText>
+              <w:instrText xml:space="preserve"> PAGEREF _Toc239352930 \h </w:instrText>
             </w:r>
             <w:r>
               <w:rPr>
@@ -3391,7 +3664,7 @@
                 <w:noProof/>
                 <w:webHidden/>
               </w:rPr>
-              <w:t>24</w:t>
+              <w:t>26</w:t>
             </w:r>
             <w:r>
               <w:rPr>
@@ -3409,10 +3682,15 @@
               <w:tab w:val="right" w:leader="dot" w:pos="9782"/>
             </w:tabs>
             <w:rPr>
+              <w:rFonts w:eastAsiaTheme="minorEastAsia"/>
+              <w:smallCaps w:val="0"/>
               <w:noProof/>
+              <w:sz w:val="24"/>
+              <w:szCs w:val="24"/>
+              <w:lang w:eastAsia="en-GB"/>
             </w:rPr>
           </w:pPr>
-          <w:hyperlink w:anchor="_Toc239303756" w:history="1">
+          <w:hyperlink w:anchor="_Toc239352931" w:history="1">
             <w:r>
               <w:rPr>
                 <w:rStyle w:val="Hyperlink"/>
@@ -3439,7 +3717,7 @@
                 <w:noProof/>
                 <w:webHidden/>
               </w:rPr>
-              <w:instrText xml:space="preserve"> PAGEREF _Toc239303756 \h </w:instrText>
+              <w:instrText xml:space="preserve"> PAGEREF _Toc239352931 \h </w:instrText>
             </w:r>
             <w:r>
               <w:rPr>
@@ -3459,7 +3737,7 @@
                 <w:noProof/>
                 <w:webHidden/>
               </w:rPr>
-              <w:t>24</w:t>
+              <w:t>26</w:t>
             </w:r>
             <w:r>
               <w:rPr>
@@ -3477,10 +3755,15 @@
               <w:tab w:val="right" w:leader="dot" w:pos="9782"/>
             </w:tabs>
             <w:rPr>
+              <w:rFonts w:eastAsiaTheme="minorEastAsia"/>
+              <w:smallCaps w:val="0"/>
               <w:noProof/>
+              <w:sz w:val="24"/>
+              <w:szCs w:val="24"/>
+              <w:lang w:eastAsia="en-GB"/>
             </w:rPr>
           </w:pPr>
-          <w:hyperlink w:anchor="_Toc239303757" w:history="1">
+          <w:hyperlink w:anchor="_Toc239352932" w:history="1">
             <w:r>
               <w:rPr>
                 <w:rStyle w:val="Hyperlink"/>
@@ -3507,7 +3790,7 @@
                 <w:noProof/>
                 <w:webHidden/>
               </w:rPr>
-              <w:instrText xml:space="preserve"> PAGEREF _Toc239303757 \h </w:instrText>
+              <w:instrText xml:space="preserve"> PAGEREF _Toc239352932 \h </w:instrText>
             </w:r>
             <w:r>
               <w:rPr>
@@ -3527,7 +3810,7 @@
                 <w:noProof/>
                 <w:webHidden/>
               </w:rPr>
-              <w:t>25</w:t>
+              <w:t>27</w:t>
             </w:r>
             <w:r>
               <w:rPr>
@@ -3545,10 +3828,17 @@
               <w:tab w:val="right" w:leader="dot" w:pos="9782"/>
             </w:tabs>
             <w:rPr>
+              <w:rFonts w:eastAsiaTheme="minorEastAsia"/>
+              <w:b w:val="0"/>
+              <w:bCs w:val="0"/>
+              <w:caps w:val="0"/>
               <w:noProof/>
+              <w:sz w:val="24"/>
+              <w:szCs w:val="24"/>
+              <w:lang w:eastAsia="en-GB"/>
             </w:rPr>
           </w:pPr>
-          <w:hyperlink w:anchor="_Toc239303758" w:history="1">
+          <w:hyperlink w:anchor="_Toc239352933" w:history="1">
             <w:r>
               <w:rPr>
                 <w:rStyle w:val="Hyperlink"/>
@@ -3575,7 +3865,7 @@
                 <w:noProof/>
                 <w:webHidden/>
               </w:rPr>
-              <w:instrText xml:space="preserve"> PAGEREF _Toc239303758 \h </w:instrText>
+              <w:instrText xml:space="preserve"> PAGEREF _Toc239352933 \h </w:instrText>
             </w:r>
             <w:r>
               <w:rPr>
@@ -3595,7 +3885,155 @@
                 <w:noProof/>
                 <w:webHidden/>
               </w:rPr>
-              <w:t>25</w:t>
+              <w:t>27</w:t>
+            </w:r>
+            <w:r>
+              <w:rPr>
+                <w:noProof/>
+                <w:webHidden/>
+              </w:rPr>
+              <w:fldChar w:fldCharType="end"/>
+            </w:r>
+          </w:hyperlink>
+        </w:p>
+        <w:p>
+          <w:pPr>
+            <w:pStyle w:val="TOC1"/>
+            <w:tabs>
+              <w:tab w:val="right" w:leader="dot" w:pos="9782"/>
+            </w:tabs>
+            <w:rPr>
+              <w:rFonts w:eastAsiaTheme="minorEastAsia"/>
+              <w:b w:val="0"/>
+              <w:bCs w:val="0"/>
+              <w:caps w:val="0"/>
+              <w:noProof/>
+              <w:sz w:val="24"/>
+              <w:szCs w:val="24"/>
+              <w:lang w:eastAsia="en-GB"/>
+            </w:rPr>
+          </w:pPr>
+          <w:hyperlink w:anchor="_Toc239352934" w:history="1">
+            <w:r>
+              <w:rPr>
+                <w:rStyle w:val="Hyperlink"/>
+                <w:noProof/>
+              </w:rPr>
+              <w:t>Appendix</w:t>
+            </w:r>
+            <w:r>
+              <w:rPr>
+                <w:noProof/>
+                <w:webHidden/>
+              </w:rPr>
+              <w:tab/>
+            </w:r>
+            <w:r>
+              <w:rPr>
+                <w:noProof/>
+                <w:webHidden/>
+              </w:rPr>
+              <w:fldChar w:fldCharType="begin"/>
+            </w:r>
+            <w:r>
+              <w:rPr>
+                <w:noProof/>
+                <w:webHidden/>
+              </w:rPr>
+              <w:instrText xml:space="preserve"> PAGEREF _Toc239352934 \h </w:instrText>
+            </w:r>
+            <w:r>
+              <w:rPr>
+                <w:noProof/>
+                <w:webHidden/>
+              </w:rPr>
+            </w:r>
+            <w:r>
+              <w:rPr>
+                <w:noProof/>
+                <w:webHidden/>
+              </w:rPr>
+              <w:fldChar w:fldCharType="separate"/>
+            </w:r>
+            <w:r>
+              <w:rPr>
+                <w:noProof/>
+                <w:webHidden/>
+              </w:rPr>
+              <w:t>29</w:t>
+            </w:r>
+            <w:r>
+              <w:rPr>
+                <w:noProof/>
+                <w:webHidden/>
+              </w:rPr>
+              <w:fldChar w:fldCharType="end"/>
+            </w:r>
+          </w:hyperlink>
+        </w:p>
+        <w:p>
+          <w:pPr>
+            <w:pStyle w:val="TOC2"/>
+            <w:tabs>
+              <w:tab w:val="right" w:leader="dot" w:pos="9782"/>
+            </w:tabs>
+            <w:rPr>
+              <w:rFonts w:eastAsiaTheme="minorEastAsia"/>
+              <w:smallCaps w:val="0"/>
+              <w:noProof/>
+              <w:sz w:val="24"/>
+              <w:szCs w:val="24"/>
+              <w:lang w:eastAsia="en-GB"/>
+            </w:rPr>
+          </w:pPr>
+          <w:hyperlink w:anchor="_Toc239352935" w:history="1">
+            <w:r>
+              <w:rPr>
+                <w:rStyle w:val="Hyperlink"/>
+                <w:noProof/>
+              </w:rPr>
+              <w:t>Meeting Records</w:t>
+            </w:r>
+            <w:r>
+              <w:rPr>
+                <w:noProof/>
+                <w:webHidden/>
+              </w:rPr>
+              <w:tab/>
+            </w:r>
+            <w:r>
+              <w:rPr>
+                <w:noProof/>
+                <w:webHidden/>
+              </w:rPr>
+              <w:fldChar w:fldCharType="begin"/>
+            </w:r>
+            <w:r>
+              <w:rPr>
+                <w:noProof/>
+                <w:webHidden/>
+              </w:rPr>
+              <w:instrText xml:space="preserve"> PAGEREF _Toc239352935 \h </w:instrText>
+            </w:r>
+            <w:r>
+              <w:rPr>
+                <w:noProof/>
+                <w:webHidden/>
+              </w:rPr>
+            </w:r>
+            <w:r>
+              <w:rPr>
+                <w:noProof/>
+                <w:webHidden/>
+              </w:rPr>
+              <w:fldChar w:fldCharType="separate"/>
+            </w:r>
+            <w:r>
+              <w:rPr>
+                <w:noProof/>
+                <w:webHidden/>
+              </w:rPr>
+              <w:t>29</w:t>
             </w:r>
             <w:r>
               <w:rPr>
@@ -3624,8 +4062,311 @@
         <w:tabs>
           <w:tab w:val="right" w:leader="dot" w:pos="9782"/>
         </w:tabs>
-      </w:pPr>
-      <w:bookmarkStart w:id="1" w:name="_Toc239303709"/>
+        <w:rPr>
+          <w:rFonts w:eastAsiaTheme="minorEastAsia"/>
+          <w:smallCaps w:val="0"/>
+          <w:noProof/>
+          <w:sz w:val="24"/>
+          <w:szCs w:val="24"/>
+          <w:lang w:eastAsia="en-GB"/>
+        </w:rPr>
+      </w:pPr>
+      <w:r>
+        <w:fldChar w:fldCharType="begin"/>
+      </w:r>
+      <w:r>
+        <w:instrText xml:space="preserve"> TOC \h \z \c "Table" </w:instrText>
+      </w:r>
+      <w:r>
+        <w:fldChar w:fldCharType="separate"/>
+      </w:r>
+      <w:hyperlink w:anchor="_Toc239353132" w:history="1">
+        <w:r>
+          <w:rPr>
+            <w:rStyle w:val="Hyperlink"/>
+            <w:noProof/>
+          </w:rPr>
+          <w:t>Table 1. Simulated player profile parameters used during evaluation.</w:t>
+        </w:r>
+        <w:r>
+          <w:rPr>
+            <w:noProof/>
+            <w:webHidden/>
+          </w:rPr>
+          <w:tab/>
+        </w:r>
+        <w:r>
+          <w:rPr>
+            <w:noProof/>
+            <w:webHidden/>
+          </w:rPr>
+          <w:fldChar w:fldCharType="begin"/>
+        </w:r>
+        <w:r>
+          <w:rPr>
+            <w:noProof/>
+            <w:webHidden/>
+          </w:rPr>
+          <w:instrText xml:space="preserve"> PAGEREF _Toc239353132 \h </w:instrText>
+        </w:r>
+        <w:r>
+          <w:rPr>
+            <w:noProof/>
+            <w:webHidden/>
+          </w:rPr>
+        </w:r>
+        <w:r>
+          <w:rPr>
+            <w:noProof/>
+            <w:webHidden/>
+          </w:rPr>
+          <w:fldChar w:fldCharType="separate"/>
+        </w:r>
+        <w:r>
+          <w:rPr>
+            <w:noProof/>
+            <w:webHidden/>
+          </w:rPr>
+          <w:t>12</w:t>
+        </w:r>
+        <w:r>
+          <w:rPr>
+            <w:noProof/>
+            <w:webHidden/>
+          </w:rPr>
+          <w:fldChar w:fldCharType="end"/>
+        </w:r>
+      </w:hyperlink>
+    </w:p>
+    <w:p>
+      <w:pPr>
+        <w:pStyle w:val="TableofFigures"/>
+        <w:tabs>
+          <w:tab w:val="right" w:leader="dot" w:pos="9782"/>
+        </w:tabs>
+        <w:rPr>
+          <w:rFonts w:eastAsiaTheme="minorEastAsia"/>
+          <w:smallCaps w:val="0"/>
+          <w:noProof/>
+          <w:sz w:val="24"/>
+          <w:szCs w:val="24"/>
+          <w:lang w:eastAsia="en-GB"/>
+        </w:rPr>
+      </w:pPr>
+      <w:hyperlink w:anchor="_Toc239353133" w:history="1">
+        <w:r>
+          <w:rPr>
+            <w:rStyle w:val="Hyperlink"/>
+            <w:noProof/>
+          </w:rPr>
+          <w:t>Table 2. Final death-rate and average-survival comparison across the three difficulty systems.</w:t>
+        </w:r>
+        <w:r>
+          <w:rPr>
+            <w:noProof/>
+            <w:webHidden/>
+          </w:rPr>
+          <w:tab/>
+        </w:r>
+        <w:r>
+          <w:rPr>
+            <w:noProof/>
+            <w:webHidden/>
+          </w:rPr>
+          <w:fldChar w:fldCharType="begin"/>
+        </w:r>
+        <w:r>
+          <w:rPr>
+            <w:noProof/>
+            <w:webHidden/>
+          </w:rPr>
+          <w:instrText xml:space="preserve"> PAGEREF _Toc239353133 \h </w:instrText>
+        </w:r>
+        <w:r>
+          <w:rPr>
+            <w:noProof/>
+            <w:webHidden/>
+          </w:rPr>
+        </w:r>
+        <w:r>
+          <w:rPr>
+            <w:noProof/>
+            <w:webHidden/>
+          </w:rPr>
+          <w:fldChar w:fldCharType="separate"/>
+        </w:r>
+        <w:r>
+          <w:rPr>
+            <w:noProof/>
+            <w:webHidden/>
+          </w:rPr>
+          <w:t>15</w:t>
+        </w:r>
+        <w:r>
+          <w:rPr>
+            <w:noProof/>
+            <w:webHidden/>
+          </w:rPr>
+          <w:fldChar w:fldCharType="end"/>
+        </w:r>
+      </w:hyperlink>
+    </w:p>
+    <w:p>
+      <w:pPr>
+        <w:pStyle w:val="TableofFigures"/>
+        <w:tabs>
+          <w:tab w:val="right" w:leader="dot" w:pos="9782"/>
+        </w:tabs>
+        <w:rPr>
+          <w:rFonts w:eastAsiaTheme="minorEastAsia"/>
+          <w:smallCaps w:val="0"/>
+          <w:noProof/>
+          <w:sz w:val="24"/>
+          <w:szCs w:val="24"/>
+          <w:lang w:eastAsia="en-GB"/>
+        </w:rPr>
+      </w:pPr>
+      <w:hyperlink w:anchor="_Toc239353134" w:history="1">
+        <w:r>
+          <w:rPr>
+            <w:rStyle w:val="Hyperlink"/>
+            <w:noProof/>
+          </w:rPr>
+          <w:t>Table 3. Adaptive-system target-rang and difficulty behaviour.</w:t>
+        </w:r>
+        <w:r>
+          <w:rPr>
+            <w:noProof/>
+            <w:webHidden/>
+          </w:rPr>
+          <w:tab/>
+        </w:r>
+        <w:r>
+          <w:rPr>
+            <w:noProof/>
+            <w:webHidden/>
+          </w:rPr>
+          <w:fldChar w:fldCharType="begin"/>
+        </w:r>
+        <w:r>
+          <w:rPr>
+            <w:noProof/>
+            <w:webHidden/>
+          </w:rPr>
+          <w:instrText xml:space="preserve"> PAGEREF _Toc239353134 \h </w:instrText>
+        </w:r>
+        <w:r>
+          <w:rPr>
+            <w:noProof/>
+            <w:webHidden/>
+          </w:rPr>
+        </w:r>
+        <w:r>
+          <w:rPr>
+            <w:noProof/>
+            <w:webHidden/>
+          </w:rPr>
+          <w:fldChar w:fldCharType="separate"/>
+        </w:r>
+        <w:r>
+          <w:rPr>
+            <w:noProof/>
+            <w:webHidden/>
+          </w:rPr>
+          <w:t>16</w:t>
+        </w:r>
+        <w:r>
+          <w:rPr>
+            <w:noProof/>
+            <w:webHidden/>
+          </w:rPr>
+          <w:fldChar w:fldCharType="end"/>
+        </w:r>
+      </w:hyperlink>
+    </w:p>
+    <w:p>
+      <w:pPr>
+        <w:pStyle w:val="TableofFigures"/>
+        <w:tabs>
+          <w:tab w:val="right" w:leader="dot" w:pos="9782"/>
+        </w:tabs>
+        <w:rPr>
+          <w:rFonts w:eastAsiaTheme="minorEastAsia"/>
+          <w:smallCaps w:val="0"/>
+          <w:noProof/>
+          <w:sz w:val="24"/>
+          <w:szCs w:val="24"/>
+          <w:lang w:eastAsia="en-GB"/>
+        </w:rPr>
+      </w:pPr>
+      <w:hyperlink w:anchor="_Toc239353135" w:history="1">
+        <w:r>
+          <w:rPr>
+            <w:rStyle w:val="Hyperlink"/>
+            <w:noProof/>
+          </w:rPr>
+          <w:t>Table 4. Supervision meeting records.</w:t>
+        </w:r>
+        <w:r>
+          <w:rPr>
+            <w:noProof/>
+            <w:webHidden/>
+          </w:rPr>
+          <w:tab/>
+        </w:r>
+        <w:r>
+          <w:rPr>
+            <w:noProof/>
+            <w:webHidden/>
+          </w:rPr>
+          <w:fldChar w:fldCharType="begin"/>
+        </w:r>
+        <w:r>
+          <w:rPr>
+            <w:noProof/>
+            <w:webHidden/>
+          </w:rPr>
+          <w:instrText xml:space="preserve"> PAGEREF _Toc239353135 \h </w:instrText>
+        </w:r>
+        <w:r>
+          <w:rPr>
+            <w:noProof/>
+            <w:webHidden/>
+          </w:rPr>
+        </w:r>
+        <w:r>
+          <w:rPr>
+            <w:noProof/>
+            <w:webHidden/>
+          </w:rPr>
+          <w:fldChar w:fldCharType="separate"/>
+        </w:r>
+        <w:r>
+          <w:rPr>
+            <w:noProof/>
+            <w:webHidden/>
+          </w:rPr>
+          <w:t>29</w:t>
+        </w:r>
+        <w:r>
+          <w:rPr>
+            <w:noProof/>
+            <w:webHidden/>
+          </w:rPr>
+          <w:fldChar w:fldCharType="end"/>
+        </w:r>
+      </w:hyperlink>
+    </w:p>
+    <w:p>
+      <w:pPr>
+        <w:pStyle w:val="TableofFigures"/>
+        <w:tabs>
+          <w:tab w:val="right" w:leader="dot" w:pos="9782"/>
+        </w:tabs>
+      </w:pPr>
+      <w:r>
+        <w:fldChar w:fldCharType="end"/>
+      </w:r>
     </w:p>
     <w:p>
       <w:pPr>
@@ -3876,21 +4617,7 @@
             <w:rStyle w:val="Hyperlink"/>
             <w:noProof/>
           </w:rPr>
-          <w:t>Figure 4. Di</w:t>
-        </w:r>
-        <w:r>
-          <w:rPr>
-            <w:rStyle w:val="Hyperlink"/>
-            <w:noProof/>
-          </w:rPr>
-          <w:t>s</w:t>
-        </w:r>
-        <w:r>
-          <w:rPr>
-            <w:rStyle w:val="Hyperlink"/>
-            <w:noProof/>
-          </w:rPr>
-          <w:t>tribution of target-range occupancy for rule-based and RL-based DDA.</w:t>
+          <w:t>Figure 4. Distribution of target-range occupancy for rule-based and RL-based DDA.</w:t>
         </w:r>
         <w:r>
           <w:rPr>
@@ -4554,6 +5281,7 @@
         <w:pStyle w:val="Heading1"/>
         <w:jc w:val="both"/>
       </w:pPr>
+      <w:bookmarkStart w:id="1" w:name="_Toc239352884"/>
       <w:r>
         <w:lastRenderedPageBreak/>
         <w:t>1. Introduction</w:t>
@@ -4565,7 +5293,7 @@
         <w:pStyle w:val="Heading2"/>
         <w:jc w:val="both"/>
       </w:pPr>
-      <w:bookmarkStart w:id="2" w:name="_Toc239303710"/>
+      <w:bookmarkStart w:id="2" w:name="_Toc239352885"/>
       <w:r>
         <w:t>1.1 Background</w:t>
       </w:r>
@@ -4600,7 +5328,7 @@
         <w:pStyle w:val="Heading2"/>
         <w:jc w:val="both"/>
       </w:pPr>
-      <w:bookmarkStart w:id="3" w:name="_Toc239303711"/>
+      <w:bookmarkStart w:id="3" w:name="_Toc239352886"/>
       <w:r>
         <w:t>1.2 Problem Definition</w:t>
       </w:r>
@@ -4639,7 +5367,7 @@
         <w:pStyle w:val="Heading2"/>
         <w:jc w:val="both"/>
       </w:pPr>
-      <w:bookmarkStart w:id="4" w:name="_Toc239303712"/>
+      <w:bookmarkStart w:id="4" w:name="_Toc239352887"/>
       <w:r>
         <w:t>1.3 Real-World Impact</w:t>
       </w:r>
@@ -4661,7 +5389,7 @@
         <w:pStyle w:val="Heading2"/>
         <w:jc w:val="both"/>
       </w:pPr>
-      <w:bookmarkStart w:id="5" w:name="_Toc239303713"/>
+      <w:bookmarkStart w:id="5" w:name="_Toc239352888"/>
       <w:r>
         <w:t>1.4 Aim and Objectives</w:t>
       </w:r>
@@ -4734,7 +5462,7 @@
         <w:pStyle w:val="Heading2"/>
         <w:jc w:val="both"/>
       </w:pPr>
-      <w:bookmarkStart w:id="6" w:name="_Toc239303714"/>
+      <w:bookmarkStart w:id="6" w:name="_Toc239352889"/>
       <w:r>
         <w:t>1.5 Report Structure</w:t>
       </w:r>
@@ -4753,7 +5481,7 @@
         <w:pStyle w:val="Heading1"/>
         <w:jc w:val="both"/>
       </w:pPr>
-      <w:bookmarkStart w:id="7" w:name="_Toc239303715"/>
+      <w:bookmarkStart w:id="7" w:name="_Toc239352890"/>
       <w:r>
         <w:lastRenderedPageBreak/>
         <w:t>2. Literature Review</w:t>
@@ -4765,7 +5493,7 @@
         <w:pStyle w:val="Heading2"/>
         <w:jc w:val="both"/>
       </w:pPr>
-      <w:bookmarkStart w:id="8" w:name="_Toc239303716"/>
+      <w:bookmarkStart w:id="8" w:name="_Toc239352891"/>
       <w:r>
         <w:t>2.1 Dynamic Difficulty Adjustment</w:t>
       </w:r>
@@ -4798,7 +5526,7 @@
         <w:pStyle w:val="Heading2"/>
         <w:jc w:val="both"/>
       </w:pPr>
-      <w:bookmarkStart w:id="9" w:name="_Toc239303717"/>
+      <w:bookmarkStart w:id="9" w:name="_Toc239352892"/>
       <w:r>
         <w:t>2.2 Rule-Based, Performance-Based and Affective DDA</w:t>
       </w:r>
@@ -4825,7 +5553,7 @@
         <w:pStyle w:val="Heading2"/>
         <w:jc w:val="both"/>
       </w:pPr>
-      <w:bookmarkStart w:id="10" w:name="_Toc239303718"/>
+      <w:bookmarkStart w:id="10" w:name="_Toc239352893"/>
       <w:r>
         <w:t>2.3 Machine Learning and Player Modelling</w:t>
       </w:r>
@@ -4844,7 +5572,7 @@
         <w:pStyle w:val="Heading2"/>
         <w:jc w:val="both"/>
       </w:pPr>
-      <w:bookmarkStart w:id="11" w:name="_Toc239303719"/>
+      <w:bookmarkStart w:id="11" w:name="_Toc239352894"/>
       <w:r>
         <w:t>2.4 Reinforcement Learning for DDA</w:t>
       </w:r>
@@ -4883,7 +5611,7 @@
         <w:pStyle w:val="Heading2"/>
         <w:jc w:val="both"/>
       </w:pPr>
-      <w:bookmarkStart w:id="12" w:name="_Toc239303720"/>
+      <w:bookmarkStart w:id="12" w:name="_Toc239352895"/>
       <w:r>
         <w:t>2.5 Simulation-Based Evaluation and Godot Deployment</w:t>
       </w:r>
@@ -4910,7 +5638,7 @@
         <w:pStyle w:val="Heading2"/>
         <w:jc w:val="both"/>
       </w:pPr>
-      <w:bookmarkStart w:id="13" w:name="_Toc239303721"/>
+      <w:bookmarkStart w:id="13" w:name="_Toc239352896"/>
       <w:r>
         <w:t>2.6 Research Gaps</w:t>
       </w:r>
@@ -4947,7 +5675,7 @@
           <w14:ligatures w14:val="none"/>
         </w:rPr>
       </w:pPr>
-      <w:bookmarkStart w:id="14" w:name="_Toc239303722"/>
+      <w:bookmarkStart w:id="14" w:name="_Toc239352897"/>
       <w:r>
         <w:t>2.7 User Needs and System Requirements</w:t>
       </w:r>
@@ -4971,7 +5699,7 @@
         <w:pStyle w:val="Heading2"/>
         <w:jc w:val="both"/>
       </w:pPr>
-      <w:bookmarkStart w:id="15" w:name="_Toc239303723"/>
+      <w:bookmarkStart w:id="15" w:name="_Toc239352898"/>
       <w:r>
         <w:t>2.</w:t>
       </w:r>
@@ -5032,7 +5760,7 @@
         <w:pStyle w:val="Heading2"/>
         <w:jc w:val="both"/>
       </w:pPr>
-      <w:bookmarkStart w:id="16" w:name="_Toc239303724"/>
+      <w:bookmarkStart w:id="16" w:name="_Toc239352899"/>
       <w:r>
         <w:t>2.</w:t>
       </w:r>
@@ -5065,7 +5793,7 @@
         <w:pStyle w:val="Heading1"/>
         <w:jc w:val="both"/>
       </w:pPr>
-      <w:bookmarkStart w:id="17" w:name="_Toc239303725"/>
+      <w:bookmarkStart w:id="17" w:name="_Toc239352900"/>
       <w:r>
         <w:lastRenderedPageBreak/>
         <w:t>3. Methodology and Implementation</w:t>
@@ -5077,7 +5805,7 @@
         <w:pStyle w:val="Heading2"/>
         <w:jc w:val="both"/>
       </w:pPr>
-      <w:bookmarkStart w:id="18" w:name="_Toc239303726"/>
+      <w:bookmarkStart w:id="18" w:name="_Toc239352901"/>
       <w:r>
         <w:t>3.1 Methodological Anchor Paper</w:t>
       </w:r>
@@ -5104,7 +5832,7 @@
         <w:pStyle w:val="Heading2"/>
         <w:jc w:val="both"/>
       </w:pPr>
-      <w:bookmarkStart w:id="19" w:name="_Toc239303727"/>
+      <w:bookmarkStart w:id="19" w:name="_Toc239352902"/>
       <w:r>
         <w:t>3.2 Reinforcement-Learning Problem Formulation</w:t>
       </w:r>
@@ -5115,7 +5843,7 @@
         <w:pStyle w:val="Heading3"/>
         <w:jc w:val="both"/>
       </w:pPr>
-      <w:bookmarkStart w:id="20" w:name="_Toc239303728"/>
+      <w:bookmarkStart w:id="20" w:name="_Toc239352903"/>
       <w:r>
         <w:t>3.2.1 State Space</w:t>
       </w:r>
@@ -5142,7 +5870,7 @@
         <w:pStyle w:val="Heading3"/>
         <w:jc w:val="both"/>
       </w:pPr>
-      <w:bookmarkStart w:id="21" w:name="_Toc239303729"/>
+      <w:bookmarkStart w:id="21" w:name="_Toc239352904"/>
       <w:r>
         <w:t>3.2.2 Action Space</w:t>
       </w:r>
@@ -5169,7 +5897,7 @@
         <w:pStyle w:val="Heading3"/>
         <w:jc w:val="both"/>
       </w:pPr>
-      <w:bookmarkStart w:id="22" w:name="_Toc239303730"/>
+      <w:bookmarkStart w:id="22" w:name="_Toc239352905"/>
       <w:r>
         <w:t>3.2.3 Transition Dynamics</w:t>
       </w:r>
@@ -5200,7 +5928,7 @@
         <w:pStyle w:val="Heading3"/>
         <w:jc w:val="both"/>
       </w:pPr>
-      <w:bookmarkStart w:id="23" w:name="_Toc239303731"/>
+      <w:bookmarkStart w:id="23" w:name="_Toc239352906"/>
       <w:r>
         <w:t>3.2.4 Reward Function</w:t>
       </w:r>
@@ -5235,7 +5963,7 @@
         <w:pStyle w:val="Heading2"/>
         <w:jc w:val="both"/>
       </w:pPr>
-      <w:bookmarkStart w:id="24" w:name="_Toc239303732"/>
+      <w:bookmarkStart w:id="24" w:name="_Toc239352907"/>
       <w:r>
         <w:t>3.3 Godot Game Environment</w:t>
       </w:r>
@@ -5262,7 +5990,7 @@
         <w:pStyle w:val="Heading2"/>
         <w:jc w:val="both"/>
       </w:pPr>
-      <w:bookmarkStart w:id="25" w:name="_Toc239303733"/>
+      <w:bookmarkStart w:id="25" w:name="_Toc239352908"/>
       <w:r>
         <w:lastRenderedPageBreak/>
         <w:t>3.4 Difficulty Scale and Calibration</w:t>
@@ -5290,7 +6018,7 @@
         <w:pStyle w:val="Heading2"/>
         <w:jc w:val="both"/>
       </w:pPr>
-      <w:bookmarkStart w:id="26" w:name="_Toc239303734"/>
+      <w:bookmarkStart w:id="26" w:name="_Toc239352909"/>
       <w:r>
         <w:t>3.5 Simulated Player Profiles</w:t>
       </w:r>
@@ -5317,11 +6045,43 @@
         <w:pStyle w:val="Heading2"/>
         <w:jc w:val="both"/>
       </w:pPr>
-      <w:bookmarkStart w:id="27" w:name="_Toc239303735"/>
+      <w:bookmarkStart w:id="27" w:name="_Toc239352910"/>
       <w:r>
         <w:t>3.6 Profile Settings</w:t>
       </w:r>
       <w:bookmarkEnd w:id="27"/>
+    </w:p>
+    <w:p>
+      <w:pPr>
+        <w:pStyle w:val="Caption"/>
+        <w:keepNext/>
+      </w:pPr>
+      <w:bookmarkStart w:id="28" w:name="_Toc239353132"/>
+      <w:r>
+        <w:t xml:space="preserve">Table </w:t>
+      </w:r>
+      <w:r>
+        <w:fldChar w:fldCharType="begin"/>
+      </w:r>
+      <w:r>
+        <w:instrText xml:space="preserve"> SEQ Table \* ARABIC </w:instrText>
+      </w:r>
+      <w:r>
+        <w:fldChar w:fldCharType="separate"/>
+      </w:r>
+      <w:r>
+        <w:rPr>
+          <w:noProof/>
+        </w:rPr>
+        <w:t>1</w:t>
+      </w:r>
+      <w:r>
+        <w:fldChar w:fldCharType="end"/>
+      </w:r>
+      <w:r>
+        <w:t>. Simulated player profile parameters used during evaluation.</w:t>
+      </w:r>
+      <w:bookmarkEnd w:id="28"/>
     </w:p>
     <w:tbl>
       <w:tblPr>
@@ -6601,52 +7361,24 @@
     </w:tbl>
     <w:p>
       <w:pPr>
-        <w:pStyle w:val="FigureCaption"/>
-        <w:jc w:val="both"/>
-      </w:pPr>
-      <w:r>
-        <w:t>Table 1. Simulated player profile parameters used during evaluation.</w:t>
-      </w:r>
-    </w:p>
-    <w:p>
-      <w:pPr>
         <w:pStyle w:val="Heading2"/>
         <w:jc w:val="both"/>
       </w:pPr>
-      <w:bookmarkStart w:id="28" w:name="_Toc239303736"/>
+      <w:bookmarkStart w:id="29" w:name="_Toc239352911"/>
       <w:r>
         <w:lastRenderedPageBreak/>
         <w:t>3.7 Difficulty Systems</w:t>
-      </w:r>
-      <w:bookmarkEnd w:id="28"/>
-    </w:p>
-    <w:p>
-      <w:pPr>
-        <w:pStyle w:val="Heading3"/>
-        <w:jc w:val="both"/>
-      </w:pPr>
-      <w:bookmarkStart w:id="29" w:name="_Toc239303737"/>
-      <w:r>
-        <w:t>3.7.1 Static Difficulty</w:t>
       </w:r>
       <w:bookmarkEnd w:id="29"/>
     </w:p>
     <w:p>
       <w:pPr>
-        <w:jc w:val="both"/>
-      </w:pPr>
-      <w:r>
-        <w:t>The static condition remained at difficulty level 5 for the entire episode. It provided the non-adaptive baseline and established how each profile behaved when exposed to identical challenge.</w:t>
-      </w:r>
-    </w:p>
-    <w:p>
-      <w:pPr>
         <w:pStyle w:val="Heading3"/>
         <w:jc w:val="both"/>
       </w:pPr>
-      <w:bookmarkStart w:id="30" w:name="_Toc239303738"/>
-      <w:r>
-        <w:t>3.7.2 Rule-Based DDA</w:t>
+      <w:bookmarkStart w:id="30" w:name="_Toc239352912"/>
+      <w:r>
+        <w:t>3.7.1 Static Difficulty</w:t>
       </w:r>
       <w:bookmarkEnd w:id="30"/>
     </w:p>
@@ -6655,7 +7387,7 @@
         <w:jc w:val="both"/>
       </w:pPr>
       <w:r>
-        <w:t>The rule-based controller checked player condition at fixed intervals and changed difficulty using manually defined thresholds. Low health or repeated hits caused difficulty to decrease, while sustained high health with few hits allowed difficulty to increase. This created a transparent adaptive baseline against which the learned controller could be judged.</w:t>
+        <w:t>The static condition remained at difficulty level 5 for the entire episode. It provided the non-adaptive baseline and established how each profile behaved when exposed to identical challenge.</w:t>
       </w:r>
     </w:p>
     <w:p>
@@ -6663,9 +7395,9 @@
         <w:pStyle w:val="Heading3"/>
         <w:jc w:val="both"/>
       </w:pPr>
-      <w:bookmarkStart w:id="31" w:name="_Toc239303739"/>
-      <w:r>
-        <w:t>3.7.3 RL-Based DDA</w:t>
+      <w:bookmarkStart w:id="31" w:name="_Toc239352913"/>
+      <w:r>
+        <w:t>3.7.2 Rule-Based DDA</w:t>
       </w:r>
       <w:bookmarkEnd w:id="31"/>
     </w:p>
@@ -6674,25 +7406,17 @@
         <w:jc w:val="both"/>
       </w:pPr>
       <w:r>
-        <w:t>The RL controller used PPO to select decrease, maintain or increase actions from the six-variable observation. During training, the player profile was randomised across beginner, intermediate, skilled and inconsistent behaviour, while the improving profile was reserved for evaluation because its behaviour depends on progression across ordered runs. Initial training difficulty was also randomised within a moderate range so that the policy did not learn only from one fixed starting state.</w:t>
+        <w:t>The rule-based controller checked player condition at fixed intervals and changed difficulty using manually defined thresholds. Low health or repeated hits caused difficulty to decrease, while sustained high health with few hits allowed difficulty to increase. This created a transparent adaptive baseline against which the learned controller could be judged.</w:t>
       </w:r>
     </w:p>
     <w:p>
       <w:pPr>
+        <w:pStyle w:val="Heading3"/>
         <w:jc w:val="both"/>
       </w:pPr>
-      <w:r>
-        <w:t>All final profile comparisons used stochastic PPO action sampling. Deterministic inference was also tested as a deployment diagnostic, but it collapsed to a fixed maintain policy and therefore did not perform meaningful DDA. Reporting this behaviour is important because Climent et al. (2024) emphasise practical design challenges in RL-DDA systems; in the present PPO implementation, inference mode became one such deployment challenge.</w:t>
-      </w:r>
-    </w:p>
-    <w:p>
-      <w:pPr>
-        <w:pStyle w:val="Heading2"/>
-        <w:jc w:val="both"/>
-      </w:pPr>
-      <w:bookmarkStart w:id="32" w:name="_Toc239303740"/>
-      <w:r>
-        <w:t>3.8 Experimental Procedure</w:t>
+      <w:bookmarkStart w:id="32" w:name="_Toc239352914"/>
+      <w:r>
+        <w:t>3.7.3 RL-Based DDA</w:t>
       </w:r>
       <w:bookmarkEnd w:id="32"/>
     </w:p>
@@ -6701,7 +7425,7 @@
         <w:jc w:val="both"/>
       </w:pPr>
       <w:r>
-        <w:t>Each of the three systems was evaluated for 30 episodes on each of the five profiles. This produced 150 evaluation episodes per system and 450 episodes in the final three-system comparison. Every evaluation episode started at difficulty 5. Static difficulty remained there, while the two adaptive systems were allowed to change difficulty during play.</w:t>
+        <w:t>The RL controller used PPO to select decrease, maintain or increase actions from the six-variable observation. During training, the player profile was randomised across beginner, intermediate, skilled and inconsistent behaviour, while the improving profile was reserved for evaluation because its behaviour depends on progression across ordered runs. Initial training difficulty was also randomised within a moderate range so that the policy did not learn only from one fixed starting state.</w:t>
       </w:r>
     </w:p>
     <w:p>
@@ -6709,26 +7433,17 @@
         <w:jc w:val="both"/>
       </w:pPr>
       <w:r>
-        <w:t>The same 60-second cap, environment, player logic and difficulty mapping were used across conditions. The experiment manager logged death status, survival time, score, health remaining, hits taken, initial/final/average/minimum/maximum difficulty, number of difficulty changes and, where available, time spent within the target balance range.</w:t>
+        <w:t>All final profile comparisons used stochastic PPO action sampling. Deterministic inference was also tested as a deployment diagnostic, but it collapsed to a fixed maintain policy and therefore did not perform meaningful DDA. Reporting this behaviour is important because Climent et al. (2024) emphasise practical design challenges in RL-DDA systems; in the present PPO implementation, inference mode became one such deployment challenge.</w:t>
       </w:r>
     </w:p>
     <w:p>
       <w:pPr>
-        <w:jc w:val="both"/>
-      </w:pPr>
-      <w:r>
-        <w:t>For the RL condition, final profile evaluation used stochastic policy sampling because this mode reproduced the reactive behaviour observed during PPO training. Deterministic evaluation was retained as a diagnostic condition, not included as the primary RL comparator.</w:t>
-      </w:r>
-    </w:p>
-    <w:p>
-      <w:pPr>
         <w:pStyle w:val="Heading2"/>
         <w:jc w:val="both"/>
       </w:pPr>
-      <w:bookmarkStart w:id="33" w:name="_Toc239303741"/>
-      <w:r>
-        <w:lastRenderedPageBreak/>
-        <w:t>3.9 Evaluation Metrics and Analysis</w:t>
+      <w:bookmarkStart w:id="33" w:name="_Toc239352915"/>
+      <w:r>
+        <w:t>3.8 Experimental Procedure</w:t>
       </w:r>
       <w:bookmarkEnd w:id="33"/>
     </w:p>
@@ -6737,7 +7452,7 @@
         <w:jc w:val="both"/>
       </w:pPr>
       <w:r>
-        <w:t>The principal outcomes were death rate, average survival time, average difficulty, difficulty-change frequency and target-range occupancy. Health remaining and hits taken were retained as supporting metrics. Static target-range occupancy was unavailable because this metric was added after the earliest static baseline collection; consequently, target-range comparisons are limited to rule-based and RL-based DDA.</w:t>
+        <w:t>Each of the three systems was evaluated for 30 episodes on each of the five profiles. This produced 150 evaluation episodes per system and 450 episodes in the final three-system comparison. Every evaluation episode started at difficulty 5. Static difficulty remained there, while the two adaptive systems were allowed to change difficulty during play.</w:t>
       </w:r>
     </w:p>
     <w:p>
@@ -6745,7 +7460,7 @@
         <w:jc w:val="both"/>
       </w:pPr>
       <w:r>
-        <w:t>Time in the target range is the most direct logged measure of the project's operational definition of balance. Failure rate is interpreted alongside it rather than as a stand-alone objective: a controller that always lowers difficulty could reduce deaths while producing insufficient challenge. A supplementary 'distance from 50% failure' analysis was also used because the anchor framework of Climent et al. (2024) explicitly treats an approximately balanced win/loss ratio as one desirable DDA outcome. In this dissertation, however, 50% failure is used only as a secondary reference and not as the sole definition of balance.</w:t>
+        <w:t>The same 60-second cap, environment, player logic and difficulty mapping were used across conditions. The experiment manager logged death status, survival time, score, health remaining, hits taken, initial/final/average/minimum/maximum difficulty, number of difficulty changes and, where available, time spent within the target balance range.</w:t>
       </w:r>
     </w:p>
     <w:p>
@@ -6753,7 +7468,7 @@
         <w:jc w:val="both"/>
       </w:pPr>
       <w:r>
-        <w:t>The Jupyter analysis used profile-level summaries, bar charts, line charts and distribution plots. Rolling averages were used for the improving profile to reveal trends across noisy individual episodes. RL diagnostics separately compared training and stochastic evaluation reactivity, deterministic and stochastic inference, and the association between difficulty-change frequency and failure rate.</w:t>
+        <w:t>For the RL condition, final profile evaluation used stochastic policy sampling because this mode reproduced the reactive behaviour observed during PPO training. Deterministic evaluation was retained as a diagnostic condition, not included as the primary RL comparator.</w:t>
       </w:r>
     </w:p>
     <w:p>
@@ -6761,9 +7476,10 @@
         <w:pStyle w:val="Heading2"/>
         <w:jc w:val="both"/>
       </w:pPr>
-      <w:bookmarkStart w:id="34" w:name="_Toc239303742"/>
-      <w:r>
-        <w:t>3.10 Implementing the Hypotheses</w:t>
+      <w:bookmarkStart w:id="34" w:name="_Toc239352916"/>
+      <w:r>
+        <w:lastRenderedPageBreak/>
+        <w:t>3.9 Evaluation Metrics and Analysis</w:t>
       </w:r>
       <w:bookmarkEnd w:id="34"/>
     </w:p>
@@ -6772,16 +7488,33 @@
         <w:jc w:val="both"/>
       </w:pPr>
       <w:r>
-        <w:t>H1 was assessed using the combined outcome measures, with particular emphasis on target-range occupancy for the adaptive controllers and on failure/survival patterns across all three systems. H2 was assessed from cross-profile performance, difficulty-change behaviour and the improving/inconsistent profiles. A hypothesis was treated as supported only where the evidence was consistent across relevant metrics; a higher change count alone was not treated as proof of better adaptation.</w:t>
+        <w:t>The principal outcomes were death rate, average survival time, average difficulty, difficulty-change frequency and target-range occupancy. Health remaining and hits taken were retained as supporting metrics. Static target-range occupancy was unavailable because this metric was added after the earliest static baseline collection; consequently, target-range comparisons are limited to rule-based and RL-based DDA.</w:t>
       </w:r>
     </w:p>
     <w:p>
       <w:pPr>
+        <w:jc w:val="both"/>
+      </w:pPr>
+      <w:r>
+        <w:t>Time in the target range is the most direct logged measure of the project's operational definition of balance. Failure rate is interpreted alongside it rather than as a stand-alone objective: a controller that always lowers difficulty could reduce deaths while producing insufficient challenge. A supplementary 'distance from 50% failure' analysis was also used because the anchor framework of Climent et al. (2024) explicitly treats an approximately balanced win/loss ratio as one desirable DDA outcome. In this dissertation, however, 50% failure is used only as a secondary reference and not as the sole definition of balance.</w:t>
+      </w:r>
+    </w:p>
+    <w:p>
+      <w:pPr>
+        <w:jc w:val="both"/>
+      </w:pPr>
+      <w:r>
+        <w:t>The Jupyter analysis used profile-level summaries, bar charts, line charts and distribution plots. Rolling averages were used for the improving profile to reveal trends across noisy individual episodes. RL diagnostics separately compared training and stochastic evaluation reactivity, deterministic and stochastic inference, and the association between difficulty-change frequency and failure rate.</w:t>
+      </w:r>
+    </w:p>
+    <w:p>
+      <w:pPr>
         <w:pStyle w:val="Heading2"/>
-      </w:pPr>
-      <w:bookmarkStart w:id="35" w:name="_Toc239303743"/>
-      <w:r>
-        <w:t>3.11 Ethical Considerations</w:t>
+        <w:jc w:val="both"/>
+      </w:pPr>
+      <w:bookmarkStart w:id="35" w:name="_Toc239352917"/>
+      <w:r>
+        <w:t>3.10 Implementing the Hypotheses</w:t>
       </w:r>
       <w:bookmarkEnd w:id="35"/>
     </w:p>
@@ -6790,18 +7523,16 @@
         <w:jc w:val="both"/>
       </w:pPr>
       <w:r>
-        <w:t>No human participants or personal data were used in this study. All evaluation was carried out using scripted simulated player profiles. This reduced privacy and participant-risk concerns. The profiles were designed only to represent different gameplay behaviours and skill levels, not real people or demographic groups. Because of this, the results are limited to technical measures such as survival, failure rate and difficulty behaviour. The study does not make claims about enjoyment, frustration or fairness.</w:t>
+        <w:t>H1 was assessed using the combined outcome measures, with particular emphasis on target-range occupancy for the adaptive controllers and on failure/survival patterns across all three systems. H2 was assessed from cross-profile performance, difficulty-change behaviour and the improving/inconsistent profiles. A hypothesis was treated as supported only where the evidence was consistent across relevant metrics; a higher change count alone was not treated as proof of better adaptation.</w:t>
       </w:r>
     </w:p>
     <w:p>
       <w:pPr>
-        <w:pStyle w:val="Heading1"/>
-        <w:jc w:val="both"/>
-      </w:pPr>
-      <w:bookmarkStart w:id="36" w:name="_Toc239303744"/>
-      <w:r>
-        <w:lastRenderedPageBreak/>
-        <w:t>4. Results and Evaluation</w:t>
+        <w:pStyle w:val="Heading2"/>
+      </w:pPr>
+      <w:bookmarkStart w:id="36" w:name="_Toc239352918"/>
+      <w:r>
+        <w:t>3.11 Ethical Considerations</w:t>
       </w:r>
       <w:bookmarkEnd w:id="36"/>
     </w:p>
@@ -6810,19 +7541,79 @@
         <w:jc w:val="both"/>
       </w:pPr>
       <w:r>
-        <w:t>The final comparison contains 30 runs for every profile under static, rule-based and RL-based difficulty. The RL results in this section use stochastic PPO inference. Deterministic PPO is reported separately as a deployment diagnostic because it produced no difficulty changes and therefore did not represent dynamic adjustment.</w:t>
+        <w:t>No human participants or personal data were used in this study. All evaluation was carried out using scripted simulated player profiles. This reduced privacy and participant-risk concerns. The profiles were designed only to represent different gameplay behaviours and skill levels, not real people or demographic groups. Because of this, the results are limited to technical measures such as survival, failure rate and difficulty behaviour. The study does not make claims about enjoyment, frustration or fairness.</w:t>
       </w:r>
     </w:p>
     <w:p>
       <w:pPr>
+        <w:pStyle w:val="Heading1"/>
+        <w:jc w:val="both"/>
+      </w:pPr>
+      <w:bookmarkStart w:id="37" w:name="_Toc239352919"/>
+      <w:r>
+        <w:lastRenderedPageBreak/>
+        <w:t>4. Results and Evaluation</w:t>
+      </w:r>
+      <w:bookmarkEnd w:id="37"/>
+    </w:p>
+    <w:p>
+      <w:pPr>
+        <w:jc w:val="both"/>
+      </w:pPr>
+      <w:r>
+        <w:t>The final comparison contains 30 runs for every profile under static, rule-based and RL-based difficulty. The RL results in this section use stochastic PPO inference. Deterministic PPO is reported separately as a deployment diagnostic because it produced no difficulty changes and therefore did not represent dynamic adjustment.</w:t>
+      </w:r>
+    </w:p>
+    <w:p>
+      <w:pPr>
         <w:pStyle w:val="Heading2"/>
         <w:jc w:val="both"/>
       </w:pPr>
-      <w:bookmarkStart w:id="37" w:name="_Toc239303745"/>
+      <w:bookmarkStart w:id="38" w:name="_Toc239352920"/>
       <w:r>
         <w:t>4.1 Final Three-System Outcomes</w:t>
       </w:r>
-      <w:bookmarkEnd w:id="37"/>
+      <w:bookmarkEnd w:id="38"/>
+    </w:p>
+    <w:p>
+      <w:pPr>
+        <w:pStyle w:val="Caption"/>
+        <w:keepNext/>
+      </w:pPr>
+      <w:bookmarkStart w:id="39" w:name="_Toc239353133"/>
+      <w:r>
+        <w:t xml:space="preserve">Table </w:t>
+      </w:r>
+      <w:r>
+        <w:fldChar w:fldCharType="begin"/>
+      </w:r>
+      <w:r>
+        <w:instrText xml:space="preserve"> SEQ Table \* ARABIC </w:instrText>
+      </w:r>
+      <w:r>
+        <w:fldChar w:fldCharType="separate"/>
+      </w:r>
+      <w:r>
+        <w:rPr>
+          <w:noProof/>
+        </w:rPr>
+        <w:t>2</w:t>
+      </w:r>
+      <w:r>
+        <w:fldChar w:fldCharType="end"/>
+      </w:r>
+      <w:r>
+        <w:t xml:space="preserve">. Final </w:t>
+      </w:r>
+      <w:proofErr w:type="gramStart"/>
+      <w:r>
+        <w:t>death-rate</w:t>
+      </w:r>
+      <w:proofErr w:type="gramEnd"/>
+      <w:r>
+        <w:t xml:space="preserve"> and average-survival comparison across the three difficulty systems.</w:t>
+      </w:r>
+      <w:bookmarkEnd w:id="39"/>
     </w:p>
     <w:tbl>
       <w:tblPr>
@@ -7530,15 +8321,6 @@
     </w:tbl>
     <w:p>
       <w:pPr>
-        <w:pStyle w:val="FigureCaption"/>
-        <w:jc w:val="both"/>
-      </w:pPr>
-      <w:r>
-        <w:t>Table 2. Final death-rate and average-survival comparison across the three difficulty systems.</w:t>
-      </w:r>
-    </w:p>
-    <w:p>
-      <w:pPr>
         <w:jc w:val="both"/>
       </w:pPr>
       <w:r>
@@ -7558,99 +8340,6 @@
                 <pic:pic xmlns:pic="http://schemas.openxmlformats.org/drawingml/2006/picture">
                   <pic:nvPicPr>
                     <pic:cNvPr id="0" name="all_systems_death_rate.png"/>
-                    <pic:cNvPicPr/>
-                  </pic:nvPicPr>
-                  <pic:blipFill>
-                    <a:blip r:embed="rId8"/>
-                    <a:stretch>
-                      <a:fillRect/>
-                    </a:stretch>
-                  </pic:blipFill>
-                  <pic:spPr>
-                    <a:xfrm>
-                      <a:off x="0" y="0"/>
-                      <a:ext cx="5852160" cy="3248978"/>
-                    </a:xfrm>
-                    <a:prstGeom prst="rect">
-                      <a:avLst/>
-                    </a:prstGeom>
-                  </pic:spPr>
-                </pic:pic>
-              </a:graphicData>
-            </a:graphic>
-          </wp:inline>
-        </w:drawing>
-      </w:r>
-    </w:p>
-    <w:p>
-      <w:pPr>
-        <w:pStyle w:val="FigureCaption"/>
-        <w:jc w:val="both"/>
-      </w:pPr>
-      <w:bookmarkStart w:id="38" w:name="_Toc239305024"/>
-      <w:bookmarkStart w:id="39" w:name="_Toc239305092"/>
-      <w:r>
-        <w:t xml:space="preserve">Figure </w:t>
-      </w:r>
-      <w:r>
-        <w:fldChar w:fldCharType="begin"/>
-      </w:r>
-      <w:r>
-        <w:instrText xml:space="preserve"> SEQ Figure \* ARABIC </w:instrText>
-      </w:r>
-      <w:r>
-        <w:fldChar w:fldCharType="separate"/>
-      </w:r>
-      <w:r>
-        <w:t>1</w:t>
-      </w:r>
-      <w:r>
-        <w:fldChar w:fldCharType="end"/>
-      </w:r>
-      <w:r>
-        <w:t>. Death rate by difficulty system and simulated player profile.</w:t>
-      </w:r>
-      <w:bookmarkEnd w:id="38"/>
-      <w:bookmarkEnd w:id="39"/>
-    </w:p>
-    <w:p>
-      <w:pPr>
-        <w:jc w:val="both"/>
-      </w:pPr>
-      <w:r>
-        <w:t>The death-rate results show a mixed but substantial effect for RL. The RL controller reduced beginner failure from 73.33% under static difficulty and 70.00% under rule-based DDA to 50.00%. For the intermediate profile, RL produced 13.33% deaths compared with 36.67% under both baselines. The improving profile also fell to 23.33%, compared with 56.67% static and 46.67% rule-based.</w:t>
-      </w:r>
-    </w:p>
-    <w:p>
-      <w:pPr>
-        <w:jc w:val="both"/>
-      </w:pPr>
-      <w:r>
-        <w:lastRenderedPageBreak/>
-        <w:t>The result was not uniformly favourable. The skilled profile had a lower death rate under static difficulty (16.67%) than under RL (26.67%), while the inconsistent profile performed best under the rule-based controller (23.33%) and reached 43.33% under RL. These results immediately show why DDA effectiveness cannot be judged from one profile alone.</w:t>
-      </w:r>
-    </w:p>
-    <w:p>
-      <w:pPr>
-        <w:jc w:val="both"/>
-      </w:pPr>
-      <w:r>
-        <w:rPr>
-          <w:noProof/>
-        </w:rPr>
-        <w:drawing>
-          <wp:inline distT="0" distB="0" distL="0" distR="0" wp14:anchorId="1422DB50" wp14:editId="18443C2B">
-            <wp:extent cx="5852160" cy="3248978"/>
-            <wp:effectExtent l="0" t="0" r="0" b="0"/>
-            <wp:docPr id="2" name="Picture 2"/>
-            <wp:cNvGraphicFramePr>
-              <a:graphicFrameLocks xmlns:a="http://schemas.openxmlformats.org/drawingml/2006/main" noChangeAspect="1"/>
-            </wp:cNvGraphicFramePr>
-            <a:graphic xmlns:a="http://schemas.openxmlformats.org/drawingml/2006/main">
-              <a:graphicData uri="http://schemas.openxmlformats.org/drawingml/2006/picture">
-                <pic:pic xmlns:pic="http://schemas.openxmlformats.org/drawingml/2006/picture">
-                  <pic:nvPicPr>
-                    <pic:cNvPr id="0" name="all_systems_average_survival.png"/>
                     <pic:cNvPicPr/>
                   </pic:nvPicPr>
                   <pic:blipFill>
@@ -7680,28 +8369,18 @@
         <w:pStyle w:val="FigureCaption"/>
         <w:jc w:val="both"/>
       </w:pPr>
-      <w:bookmarkStart w:id="40" w:name="_Toc239305025"/>
-      <w:bookmarkStart w:id="41" w:name="_Toc239305093"/>
+      <w:bookmarkStart w:id="40" w:name="_Toc239305024"/>
+      <w:bookmarkStart w:id="41" w:name="_Toc239305092"/>
       <w:r>
         <w:t xml:space="preserve">Figure </w:t>
       </w:r>
-      <w:r>
-        <w:fldChar w:fldCharType="begin"/>
-      </w:r>
-      <w:r>
-        <w:instrText xml:space="preserve"> SEQ Figure \* ARABIC </w:instrText>
-      </w:r>
-      <w:r>
-        <w:fldChar w:fldCharType="separate"/>
-      </w:r>
-      <w:r>
-        <w:t>2</w:t>
-      </w:r>
-      <w:r>
-        <w:fldChar w:fldCharType="end"/>
-      </w:r>
-      <w:r>
-        <w:t>. Average survival time by difficulty system and simulated player profile.</w:t>
+      <w:fldSimple w:instr=" SEQ Figure \* ARABIC ">
+        <w:r>
+          <w:t>1</w:t>
+        </w:r>
+      </w:fldSimple>
+      <w:r>
+        <w:t>. Death rate by difficulty system and simulated player profile.</w:t>
       </w:r>
       <w:bookmarkEnd w:id="40"/>
       <w:bookmarkEnd w:id="41"/>
@@ -7711,22 +8390,137 @@
         <w:jc w:val="both"/>
       </w:pPr>
       <w:r>
-        <w:t>Average survival</w:t>
-      </w:r>
-      <w:r>
-        <w:t xml:space="preserve"> broadly reflects the death-rate pattern. RL produced 57.36 seconds for the intermediate profile and 57.10 seconds for the improving profile, while beginner survival remained lower at 46.80 seconds. Skilled and inconsistent RL survival averaged 52.55 and 48.95 seconds respectively. Because successful runs are capped at 60 seconds, survival time is interpreted as supporting evidence rather than as an unbounded performance measure.</w:t>
+        <w:t>The death-rate results show a mixed but substantial effect for RL. The RL controller reduced beginner failure from 73.33% under static difficulty and 70.00% under rule-based DDA to 50.00%. For the intermediate profile, RL produced 13.33% deaths compared with 36.67% under both baselines. The improving profile also fell to 23.33%, compared with 56.67% static and 46.67% rule-based.</w:t>
       </w:r>
     </w:p>
     <w:p>
       <w:pPr>
+        <w:jc w:val="both"/>
+      </w:pPr>
+      <w:r>
+        <w:lastRenderedPageBreak/>
+        <w:t>The result was not uniformly favourable. The skilled profile had a lower death rate under static difficulty (16.67%) than under RL (26.67%), while the inconsistent profile performed best under the rule-based controller (23.33%) and reached 43.33% under RL. These results immediately show why DDA effectiveness cannot be judged from one profile alone.</w:t>
+      </w:r>
+    </w:p>
+    <w:p>
+      <w:pPr>
+        <w:jc w:val="both"/>
+      </w:pPr>
+      <w:r>
+        <w:rPr>
+          <w:noProof/>
+        </w:rPr>
+        <w:drawing>
+          <wp:inline distT="0" distB="0" distL="0" distR="0" wp14:anchorId="1422DB50" wp14:editId="18443C2B">
+            <wp:extent cx="5852160" cy="3248978"/>
+            <wp:effectExtent l="0" t="0" r="0" b="0"/>
+            <wp:docPr id="2" name="Picture 2"/>
+            <wp:cNvGraphicFramePr>
+              <a:graphicFrameLocks xmlns:a="http://schemas.openxmlformats.org/drawingml/2006/main" noChangeAspect="1"/>
+            </wp:cNvGraphicFramePr>
+            <a:graphic xmlns:a="http://schemas.openxmlformats.org/drawingml/2006/main">
+              <a:graphicData uri="http://schemas.openxmlformats.org/drawingml/2006/picture">
+                <pic:pic xmlns:pic="http://schemas.openxmlformats.org/drawingml/2006/picture">
+                  <pic:nvPicPr>
+                    <pic:cNvPr id="0" name="all_systems_average_survival.png"/>
+                    <pic:cNvPicPr/>
+                  </pic:nvPicPr>
+                  <pic:blipFill>
+                    <a:blip r:embed="rId10"/>
+                    <a:stretch>
+                      <a:fillRect/>
+                    </a:stretch>
+                  </pic:blipFill>
+                  <pic:spPr>
+                    <a:xfrm>
+                      <a:off x="0" y="0"/>
+                      <a:ext cx="5852160" cy="3248978"/>
+                    </a:xfrm>
+                    <a:prstGeom prst="rect">
+                      <a:avLst/>
+                    </a:prstGeom>
+                  </pic:spPr>
+                </pic:pic>
+              </a:graphicData>
+            </a:graphic>
+          </wp:inline>
+        </w:drawing>
+      </w:r>
+    </w:p>
+    <w:p>
+      <w:pPr>
+        <w:pStyle w:val="FigureCaption"/>
+        <w:jc w:val="both"/>
+      </w:pPr>
+      <w:bookmarkStart w:id="42" w:name="_Toc239305025"/>
+      <w:bookmarkStart w:id="43" w:name="_Toc239305093"/>
+      <w:r>
+        <w:t xml:space="preserve">Figure </w:t>
+      </w:r>
+      <w:fldSimple w:instr=" SEQ Figure \* ARABIC ">
+        <w:r>
+          <w:t>2</w:t>
+        </w:r>
+      </w:fldSimple>
+      <w:r>
+        <w:t>. Average survival time by difficulty system and simulated player profile.</w:t>
+      </w:r>
+      <w:bookmarkEnd w:id="42"/>
+      <w:bookmarkEnd w:id="43"/>
+    </w:p>
+    <w:p>
+      <w:pPr>
+        <w:jc w:val="both"/>
+      </w:pPr>
+      <w:r>
+        <w:t>Average survival</w:t>
+      </w:r>
+      <w:r>
+        <w:t xml:space="preserve"> broadly reflects the death-rate pattern. RL produced 57.36 seconds for the intermediate profile and 57.10 seconds for the improving profile, while beginner survival remained lower at 46.80 seconds. Skilled and inconsistent RL survival averaged 52.55 and 48.95 seconds respectively. Because successful runs are capped at 60 seconds, survival time is interpreted as supporting evidence rather than as an unbounded performance measure.</w:t>
+      </w:r>
+    </w:p>
+    <w:p>
+      <w:pPr>
         <w:pStyle w:val="Heading2"/>
         <w:jc w:val="both"/>
       </w:pPr>
-      <w:bookmarkStart w:id="42" w:name="_Toc239303746"/>
+      <w:bookmarkStart w:id="44" w:name="_Toc239352921"/>
       <w:r>
         <w:t>4.2 Target Balance Range</w:t>
       </w:r>
-      <w:bookmarkEnd w:id="42"/>
+      <w:bookmarkEnd w:id="44"/>
+    </w:p>
+    <w:p>
+      <w:pPr>
+        <w:pStyle w:val="Caption"/>
+        <w:keepNext/>
+      </w:pPr>
+      <w:bookmarkStart w:id="45" w:name="_Toc239353134"/>
+      <w:r>
+        <w:t xml:space="preserve">Table </w:t>
+      </w:r>
+      <w:r>
+        <w:fldChar w:fldCharType="begin"/>
+      </w:r>
+      <w:r>
+        <w:instrText xml:space="preserve"> SEQ Table \* ARABIC </w:instrText>
+      </w:r>
+      <w:r>
+        <w:fldChar w:fldCharType="separate"/>
+      </w:r>
+      <w:r>
+        <w:rPr>
+          <w:noProof/>
+        </w:rPr>
+        <w:t>3</w:t>
+      </w:r>
+      <w:r>
+        <w:fldChar w:fldCharType="end"/>
+      </w:r>
+      <w:r>
+        <w:t>. Adaptive-system target-rang and difficulty behaviour.</w:t>
+      </w:r>
+      <w:bookmarkEnd w:id="45"/>
     </w:p>
     <w:tbl>
       <w:tblPr>
@@ -8339,12 +9133,8 @@
     </w:tbl>
     <w:p>
       <w:pPr>
-        <w:pStyle w:val="FigureCaption"/>
         <w:jc w:val="both"/>
       </w:pPr>
-      <w:r>
-        <w:t>Table 3. Adaptive-system target-range and difficulty behaviour.</w:t>
-      </w:r>
     </w:p>
     <w:p>
       <w:pPr>
@@ -8371,7 +9161,7 @@
                     <pic:cNvPicPr/>
                   </pic:nvPicPr>
                   <pic:blipFill>
-                    <a:blip r:embed="rId10"/>
+                    <a:blip r:embed="rId11"/>
                     <a:stretch>
                       <a:fillRect/>
                     </a:stretch>
@@ -8397,31 +9187,21 @@
         <w:pStyle w:val="FigureCaption"/>
         <w:jc w:val="both"/>
       </w:pPr>
-      <w:bookmarkStart w:id="43" w:name="_Toc239305026"/>
-      <w:bookmarkStart w:id="44" w:name="_Toc239305094"/>
+      <w:bookmarkStart w:id="46" w:name="_Toc239305026"/>
+      <w:bookmarkStart w:id="47" w:name="_Toc239305094"/>
       <w:r>
         <w:t xml:space="preserve">Figure </w:t>
       </w:r>
-      <w:r>
-        <w:fldChar w:fldCharType="begin"/>
-      </w:r>
-      <w:r>
-        <w:instrText xml:space="preserve"> SEQ Figure \* ARABIC </w:instrText>
-      </w:r>
-      <w:r>
-        <w:fldChar w:fldCharType="separate"/>
-      </w:r>
-      <w:r>
-        <w:t>3</w:t>
-      </w:r>
-      <w:r>
-        <w:fldChar w:fldCharType="end"/>
-      </w:r>
+      <w:fldSimple w:instr=" SEQ Figure \* ARABIC ">
+        <w:r>
+          <w:t>3</w:t>
+        </w:r>
+      </w:fldSimple>
       <w:r>
         <w:t>. Mean time spent within the target balance range for rule-based and RL-based DDA.</w:t>
       </w:r>
-      <w:bookmarkEnd w:id="43"/>
-      <w:bookmarkEnd w:id="44"/>
+      <w:bookmarkEnd w:id="46"/>
+      <w:bookmarkEnd w:id="47"/>
     </w:p>
     <w:p>
       <w:pPr>
@@ -8464,7 +9244,7 @@
                     <pic:cNvPicPr/>
                   </pic:nvPicPr>
                   <pic:blipFill>
-                    <a:blip r:embed="rId11"/>
+                    <a:blip r:embed="rId12"/>
                     <a:stretch>
                       <a:fillRect/>
                     </a:stretch>
@@ -8490,31 +9270,21 @@
         <w:pStyle w:val="FigureCaption"/>
         <w:jc w:val="both"/>
       </w:pPr>
-      <w:bookmarkStart w:id="45" w:name="_Toc239305027"/>
-      <w:bookmarkStart w:id="46" w:name="_Toc239305095"/>
+      <w:bookmarkStart w:id="48" w:name="_Toc239305027"/>
+      <w:bookmarkStart w:id="49" w:name="_Toc239305095"/>
       <w:r>
         <w:t xml:space="preserve">Figure </w:t>
       </w:r>
-      <w:r>
-        <w:fldChar w:fldCharType="begin"/>
-      </w:r>
-      <w:r>
-        <w:instrText xml:space="preserve"> SEQ Figure \* ARABIC </w:instrText>
-      </w:r>
-      <w:r>
-        <w:fldChar w:fldCharType="separate"/>
-      </w:r>
-      <w:r>
-        <w:t>4</w:t>
-      </w:r>
-      <w:r>
-        <w:fldChar w:fldCharType="end"/>
-      </w:r>
+      <w:fldSimple w:instr=" SEQ Figure \* ARABIC ">
+        <w:r>
+          <w:t>4</w:t>
+        </w:r>
+      </w:fldSimple>
       <w:r>
         <w:t>. Distribution of target-range occupancy for rule-based and RL-based DDA.</w:t>
       </w:r>
-      <w:bookmarkEnd w:id="45"/>
-      <w:bookmarkEnd w:id="46"/>
+      <w:bookmarkEnd w:id="48"/>
+      <w:bookmarkEnd w:id="49"/>
     </w:p>
     <w:p>
       <w:pPr>
@@ -8529,11 +9299,11 @@
         <w:pStyle w:val="Heading2"/>
         <w:jc w:val="both"/>
       </w:pPr>
-      <w:bookmarkStart w:id="47" w:name="_Toc239303747"/>
+      <w:bookmarkStart w:id="50" w:name="_Toc239352922"/>
       <w:r>
         <w:t>4.3 Difficulty Level and Adaptation Behaviour</w:t>
       </w:r>
-      <w:bookmarkEnd w:id="47"/>
+      <w:bookmarkEnd w:id="50"/>
     </w:p>
     <w:p>
       <w:pPr>
@@ -8556,91 +9326,6 @@
                 <pic:pic xmlns:pic="http://schemas.openxmlformats.org/drawingml/2006/picture">
                   <pic:nvPicPr>
                     <pic:cNvPr id="0" name="all_systems_average_difficulty.png"/>
-                    <pic:cNvPicPr/>
-                  </pic:nvPicPr>
-                  <pic:blipFill>
-                    <a:blip r:embed="rId12"/>
-                    <a:stretch>
-                      <a:fillRect/>
-                    </a:stretch>
-                  </pic:blipFill>
-                  <pic:spPr>
-                    <a:xfrm>
-                      <a:off x="0" y="0"/>
-                      <a:ext cx="5852160" cy="3248978"/>
-                    </a:xfrm>
-                    <a:prstGeom prst="rect">
-                      <a:avLst/>
-                    </a:prstGeom>
-                  </pic:spPr>
-                </pic:pic>
-              </a:graphicData>
-            </a:graphic>
-          </wp:inline>
-        </w:drawing>
-      </w:r>
-    </w:p>
-    <w:p>
-      <w:pPr>
-        <w:pStyle w:val="FigureCaption"/>
-        <w:jc w:val="both"/>
-      </w:pPr>
-      <w:bookmarkStart w:id="48" w:name="_Toc239305028"/>
-      <w:bookmarkStart w:id="49" w:name="_Toc239305096"/>
-      <w:r>
-        <w:t xml:space="preserve">Figure </w:t>
-      </w:r>
-      <w:r>
-        <w:fldChar w:fldCharType="begin"/>
-      </w:r>
-      <w:r>
-        <w:instrText xml:space="preserve"> SEQ Figure \* ARABIC </w:instrText>
-      </w:r>
-      <w:r>
-        <w:fldChar w:fldCharType="separate"/>
-      </w:r>
-      <w:r>
-        <w:t>5</w:t>
-      </w:r>
-      <w:r>
-        <w:fldChar w:fldCharType="end"/>
-      </w:r>
-      <w:r>
-        <w:t>. Average difficulty by system and simulated player profile.</w:t>
-      </w:r>
-      <w:bookmarkEnd w:id="48"/>
-      <w:bookmarkEnd w:id="49"/>
-    </w:p>
-    <w:p>
-      <w:pPr>
-        <w:jc w:val="both"/>
-      </w:pPr>
-      <w:r>
-        <w:lastRenderedPageBreak/>
-        <w:t>The RL policy operated at a lower average difficulty than the static and rule-based systems across every profile. Episode-average difficulty ranged from 3.52 for intermediate to 4.10 for inconsistent. This lower mean does not imply that the policy simply selected one easy fixed setting, because its within-episode range and change frequency show substantial movement across the scale.</w:t>
-      </w:r>
-    </w:p>
-    <w:p>
-      <w:pPr>
-        <w:jc w:val="both"/>
-      </w:pPr>
-      <w:r>
-        <w:rPr>
-          <w:noProof/>
-        </w:rPr>
-        <w:drawing>
-          <wp:inline distT="0" distB="0" distL="0" distR="0" wp14:anchorId="17AFE478" wp14:editId="51DC7C8D">
-            <wp:extent cx="5852160" cy="3248978"/>
-            <wp:effectExtent l="0" t="0" r="0" b="0"/>
-            <wp:docPr id="6" name="Picture 6"/>
-            <wp:cNvGraphicFramePr>
-              <a:graphicFrameLocks xmlns:a="http://schemas.openxmlformats.org/drawingml/2006/main" noChangeAspect="1"/>
-            </wp:cNvGraphicFramePr>
-            <a:graphic xmlns:a="http://schemas.openxmlformats.org/drawingml/2006/main">
-              <a:graphicData uri="http://schemas.openxmlformats.org/drawingml/2006/picture">
-                <pic:pic xmlns:pic="http://schemas.openxmlformats.org/drawingml/2006/picture">
-                  <pic:nvPicPr>
-                    <pic:cNvPr id="0" name="all_systems_difficulty_changes.png"/>
                     <pic:cNvPicPr/>
                   </pic:nvPicPr>
                   <pic:blipFill>
@@ -8670,38 +9355,29 @@
         <w:pStyle w:val="FigureCaption"/>
         <w:jc w:val="both"/>
       </w:pPr>
-      <w:bookmarkStart w:id="50" w:name="_Toc239305029"/>
-      <w:bookmarkStart w:id="51" w:name="_Toc239305097"/>
+      <w:bookmarkStart w:id="51" w:name="_Toc239305028"/>
+      <w:bookmarkStart w:id="52" w:name="_Toc239305096"/>
       <w:r>
         <w:t xml:space="preserve">Figure </w:t>
       </w:r>
-      <w:r>
-        <w:fldChar w:fldCharType="begin"/>
-      </w:r>
-      <w:r>
-        <w:instrText xml:space="preserve"> SEQ Figure \* ARABIC </w:instrText>
-      </w:r>
-      <w:r>
-        <w:fldChar w:fldCharType="separate"/>
-      </w:r>
-      <w:r>
-        <w:t>6</w:t>
-      </w:r>
-      <w:r>
-        <w:fldChar w:fldCharType="end"/>
-      </w:r>
-      <w:r>
-        <w:t>. Average number of difficulty changes by system and simulated player profile.</w:t>
-      </w:r>
-      <w:bookmarkEnd w:id="50"/>
+      <w:fldSimple w:instr=" SEQ Figure \* ARABIC ">
+        <w:r>
+          <w:t>5</w:t>
+        </w:r>
+      </w:fldSimple>
+      <w:r>
+        <w:t>. Average difficulty by system and simulated player profile.</w:t>
+      </w:r>
       <w:bookmarkEnd w:id="51"/>
+      <w:bookmarkEnd w:id="52"/>
     </w:p>
     <w:p>
       <w:pPr>
         <w:jc w:val="both"/>
       </w:pPr>
       <w:r>
-        <w:t>Rule-based DDA changed difficulty approximately three times per episode, whereas RL changed difficulty between 12.17 and 13.93 times on average depending on the profile. Static difficulty produced zero changes by design. The RL policy was therefore much more reactive, but reactivity alone is not treated as a quality measure; it must be considered alongside target occupancy and failure.</w:t>
+        <w:lastRenderedPageBreak/>
+        <w:t>The RL policy operated at a lower average difficulty than the static and rule-based systems across every profile. Episode-average difficulty ranged from 3.52 for intermediate to 4.10 for inconsistent. This lower mean does not imply that the policy simply selected one easy fixed setting, because its within-episode range and change frequency show substantial movement across the scale.</w:t>
       </w:r>
     </w:p>
     <w:p>
@@ -8712,12 +9388,11 @@
         <w:rPr>
           <w:noProof/>
         </w:rPr>
-        <w:lastRenderedPageBreak/>
         <w:drawing>
-          <wp:inline distT="0" distB="0" distL="0" distR="0" wp14:anchorId="12A30677" wp14:editId="133BC386">
+          <wp:inline distT="0" distB="0" distL="0" distR="0" wp14:anchorId="17AFE478" wp14:editId="51DC7C8D">
             <wp:extent cx="5852160" cy="3248978"/>
             <wp:effectExtent l="0" t="0" r="0" b="0"/>
-            <wp:docPr id="7" name="Picture 7"/>
+            <wp:docPr id="6" name="Picture 6"/>
             <wp:cNvGraphicFramePr>
               <a:graphicFrameLocks xmlns:a="http://schemas.openxmlformats.org/drawingml/2006/main" noChangeAspect="1"/>
             </wp:cNvGraphicFramePr>
@@ -8725,7 +9400,7 @@
               <a:graphicData uri="http://schemas.openxmlformats.org/drawingml/2006/picture">
                 <pic:pic xmlns:pic="http://schemas.openxmlformats.org/drawingml/2006/picture">
                   <pic:nvPicPr>
-                    <pic:cNvPr id="0" name="rl_difficulty_range_by_profile.png"/>
+                    <pic:cNvPr id="0" name="all_systems_difficulty_changes.png"/>
                     <pic:cNvPicPr/>
                   </pic:nvPicPr>
                   <pic:blipFill>
@@ -8755,49 +9430,20 @@
         <w:pStyle w:val="FigureCaption"/>
         <w:jc w:val="both"/>
       </w:pPr>
-      <w:bookmarkStart w:id="52" w:name="_Toc239305030"/>
-      <w:bookmarkStart w:id="53" w:name="_Toc239305098"/>
+      <w:bookmarkStart w:id="53" w:name="_Toc239305029"/>
+      <w:bookmarkStart w:id="54" w:name="_Toc239305097"/>
       <w:r>
         <w:t xml:space="preserve">Figure </w:t>
       </w:r>
-      <w:r>
-        <w:fldChar w:fldCharType="begin"/>
-      </w:r>
-      <w:r>
-        <w:instrText xml:space="preserve"> SEQ Figure \* ARABIC </w:instrText>
-      </w:r>
-      <w:r>
-        <w:fldChar w:fldCharType="separate"/>
-      </w:r>
-      <w:r>
-        <w:t>7</w:t>
-      </w:r>
-      <w:r>
-        <w:fldChar w:fldCharType="end"/>
-      </w:r>
-      <w:r>
-        <w:t>. Mean minimum, episode-average and mean maximum difficulty reached by the RL controller.</w:t>
-      </w:r>
-      <w:bookmarkEnd w:id="52"/>
+      <w:fldSimple w:instr=" SEQ Figure \* ARABIC ">
+        <w:r>
+          <w:t>6</w:t>
+        </w:r>
+      </w:fldSimple>
+      <w:r>
+        <w:t>. Average number of difficulty changes by system and simulated player profile.</w:t>
+      </w:r>
       <w:bookmarkEnd w:id="53"/>
-    </w:p>
-    <w:p>
-      <w:pPr>
-        <w:jc w:val="both"/>
-      </w:pPr>
-      <w:r>
-        <w:t>The range analysis confirms that RL did not behave like a static difficulty around level 3-4. Mean minimum difficulty was approximately 1.1-1.7 across profiles, while mean maximum difficulty was approximately 6.2-6.8. This demonstrates repeated movement through a substantial part of the 0-10 scale, consistent with the sequential-adjustment view of DDA used by Climent et al. (2024).</w:t>
-      </w:r>
-    </w:p>
-    <w:p>
-      <w:pPr>
-        <w:pStyle w:val="Heading2"/>
-        <w:jc w:val="both"/>
-      </w:pPr>
-      <w:bookmarkStart w:id="54" w:name="_Toc239303748"/>
-      <w:r>
-        <w:t>4.4 Improving Profile</w:t>
-      </w:r>
       <w:bookmarkEnd w:id="54"/>
     </w:p>
     <w:p>
@@ -8805,14 +9451,23 @@
         <w:jc w:val="both"/>
       </w:pPr>
       <w:r>
+        <w:t>Rule-based DDA changed difficulty approximately three times per episode, whereas RL changed difficulty between 12.17 and 13.93 times on average depending on the profile. Static difficulty produced zero changes by design. The RL policy was therefore much more reactive, but reactivity alone is not treated as a quality measure; it must be considered alongside target occupancy and failure.</w:t>
+      </w:r>
+    </w:p>
+    <w:p>
+      <w:pPr>
+        <w:jc w:val="both"/>
+      </w:pPr>
+      <w:r>
         <w:rPr>
           <w:noProof/>
         </w:rPr>
+        <w:lastRenderedPageBreak/>
         <w:drawing>
-          <wp:inline distT="0" distB="0" distL="0" distR="0" wp14:anchorId="76C8994F" wp14:editId="08AE5D4B">
+          <wp:inline distT="0" distB="0" distL="0" distR="0" wp14:anchorId="12A30677" wp14:editId="133BC386">
             <wp:extent cx="5852160" cy="3248978"/>
             <wp:effectExtent l="0" t="0" r="0" b="0"/>
-            <wp:docPr id="8" name="Picture 8"/>
+            <wp:docPr id="7" name="Picture 7"/>
             <wp:cNvGraphicFramePr>
               <a:graphicFrameLocks xmlns:a="http://schemas.openxmlformats.org/drawingml/2006/main" noChangeAspect="1"/>
             </wp:cNvGraphicFramePr>
@@ -8820,7 +9475,7 @@
               <a:graphicData uri="http://schemas.openxmlformats.org/drawingml/2006/picture">
                 <pic:pic xmlns:pic="http://schemas.openxmlformats.org/drawingml/2006/picture">
                   <pic:nvPicPr>
-                    <pic:cNvPr id="0" name="improving_profile_survival_trend.png"/>
+                    <pic:cNvPr id="0" name="rl_difficulty_range_by_profile.png"/>
                     <pic:cNvPicPr/>
                   </pic:nvPicPr>
                   <pic:blipFill>
@@ -8850,29 +9505,18 @@
         <w:pStyle w:val="FigureCaption"/>
         <w:jc w:val="both"/>
       </w:pPr>
-      <w:bookmarkStart w:id="55" w:name="_Toc239305031"/>
-      <w:bookmarkStart w:id="56" w:name="_Toc239305099"/>
-      <w:r>
-        <w:lastRenderedPageBreak/>
+      <w:bookmarkStart w:id="55" w:name="_Toc239305030"/>
+      <w:bookmarkStart w:id="56" w:name="_Toc239305098"/>
+      <w:r>
         <w:t xml:space="preserve">Figure </w:t>
       </w:r>
-      <w:r>
-        <w:fldChar w:fldCharType="begin"/>
-      </w:r>
-      <w:r>
-        <w:instrText xml:space="preserve"> SEQ Figure \* ARABIC </w:instrText>
-      </w:r>
-      <w:r>
-        <w:fldChar w:fldCharType="separate"/>
-      </w:r>
-      <w:r>
-        <w:t>8</w:t>
-      </w:r>
-      <w:r>
-        <w:fldChar w:fldCharType="end"/>
-      </w:r>
-      <w:r>
-        <w:t>. Five-run rolling survival trend for the improving simulated player profile.</w:t>
+      <w:fldSimple w:instr=" SEQ Figure \* ARABIC ">
+        <w:r>
+          <w:t>7</w:t>
+        </w:r>
+      </w:fldSimple>
+      <w:r>
+        <w:t>. Mean minimum, episode-average and mean maximum difficulty reached by the RL controller.</w:t>
       </w:r>
       <w:bookmarkEnd w:id="55"/>
       <w:bookmarkEnd w:id="56"/>
@@ -8882,16 +9526,19 @@
         <w:jc w:val="both"/>
       </w:pPr>
       <w:r>
-        <w:t>The improving profile shows that all three systems approach long survival times as the underlying player behaviour becomes stronger. RL begins with relatively high survival, dips during the middle portion of the progression, and later returns to near-maximum survival. The response is therefore not monotonic and does not show a simple 'player improves, difficulty rises proportionally' pattern.</w:t>
+        <w:t>The range analysis confirms that RL did not behave like a static difficulty around level 3-4. Mean minimum difficulty was approximately 1.1-1.7 across profiles, while mean maximum difficulty was approximately 6.2-6.8. This demonstrates repeated movement through a substantial part of the 0-10 scale, consistent with the sequential-adjustment view of DDA used by Climent et al. (2024).</w:t>
       </w:r>
     </w:p>
     <w:p>
       <w:pPr>
+        <w:pStyle w:val="Heading2"/>
         <w:jc w:val="both"/>
       </w:pPr>
-      <w:r>
-        <w:t>This is important for H2. RL clearly reacts throughout the sequence, but the evidence does not show that its adaptation tracks improvement more cleanly than the rule-based system. The improving profile instead illustrates both the flexibility and variability of stochastic policy control.</w:t>
-      </w:r>
+      <w:bookmarkStart w:id="57" w:name="_Toc239352923"/>
+      <w:r>
+        <w:t>4.4 Improving Profile</w:t>
+      </w:r>
+      <w:bookmarkEnd w:id="57"/>
     </w:p>
     <w:p>
       <w:pPr>
@@ -8902,10 +9549,10 @@
           <w:noProof/>
         </w:rPr>
         <w:drawing>
-          <wp:inline distT="0" distB="0" distL="0" distR="0" wp14:anchorId="243DC7CF" wp14:editId="71272790">
+          <wp:inline distT="0" distB="0" distL="0" distR="0" wp14:anchorId="76C8994F" wp14:editId="08AE5D4B">
             <wp:extent cx="5852160" cy="3248978"/>
             <wp:effectExtent l="0" t="0" r="0" b="0"/>
-            <wp:docPr id="9" name="Picture 9"/>
+            <wp:docPr id="8" name="Picture 8"/>
             <wp:cNvGraphicFramePr>
               <a:graphicFrameLocks xmlns:a="http://schemas.openxmlformats.org/drawingml/2006/main" noChangeAspect="1"/>
             </wp:cNvGraphicFramePr>
@@ -8913,7 +9560,7 @@
               <a:graphicData uri="http://schemas.openxmlformats.org/drawingml/2006/picture">
                 <pic:pic xmlns:pic="http://schemas.openxmlformats.org/drawingml/2006/picture">
                   <pic:nvPicPr>
-                    <pic:cNvPr id="0" name="distance_from_50_death_rate.png"/>
+                    <pic:cNvPr id="0" name="improving_profile_survival_trend.png"/>
                     <pic:cNvPicPr/>
                   </pic:nvPicPr>
                   <pic:blipFill>
@@ -8943,50 +9590,123 @@
         <w:pStyle w:val="FigureCaption"/>
         <w:jc w:val="both"/>
       </w:pPr>
-      <w:bookmarkStart w:id="57" w:name="_Toc239305032"/>
-      <w:bookmarkStart w:id="58" w:name="_Toc239305100"/>
-      <w:r>
+      <w:bookmarkStart w:id="58" w:name="_Toc239305031"/>
+      <w:bookmarkStart w:id="59" w:name="_Toc239305099"/>
+      <w:r>
+        <w:lastRenderedPageBreak/>
         <w:t xml:space="preserve">Figure </w:t>
       </w:r>
-      <w:r>
-        <w:fldChar w:fldCharType="begin"/>
-      </w:r>
-      <w:r>
-        <w:instrText xml:space="preserve"> SEQ Figure \* ARABIC </w:instrText>
-      </w:r>
-      <w:r>
-        <w:fldChar w:fldCharType="separate"/>
-      </w:r>
-      <w:r>
-        <w:t>9</w:t>
-      </w:r>
-      <w:r>
-        <w:fldChar w:fldCharType="end"/>
-      </w:r>
-      <w:r>
-        <w:t>. Absolute distance from a 50% failure-rate reference.</w:t>
-      </w:r>
-      <w:bookmarkEnd w:id="57"/>
+      <w:fldSimple w:instr=" SEQ Figure \* ARABIC ">
+        <w:r>
+          <w:t>8</w:t>
+        </w:r>
+      </w:fldSimple>
+      <w:r>
+        <w:t>. Five-run rolling survival trend for the improving simulated player profile.</w:t>
+      </w:r>
       <w:bookmarkEnd w:id="58"/>
+      <w:bookmarkEnd w:id="59"/>
     </w:p>
     <w:p>
       <w:pPr>
         <w:jc w:val="both"/>
       </w:pPr>
       <w:r>
-        <w:t>Climent et al. (2024) use an approximately balanced win/loss ratio as one outcome for DDA, so a 50% failure reference was included as a supplementary comparison. The present systems do not show one universal winner. RL is exactly at 50% for the beginner profile and relatively close for inconsistent, but it is much further from 50% for intermediate and improving. Rule-based DDA is closest for skilled and improving. This reinforces the decision not to equate 'lower death rate' with 'better balance' automatically.</w:t>
+        <w:t>The improving profile shows that all three systems approach long survival times as the underlying player behaviour becomes stronger. RL begins with relatively high survival, dips during the middle portion of the progression, and later returns to near-maximum survival. The response is therefore not monotonic and does not show a simple 'player improves, difficulty rises proportionally' pattern.</w:t>
       </w:r>
     </w:p>
     <w:p>
       <w:pPr>
+        <w:jc w:val="both"/>
+      </w:pPr>
+      <w:r>
+        <w:t>This is important for H2. RL clearly reacts throughout the sequence, but the evidence does not show that its adaptation tracks improvement more cleanly than the rule-based system. The improving profile instead illustrates both the flexibility and variability of stochastic policy control.</w:t>
+      </w:r>
+    </w:p>
+    <w:p>
+      <w:pPr>
+        <w:jc w:val="both"/>
+      </w:pPr>
+      <w:r>
+        <w:rPr>
+          <w:noProof/>
+        </w:rPr>
+        <w:drawing>
+          <wp:inline distT="0" distB="0" distL="0" distR="0" wp14:anchorId="243DC7CF" wp14:editId="71272790">
+            <wp:extent cx="5852160" cy="3248978"/>
+            <wp:effectExtent l="0" t="0" r="0" b="0"/>
+            <wp:docPr id="9" name="Picture 9"/>
+            <wp:cNvGraphicFramePr>
+              <a:graphicFrameLocks xmlns:a="http://schemas.openxmlformats.org/drawingml/2006/main" noChangeAspect="1"/>
+            </wp:cNvGraphicFramePr>
+            <a:graphic xmlns:a="http://schemas.openxmlformats.org/drawingml/2006/main">
+              <a:graphicData uri="http://schemas.openxmlformats.org/drawingml/2006/picture">
+                <pic:pic xmlns:pic="http://schemas.openxmlformats.org/drawingml/2006/picture">
+                  <pic:nvPicPr>
+                    <pic:cNvPr id="0" name="distance_from_50_death_rate.png"/>
+                    <pic:cNvPicPr/>
+                  </pic:nvPicPr>
+                  <pic:blipFill>
+                    <a:blip r:embed="rId17"/>
+                    <a:stretch>
+                      <a:fillRect/>
+                    </a:stretch>
+                  </pic:blipFill>
+                  <pic:spPr>
+                    <a:xfrm>
+                      <a:off x="0" y="0"/>
+                      <a:ext cx="5852160" cy="3248978"/>
+                    </a:xfrm>
+                    <a:prstGeom prst="rect">
+                      <a:avLst/>
+                    </a:prstGeom>
+                  </pic:spPr>
+                </pic:pic>
+              </a:graphicData>
+            </a:graphic>
+          </wp:inline>
+        </w:drawing>
+      </w:r>
+    </w:p>
+    <w:p>
+      <w:pPr>
+        <w:pStyle w:val="FigureCaption"/>
+        <w:jc w:val="both"/>
+      </w:pPr>
+      <w:bookmarkStart w:id="60" w:name="_Toc239305032"/>
+      <w:bookmarkStart w:id="61" w:name="_Toc239305100"/>
+      <w:r>
+        <w:t xml:space="preserve">Figure </w:t>
+      </w:r>
+      <w:fldSimple w:instr=" SEQ Figure \* ARABIC ">
+        <w:r>
+          <w:t>9</w:t>
+        </w:r>
+      </w:fldSimple>
+      <w:r>
+        <w:t>. Absolute distance from a 50% failure-rate reference.</w:t>
+      </w:r>
+      <w:bookmarkEnd w:id="60"/>
+      <w:bookmarkEnd w:id="61"/>
+    </w:p>
+    <w:p>
+      <w:pPr>
+        <w:jc w:val="both"/>
+      </w:pPr>
+      <w:r>
+        <w:t>Climent et al. (2024) use an approximately balanced win/loss ratio as one outcome for DDA, so a 50% failure reference was included as a supplementary comparison. The present systems do not show one universal winner. RL is exactly at 50% for the beginner profile and relatively close for inconsistent, but it is much further from 50% for intermediate and improving. Rule-based DDA is closest for skilled and improving. This reinforces the decision not to equate 'lower death rate' with 'better balance' automatically.</w:t>
+      </w:r>
+    </w:p>
+    <w:p>
+      <w:pPr>
         <w:pStyle w:val="Heading2"/>
         <w:jc w:val="both"/>
       </w:pPr>
-      <w:bookmarkStart w:id="59" w:name="_Toc239303749"/>
+      <w:bookmarkStart w:id="62" w:name="_Toc239352924"/>
       <w:r>
         <w:t>4.5 RL Policy Diagnostics</w:t>
       </w:r>
-      <w:bookmarkEnd w:id="59"/>
+      <w:bookmarkEnd w:id="62"/>
     </w:p>
     <w:p>
       <w:pPr>
@@ -9021,99 +9741,6 @@
                 <pic:pic xmlns:pic="http://schemas.openxmlformats.org/drawingml/2006/picture">
                   <pic:nvPicPr>
                     <pic:cNvPr id="0" name="rl_deterministic_vs_stochastic_changes.png"/>
-                    <pic:cNvPicPr/>
-                  </pic:nvPicPr>
-                  <pic:blipFill>
-                    <a:blip r:embed="rId17"/>
-                    <a:stretch>
-                      <a:fillRect/>
-                    </a:stretch>
-                  </pic:blipFill>
-                  <pic:spPr>
-                    <a:xfrm>
-                      <a:off x="0" y="0"/>
-                      <a:ext cx="5852160" cy="4177665"/>
-                    </a:xfrm>
-                    <a:prstGeom prst="rect">
-                      <a:avLst/>
-                    </a:prstGeom>
-                  </pic:spPr>
-                </pic:pic>
-              </a:graphicData>
-            </a:graphic>
-          </wp:inline>
-        </w:drawing>
-      </w:r>
-    </w:p>
-    <w:p>
-      <w:pPr>
-        <w:pStyle w:val="FigureCaption"/>
-        <w:jc w:val="both"/>
-      </w:pPr>
-      <w:bookmarkStart w:id="60" w:name="_Toc239305033"/>
-      <w:bookmarkStart w:id="61" w:name="_Toc239305101"/>
-      <w:r>
-        <w:t xml:space="preserve">Figure </w:t>
-      </w:r>
-      <w:r>
-        <w:fldChar w:fldCharType="begin"/>
-      </w:r>
-      <w:r>
-        <w:instrText xml:space="preserve"> SEQ Figure \* ARABIC </w:instrText>
-      </w:r>
-      <w:r>
-        <w:fldChar w:fldCharType="separate"/>
-      </w:r>
-      <w:r>
-        <w:t>10</w:t>
-      </w:r>
-      <w:r>
-        <w:fldChar w:fldCharType="end"/>
-      </w:r>
-      <w:r>
-        <w:t>. Average RL difficulty changes under deterministic and stochastic PPO inference.</w:t>
-      </w:r>
-      <w:bookmarkEnd w:id="60"/>
-      <w:bookmarkEnd w:id="61"/>
-    </w:p>
-    <w:p>
-      <w:pPr>
-        <w:jc w:val="both"/>
-      </w:pPr>
-      <w:r>
-        <w:t>Deterministic evaluation produced 0.00 difficulty changes per episode in the final diagnostic, whereas stochastic evaluation produced 12.92. The deterministic policy therefore remained at the starting difficulty of 5 and was not performing DDA. Stochastic inference was retained for the final experimental comparison because it preserved the sequential adjustment behaviour the PPO policy exhibited during training.</w:t>
-      </w:r>
-    </w:p>
-    <w:p>
-      <w:pPr>
-        <w:jc w:val="both"/>
-      </w:pPr>
-      <w:r>
-        <w:t>This distinction is methodologically relevant. Climent et al. (2024) emphasise that RL-DDA design must connect learned decisions to actual difficulty regulation. A policy that produces acceptable survival while never changing difficulty would fail that functional criterion even if its headline death rate looked favourable.</w:t>
-      </w:r>
-    </w:p>
-    <w:p>
-      <w:pPr>
-        <w:jc w:val="both"/>
-      </w:pPr>
-      <w:r>
-        <w:rPr>
-          <w:noProof/>
-        </w:rPr>
-        <w:lastRenderedPageBreak/>
-        <w:drawing>
-          <wp:inline distT="0" distB="0" distL="0" distR="0" wp14:anchorId="563366F9" wp14:editId="0D024D94">
-            <wp:extent cx="5852160" cy="4177665"/>
-            <wp:effectExtent l="0" t="0" r="0" b="0"/>
-            <wp:docPr id="11" name="Picture 11"/>
-            <wp:cNvGraphicFramePr>
-              <a:graphicFrameLocks xmlns:a="http://schemas.openxmlformats.org/drawingml/2006/main" noChangeAspect="1"/>
-            </wp:cNvGraphicFramePr>
-            <a:graphic xmlns:a="http://schemas.openxmlformats.org/drawingml/2006/main">
-              <a:graphicData uri="http://schemas.openxmlformats.org/drawingml/2006/picture">
-                <pic:pic xmlns:pic="http://schemas.openxmlformats.org/drawingml/2006/picture">
-                  <pic:nvPicPr>
-                    <pic:cNvPr id="0" name="rl_training_eval_reactivity.png"/>
                     <pic:cNvPicPr/>
                   </pic:nvPicPr>
                   <pic:blipFill>
@@ -9143,31 +9770,104 @@
         <w:pStyle w:val="FigureCaption"/>
         <w:jc w:val="both"/>
       </w:pPr>
-      <w:bookmarkStart w:id="62" w:name="_Toc239305034"/>
-      <w:bookmarkStart w:id="63" w:name="_Toc239305102"/>
+      <w:bookmarkStart w:id="63" w:name="_Toc239305033"/>
+      <w:bookmarkStart w:id="64" w:name="_Toc239305101"/>
       <w:r>
         <w:t xml:space="preserve">Figure </w:t>
       </w:r>
-      <w:r>
-        <w:fldChar w:fldCharType="begin"/>
-      </w:r>
-      <w:r>
-        <w:instrText xml:space="preserve"> SEQ Figure \* ARABIC </w:instrText>
-      </w:r>
-      <w:r>
-        <w:fldChar w:fldCharType="separate"/>
-      </w:r>
-      <w:r>
-        <w:t>11</w:t>
-      </w:r>
-      <w:r>
-        <w:fldChar w:fldCharType="end"/>
-      </w:r>
+      <w:fldSimple w:instr=" SEQ Figure \* ARABIC ">
+        <w:r>
+          <w:t>10</w:t>
+        </w:r>
+      </w:fldSimple>
+      <w:r>
+        <w:t>. Average RL difficulty changes under deterministic and stochastic PPO inference.</w:t>
+      </w:r>
+      <w:bookmarkEnd w:id="63"/>
+      <w:bookmarkEnd w:id="64"/>
+    </w:p>
+    <w:p>
+      <w:pPr>
+        <w:jc w:val="both"/>
+      </w:pPr>
+      <w:r>
+        <w:t>Deterministic evaluation produced 0.00 difficulty changes per episode in the final diagnostic, whereas stochastic evaluation produced 12.92. The deterministic policy therefore remained at the starting difficulty of 5 and was not performing DDA. Stochastic inference was retained for the final experimental comparison because it preserved the sequential adjustment behaviour the PPO policy exhibited during training.</w:t>
+      </w:r>
+    </w:p>
+    <w:p>
+      <w:pPr>
+        <w:jc w:val="both"/>
+      </w:pPr>
+      <w:r>
+        <w:t>This distinction is methodologically relevant. Climent et al. (2024) emphasise that RL-DDA design must connect learned decisions to actual difficulty regulation. A policy that produces acceptable survival while never changing difficulty would fail that functional criterion even if its headline death rate looked favourable.</w:t>
+      </w:r>
+    </w:p>
+    <w:p>
+      <w:pPr>
+        <w:jc w:val="both"/>
+      </w:pPr>
+      <w:r>
+        <w:rPr>
+          <w:noProof/>
+        </w:rPr>
+        <w:lastRenderedPageBreak/>
+        <w:drawing>
+          <wp:inline distT="0" distB="0" distL="0" distR="0" wp14:anchorId="563366F9" wp14:editId="0D024D94">
+            <wp:extent cx="5852160" cy="4177665"/>
+            <wp:effectExtent l="0" t="0" r="0" b="0"/>
+            <wp:docPr id="11" name="Picture 11"/>
+            <wp:cNvGraphicFramePr>
+              <a:graphicFrameLocks xmlns:a="http://schemas.openxmlformats.org/drawingml/2006/main" noChangeAspect="1"/>
+            </wp:cNvGraphicFramePr>
+            <a:graphic xmlns:a="http://schemas.openxmlformats.org/drawingml/2006/main">
+              <a:graphicData uri="http://schemas.openxmlformats.org/drawingml/2006/picture">
+                <pic:pic xmlns:pic="http://schemas.openxmlformats.org/drawingml/2006/picture">
+                  <pic:nvPicPr>
+                    <pic:cNvPr id="0" name="rl_training_eval_reactivity.png"/>
+                    <pic:cNvPicPr/>
+                  </pic:nvPicPr>
+                  <pic:blipFill>
+                    <a:blip r:embed="rId19"/>
+                    <a:stretch>
+                      <a:fillRect/>
+                    </a:stretch>
+                  </pic:blipFill>
+                  <pic:spPr>
+                    <a:xfrm>
+                      <a:off x="0" y="0"/>
+                      <a:ext cx="5852160" cy="4177665"/>
+                    </a:xfrm>
+                    <a:prstGeom prst="rect">
+                      <a:avLst/>
+                    </a:prstGeom>
+                  </pic:spPr>
+                </pic:pic>
+              </a:graphicData>
+            </a:graphic>
+          </wp:inline>
+        </w:drawing>
+      </w:r>
+    </w:p>
+    <w:p>
+      <w:pPr>
+        <w:pStyle w:val="FigureCaption"/>
+        <w:jc w:val="both"/>
+      </w:pPr>
+      <w:bookmarkStart w:id="65" w:name="_Toc239305034"/>
+      <w:bookmarkStart w:id="66" w:name="_Toc239305102"/>
+      <w:r>
+        <w:t xml:space="preserve">Figure </w:t>
+      </w:r>
+      <w:fldSimple w:instr=" SEQ Figure \* ARABIC ">
+        <w:r>
+          <w:t>11</w:t>
+        </w:r>
+      </w:fldSimple>
       <w:r>
         <w:t>. Difficulty-change frequency during PPO training and stochastic evaluation.</w:t>
       </w:r>
-      <w:bookmarkEnd w:id="62"/>
-      <w:bookmarkEnd w:id="63"/>
+      <w:bookmarkEnd w:id="65"/>
+      <w:bookmarkEnd w:id="66"/>
     </w:p>
     <w:p>
       <w:pPr>
@@ -9202,7 +9902,7 @@
                     <pic:cNvPicPr/>
                   </pic:nvPicPr>
                   <pic:blipFill>
-                    <a:blip r:embed="rId19"/>
+                    <a:blip r:embed="rId20"/>
                     <a:stretch>
                       <a:fillRect/>
                     </a:stretch>
@@ -9228,88 +9928,20 @@
         <w:pStyle w:val="FigureCaption"/>
         <w:jc w:val="both"/>
       </w:pPr>
-      <w:bookmarkStart w:id="64" w:name="_Toc239305035"/>
-      <w:bookmarkStart w:id="65" w:name="_Toc239305103"/>
+      <w:bookmarkStart w:id="67" w:name="_Toc239305035"/>
+      <w:bookmarkStart w:id="68" w:name="_Toc239305103"/>
       <w:r>
         <w:t xml:space="preserve">Figure </w:t>
       </w:r>
-      <w:r>
-        <w:fldChar w:fldCharType="begin"/>
-      </w:r>
-      <w:r>
-        <w:instrText xml:space="preserve"> SEQ Figure \* ARABIC </w:instrText>
-      </w:r>
-      <w:r>
-        <w:fldChar w:fldCharType="separate"/>
-      </w:r>
-      <w:r>
-        <w:t>12</w:t>
-      </w:r>
-      <w:r>
-        <w:fldChar w:fldCharType="end"/>
-      </w:r>
+      <w:fldSimple w:instr=" SEQ Figure \* ARABIC ">
+        <w:r>
+          <w:t>12</w:t>
+        </w:r>
+      </w:fldSimple>
       <w:r>
         <w:t>. RL failure rate by difficulty-change frequency in the final evaluation episodes.</w:t>
       </w:r>
-      <w:bookmarkEnd w:id="64"/>
-      <w:bookmarkEnd w:id="65"/>
-    </w:p>
-    <w:p>
-      <w:pPr>
-        <w:jc w:val="both"/>
-      </w:pPr>
-      <w:r>
-        <w:t>The final RL runs show a strong association between controller reactivity and outcome. Episodes with 7-12 difficulty changes had a 71.2% failure rate (n=52), whereas episodes with 13-18 changes had a 10.2% failure rate (n=98). This does not establish that additional changes directly cause survival, because difficult episodes may also terminate before the controller has time to make more adjustments. Nevertheless, it shows that the low-reactivity pattern is associated with poor outcomes and helps explain why deterministic collapse was unsuitable for final evaluation.</w:t>
-      </w:r>
-    </w:p>
-    <w:p>
-      <w:pPr>
-        <w:pStyle w:val="Heading2"/>
-        <w:jc w:val="both"/>
-      </w:pPr>
-      <w:bookmarkStart w:id="66" w:name="_Toc239303750"/>
-      <w:r>
-        <w:t>4.6 Hypothesis Evaluation</w:t>
-      </w:r>
-      <w:bookmarkEnd w:id="66"/>
-    </w:p>
-    <w:p>
-      <w:pPr>
-        <w:pStyle w:val="Heading3"/>
-        <w:jc w:val="both"/>
-      </w:pPr>
-      <w:bookmarkStart w:id="67" w:name="_Toc239303751"/>
-      <w:r>
-        <w:t>4.6.1 H1: Maintaining the Target Balanced Range</w:t>
-      </w:r>
       <w:bookmarkEnd w:id="67"/>
-    </w:p>
-    <w:p>
-      <w:pPr>
-        <w:jc w:val="both"/>
-      </w:pPr>
-      <w:r>
-        <w:t>H1 is partially supported. RL produced the lowest overall mean death rate across profiles (31.33%, compared with 45.33% static and 44.67% rule-based) and substantially improved beginner, intermediate and improving failure outcomes. It also produced slightly higher mean target-range occupancy than rule-based DDA when averaged across the five profiles (48.60% versus 47.90%).</w:t>
-      </w:r>
-    </w:p>
-    <w:p>
-      <w:pPr>
-        <w:jc w:val="both"/>
-      </w:pPr>
-      <w:r>
-        <w:t>However, the advantage was not consistent. Rule-based DDA performed better for the inconsistent profile, static difficulty produced the lowest skilled failure rate, and RL had the lowest target-range occupancy for the skilled profile. The target-range distribution also showed greater variability for several RL conditions. H1 is therefore supported as evidence of useful RL balancing behaviour, but not as evidence that RL is consistently superior to both baselines.</w:t>
-      </w:r>
-    </w:p>
-    <w:p>
-      <w:pPr>
-        <w:pStyle w:val="Heading3"/>
-        <w:jc w:val="both"/>
-      </w:pPr>
-      <w:bookmarkStart w:id="68" w:name="_Toc239303752"/>
-      <w:r>
-        <w:lastRenderedPageBreak/>
-        <w:t>4.6.2 H2: Adapting Across Player Profiles</w:t>
-      </w:r>
       <w:bookmarkEnd w:id="68"/>
     </w:p>
     <w:p>
@@ -9317,89 +9949,56 @@
         <w:jc w:val="both"/>
       </w:pPr>
       <w:r>
-        <w:t>H2 is also partially supported. RL was clearly adaptive in a behavioural sense: it changed difficulty roughly four times as often as the rule-based system and traversed a broad difficulty range for every profile. Its death-rate variation across profiles was also smaller than that of the static baseline, indicating that outcomes were less dominated by a single fixed challenge level.</w:t>
+        <w:t>The final RL runs show a strong association between controller reactivity and outcome. Episodes with 7-12 difficulty changes had a 71.2% failure rate (n=52), whereas episodes with 13-18 changes had a 10.2% failure rate (n=98). This does not establish that additional changes directly cause survival, because difficult episodes may also terminate before the controller has time to make more adjustments. Nevertheless, it shows that the low-reactivity pattern is associated with poor outcomes and helps explain why deterministic collapse was unsuitable for final evaluation.</w:t>
       </w:r>
     </w:p>
     <w:p>
       <w:pPr>
+        <w:pStyle w:val="Heading2"/>
         <w:jc w:val="both"/>
       </w:pPr>
-      <w:r>
-        <w:t>At the same time, 'more changes' did not always translate into better profile-specific balance. The inconsistent profile remained a weakness and the skilled profile spent less time in the target range under RL than under the rule-based controller. The improving profile showed active adjustment but no simple monotonic tracking of skill progression. H2 is therefore only partially supported: PPO demonstrated flexible cross-profile adaptation, but the adaptation was not consistently more effective than rule-based DDA on every measure.</w:t>
-      </w:r>
+      <w:bookmarkStart w:id="69" w:name="_Toc239352925"/>
+      <w:r>
+        <w:t>4.6 Hypothesis Evaluation</w:t>
+      </w:r>
+      <w:bookmarkEnd w:id="69"/>
     </w:p>
     <w:p>
       <w:pPr>
-        <w:pStyle w:val="Heading2"/>
+        <w:pStyle w:val="Heading3"/>
         <w:jc w:val="both"/>
       </w:pPr>
-      <w:bookmarkStart w:id="69" w:name="_Toc239303753"/>
-      <w:r>
-        <w:t xml:space="preserve">4.7 </w:t>
-      </w:r>
-      <w:bookmarkEnd w:id="69"/>
-      <w:r>
-        <w:t>Comparison with Previous Research</w:t>
-      </w:r>
-    </w:p>
-    <w:p>
-      <w:pPr>
-        <w:jc w:val="both"/>
-      </w:pPr>
-      <w:r>
-        <w:t>The results are broadly consistent with previous research showing that reinforcement learning can support dynamic difficulty adjustment, but they also show that the outcome depends strongly on the game, evaluation method and reward design. Climent et al. (2024) reported that their 2Q-table system improved the balance between wins and losses and produced personalised challenge for different players. In the present study, PPO also produced active difficulty adjustment, but it did not maintain a consistent 50% failure rate across all simulated profiles. Instead, performance varied by profile, with stronger results for beginner and improving behaviours and weaker results for skilled and inconsistent behaviours. This suggests that the general RL-DDA framework transfers to PPO, but the behaviour of the resulting controller is not identical to the tabular approach used by Climent et al. </w:t>
-      </w:r>
-    </w:p>
-    <w:p>
-      <w:pPr>
-        <w:jc w:val="both"/>
-      </w:pPr>
-      <w:r>
-        <w:t xml:space="preserve">Similar variation can be seen in other RL-DDA studies. Rahimi et al. (2023) found that their continuous RL-based DDA system outperformed rule-based methods on several player-experience and performance measures, while Oliveira and </w:t>
-      </w:r>
-      <w:proofErr w:type="spellStart"/>
-      <w:r>
-        <w:t>Chaimowicz</w:t>
-      </w:r>
-      <w:proofErr w:type="spellEnd"/>
-      <w:r>
-        <w:t xml:space="preserve"> (2023) showed that reinforcement learning could create a more balanced opponent and that regularisation improved generalisation to unseen opponents. In contrast, the PPO controller in this dissertation was not consistently better than the rule-based baseline, particularly for skilled and inconsistent profiles. This difference highlights the importance of testing RL-based DDA across several behaviour types rather than </w:t>
-      </w:r>
-      <w:r>
-        <w:t>if</w:t>
-      </w:r>
-      <w:r>
-        <w:t xml:space="preserve"> an adaptive controller will perform equally well for all players.</w:t>
-      </w:r>
-    </w:p>
-    <w:p>
-      <w:pPr>
-        <w:jc w:val="both"/>
-      </w:pPr>
-      <w:r>
-        <w:t>The inference-mode finding extends the practical deployment discussion. Stochastic PPO sampling retained adaptive behaviour, while greedy selection collapsed to a fixed action pattern. This is not a failure of the DDA framing itself, but it is a concrete example of the implementation challenges highlighted by Climent et al. (2024) and by broader RL-DDA reviews such as Zheng (2024): the learned policy, reward design and deployment rule must all be considered together.</w:t>
-      </w:r>
-    </w:p>
-    <w:p>
-      <w:pPr>
-        <w:pStyle w:val="Heading1"/>
-        <w:jc w:val="both"/>
-      </w:pPr>
-      <w:bookmarkStart w:id="70" w:name="_Toc239303754"/>
-      <w:r>
-        <w:lastRenderedPageBreak/>
-        <w:t>5. Conclusion and Future Work</w:t>
+      <w:bookmarkStart w:id="70" w:name="_Toc239352926"/>
+      <w:r>
+        <w:t>4.6.1 H1: Maintaining the Target Balanced Range</w:t>
       </w:r>
       <w:bookmarkEnd w:id="70"/>
     </w:p>
     <w:p>
       <w:pPr>
-        <w:pStyle w:val="Heading2"/>
         <w:jc w:val="both"/>
       </w:pPr>
-      <w:bookmarkStart w:id="71" w:name="_Toc239303755"/>
-      <w:r>
-        <w:t>5.1 Conclusion</w:t>
+      <w:r>
+        <w:t>H1 is partially supported. RL produced the lowest overall mean death rate across profiles (31.33%, compared with 45.33% static and 44.67% rule-based) and substantially improved beginner, intermediate and improving failure outcomes. It also produced slightly higher mean target-range occupancy than rule-based DDA when averaged across the five profiles (48.60% versus 47.90%).</w:t>
+      </w:r>
+    </w:p>
+    <w:p>
+      <w:pPr>
+        <w:jc w:val="both"/>
+      </w:pPr>
+      <w:r>
+        <w:t>However, the advantage was not consistent. Rule-based DDA performed better for the inconsistent profile, static difficulty produced the lowest skilled failure rate, and RL had the lowest target-range occupancy for the skilled profile. The target-range distribution also showed greater variability for several RL conditions. H1 is therefore supported as evidence of useful RL balancing behaviour, but not as evidence that RL is consistently superior to both baselines.</w:t>
+      </w:r>
+    </w:p>
+    <w:p>
+      <w:pPr>
+        <w:pStyle w:val="Heading3"/>
+        <w:jc w:val="both"/>
+      </w:pPr>
+      <w:bookmarkStart w:id="71" w:name="_Toc239352927"/>
+      <w:r>
+        <w:lastRenderedPageBreak/>
+        <w:t>4.6.2 H2: Adapting Across Player Profiles</w:t>
       </w:r>
       <w:bookmarkEnd w:id="71"/>
     </w:p>
@@ -9408,7 +10007,7 @@
         <w:jc w:val="both"/>
       </w:pPr>
       <w:r>
-        <w:t>This dissertation evaluated reinforcement-learning-based DDA in a Godot 2D survival prototype using controlled simulated player behaviours. The final experiment compared static difficulty, manually designed rule-based DDA and PPO-based DDA across five profiles and 450 evaluation episodes.</w:t>
+        <w:t>H2 is also partially supported. RL was clearly adaptive in a behavioural sense: it changed difficulty roughly four times as often as the rule-based system and traversed a broad difficulty range for every profile. Its death-rate variation across profiles was also smaller than that of the static baseline, indicating that outcomes were less dominated by a single fixed challenge level.</w:t>
       </w:r>
     </w:p>
     <w:p>
@@ -9416,33 +10015,20 @@
         <w:jc w:val="both"/>
       </w:pPr>
       <w:r>
-        <w:t>The RL controller demonstrated genuine dynamic behaviour under stochastic inference. It changed difficulty frequently, explored a broad range of the 0-10 scale and reduced overall death rate relative to both baselines. It produced particularly strong failure-rate results for the beginner, intermediate and improving profiles. However, it was not consistently superior: rule-based DDA performed better for inconsistent behaviour, static difficulty remained easier for the skilled profile, and target-range occupancy showed only a small overall advantage for RL with greater variability.</w:t>
+        <w:t>At the same time, 'more changes' did not always translate into better profile-specific balance. The inconsistent profile remained a weakness and the skilled profile spent less time in the target range under RL than under the rule-based controller. The improving profile showed active adjustment but no simple monotonic tracking of skill progression. H2 is therefore only partially supported: PPO demonstrated flexible cross-profile adaptation, but the adaptation was not consistently more effective than rule-based DDA on every measure.</w:t>
       </w:r>
     </w:p>
     <w:p>
       <w:pPr>
-        <w:jc w:val="both"/>
-      </w:pPr>
-      <w:r>
-        <w:t>The study therefore does not support a simple conclusion that reinforcement learning is always better than rule-based DDA. Instead, it shows that PPO can provide flexible adaptive control in Godot, but that reward formulation, inference mode and profile-specific behaviour strongly affect the outcome. This conclusion is consistent with the anchor framework of Climent et al. (2024), which treats RL-DDA design as the coordinated definition of states, actions and rewards rather than as an algorithm choice alone.</w:t>
-      </w:r>
-    </w:p>
-    <w:p>
-      <w:pPr>
-        <w:jc w:val="both"/>
-      </w:pPr>
-      <w:r>
-        <w:t>Overall, the main aim of the project was met. A working RL-based DDA system was developed in Godot and compared with static and rule-based difficulty across several simulated player profiles. The research problem was only partly solved because PPO showed useful adaptive behaviour but did not perform better than the simpler systems in every case. The results show that RL can be used for DDA, but its effectiveness depends on reward design, player behaviour and how the trained policy is used during evaluation.</w:t>
-      </w:r>
-    </w:p>
-    <w:p>
-      <w:pPr>
         <w:pStyle w:val="Heading2"/>
         <w:jc w:val="both"/>
       </w:pPr>
-      <w:bookmarkStart w:id="72" w:name="_Toc239303756"/>
-      <w:r>
-        <w:t>5.2 Limitations</w:t>
+      <w:bookmarkStart w:id="72" w:name="_Toc239352928"/>
+      <w:r>
+        <w:t xml:space="preserve">4.7 </w:t>
+      </w:r>
+      <w:r>
+        <w:t>Comparison with Previous Research</w:t>
       </w:r>
       <w:bookmarkEnd w:id="72"/>
     </w:p>
@@ -9451,7 +10037,7 @@
         <w:jc w:val="both"/>
       </w:pPr>
       <w:r>
-        <w:t>The most important limitation is the absence of human participants. Simulated profiles make controlled repeated experiments possible, but they cannot measure subjective enjoyment, frustration, fairness, boredom or flow. Results should therefore be interpreted as technical gameplay-balance evidence rather than a direct claim about player experience.</w:t>
+        <w:t>The results are broadly consistent with previous research showing that reinforcement learning can support dynamic difficulty adjustment, but they also show that the outcome depends strongly on the game, evaluation method and reward design. Climent et al. (2024) reported that their 2Q-table system improved the balance between wins and losses and produced personalised challenge for different players. In the present study, PPO also produced active difficulty adjustment, but it did not maintain a consistent 50% failure rate across all simulated profiles. Instead, performance varied by profile, with stronger results for beginner and improving behaviours and weaker results for skilled and inconsistent behaviours. This suggests that the general RL-DDA framework transfers to PPO, but the behaviour of the resulting controller is not identical to the tabular approach used by Climent et al. </w:t>
       </w:r>
     </w:p>
     <w:p>
@@ -9459,7 +10045,21 @@
         <w:jc w:val="both"/>
       </w:pPr>
       <w:r>
-        <w:t>The profiles are also simplified scripted models. Although inconsistent and improving variants increase behavioural diversity, they do not reproduce strategic learning, fatigue, risk preference or the unpredictability of real players.</w:t>
+        <w:t xml:space="preserve">Similar variation can be seen in other RL-DDA studies. Rahimi et al. (2023) found that their continuous RL-based DDA system outperformed rule-based methods on several player-experience and performance measures, while Oliveira and </w:t>
+      </w:r>
+      <w:proofErr w:type="spellStart"/>
+      <w:r>
+        <w:t>Chaimowicz</w:t>
+      </w:r>
+      <w:proofErr w:type="spellEnd"/>
+      <w:r>
+        <w:t xml:space="preserve"> (2023) showed that reinforcement learning could create a more balanced opponent and that regularisation improved generalisation to unseen opponents. In contrast, the PPO controller in this dissertation was not consistently better than the rule-based baseline, particularly for skilled and inconsistent profiles. This difference highlights the importance of testing RL-based DDA across several behaviour types rather than </w:t>
+      </w:r>
+      <w:r>
+        <w:t>if</w:t>
+      </w:r>
+      <w:r>
+        <w:t xml:space="preserve"> an adaptive controller will perform equally well for all players.</w:t>
       </w:r>
     </w:p>
     <w:p>
@@ -9467,51 +10067,38 @@
         <w:jc w:val="both"/>
       </w:pPr>
       <w:r>
-        <w:lastRenderedPageBreak/>
-        <w:t>The game environment is intentionally small. A single turret and projectile-dodging task produce a controlled DDA problem, but larger games may contain multiple difficulty dimensions, objectives and player strategies.</w:t>
+        <w:t>The inference-mode finding extends the practical deployment discussion. Stochastic PPO sampling retained adaptive behaviour, while greedy selection collapsed to a fixed action pattern. This is not a failure of the DDA framing itself, but it is a concrete example of the implementation challenges highlighted by Climent et al. (2024) and by broader RL-DDA reviews such as Zheng (2024): the learned policy, reward design and deployment rule must all be considered together.</w:t>
       </w:r>
     </w:p>
     <w:p>
       <w:pPr>
+        <w:pStyle w:val="Heading1"/>
         <w:jc w:val="both"/>
       </w:pPr>
-      <w:r>
-        <w:t>The target-range metric was not logged during the earliest static baseline runs, preventing a complete three-system comparison on that measure. In addition, stochastic PPO inference was required to preserve adaptive behaviour. This is a practical limitation because repeated sampling introduces policy variability, while deterministic deployment collapsed to non-adaptive behaviour.</w:t>
-      </w:r>
-    </w:p>
-    <w:p>
-      <w:pPr>
-        <w:jc w:val="both"/>
-      </w:pPr>
-      <w:r>
-        <w:t>Finally, the strong association between higher difficulty-change frequency and lower failure should not be interpreted causally. Episodes that end early naturally provide fewer opportunities for adjustment, so future work should analyse reactivity using time-normalised change rates and longer controlled sequences.</w:t>
-      </w:r>
-    </w:p>
-    <w:p>
-      <w:pPr>
-        <w:pStyle w:val="Heading2"/>
-        <w:jc w:val="both"/>
-      </w:pPr>
-      <w:bookmarkStart w:id="73" w:name="_Toc239303757"/>
-      <w:r>
-        <w:t>5.3 Future Work</w:t>
+      <w:bookmarkStart w:id="73" w:name="_Toc239352929"/>
+      <w:r>
+        <w:lastRenderedPageBreak/>
+        <w:t>5. Conclusion and Future Work</w:t>
       </w:r>
       <w:bookmarkEnd w:id="73"/>
     </w:p>
     <w:p>
       <w:pPr>
+        <w:pStyle w:val="Heading2"/>
         <w:jc w:val="both"/>
       </w:pPr>
-      <w:r>
-        <w:t>Future work should first validate the system with human participants. This would allow objective metrics such as target-range occupancy and failure rate to be compared with perceived challenge, enjoyment and fairness.</w:t>
-      </w:r>
+      <w:bookmarkStart w:id="74" w:name="_Toc239352930"/>
+      <w:r>
+        <w:t>5.1 Conclusion</w:t>
+      </w:r>
+      <w:bookmarkEnd w:id="74"/>
     </w:p>
     <w:p>
       <w:pPr>
         <w:jc w:val="both"/>
       </w:pPr>
       <w:r>
-        <w:t>The RL action space could be expanded from a single difficulty level to separate control over projectile speed, fire interval, damage and spread. This would move closer to a multidimensional DDA problem, although it would also increase the action space and training burden highlighted by Climent et al. (2024).</w:t>
+        <w:t>This dissertation evaluated reinforcement-learning-based DDA in a Godot 2D survival prototype using controlled simulated player behaviours. The final experiment compared static difficulty, manually designed rule-based DDA and PPO-based DDA across five profiles and 450 evaluation episodes.</w:t>
       </w:r>
     </w:p>
     <w:p>
@@ -9519,7 +10106,7 @@
         <w:jc w:val="both"/>
       </w:pPr>
       <w:r>
-        <w:t>A continuous-action policy could also be investigated, alongside entropy scheduling or alternative policy architectures, to test whether deterministic deployment can retain meaningful adaptation. The current stochastic/deterministic contrast suggests that inference design is an important research question in its own right.</w:t>
+        <w:t>The RL controller demonstrated genuine dynamic behaviour under stochastic inference. It changed difficulty frequently, explored a broad range of the 0-10 scale and reduced overall death rate relative to both baselines. It produced particularly strong failure-rate results for the beginner, intermediate and improving profiles. However, it was not consistently superior: rule-based DDA performed better for inconsistent behaviour, static difficulty remained easier for the skilled profile, and target-range occupancy showed only a small overall advantage for RL with greater variability.</w:t>
       </w:r>
     </w:p>
     <w:p>
@@ -9527,18 +10114,121 @@
         <w:jc w:val="both"/>
       </w:pPr>
       <w:r>
-        <w:t>More sophisticated simulated players could incorporate explicit learning, strategic changes, fatigue or risk-taking. The same methodology could then be applied to other genres or compared directly with Unity-based RL workflows to determine how much of the observed behaviour is specific to the Godot implementation.</w:t>
+        <w:t>The study therefore does not support a simple conclusion that reinforcement learning is always better than rule-based DDA. Instead, it shows that PPO can provide flexible adaptive control in Godot, but that reward formulation, inference mode and profile-specific behaviour strongly affect the outcome. This conclusion is consistent with the anchor framework of Climent et al. (2024), which treats RL-DDA design as the coordinated definition of states, actions and rewards rather than as an algorithm choice alone.</w:t>
       </w:r>
     </w:p>
     <w:p>
       <w:pPr>
+        <w:jc w:val="both"/>
+      </w:pPr>
+      <w:r>
+        <w:t>Overall, the main aim of the project was met. A working RL-based DDA system was developed in Godot and compared with static and rule-based difficulty across several simulated player profiles. The research problem was only partly solved because PPO showed useful adaptive behaviour but did not perform better than the simpler systems in every case. The results show that RL can be used for DDA, but its effectiveness depends on reward design, player behaviour and how the trained policy is used during evaluation.</w:t>
+      </w:r>
+    </w:p>
+    <w:p>
+      <w:pPr>
+        <w:pStyle w:val="Heading2"/>
+        <w:jc w:val="both"/>
+      </w:pPr>
+      <w:bookmarkStart w:id="75" w:name="_Toc239352931"/>
+      <w:r>
+        <w:t>5.2 Limitations</w:t>
+      </w:r>
+      <w:bookmarkEnd w:id="75"/>
+    </w:p>
+    <w:p>
+      <w:pPr>
+        <w:jc w:val="both"/>
+      </w:pPr>
+      <w:r>
+        <w:t>The most important limitation is the absence of human participants. Simulated profiles make controlled repeated experiments possible, but they cannot measure subjective enjoyment, frustration, fairness, boredom or flow. Results should therefore be interpreted as technical gameplay-balance evidence rather than a direct claim about player experience.</w:t>
+      </w:r>
+    </w:p>
+    <w:p>
+      <w:pPr>
+        <w:jc w:val="both"/>
+      </w:pPr>
+      <w:r>
+        <w:t>The profiles are also simplified scripted models. Although inconsistent and improving variants increase behavioural diversity, they do not reproduce strategic learning, fatigue, risk preference or the unpredictability of real players.</w:t>
+      </w:r>
+    </w:p>
+    <w:p>
+      <w:pPr>
+        <w:jc w:val="both"/>
+      </w:pPr>
+      <w:r>
+        <w:lastRenderedPageBreak/>
+        <w:t>The game environment is intentionally small. A single turret and projectile-dodging task produce a controlled DDA problem, but larger games may contain multiple difficulty dimensions, objectives and player strategies.</w:t>
+      </w:r>
+    </w:p>
+    <w:p>
+      <w:pPr>
+        <w:jc w:val="both"/>
+      </w:pPr>
+      <w:r>
+        <w:t>The target-range metric was not logged during the earliest static baseline runs, preventing a complete three-system comparison on that measure. In addition, stochastic PPO inference was required to preserve adaptive behaviour. This is a practical limitation because repeated sampling introduces policy variability, while deterministic deployment collapsed to non-adaptive behaviour.</w:t>
+      </w:r>
+    </w:p>
+    <w:p>
+      <w:pPr>
+        <w:jc w:val="both"/>
+      </w:pPr>
+      <w:r>
+        <w:t>Finally, the strong association between higher difficulty-change frequency and lower failure should not be interpreted causally. Episodes that end early naturally provide fewer opportunities for adjustment, so future work should analyse reactivity using time-normalised change rates and longer controlled sequences.</w:t>
+      </w:r>
+    </w:p>
+    <w:p>
+      <w:pPr>
+        <w:pStyle w:val="Heading2"/>
+        <w:jc w:val="both"/>
+      </w:pPr>
+      <w:bookmarkStart w:id="76" w:name="_Toc239352932"/>
+      <w:r>
+        <w:t>5.3 Future Work</w:t>
+      </w:r>
+      <w:bookmarkEnd w:id="76"/>
+    </w:p>
+    <w:p>
+      <w:pPr>
+        <w:jc w:val="both"/>
+      </w:pPr>
+      <w:r>
+        <w:t>Future work should first validate the system with human participants. This would allow objective metrics such as target-range occupancy and failure rate to be compared with perceived challenge, enjoyment and fairness.</w:t>
+      </w:r>
+    </w:p>
+    <w:p>
+      <w:pPr>
+        <w:jc w:val="both"/>
+      </w:pPr>
+      <w:r>
+        <w:t>The RL action space could be expanded from a single difficulty level to separate control over projectile speed, fire interval, damage and spread. This would move closer to a multidimensional DDA problem, although it would also increase the action space and training burden highlighted by Climent et al. (2024).</w:t>
+      </w:r>
+    </w:p>
+    <w:p>
+      <w:pPr>
+        <w:jc w:val="both"/>
+      </w:pPr>
+      <w:r>
+        <w:t>A continuous-action policy could also be investigated, alongside entropy scheduling or alternative policy architectures, to test whether deterministic deployment can retain meaningful adaptation. The current stochastic/deterministic contrast suggests that inference design is an important research question in its own right.</w:t>
+      </w:r>
+    </w:p>
+    <w:p>
+      <w:pPr>
+        <w:jc w:val="both"/>
+      </w:pPr>
+      <w:r>
+        <w:t>More sophisticated simulated players could incorporate explicit learning, strategic changes, fatigue or risk-taking. The same methodology could then be applied to other genres or compared directly with Unity-based RL workflows to determine how much of the observed behaviour is specific to the Godot implementation.</w:t>
+      </w:r>
+    </w:p>
+    <w:p>
+      <w:pPr>
         <w:pStyle w:val="Heading1"/>
       </w:pPr>
-      <w:bookmarkStart w:id="74" w:name="_Toc239303758"/>
+      <w:bookmarkStart w:id="77" w:name="_Toc239352933"/>
       <w:r>
         <w:t>References</w:t>
       </w:r>
-      <w:bookmarkEnd w:id="74"/>
+      <w:bookmarkEnd w:id="77"/>
     </w:p>
     <w:p>
       <w:pPr>
@@ -9574,7 +10264,7 @@
       <w:r>
         <w:t xml:space="preserve"> [preprint]. Available from: </w:t>
       </w:r>
-      <w:hyperlink r:id="rId20" w:tgtFrame="_new" w:history="1">
+      <w:hyperlink r:id="rId21" w:tgtFrame="_new" w:history="1">
         <w:r>
           <w:rPr>
             <w:rStyle w:val="Hyperlink"/>
@@ -9805,7 +10495,7 @@
       <w:r>
         <w:t xml:space="preserve"> [preprint]. Available from: </w:t>
       </w:r>
-      <w:hyperlink r:id="rId21" w:tgtFrame="_new" w:history="1">
+      <w:hyperlink r:id="rId22" w:tgtFrame="_new" w:history="1">
         <w:r>
           <w:rPr>
             <w:rStyle w:val="Hyperlink"/>
@@ -9946,6 +10636,389 @@
         <w:jc w:val="both"/>
       </w:pPr>
     </w:p>
+    <w:p>
+      <w:pPr>
+        <w:pStyle w:val="Heading1"/>
+      </w:pPr>
+      <w:bookmarkStart w:id="78" w:name="_Toc239352934"/>
+      <w:r>
+        <w:t>Appendix</w:t>
+      </w:r>
+      <w:bookmarkEnd w:id="78"/>
+    </w:p>
+    <w:p>
+      <w:pPr>
+        <w:pStyle w:val="Heading2"/>
+      </w:pPr>
+      <w:bookmarkStart w:id="79" w:name="_Toc239352935"/>
+      <w:r>
+        <w:t>Meeting Records</w:t>
+      </w:r>
+      <w:bookmarkEnd w:id="79"/>
+    </w:p>
+    <w:p>
+      <w:pPr>
+        <w:pStyle w:val="Caption"/>
+        <w:keepNext/>
+      </w:pPr>
+      <w:bookmarkStart w:id="80" w:name="_Toc239353135"/>
+      <w:r>
+        <w:t xml:space="preserve">Table </w:t>
+      </w:r>
+      <w:r>
+        <w:fldChar w:fldCharType="begin"/>
+      </w:r>
+      <w:r>
+        <w:instrText xml:space="preserve"> SEQ Table \* ARABIC </w:instrText>
+      </w:r>
+      <w:r>
+        <w:fldChar w:fldCharType="separate"/>
+      </w:r>
+      <w:r>
+        <w:rPr>
+          <w:noProof/>
+        </w:rPr>
+        <w:t>4</w:t>
+      </w:r>
+      <w:r>
+        <w:fldChar w:fldCharType="end"/>
+      </w:r>
+      <w:r>
+        <w:t>. Supervision meeting records.</w:t>
+      </w:r>
+      <w:bookmarkEnd w:id="80"/>
+    </w:p>
+    <w:tbl>
+      <w:tblPr>
+        <w:tblW w:w="9792" w:type="dxa"/>
+        <w:tblLayout w:type="fixed"/>
+        <w:tblLook w:val="04A0" w:firstRow="1" w:lastRow="0" w:firstColumn="1" w:lastColumn="0" w:noHBand="0" w:noVBand="1"/>
+      </w:tblPr>
+      <w:tblGrid>
+        <w:gridCol w:w="2016"/>
+        <w:gridCol w:w="2664"/>
+        <w:gridCol w:w="5112"/>
+      </w:tblGrid>
+      <w:tr>
+        <w:trPr>
+          <w:tblHeader/>
+        </w:trPr>
+        <w:tc>
+          <w:tcPr>
+            <w:tcW w:w="2016" w:type="dxa"/>
+            <w:shd w:val="clear" w:color="auto" w:fill="D9EAF7"/>
+            <w:tcMar>
+              <w:top w:w="80" w:type="dxa"/>
+              <w:left w:w="120" w:type="dxa"/>
+              <w:bottom w:w="80" w:type="dxa"/>
+              <w:right w:w="120" w:type="dxa"/>
+            </w:tcMar>
+            <w:vAlign w:val="center"/>
+          </w:tcPr>
+          <w:p>
+            <w:pPr>
+              <w:spacing w:after="0"/>
+            </w:pPr>
+            <w:r>
+              <w:rPr>
+                <w:b/>
+              </w:rPr>
+              <w:t>Date</w:t>
+            </w:r>
+          </w:p>
+        </w:tc>
+        <w:tc>
+          <w:tcPr>
+            <w:tcW w:w="2664" w:type="dxa"/>
+            <w:shd w:val="clear" w:color="auto" w:fill="D9EAF7"/>
+            <w:tcMar>
+              <w:top w:w="80" w:type="dxa"/>
+              <w:left w:w="120" w:type="dxa"/>
+              <w:bottom w:w="80" w:type="dxa"/>
+              <w:right w:w="120" w:type="dxa"/>
+            </w:tcMar>
+            <w:vAlign w:val="center"/>
+          </w:tcPr>
+          <w:p>
+            <w:pPr>
+              <w:spacing w:after="0"/>
+            </w:pPr>
+            <w:r>
+              <w:rPr>
+                <w:b/>
+              </w:rPr>
+              <w:t>Meeting focus</w:t>
+            </w:r>
+          </w:p>
+        </w:tc>
+        <w:tc>
+          <w:tcPr>
+            <w:tcW w:w="5112" w:type="dxa"/>
+            <w:shd w:val="clear" w:color="auto" w:fill="D9EAF7"/>
+            <w:tcMar>
+              <w:top w:w="80" w:type="dxa"/>
+              <w:left w:w="120" w:type="dxa"/>
+              <w:bottom w:w="80" w:type="dxa"/>
+              <w:right w:w="120" w:type="dxa"/>
+            </w:tcMar>
+            <w:vAlign w:val="center"/>
+          </w:tcPr>
+          <w:p>
+            <w:pPr>
+              <w:spacing w:after="0"/>
+              <w:jc w:val="both"/>
+            </w:pPr>
+            <w:r>
+              <w:rPr>
+                <w:b/>
+              </w:rPr>
+              <w:t>Discussion and outcome</w:t>
+            </w:r>
+          </w:p>
+        </w:tc>
+      </w:tr>
+      <w:tr>
+        <w:tc>
+          <w:tcPr>
+            <w:tcW w:w="2016" w:type="dxa"/>
+            <w:tcMar>
+              <w:top w:w="80" w:type="dxa"/>
+              <w:left w:w="120" w:type="dxa"/>
+              <w:bottom w:w="80" w:type="dxa"/>
+              <w:right w:w="120" w:type="dxa"/>
+            </w:tcMar>
+            <w:vAlign w:val="center"/>
+          </w:tcPr>
+          <w:p>
+            <w:r>
+              <w:t>10 June 2026</w:t>
+            </w:r>
+          </w:p>
+        </w:tc>
+        <w:tc>
+          <w:tcPr>
+            <w:tcW w:w="2664" w:type="dxa"/>
+            <w:tcMar>
+              <w:top w:w="80" w:type="dxa"/>
+              <w:left w:w="120" w:type="dxa"/>
+              <w:bottom w:w="80" w:type="dxa"/>
+              <w:right w:w="120" w:type="dxa"/>
+            </w:tcMar>
+            <w:vAlign w:val="center"/>
+          </w:tcPr>
+          <w:p>
+            <w:pPr>
+              <w:spacing w:after="0"/>
+            </w:pPr>
+            <w:r>
+              <w:t>Research and literature review</w:t>
+            </w:r>
+          </w:p>
+        </w:tc>
+        <w:tc>
+          <w:tcPr>
+            <w:tcW w:w="5112" w:type="dxa"/>
+            <w:tcMar>
+              <w:top w:w="80" w:type="dxa"/>
+              <w:left w:w="120" w:type="dxa"/>
+              <w:bottom w:w="80" w:type="dxa"/>
+              <w:right w:w="120" w:type="dxa"/>
+            </w:tcMar>
+            <w:vAlign w:val="center"/>
+          </w:tcPr>
+          <w:p>
+            <w:pPr>
+              <w:spacing w:after="0"/>
+              <w:jc w:val="both"/>
+            </w:pPr>
+            <w:r>
+              <w:t>Discussed how to conduct the research and prepare a critical literature review, including finding relevant studies and identifying research gaps.</w:t>
+            </w:r>
+          </w:p>
+        </w:tc>
+      </w:tr>
+      <w:tr>
+        <w:tc>
+          <w:tcPr>
+            <w:tcW w:w="2016" w:type="dxa"/>
+            <w:tcMar>
+              <w:top w:w="80" w:type="dxa"/>
+              <w:left w:w="120" w:type="dxa"/>
+              <w:bottom w:w="80" w:type="dxa"/>
+              <w:right w:w="120" w:type="dxa"/>
+            </w:tcMar>
+            <w:vAlign w:val="center"/>
+          </w:tcPr>
+          <w:p>
+            <w:r>
+              <w:t>15 June 2026</w:t>
+            </w:r>
+          </w:p>
+        </w:tc>
+        <w:tc>
+          <w:tcPr>
+            <w:tcW w:w="2664" w:type="dxa"/>
+            <w:tcMar>
+              <w:top w:w="80" w:type="dxa"/>
+              <w:left w:w="120" w:type="dxa"/>
+              <w:bottom w:w="80" w:type="dxa"/>
+              <w:right w:w="120" w:type="dxa"/>
+            </w:tcMar>
+            <w:vAlign w:val="center"/>
+          </w:tcPr>
+          <w:p>
+            <w:pPr>
+              <w:spacing w:after="0"/>
+            </w:pPr>
+            <w:r>
+              <w:t>Research progress and methodology planning</w:t>
+            </w:r>
+          </w:p>
+        </w:tc>
+        <w:tc>
+          <w:tcPr>
+            <w:tcW w:w="5112" w:type="dxa"/>
+            <w:tcMar>
+              <w:top w:w="80" w:type="dxa"/>
+              <w:left w:w="120" w:type="dxa"/>
+              <w:bottom w:w="80" w:type="dxa"/>
+              <w:right w:w="120" w:type="dxa"/>
+            </w:tcMar>
+            <w:vAlign w:val="center"/>
+          </w:tcPr>
+          <w:p>
+            <w:pPr>
+              <w:spacing w:after="0"/>
+              <w:jc w:val="both"/>
+            </w:pPr>
+            <w:r>
+              <w:t>Reviewed progress with the research papers and literature review, then discussed the next steps for the methodology.</w:t>
+            </w:r>
+          </w:p>
+        </w:tc>
+      </w:tr>
+      <w:tr>
+        <w:tc>
+          <w:tcPr>
+            <w:tcW w:w="2016" w:type="dxa"/>
+            <w:tcMar>
+              <w:top w:w="80" w:type="dxa"/>
+              <w:left w:w="120" w:type="dxa"/>
+              <w:bottom w:w="80" w:type="dxa"/>
+              <w:right w:w="120" w:type="dxa"/>
+            </w:tcMar>
+            <w:vAlign w:val="center"/>
+          </w:tcPr>
+          <w:p>
+            <w:r>
+              <w:t>3 August 2026</w:t>
+            </w:r>
+          </w:p>
+        </w:tc>
+        <w:tc>
+          <w:tcPr>
+            <w:tcW w:w="2664" w:type="dxa"/>
+            <w:tcMar>
+              <w:top w:w="80" w:type="dxa"/>
+              <w:left w:w="120" w:type="dxa"/>
+              <w:bottom w:w="80" w:type="dxa"/>
+              <w:right w:w="120" w:type="dxa"/>
+            </w:tcMar>
+            <w:vAlign w:val="center"/>
+          </w:tcPr>
+          <w:p>
+            <w:pPr>
+              <w:spacing w:after="0"/>
+            </w:pPr>
+            <w:r>
+              <w:t>Methodology development</w:t>
+            </w:r>
+          </w:p>
+        </w:tc>
+        <w:tc>
+          <w:tcPr>
+            <w:tcW w:w="5112" w:type="dxa"/>
+            <w:tcMar>
+              <w:top w:w="80" w:type="dxa"/>
+              <w:left w:w="120" w:type="dxa"/>
+              <w:bottom w:w="80" w:type="dxa"/>
+              <w:right w:w="120" w:type="dxa"/>
+            </w:tcMar>
+            <w:vAlign w:val="center"/>
+          </w:tcPr>
+          <w:p>
+            <w:pPr>
+              <w:spacing w:after="0"/>
+              <w:jc w:val="both"/>
+            </w:pPr>
+            <w:r>
+              <w:t>Reviewed the methodology progress and received feedback on its structure and presentation.</w:t>
+            </w:r>
+          </w:p>
+        </w:tc>
+      </w:tr>
+      <w:tr>
+        <w:tc>
+          <w:tcPr>
+            <w:tcW w:w="2016" w:type="dxa"/>
+            <w:tcMar>
+              <w:top w:w="80" w:type="dxa"/>
+              <w:left w:w="120" w:type="dxa"/>
+              <w:bottom w:w="80" w:type="dxa"/>
+              <w:right w:w="120" w:type="dxa"/>
+            </w:tcMar>
+            <w:vAlign w:val="center"/>
+          </w:tcPr>
+          <w:p>
+            <w:r>
+              <w:t>3 September 2026</w:t>
+            </w:r>
+          </w:p>
+        </w:tc>
+        <w:tc>
+          <w:tcPr>
+            <w:tcW w:w="2664" w:type="dxa"/>
+            <w:tcMar>
+              <w:top w:w="80" w:type="dxa"/>
+              <w:left w:w="120" w:type="dxa"/>
+              <w:bottom w:w="80" w:type="dxa"/>
+              <w:right w:w="120" w:type="dxa"/>
+            </w:tcMar>
+            <w:vAlign w:val="center"/>
+          </w:tcPr>
+          <w:p>
+            <w:pPr>
+              <w:spacing w:after="0"/>
+            </w:pPr>
+            <w:r>
+              <w:t>Final report and project review</w:t>
+            </w:r>
+          </w:p>
+        </w:tc>
+        <w:tc>
+          <w:tcPr>
+            <w:tcW w:w="5112" w:type="dxa"/>
+            <w:tcMar>
+              <w:top w:w="80" w:type="dxa"/>
+              <w:left w:w="120" w:type="dxa"/>
+              <w:bottom w:w="80" w:type="dxa"/>
+              <w:right w:w="120" w:type="dxa"/>
+            </w:tcMar>
+            <w:vAlign w:val="center"/>
+          </w:tcPr>
+          <w:p>
+            <w:pPr>
+              <w:spacing w:after="0"/>
+              <w:jc w:val="both"/>
+            </w:pPr>
+            <w:r>
+              <w:t>Reviewed the final report and completed project work, with feedback on the final revisions and improvements.</w:t>
+            </w:r>
+          </w:p>
+        </w:tc>
+      </w:tr>
+    </w:tbl>
+    <w:p/>
     <w:sectPr>
       <w:pgSz w:w="12240" w:h="15840"/>
       <w:pgMar w:top="1152" w:right="1224" w:bottom="1152" w:left="1224" w:header="720" w:footer="720" w:gutter="0"/>
@@ -10811,6 +11884,7 @@
   <w:style w:type="character" w:default="1" w:styleId="DefaultParagraphFont">
     <w:name w:val="Default Paragraph Font"/>
     <w:uiPriority w:val="1"/>
+    <w:semiHidden/>
     <w:unhideWhenUsed/>
   </w:style>
   <w:style w:type="table" w:default="1" w:styleId="TableNormal">
